--- a/documents/Document_Nhom1_Bai2.docx
+++ b/documents/Document_Nhom1_Bai2.docx
@@ -11,10 +11,10 @@
         <w:spacing w:after="0" w:line="240" w:lineRule="auto"/>
         <w:jc w:val="both"/>
       </w:pPr>
-      <w:bookmarkStart w:id="0" w:name="_Toc70428308"/>
-      <w:bookmarkStart w:id="1" w:name="_Toc70428247"/>
-      <w:bookmarkStart w:id="2" w:name="_Toc70411976"/>
-      <w:bookmarkStart w:id="3" w:name="_Toc70412708"/>
+      <w:bookmarkStart w:id="0" w:name="_Toc70428247"/>
+      <w:bookmarkStart w:id="1" w:name="_Toc70428308"/>
+      <w:bookmarkStart w:id="2" w:name="_Toc70412708"/>
+      <w:bookmarkStart w:id="3" w:name="_Toc70411976"/>
       <w:bookmarkStart w:id="4" w:name="_Toc7878438"/>
       <w:r>
         <w:rPr>
@@ -103,8 +103,8 @@
                                 <w:bCs/>
                               </w:rPr>
                             </w:pPr>
-                            <w:bookmarkStart w:id="150" w:name="_Toc164954528"/>
-                            <w:bookmarkStart w:id="151" w:name="_Toc164954895"/>
+                            <w:bookmarkStart w:id="152" w:name="_Toc164954895"/>
+                            <w:bookmarkStart w:id="153" w:name="_Toc164954528"/>
                             <w:r>
                               <w:rPr>
                                 <w:b/>
@@ -119,30 +119,6 @@
                                 <w:bCs/>
                               </w:rPr>
                               <w:t>Ộ GIÁO DỤC VÀ ĐÀO TẠO</w:t>
-                            </w:r>
-                            <w:bookmarkEnd w:id="150"/>
-                            <w:bookmarkEnd w:id="151"/>
-                          </w:p>
-                          <w:p>
-                            <w:pPr>
-                              <w:jc w:val="center"/>
-                              <w:rPr>
-                                <w:b/>
-                                <w:bCs/>
-                                <w:sz w:val="44"/>
-                                <w:szCs w:val="44"/>
-                              </w:rPr>
-                            </w:pPr>
-                            <w:bookmarkStart w:id="152" w:name="_Toc164954896"/>
-                            <w:bookmarkStart w:id="153" w:name="_Toc164954529"/>
-                            <w:r>
-                              <w:rPr>
-                                <w:b/>
-                                <w:bCs/>
-                                <w:sz w:val="44"/>
-                                <w:szCs w:val="44"/>
-                              </w:rPr>
-                              <w:t>TRƯỜNG ĐẠI HỌC NÔNG LÂM TP HCM</w:t>
                             </w:r>
                             <w:bookmarkEnd w:id="152"/>
                             <w:bookmarkEnd w:id="153"/>
@@ -157,17 +133,41 @@
                                 <w:szCs w:val="44"/>
                               </w:rPr>
                             </w:pPr>
-                            <w:bookmarkStart w:id="154" w:name="_Toc164954897"/>
-                            <w:bookmarkStart w:id="155" w:name="_Toc164954530"/>
+                            <w:bookmarkStart w:id="154" w:name="_Toc164954896"/>
+                            <w:bookmarkStart w:id="155" w:name="_Toc164954529"/>
                             <w:r>
                               <w:rPr>
                                 <w:b/>
                                 <w:bCs/>
-                              </w:rPr>
-                              <w:t>KHOA CÔNG NGHỆ THÔNG TIN</w:t>
+                                <w:sz w:val="44"/>
+                                <w:szCs w:val="44"/>
+                              </w:rPr>
+                              <w:t>TRƯỜNG ĐẠI HỌC NÔNG LÂM TP HCM</w:t>
                             </w:r>
                             <w:bookmarkEnd w:id="154"/>
                             <w:bookmarkEnd w:id="155"/>
+                          </w:p>
+                          <w:p>
+                            <w:pPr>
+                              <w:jc w:val="center"/>
+                              <w:rPr>
+                                <w:b/>
+                                <w:bCs/>
+                                <w:sz w:val="44"/>
+                                <w:szCs w:val="44"/>
+                              </w:rPr>
+                            </w:pPr>
+                            <w:bookmarkStart w:id="156" w:name="_Toc164954530"/>
+                            <w:bookmarkStart w:id="157" w:name="_Toc164954897"/>
+                            <w:r>
+                              <w:rPr>
+                                <w:b/>
+                                <w:bCs/>
+                              </w:rPr>
+                              <w:t>KHOA CÔNG NGHỆ THÔNG TIN</w:t>
+                            </w:r>
+                            <w:bookmarkEnd w:id="156"/>
+                            <w:bookmarkEnd w:id="157"/>
                           </w:p>
                           <w:p>
                             <w:pPr>
@@ -527,9 +527,11 @@
                             </w:r>
                             <w:r>
                               <w:rPr>
+                                <w:rFonts w:hint="default"/>
                                 <w:b/>
                                 <w:sz w:val="28"/>
                                 <w:szCs w:val="28"/>
+                                <w:lang w:val="en-US"/>
                               </w:rPr>
                               <w:t>A</w:t>
                             </w:r>
@@ -1308,8 +1310,8 @@
                           <w:bCs/>
                         </w:rPr>
                       </w:pPr>
-                      <w:bookmarkStart w:id="150" w:name="_Toc164954528"/>
-                      <w:bookmarkStart w:id="151" w:name="_Toc164954895"/>
+                      <w:bookmarkStart w:id="152" w:name="_Toc164954895"/>
+                      <w:bookmarkStart w:id="153" w:name="_Toc164954528"/>
                       <w:r>
                         <w:rPr>
                           <w:b/>
@@ -1324,30 +1326,6 @@
                           <w:bCs/>
                         </w:rPr>
                         <w:t>Ộ GIÁO DỤC VÀ ĐÀO TẠO</w:t>
-                      </w:r>
-                      <w:bookmarkEnd w:id="150"/>
-                      <w:bookmarkEnd w:id="151"/>
-                    </w:p>
-                    <w:p>
-                      <w:pPr>
-                        <w:jc w:val="center"/>
-                        <w:rPr>
-                          <w:b/>
-                          <w:bCs/>
-                          <w:sz w:val="44"/>
-                          <w:szCs w:val="44"/>
-                        </w:rPr>
-                      </w:pPr>
-                      <w:bookmarkStart w:id="152" w:name="_Toc164954896"/>
-                      <w:bookmarkStart w:id="153" w:name="_Toc164954529"/>
-                      <w:r>
-                        <w:rPr>
-                          <w:b/>
-                          <w:bCs/>
-                          <w:sz w:val="44"/>
-                          <w:szCs w:val="44"/>
-                        </w:rPr>
-                        <w:t>TRƯỜNG ĐẠI HỌC NÔNG LÂM TP HCM</w:t>
                       </w:r>
                       <w:bookmarkEnd w:id="152"/>
                       <w:bookmarkEnd w:id="153"/>
@@ -1362,17 +1340,41 @@
                           <w:szCs w:val="44"/>
                         </w:rPr>
                       </w:pPr>
-                      <w:bookmarkStart w:id="154" w:name="_Toc164954897"/>
-                      <w:bookmarkStart w:id="155" w:name="_Toc164954530"/>
+                      <w:bookmarkStart w:id="154" w:name="_Toc164954896"/>
+                      <w:bookmarkStart w:id="155" w:name="_Toc164954529"/>
                       <w:r>
                         <w:rPr>
                           <w:b/>
                           <w:bCs/>
-                        </w:rPr>
-                        <w:t>KHOA CÔNG NGHỆ THÔNG TIN</w:t>
+                          <w:sz w:val="44"/>
+                          <w:szCs w:val="44"/>
+                        </w:rPr>
+                        <w:t>TRƯỜNG ĐẠI HỌC NÔNG LÂM TP HCM</w:t>
                       </w:r>
                       <w:bookmarkEnd w:id="154"/>
                       <w:bookmarkEnd w:id="155"/>
+                    </w:p>
+                    <w:p>
+                      <w:pPr>
+                        <w:jc w:val="center"/>
+                        <w:rPr>
+                          <w:b/>
+                          <w:bCs/>
+                          <w:sz w:val="44"/>
+                          <w:szCs w:val="44"/>
+                        </w:rPr>
+                      </w:pPr>
+                      <w:bookmarkStart w:id="156" w:name="_Toc164954530"/>
+                      <w:bookmarkStart w:id="157" w:name="_Toc164954897"/>
+                      <w:r>
+                        <w:rPr>
+                          <w:b/>
+                          <w:bCs/>
+                        </w:rPr>
+                        <w:t>KHOA CÔNG NGHỆ THÔNG TIN</w:t>
+                      </w:r>
+                      <w:bookmarkEnd w:id="156"/>
+                      <w:bookmarkEnd w:id="157"/>
                     </w:p>
                     <w:p>
                       <w:pPr>
@@ -1732,9 +1734,11 @@
                       </w:r>
                       <w:r>
                         <w:rPr>
+                          <w:rFonts w:hint="default"/>
                           <w:b/>
                           <w:sz w:val="28"/>
                           <w:szCs w:val="28"/>
+                          <w:lang w:val="en-US"/>
                         </w:rPr>
                         <w:t>A</w:t>
                       </w:r>
@@ -2611,9 +2615,9 @@
                                 <w:szCs w:val="40"/>
                               </w:rPr>
                             </w:pPr>
-                            <w:bookmarkStart w:id="156" w:name="_Toc229573083"/>
-                            <w:bookmarkStart w:id="157" w:name="_Toc229575551"/>
-                            <w:bookmarkStart w:id="158" w:name="_Toc229573337"/>
+                            <w:bookmarkStart w:id="158" w:name="_Toc229575551"/>
+                            <w:bookmarkStart w:id="159" w:name="_Toc229573337"/>
+                            <w:bookmarkStart w:id="160" w:name="_Toc229573083"/>
                             <w:r>
                               <w:rPr>
                                 <w:rFonts w:cs="Times New Roman"/>
@@ -2633,9 +2637,9 @@
                               </w:rPr>
                               <w:t>Ộ GIÁO DỤC VÀ ĐÀO TẠO</w:t>
                             </w:r>
-                            <w:bookmarkEnd w:id="156"/>
-                            <w:bookmarkEnd w:id="157"/>
                             <w:bookmarkEnd w:id="158"/>
+                            <w:bookmarkEnd w:id="159"/>
+                            <w:bookmarkEnd w:id="160"/>
                           </w:p>
                           <w:p>
                             <w:pPr>
@@ -2648,9 +2652,9 @@
                                 <w:szCs w:val="44"/>
                               </w:rPr>
                             </w:pPr>
-                            <w:bookmarkStart w:id="159" w:name="_Toc229573084"/>
-                            <w:bookmarkStart w:id="160" w:name="_Toc229573338"/>
-                            <w:bookmarkStart w:id="161" w:name="_Toc229575552"/>
+                            <w:bookmarkStart w:id="161" w:name="_Toc229573338"/>
+                            <w:bookmarkStart w:id="162" w:name="_Toc229573084"/>
+                            <w:bookmarkStart w:id="163" w:name="_Toc229575552"/>
                             <w:r>
                               <w:rPr>
                                 <w:rFonts w:cs="Times New Roman"/>
@@ -2660,9 +2664,9 @@
                               </w:rPr>
                               <w:t>TRƯỜNG ĐẠI HỌC NÔNG LÂM TP HCM</w:t>
                             </w:r>
-                            <w:bookmarkEnd w:id="159"/>
-                            <w:bookmarkEnd w:id="160"/>
                             <w:bookmarkEnd w:id="161"/>
+                            <w:bookmarkEnd w:id="162"/>
+                            <w:bookmarkEnd w:id="163"/>
                           </w:p>
                           <w:p>
                             <w:pPr>
@@ -2675,9 +2679,9 @@
                                 <w:szCs w:val="44"/>
                               </w:rPr>
                             </w:pPr>
-                            <w:bookmarkStart w:id="162" w:name="_Toc229573085"/>
-                            <w:bookmarkStart w:id="163" w:name="_Toc229573339"/>
-                            <w:bookmarkStart w:id="164" w:name="_Toc229575553"/>
+                            <w:bookmarkStart w:id="164" w:name="_Toc229573085"/>
+                            <w:bookmarkStart w:id="165" w:name="_Toc229573339"/>
+                            <w:bookmarkStart w:id="166" w:name="_Toc229575553"/>
                             <w:r>
                               <w:rPr>
                                 <w:rFonts w:cs="Times New Roman"/>
@@ -2687,9 +2691,9 @@
                               </w:rPr>
                               <w:t>KHOA CÔNG NGHỆ THÔNG TIN</w:t>
                             </w:r>
-                            <w:bookmarkEnd w:id="162"/>
-                            <w:bookmarkEnd w:id="163"/>
                             <w:bookmarkEnd w:id="164"/>
+                            <w:bookmarkEnd w:id="165"/>
+                            <w:bookmarkEnd w:id="166"/>
                           </w:p>
                           <w:p>
                             <w:pPr>
@@ -2959,7 +2963,26 @@
                                 <w:szCs w:val="28"/>
                                 <w:lang w:val="vi-VN"/>
                               </w:rPr>
-                              <w:t>1. Nguyễn Hoàng Kỳ Anh (23130010)</w:t>
+                              <w:t xml:space="preserve">1. </w:t>
+                            </w:r>
+                            <w:r>
+                              <w:rPr>
+                                <w:rFonts w:cs="Times New Roman"/>
+                                <w:bCs/>
+                                <w:sz w:val="28"/>
+                                <w:szCs w:val="28"/>
+                              </w:rPr>
+                              <w:t>Nguyễ</w:t>
+                            </w:r>
+                            <w:r>
+                              <w:rPr>
+                                <w:rFonts w:cs="Times New Roman"/>
+                                <w:bCs/>
+                                <w:sz w:val="28"/>
+                                <w:szCs w:val="28"/>
+                                <w:lang w:val="vi-VN"/>
+                              </w:rPr>
+                              <w:t>n Hoàng Kỳ Anh (23130010)</w:t>
                             </w:r>
                           </w:p>
                           <w:p>
@@ -3711,9 +3734,9 @@
                                 <w:lang w:val="vi-VN"/>
                               </w:rPr>
                             </w:pPr>
-                            <w:bookmarkStart w:id="165" w:name="_Toc229573086"/>
-                            <w:bookmarkStart w:id="166" w:name="_Toc229575554"/>
                             <w:bookmarkStart w:id="167" w:name="_Toc229573340"/>
+                            <w:bookmarkStart w:id="168" w:name="_Toc229575554"/>
+                            <w:bookmarkStart w:id="169" w:name="_Toc229573086"/>
                             <w:r>
                               <w:rPr>
                                 <w:rFonts w:cs="Times New Roman"/>
@@ -3724,9 +3747,9 @@
                               </w:rPr>
                               <w:t>BỘ GIÁO DỤC VÀ ĐÀO TẠO</w:t>
                             </w:r>
-                            <w:bookmarkEnd w:id="165"/>
-                            <w:bookmarkEnd w:id="166"/>
                             <w:bookmarkEnd w:id="167"/>
+                            <w:bookmarkEnd w:id="168"/>
+                            <w:bookmarkEnd w:id="169"/>
                           </w:p>
                           <w:p>
                             <w:pPr>
@@ -3740,9 +3763,9 @@
                                 <w:lang w:val="vi-VN"/>
                               </w:rPr>
                             </w:pPr>
-                            <w:bookmarkStart w:id="168" w:name="_Toc229573087"/>
-                            <w:bookmarkStart w:id="169" w:name="_Toc229573341"/>
-                            <w:bookmarkStart w:id="170" w:name="_Toc229575555"/>
+                            <w:bookmarkStart w:id="170" w:name="_Toc229573341"/>
+                            <w:bookmarkStart w:id="171" w:name="_Toc229575555"/>
+                            <w:bookmarkStart w:id="172" w:name="_Toc229573087"/>
                             <w:r>
                               <w:rPr>
                                 <w:rFonts w:cs="Times New Roman"/>
@@ -3753,9 +3776,9 @@
                               </w:rPr>
                               <w:t>TRƯỜNG ĐẠI HỌC NÔNG LÂM TP HCM</w:t>
                             </w:r>
-                            <w:bookmarkEnd w:id="168"/>
-                            <w:bookmarkEnd w:id="169"/>
                             <w:bookmarkEnd w:id="170"/>
+                            <w:bookmarkEnd w:id="171"/>
+                            <w:bookmarkEnd w:id="172"/>
                           </w:p>
                           <w:p>
                             <w:pPr>
@@ -3768,9 +3791,9 @@
                                 <w:szCs w:val="44"/>
                               </w:rPr>
                             </w:pPr>
-                            <w:bookmarkStart w:id="171" w:name="_Toc229573088"/>
-                            <w:bookmarkStart w:id="172" w:name="_Toc229575556"/>
-                            <w:bookmarkStart w:id="173" w:name="_Toc229573342"/>
+                            <w:bookmarkStart w:id="173" w:name="_Toc229573088"/>
+                            <w:bookmarkStart w:id="174" w:name="_Toc229575556"/>
+                            <w:bookmarkStart w:id="175" w:name="_Toc229573342"/>
                             <w:r>
                               <w:rPr>
                                 <w:rFonts w:cs="Times New Roman"/>
@@ -3780,9 +3803,9 @@
                               </w:rPr>
                               <w:t>KHOA CÔNG NGHỆ THÔNG TIN</w:t>
                             </w:r>
-                            <w:bookmarkEnd w:id="171"/>
-                            <w:bookmarkEnd w:id="172"/>
                             <w:bookmarkEnd w:id="173"/>
+                            <w:bookmarkEnd w:id="174"/>
+                            <w:bookmarkEnd w:id="175"/>
                           </w:p>
                           <w:p>
                             <w:pPr>
@@ -4949,9 +4972,9 @@
                           <w:szCs w:val="40"/>
                         </w:rPr>
                       </w:pPr>
-                      <w:bookmarkStart w:id="156" w:name="_Toc229573083"/>
-                      <w:bookmarkStart w:id="157" w:name="_Toc229575551"/>
-                      <w:bookmarkStart w:id="158" w:name="_Toc229573337"/>
+                      <w:bookmarkStart w:id="158" w:name="_Toc229575551"/>
+                      <w:bookmarkStart w:id="159" w:name="_Toc229573337"/>
+                      <w:bookmarkStart w:id="160" w:name="_Toc229573083"/>
                       <w:r>
                         <w:rPr>
                           <w:rFonts w:cs="Times New Roman"/>
@@ -4971,9 +4994,9 @@
                         </w:rPr>
                         <w:t>Ộ GIÁO DỤC VÀ ĐÀO TẠO</w:t>
                       </w:r>
-                      <w:bookmarkEnd w:id="156"/>
-                      <w:bookmarkEnd w:id="157"/>
                       <w:bookmarkEnd w:id="158"/>
+                      <w:bookmarkEnd w:id="159"/>
+                      <w:bookmarkEnd w:id="160"/>
                     </w:p>
                     <w:p>
                       <w:pPr>
@@ -4986,9 +5009,9 @@
                           <w:szCs w:val="44"/>
                         </w:rPr>
                       </w:pPr>
-                      <w:bookmarkStart w:id="159" w:name="_Toc229573084"/>
-                      <w:bookmarkStart w:id="160" w:name="_Toc229573338"/>
-                      <w:bookmarkStart w:id="161" w:name="_Toc229575552"/>
+                      <w:bookmarkStart w:id="161" w:name="_Toc229573338"/>
+                      <w:bookmarkStart w:id="162" w:name="_Toc229573084"/>
+                      <w:bookmarkStart w:id="163" w:name="_Toc229575552"/>
                       <w:r>
                         <w:rPr>
                           <w:rFonts w:cs="Times New Roman"/>
@@ -4998,9 +5021,9 @@
                         </w:rPr>
                         <w:t>TRƯỜNG ĐẠI HỌC NÔNG LÂM TP HCM</w:t>
                       </w:r>
-                      <w:bookmarkEnd w:id="159"/>
-                      <w:bookmarkEnd w:id="160"/>
                       <w:bookmarkEnd w:id="161"/>
+                      <w:bookmarkEnd w:id="162"/>
+                      <w:bookmarkEnd w:id="163"/>
                     </w:p>
                     <w:p>
                       <w:pPr>
@@ -5013,9 +5036,9 @@
                           <w:szCs w:val="44"/>
                         </w:rPr>
                       </w:pPr>
-                      <w:bookmarkStart w:id="162" w:name="_Toc229573085"/>
-                      <w:bookmarkStart w:id="163" w:name="_Toc229573339"/>
-                      <w:bookmarkStart w:id="164" w:name="_Toc229575553"/>
+                      <w:bookmarkStart w:id="164" w:name="_Toc229573085"/>
+                      <w:bookmarkStart w:id="165" w:name="_Toc229573339"/>
+                      <w:bookmarkStart w:id="166" w:name="_Toc229575553"/>
                       <w:r>
                         <w:rPr>
                           <w:rFonts w:cs="Times New Roman"/>
@@ -5025,9 +5048,9 @@
                         </w:rPr>
                         <w:t>KHOA CÔNG NGHỆ THÔNG TIN</w:t>
                       </w:r>
-                      <w:bookmarkEnd w:id="162"/>
-                      <w:bookmarkEnd w:id="163"/>
                       <w:bookmarkEnd w:id="164"/>
+                      <w:bookmarkEnd w:id="165"/>
+                      <w:bookmarkEnd w:id="166"/>
                     </w:p>
                     <w:p>
                       <w:pPr>
@@ -5297,7 +5320,26 @@
                           <w:szCs w:val="28"/>
                           <w:lang w:val="vi-VN"/>
                         </w:rPr>
-                        <w:t>1. Nguyễn Hoàng Kỳ Anh (23130010)</w:t>
+                        <w:t xml:space="preserve">1. </w:t>
+                      </w:r>
+                      <w:r>
+                        <w:rPr>
+                          <w:rFonts w:cs="Times New Roman"/>
+                          <w:bCs/>
+                          <w:sz w:val="28"/>
+                          <w:szCs w:val="28"/>
+                        </w:rPr>
+                        <w:t>Nguyễ</w:t>
+                      </w:r>
+                      <w:r>
+                        <w:rPr>
+                          <w:rFonts w:cs="Times New Roman"/>
+                          <w:bCs/>
+                          <w:sz w:val="28"/>
+                          <w:szCs w:val="28"/>
+                          <w:lang w:val="vi-VN"/>
+                        </w:rPr>
+                        <w:t>n Hoàng Kỳ Anh (23130010)</w:t>
                       </w:r>
                     </w:p>
                     <w:p>
@@ -6049,9 +6091,9 @@
                           <w:lang w:val="vi-VN"/>
                         </w:rPr>
                       </w:pPr>
-                      <w:bookmarkStart w:id="165" w:name="_Toc229573086"/>
-                      <w:bookmarkStart w:id="166" w:name="_Toc229575554"/>
                       <w:bookmarkStart w:id="167" w:name="_Toc229573340"/>
+                      <w:bookmarkStart w:id="168" w:name="_Toc229575554"/>
+                      <w:bookmarkStart w:id="169" w:name="_Toc229573086"/>
                       <w:r>
                         <w:rPr>
                           <w:rFonts w:cs="Times New Roman"/>
@@ -6062,9 +6104,9 @@
                         </w:rPr>
                         <w:t>BỘ GIÁO DỤC VÀ ĐÀO TẠO</w:t>
                       </w:r>
-                      <w:bookmarkEnd w:id="165"/>
-                      <w:bookmarkEnd w:id="166"/>
                       <w:bookmarkEnd w:id="167"/>
+                      <w:bookmarkEnd w:id="168"/>
+                      <w:bookmarkEnd w:id="169"/>
                     </w:p>
                     <w:p>
                       <w:pPr>
@@ -6078,9 +6120,9 @@
                           <w:lang w:val="vi-VN"/>
                         </w:rPr>
                       </w:pPr>
-                      <w:bookmarkStart w:id="168" w:name="_Toc229573087"/>
-                      <w:bookmarkStart w:id="169" w:name="_Toc229573341"/>
-                      <w:bookmarkStart w:id="170" w:name="_Toc229575555"/>
+                      <w:bookmarkStart w:id="170" w:name="_Toc229573341"/>
+                      <w:bookmarkStart w:id="171" w:name="_Toc229575555"/>
+                      <w:bookmarkStart w:id="172" w:name="_Toc229573087"/>
                       <w:r>
                         <w:rPr>
                           <w:rFonts w:cs="Times New Roman"/>
@@ -6091,9 +6133,9 @@
                         </w:rPr>
                         <w:t>TRƯỜNG ĐẠI HỌC NÔNG LÂM TP HCM</w:t>
                       </w:r>
-                      <w:bookmarkEnd w:id="168"/>
-                      <w:bookmarkEnd w:id="169"/>
                       <w:bookmarkEnd w:id="170"/>
+                      <w:bookmarkEnd w:id="171"/>
+                      <w:bookmarkEnd w:id="172"/>
                     </w:p>
                     <w:p>
                       <w:pPr>
@@ -6106,9 +6148,9 @@
                           <w:szCs w:val="44"/>
                         </w:rPr>
                       </w:pPr>
-                      <w:bookmarkStart w:id="171" w:name="_Toc229573088"/>
-                      <w:bookmarkStart w:id="172" w:name="_Toc229575556"/>
-                      <w:bookmarkStart w:id="173" w:name="_Toc229573342"/>
+                      <w:bookmarkStart w:id="173" w:name="_Toc229573088"/>
+                      <w:bookmarkStart w:id="174" w:name="_Toc229575556"/>
+                      <w:bookmarkStart w:id="175" w:name="_Toc229573342"/>
                       <w:r>
                         <w:rPr>
                           <w:rFonts w:cs="Times New Roman"/>
@@ -6118,9 +6160,9 @@
                         </w:rPr>
                         <w:t>KHOA CÔNG NGHỆ THÔNG TIN</w:t>
                       </w:r>
-                      <w:bookmarkEnd w:id="171"/>
-                      <w:bookmarkEnd w:id="172"/>
                       <w:bookmarkEnd w:id="173"/>
+                      <w:bookmarkEnd w:id="174"/>
+                      <w:bookmarkEnd w:id="175"/>
                     </w:p>
                     <w:p>
                       <w:pPr>
@@ -7267,8 +7309,8 @@
         </w:rPr>
         <w:tab/>
       </w:r>
-      <w:bookmarkStart w:id="5" w:name="_Toc164957113"/>
-      <w:bookmarkStart w:id="6" w:name="_Toc164957255"/>
+      <w:bookmarkStart w:id="5" w:name="_Toc164957255"/>
+      <w:bookmarkStart w:id="6" w:name="_Toc164957113"/>
       <w:bookmarkStart w:id="7" w:name="_Toc164957334"/>
       <w:bookmarkStart w:id="8" w:name="_Toc164957606"/>
     </w:p>
@@ -7277,12 +7319,14 @@
         <w:pStyle w:val="71"/>
         <w:outlineLvl w:val="0"/>
         <w:rPr>
+          <w:rFonts w:hint="default"/>
           <w:lang w:val="vi-VN"/>
         </w:rPr>
       </w:pPr>
-      <w:bookmarkStart w:id="9" w:name="_Toc25700"/>
-      <w:r>
-        <w:rPr>
+      <w:bookmarkStart w:id="9" w:name="_Toc29228"/>
+      <w:r>
+        <w:rPr>
+          <w:rFonts w:hint="default"/>
           <w:lang w:val="vi-VN"/>
         </w:rPr>
         <w:t>REVISION HISTORY</w:t>
@@ -7311,9 +7355,9 @@
         </w:tblCellMar>
       </w:tblPr>
       <w:tblGrid>
-        <w:gridCol w:w="1772"/>
-        <w:gridCol w:w="1674"/>
-        <w:gridCol w:w="2008"/>
+        <w:gridCol w:w="1853"/>
+        <w:gridCol w:w="1771"/>
+        <w:gridCol w:w="2056"/>
         <w:gridCol w:w="3323"/>
       </w:tblGrid>
       <w:tr>
@@ -7335,26 +7379,33 @@
         </w:tblPrEx>
         <w:tc>
           <w:tcPr>
-            <w:tcW w:w="1772" w:type="dxa"/>
+            <w:tcW w:w="1853" w:type="dxa"/>
             <w:vAlign w:val="center"/>
           </w:tcPr>
           <w:p>
             <w:pPr>
+              <w:keepNext w:val="0"/>
+              <w:keepLines w:val="0"/>
+              <w:widowControl/>
+              <w:suppressLineNumbers w:val="0"/>
               <w:jc w:val="center"/>
               <w:rPr>
-                <w:rFonts w:cs="Times New Roman"/>
+                <w:rFonts w:hint="default" w:ascii="Times New Roman" w:hAnsi="Times New Roman" w:cs="Times New Roman"/>
                 <w:sz w:val="24"/>
                 <w:szCs w:val="24"/>
+                <w:vertAlign w:val="baseline"/>
+                <w:lang w:val="en-US"/>
               </w:rPr>
             </w:pPr>
             <w:r>
               <w:rPr>
-                <w:rFonts w:eastAsia="SimSun" w:cs="Times New Roman"/>
+                <w:rFonts w:hint="default" w:ascii="Times New Roman" w:hAnsi="Times New Roman" w:eastAsia="SimSun" w:cs="Times New Roman"/>
                 <w:b/>
                 <w:bCs/>
+                <w:kern w:val="0"/>
                 <w:sz w:val="24"/>
                 <w:szCs w:val="24"/>
-                <w:lang w:eastAsia="zh-CN" w:bidi="ar"/>
+                <w:lang w:val="en-US" w:eastAsia="zh-CN" w:bidi="ar"/>
               </w:rPr>
               <w:t>Version</w:t>
             </w:r>
@@ -7362,26 +7413,33 @@
         </w:tc>
         <w:tc>
           <w:tcPr>
-            <w:tcW w:w="1674" w:type="dxa"/>
+            <w:tcW w:w="1771" w:type="dxa"/>
             <w:vAlign w:val="center"/>
           </w:tcPr>
           <w:p>
             <w:pPr>
+              <w:keepNext w:val="0"/>
+              <w:keepLines w:val="0"/>
+              <w:widowControl/>
+              <w:suppressLineNumbers w:val="0"/>
               <w:jc w:val="center"/>
               <w:rPr>
-                <w:rFonts w:cs="Times New Roman"/>
+                <w:rFonts w:hint="default" w:ascii="Times New Roman" w:hAnsi="Times New Roman" w:cs="Times New Roman"/>
                 <w:sz w:val="24"/>
                 <w:szCs w:val="24"/>
+                <w:vertAlign w:val="baseline"/>
+                <w:lang w:val="en-US"/>
               </w:rPr>
             </w:pPr>
             <w:r>
               <w:rPr>
-                <w:rFonts w:eastAsia="SimSun" w:cs="Times New Roman"/>
+                <w:rFonts w:hint="default" w:ascii="Times New Roman" w:hAnsi="Times New Roman" w:eastAsia="SimSun" w:cs="Times New Roman"/>
                 <w:b/>
                 <w:bCs/>
+                <w:kern w:val="0"/>
                 <w:sz w:val="24"/>
                 <w:szCs w:val="24"/>
-                <w:lang w:eastAsia="zh-CN" w:bidi="ar"/>
+                <w:lang w:val="en-US" w:eastAsia="zh-CN" w:bidi="ar"/>
               </w:rPr>
               <w:t>Date</w:t>
             </w:r>
@@ -7389,26 +7447,33 @@
         </w:tc>
         <w:tc>
           <w:tcPr>
-            <w:tcW w:w="2008" w:type="dxa"/>
+            <w:tcW w:w="2056" w:type="dxa"/>
             <w:vAlign w:val="center"/>
           </w:tcPr>
           <w:p>
             <w:pPr>
+              <w:keepNext w:val="0"/>
+              <w:keepLines w:val="0"/>
+              <w:widowControl/>
+              <w:suppressLineNumbers w:val="0"/>
               <w:jc w:val="center"/>
               <w:rPr>
-                <w:rFonts w:cs="Times New Roman"/>
+                <w:rFonts w:hint="default" w:ascii="Times New Roman" w:hAnsi="Times New Roman" w:cs="Times New Roman"/>
                 <w:sz w:val="24"/>
                 <w:szCs w:val="24"/>
+                <w:vertAlign w:val="baseline"/>
+                <w:lang w:val="en-US"/>
               </w:rPr>
             </w:pPr>
             <w:r>
               <w:rPr>
-                <w:rFonts w:eastAsia="SimSun" w:cs="Times New Roman"/>
+                <w:rFonts w:hint="default" w:ascii="Times New Roman" w:hAnsi="Times New Roman" w:eastAsia="SimSun" w:cs="Times New Roman"/>
                 <w:b/>
                 <w:bCs/>
+                <w:kern w:val="0"/>
                 <w:sz w:val="24"/>
                 <w:szCs w:val="24"/>
-                <w:lang w:eastAsia="zh-CN" w:bidi="ar"/>
+                <w:lang w:val="en-US" w:eastAsia="zh-CN" w:bidi="ar"/>
               </w:rPr>
               <w:t>Authors / Contributors</w:t>
             </w:r>
@@ -7421,21 +7486,28 @@
           </w:tcPr>
           <w:p>
             <w:pPr>
+              <w:keepNext w:val="0"/>
+              <w:keepLines w:val="0"/>
+              <w:widowControl/>
+              <w:suppressLineNumbers w:val="0"/>
               <w:jc w:val="center"/>
               <w:rPr>
-                <w:rFonts w:cs="Times New Roman"/>
+                <w:rFonts w:hint="default" w:ascii="Times New Roman" w:hAnsi="Times New Roman" w:cs="Times New Roman"/>
                 <w:sz w:val="24"/>
                 <w:szCs w:val="24"/>
+                <w:vertAlign w:val="baseline"/>
+                <w:lang w:val="en-US"/>
               </w:rPr>
             </w:pPr>
             <w:r>
               <w:rPr>
-                <w:rFonts w:eastAsia="SimSun" w:cs="Times New Roman"/>
+                <w:rFonts w:hint="default" w:ascii="Times New Roman" w:hAnsi="Times New Roman" w:eastAsia="SimSun" w:cs="Times New Roman"/>
                 <w:b/>
                 <w:bCs/>
+                <w:kern w:val="0"/>
                 <w:sz w:val="24"/>
                 <w:szCs w:val="24"/>
-                <w:lang w:eastAsia="zh-CN" w:bidi="ar"/>
+                <w:lang w:val="en-US" w:eastAsia="zh-CN" w:bidi="ar"/>
               </w:rPr>
               <w:t>Description of Changes</w:t>
             </w:r>
@@ -7461,23 +7533,31 @@
         </w:tblPrEx>
         <w:tc>
           <w:tcPr>
-            <w:tcW w:w="1772" w:type="dxa"/>
+            <w:tcW w:w="1853" w:type="dxa"/>
             <w:vAlign w:val="center"/>
           </w:tcPr>
           <w:p>
             <w:pPr>
-              <w:rPr>
-                <w:rFonts w:cs="Times New Roman"/>
+              <w:keepNext w:val="0"/>
+              <w:keepLines w:val="0"/>
+              <w:widowControl/>
+              <w:suppressLineNumbers w:val="0"/>
+              <w:jc w:val="left"/>
+              <w:rPr>
+                <w:rFonts w:hint="default" w:ascii="Times New Roman" w:hAnsi="Times New Roman" w:cs="Times New Roman"/>
                 <w:sz w:val="24"/>
                 <w:szCs w:val="24"/>
+                <w:vertAlign w:val="baseline"/>
+                <w:lang w:val="en-US"/>
               </w:rPr>
             </w:pPr>
             <w:r>
               <w:rPr>
-                <w:rFonts w:eastAsia="SimSun" w:cs="Times New Roman"/>
+                <w:rFonts w:hint="default" w:ascii="Times New Roman" w:hAnsi="Times New Roman" w:eastAsia="SimSun" w:cs="Times New Roman"/>
+                <w:kern w:val="0"/>
                 <w:sz w:val="24"/>
                 <w:szCs w:val="24"/>
-                <w:lang w:eastAsia="zh-CN" w:bidi="ar"/>
+                <w:lang w:val="en-US" w:eastAsia="zh-CN" w:bidi="ar"/>
               </w:rPr>
               <w:t>0.1</w:t>
             </w:r>
@@ -7485,23 +7565,31 @@
         </w:tc>
         <w:tc>
           <w:tcPr>
-            <w:tcW w:w="1674" w:type="dxa"/>
+            <w:tcW w:w="1771" w:type="dxa"/>
             <w:vAlign w:val="center"/>
           </w:tcPr>
           <w:p>
             <w:pPr>
-              <w:rPr>
-                <w:rFonts w:cs="Times New Roman"/>
+              <w:keepNext w:val="0"/>
+              <w:keepLines w:val="0"/>
+              <w:widowControl/>
+              <w:suppressLineNumbers w:val="0"/>
+              <w:jc w:val="left"/>
+              <w:rPr>
+                <w:rFonts w:hint="default" w:ascii="Times New Roman" w:hAnsi="Times New Roman" w:cs="Times New Roman"/>
                 <w:sz w:val="24"/>
                 <w:szCs w:val="24"/>
+                <w:vertAlign w:val="baseline"/>
+                <w:lang w:val="en-US"/>
               </w:rPr>
             </w:pPr>
             <w:r>
               <w:rPr>
-                <w:rFonts w:eastAsia="SimSun" w:cs="Times New Roman"/>
+                <w:rFonts w:hint="default" w:ascii="Times New Roman" w:hAnsi="Times New Roman" w:eastAsia="SimSun" w:cs="Times New Roman"/>
+                <w:kern w:val="0"/>
                 <w:sz w:val="24"/>
                 <w:szCs w:val="24"/>
-                <w:lang w:eastAsia="zh-CN" w:bidi="ar"/>
+                <w:lang w:val="en-US" w:eastAsia="zh-CN" w:bidi="ar"/>
               </w:rPr>
               <w:t>2026-04-17</w:t>
             </w:r>
@@ -7509,23 +7597,31 @@
         </w:tc>
         <w:tc>
           <w:tcPr>
-            <w:tcW w:w="2008" w:type="dxa"/>
+            <w:tcW w:w="2056" w:type="dxa"/>
             <w:vAlign w:val="center"/>
           </w:tcPr>
           <w:p>
             <w:pPr>
-              <w:rPr>
-                <w:rFonts w:cs="Times New Roman"/>
+              <w:keepNext w:val="0"/>
+              <w:keepLines w:val="0"/>
+              <w:widowControl/>
+              <w:suppressLineNumbers w:val="0"/>
+              <w:jc w:val="left"/>
+              <w:rPr>
+                <w:rFonts w:hint="default" w:ascii="Times New Roman" w:hAnsi="Times New Roman" w:cs="Times New Roman"/>
                 <w:sz w:val="24"/>
                 <w:szCs w:val="24"/>
+                <w:vertAlign w:val="baseline"/>
+                <w:lang w:val="en-US"/>
               </w:rPr>
             </w:pPr>
             <w:r>
               <w:rPr>
-                <w:rFonts w:eastAsia="SimSun" w:cs="Times New Roman"/>
+                <w:rFonts w:hint="default" w:ascii="Times New Roman" w:hAnsi="Times New Roman" w:eastAsia="SimSun" w:cs="Times New Roman"/>
+                <w:kern w:val="0"/>
                 <w:sz w:val="24"/>
                 <w:szCs w:val="24"/>
-                <w:lang w:eastAsia="zh-CN" w:bidi="ar"/>
+                <w:lang w:val="en-US" w:eastAsia="zh-CN" w:bidi="ar"/>
               </w:rPr>
               <w:t>Nguyen Hoang Ky Anh</w:t>
             </w:r>
@@ -7538,18 +7634,26 @@
           </w:tcPr>
           <w:p>
             <w:pPr>
-              <w:rPr>
-                <w:rFonts w:cs="Times New Roman"/>
+              <w:keepNext w:val="0"/>
+              <w:keepLines w:val="0"/>
+              <w:widowControl/>
+              <w:suppressLineNumbers w:val="0"/>
+              <w:jc w:val="left"/>
+              <w:rPr>
+                <w:rFonts w:hint="default" w:ascii="Times New Roman" w:hAnsi="Times New Roman" w:cs="Times New Roman"/>
                 <w:sz w:val="24"/>
                 <w:szCs w:val="24"/>
+                <w:vertAlign w:val="baseline"/>
+                <w:lang w:val="en-US"/>
               </w:rPr>
             </w:pPr>
             <w:r>
               <w:rPr>
-                <w:rFonts w:eastAsia="SimSun" w:cs="Times New Roman"/>
+                <w:rFonts w:hint="default" w:ascii="Times New Roman" w:hAnsi="Times New Roman" w:eastAsia="SimSun" w:cs="Times New Roman"/>
+                <w:kern w:val="0"/>
                 <w:sz w:val="24"/>
                 <w:szCs w:val="24"/>
-                <w:lang w:eastAsia="zh-CN" w:bidi="ar"/>
+                <w:lang w:val="en-US" w:eastAsia="zh-CN" w:bidi="ar"/>
               </w:rPr>
               <w:t>Initial commit – project initialization.</w:t>
             </w:r>
@@ -7575,23 +7679,31 @@
         </w:tblPrEx>
         <w:tc>
           <w:tcPr>
-            <w:tcW w:w="1772" w:type="dxa"/>
+            <w:tcW w:w="1853" w:type="dxa"/>
             <w:vAlign w:val="center"/>
           </w:tcPr>
           <w:p>
             <w:pPr>
-              <w:rPr>
-                <w:rFonts w:cs="Times New Roman"/>
+              <w:keepNext w:val="0"/>
+              <w:keepLines w:val="0"/>
+              <w:widowControl/>
+              <w:suppressLineNumbers w:val="0"/>
+              <w:jc w:val="left"/>
+              <w:rPr>
+                <w:rFonts w:hint="default" w:ascii="Times New Roman" w:hAnsi="Times New Roman" w:cs="Times New Roman"/>
                 <w:sz w:val="24"/>
                 <w:szCs w:val="24"/>
+                <w:vertAlign w:val="baseline"/>
+                <w:lang w:val="en-US"/>
               </w:rPr>
             </w:pPr>
             <w:r>
               <w:rPr>
-                <w:rFonts w:eastAsia="SimSun" w:cs="Times New Roman"/>
+                <w:rFonts w:hint="default" w:ascii="Times New Roman" w:hAnsi="Times New Roman" w:eastAsia="SimSun" w:cs="Times New Roman"/>
+                <w:kern w:val="0"/>
                 <w:sz w:val="24"/>
                 <w:szCs w:val="24"/>
-                <w:lang w:eastAsia="zh-CN" w:bidi="ar"/>
+                <w:lang w:val="en-US" w:eastAsia="zh-CN" w:bidi="ar"/>
               </w:rPr>
               <w:t>0.2</w:t>
             </w:r>
@@ -7599,23 +7711,31 @@
         </w:tc>
         <w:tc>
           <w:tcPr>
-            <w:tcW w:w="1674" w:type="dxa"/>
+            <w:tcW w:w="1771" w:type="dxa"/>
             <w:vAlign w:val="center"/>
           </w:tcPr>
           <w:p>
             <w:pPr>
-              <w:rPr>
-                <w:rFonts w:cs="Times New Roman"/>
+              <w:keepNext w:val="0"/>
+              <w:keepLines w:val="0"/>
+              <w:widowControl/>
+              <w:suppressLineNumbers w:val="0"/>
+              <w:jc w:val="left"/>
+              <w:rPr>
+                <w:rFonts w:hint="default" w:ascii="Times New Roman" w:hAnsi="Times New Roman" w:cs="Times New Roman"/>
                 <w:sz w:val="24"/>
                 <w:szCs w:val="24"/>
+                <w:vertAlign w:val="baseline"/>
+                <w:lang w:val="en-US"/>
               </w:rPr>
             </w:pPr>
             <w:r>
               <w:rPr>
-                <w:rFonts w:eastAsia="SimSun" w:cs="Times New Roman"/>
+                <w:rFonts w:hint="default" w:ascii="Times New Roman" w:hAnsi="Times New Roman" w:eastAsia="SimSun" w:cs="Times New Roman"/>
+                <w:kern w:val="0"/>
                 <w:sz w:val="24"/>
                 <w:szCs w:val="24"/>
-                <w:lang w:eastAsia="zh-CN" w:bidi="ar"/>
+                <w:lang w:val="en-US" w:eastAsia="zh-CN" w:bidi="ar"/>
               </w:rPr>
               <w:t>2026-04-21</w:t>
             </w:r>
@@ -7623,23 +7743,31 @@
         </w:tc>
         <w:tc>
           <w:tcPr>
-            <w:tcW w:w="2008" w:type="dxa"/>
+            <w:tcW w:w="2056" w:type="dxa"/>
             <w:vAlign w:val="center"/>
           </w:tcPr>
           <w:p>
             <w:pPr>
-              <w:rPr>
-                <w:rFonts w:cs="Times New Roman"/>
+              <w:keepNext w:val="0"/>
+              <w:keepLines w:val="0"/>
+              <w:widowControl/>
+              <w:suppressLineNumbers w:val="0"/>
+              <w:jc w:val="left"/>
+              <w:rPr>
+                <w:rFonts w:hint="default" w:ascii="Times New Roman" w:hAnsi="Times New Roman" w:cs="Times New Roman"/>
                 <w:sz w:val="24"/>
                 <w:szCs w:val="24"/>
+                <w:vertAlign w:val="baseline"/>
+                <w:lang w:val="en-US"/>
               </w:rPr>
             </w:pPr>
             <w:r>
               <w:rPr>
-                <w:rFonts w:eastAsia="SimSun" w:cs="Times New Roman"/>
+                <w:rFonts w:hint="default" w:ascii="Times New Roman" w:hAnsi="Times New Roman" w:eastAsia="SimSun" w:cs="Times New Roman"/>
+                <w:kern w:val="0"/>
                 <w:sz w:val="24"/>
                 <w:szCs w:val="24"/>
-                <w:lang w:eastAsia="zh-CN" w:bidi="ar"/>
+                <w:lang w:val="en-US" w:eastAsia="zh-CN" w:bidi="ar"/>
               </w:rPr>
               <w:t>Nguyen Hoang Ky Anh</w:t>
             </w:r>
@@ -7652,18 +7780,26 @@
           </w:tcPr>
           <w:p>
             <w:pPr>
-              <w:rPr>
-                <w:rFonts w:cs="Times New Roman"/>
+              <w:keepNext w:val="0"/>
+              <w:keepLines w:val="0"/>
+              <w:widowControl/>
+              <w:suppressLineNumbers w:val="0"/>
+              <w:jc w:val="left"/>
+              <w:rPr>
+                <w:rFonts w:hint="default" w:ascii="Times New Roman" w:hAnsi="Times New Roman" w:cs="Times New Roman"/>
                 <w:sz w:val="24"/>
                 <w:szCs w:val="24"/>
+                <w:vertAlign w:val="baseline"/>
+                <w:lang w:val="en-US"/>
               </w:rPr>
             </w:pPr>
             <w:r>
               <w:rPr>
-                <w:rFonts w:eastAsia="SimSun" w:cs="Times New Roman"/>
+                <w:rFonts w:hint="default" w:ascii="Times New Roman" w:hAnsi="Times New Roman" w:eastAsia="SimSun" w:cs="Times New Roman"/>
+                <w:kern w:val="0"/>
                 <w:sz w:val="24"/>
                 <w:szCs w:val="24"/>
-                <w:lang w:eastAsia="zh-CN" w:bidi="ar"/>
+                <w:lang w:val="en-US" w:eastAsia="zh-CN" w:bidi="ar"/>
               </w:rPr>
               <w:t>Added Business Requirements Specification and Use Case Specification documents for the Battleship game project.</w:t>
             </w:r>
@@ -7689,23 +7825,31 @@
         </w:tblPrEx>
         <w:tc>
           <w:tcPr>
-            <w:tcW w:w="1772" w:type="dxa"/>
+            <w:tcW w:w="1853" w:type="dxa"/>
             <w:vAlign w:val="center"/>
           </w:tcPr>
           <w:p>
             <w:pPr>
-              <w:rPr>
-                <w:rFonts w:cs="Times New Roman"/>
+              <w:keepNext w:val="0"/>
+              <w:keepLines w:val="0"/>
+              <w:widowControl/>
+              <w:suppressLineNumbers w:val="0"/>
+              <w:jc w:val="left"/>
+              <w:rPr>
+                <w:rFonts w:hint="default" w:ascii="Times New Roman" w:hAnsi="Times New Roman" w:cs="Times New Roman"/>
                 <w:sz w:val="24"/>
                 <w:szCs w:val="24"/>
+                <w:vertAlign w:val="baseline"/>
+                <w:lang w:val="en-US"/>
               </w:rPr>
             </w:pPr>
             <w:r>
               <w:rPr>
-                <w:rFonts w:eastAsia="SimSun" w:cs="Times New Roman"/>
+                <w:rFonts w:hint="default" w:ascii="Times New Roman" w:hAnsi="Times New Roman" w:eastAsia="SimSun" w:cs="Times New Roman"/>
+                <w:kern w:val="0"/>
                 <w:sz w:val="24"/>
                 <w:szCs w:val="24"/>
-                <w:lang w:eastAsia="zh-CN" w:bidi="ar"/>
+                <w:lang w:val="en-US" w:eastAsia="zh-CN" w:bidi="ar"/>
               </w:rPr>
               <w:t>0.3</w:t>
             </w:r>
@@ -7713,23 +7857,31 @@
         </w:tc>
         <w:tc>
           <w:tcPr>
-            <w:tcW w:w="1674" w:type="dxa"/>
+            <w:tcW w:w="1771" w:type="dxa"/>
             <w:vAlign w:val="center"/>
           </w:tcPr>
           <w:p>
             <w:pPr>
-              <w:rPr>
-                <w:rFonts w:cs="Times New Roman"/>
+              <w:keepNext w:val="0"/>
+              <w:keepLines w:val="0"/>
+              <w:widowControl/>
+              <w:suppressLineNumbers w:val="0"/>
+              <w:jc w:val="left"/>
+              <w:rPr>
+                <w:rFonts w:hint="default" w:ascii="Times New Roman" w:hAnsi="Times New Roman" w:cs="Times New Roman"/>
                 <w:sz w:val="24"/>
                 <w:szCs w:val="24"/>
+                <w:vertAlign w:val="baseline"/>
+                <w:lang w:val="en-US"/>
               </w:rPr>
             </w:pPr>
             <w:r>
               <w:rPr>
-                <w:rFonts w:eastAsia="SimSun" w:cs="Times New Roman"/>
+                <w:rFonts w:hint="default" w:ascii="Times New Roman" w:hAnsi="Times New Roman" w:eastAsia="SimSun" w:cs="Times New Roman"/>
+                <w:kern w:val="0"/>
                 <w:sz w:val="24"/>
                 <w:szCs w:val="24"/>
-                <w:lang w:eastAsia="zh-CN" w:bidi="ar"/>
+                <w:lang w:val="en-US" w:eastAsia="zh-CN" w:bidi="ar"/>
               </w:rPr>
               <w:t>2026-04-29</w:t>
             </w:r>
@@ -7737,23 +7889,31 @@
         </w:tc>
         <w:tc>
           <w:tcPr>
-            <w:tcW w:w="2008" w:type="dxa"/>
+            <w:tcW w:w="2056" w:type="dxa"/>
             <w:vAlign w:val="center"/>
           </w:tcPr>
           <w:p>
             <w:pPr>
-              <w:rPr>
-                <w:rFonts w:cs="Times New Roman"/>
+              <w:keepNext w:val="0"/>
+              <w:keepLines w:val="0"/>
+              <w:widowControl/>
+              <w:suppressLineNumbers w:val="0"/>
+              <w:jc w:val="left"/>
+              <w:rPr>
+                <w:rFonts w:hint="default" w:ascii="Times New Roman" w:hAnsi="Times New Roman" w:cs="Times New Roman"/>
                 <w:sz w:val="24"/>
                 <w:szCs w:val="24"/>
+                <w:vertAlign w:val="baseline"/>
+                <w:lang w:val="en-US"/>
               </w:rPr>
             </w:pPr>
             <w:r>
               <w:rPr>
-                <w:rFonts w:eastAsia="SimSun" w:cs="Times New Roman"/>
+                <w:rFonts w:hint="default" w:ascii="Times New Roman" w:hAnsi="Times New Roman" w:eastAsia="SimSun" w:cs="Times New Roman"/>
+                <w:kern w:val="0"/>
                 <w:sz w:val="24"/>
                 <w:szCs w:val="24"/>
-                <w:lang w:eastAsia="zh-CN" w:bidi="ar"/>
+                <w:lang w:val="en-US" w:eastAsia="zh-CN" w:bidi="ar"/>
               </w:rPr>
               <w:t>Nguyen Hoang Ky Anh</w:t>
             </w:r>
@@ -7766,18 +7926,26 @@
           </w:tcPr>
           <w:p>
             <w:pPr>
-              <w:rPr>
-                <w:rFonts w:cs="Times New Roman"/>
+              <w:keepNext w:val="0"/>
+              <w:keepLines w:val="0"/>
+              <w:widowControl/>
+              <w:suppressLineNumbers w:val="0"/>
+              <w:jc w:val="left"/>
+              <w:rPr>
+                <w:rFonts w:hint="default" w:ascii="Times New Roman" w:hAnsi="Times New Roman" w:cs="Times New Roman"/>
                 <w:sz w:val="24"/>
                 <w:szCs w:val="24"/>
+                <w:vertAlign w:val="baseline"/>
+                <w:lang w:val="en-US"/>
               </w:rPr>
             </w:pPr>
             <w:r>
               <w:rPr>
-                <w:rFonts w:eastAsia="SimSun" w:cs="Times New Roman"/>
+                <w:rFonts w:hint="default" w:ascii="Times New Roman" w:hAnsi="Times New Roman" w:eastAsia="SimSun" w:cs="Times New Roman"/>
+                <w:kern w:val="0"/>
                 <w:sz w:val="24"/>
                 <w:szCs w:val="24"/>
-                <w:lang w:eastAsia="zh-CN" w:bidi="ar"/>
+                <w:lang w:val="en-US" w:eastAsia="zh-CN" w:bidi="ar"/>
               </w:rPr>
               <w:t>Updated UCS_battle_ship documentation.</w:t>
             </w:r>
@@ -7803,23 +7971,31 @@
         </w:tblPrEx>
         <w:tc>
           <w:tcPr>
-            <w:tcW w:w="1772" w:type="dxa"/>
+            <w:tcW w:w="1853" w:type="dxa"/>
             <w:vAlign w:val="center"/>
           </w:tcPr>
           <w:p>
             <w:pPr>
-              <w:rPr>
-                <w:rFonts w:cs="Times New Roman"/>
+              <w:keepNext w:val="0"/>
+              <w:keepLines w:val="0"/>
+              <w:widowControl/>
+              <w:suppressLineNumbers w:val="0"/>
+              <w:jc w:val="left"/>
+              <w:rPr>
+                <w:rFonts w:hint="default" w:ascii="Times New Roman" w:hAnsi="Times New Roman" w:cs="Times New Roman"/>
                 <w:sz w:val="24"/>
                 <w:szCs w:val="24"/>
+                <w:vertAlign w:val="baseline"/>
+                <w:lang w:val="en-US"/>
               </w:rPr>
             </w:pPr>
             <w:r>
               <w:rPr>
-                <w:rFonts w:eastAsia="SimSun" w:cs="Times New Roman"/>
+                <w:rFonts w:hint="default" w:ascii="Times New Roman" w:hAnsi="Times New Roman" w:eastAsia="SimSun" w:cs="Times New Roman"/>
+                <w:kern w:val="0"/>
                 <w:sz w:val="24"/>
                 <w:szCs w:val="24"/>
-                <w:lang w:eastAsia="zh-CN" w:bidi="ar"/>
+                <w:lang w:val="en-US" w:eastAsia="zh-CN" w:bidi="ar"/>
               </w:rPr>
               <w:t>0.4</w:t>
             </w:r>
@@ -7827,23 +8003,31 @@
         </w:tc>
         <w:tc>
           <w:tcPr>
-            <w:tcW w:w="1674" w:type="dxa"/>
+            <w:tcW w:w="1771" w:type="dxa"/>
             <w:vAlign w:val="center"/>
           </w:tcPr>
           <w:p>
             <w:pPr>
-              <w:rPr>
-                <w:rFonts w:cs="Times New Roman"/>
+              <w:keepNext w:val="0"/>
+              <w:keepLines w:val="0"/>
+              <w:widowControl/>
+              <w:suppressLineNumbers w:val="0"/>
+              <w:jc w:val="left"/>
+              <w:rPr>
+                <w:rFonts w:hint="default" w:ascii="Times New Roman" w:hAnsi="Times New Roman" w:cs="Times New Roman"/>
                 <w:sz w:val="24"/>
                 <w:szCs w:val="24"/>
+                <w:vertAlign w:val="baseline"/>
+                <w:lang w:val="en-US"/>
               </w:rPr>
             </w:pPr>
             <w:r>
               <w:rPr>
-                <w:rFonts w:eastAsia="SimSun" w:cs="Times New Roman"/>
+                <w:rFonts w:hint="default" w:ascii="Times New Roman" w:hAnsi="Times New Roman" w:eastAsia="SimSun" w:cs="Times New Roman"/>
+                <w:kern w:val="0"/>
                 <w:sz w:val="24"/>
                 <w:szCs w:val="24"/>
-                <w:lang w:eastAsia="zh-CN" w:bidi="ar"/>
+                <w:lang w:val="en-US" w:eastAsia="zh-CN" w:bidi="ar"/>
               </w:rPr>
               <w:t>2026-05-05</w:t>
             </w:r>
@@ -7851,23 +8035,31 @@
         </w:tc>
         <w:tc>
           <w:tcPr>
-            <w:tcW w:w="2008" w:type="dxa"/>
+            <w:tcW w:w="2056" w:type="dxa"/>
             <w:vAlign w:val="center"/>
           </w:tcPr>
           <w:p>
             <w:pPr>
-              <w:rPr>
-                <w:rFonts w:cs="Times New Roman"/>
+              <w:keepNext w:val="0"/>
+              <w:keepLines w:val="0"/>
+              <w:widowControl/>
+              <w:suppressLineNumbers w:val="0"/>
+              <w:jc w:val="left"/>
+              <w:rPr>
+                <w:rFonts w:hint="default" w:ascii="Times New Roman" w:hAnsi="Times New Roman" w:cs="Times New Roman"/>
                 <w:sz w:val="24"/>
                 <w:szCs w:val="24"/>
+                <w:vertAlign w:val="baseline"/>
+                <w:lang w:val="en-US"/>
               </w:rPr>
             </w:pPr>
             <w:r>
               <w:rPr>
-                <w:rFonts w:eastAsia="SimSun" w:cs="Times New Roman"/>
+                <w:rFonts w:hint="default" w:ascii="Times New Roman" w:hAnsi="Times New Roman" w:eastAsia="SimSun" w:cs="Times New Roman"/>
+                <w:kern w:val="0"/>
                 <w:sz w:val="24"/>
                 <w:szCs w:val="24"/>
-                <w:lang w:eastAsia="zh-CN" w:bidi="ar"/>
+                <w:lang w:val="en-US" w:eastAsia="zh-CN" w:bidi="ar"/>
               </w:rPr>
               <w:t>Nguyen Hoang Ky Anh</w:t>
             </w:r>
@@ -7880,18 +8072,26 @@
           </w:tcPr>
           <w:p>
             <w:pPr>
-              <w:rPr>
-                <w:rFonts w:cs="Times New Roman"/>
+              <w:keepNext w:val="0"/>
+              <w:keepLines w:val="0"/>
+              <w:widowControl/>
+              <w:suppressLineNumbers w:val="0"/>
+              <w:jc w:val="left"/>
+              <w:rPr>
+                <w:rFonts w:hint="default" w:ascii="Times New Roman" w:hAnsi="Times New Roman" w:cs="Times New Roman"/>
                 <w:sz w:val="24"/>
                 <w:szCs w:val="24"/>
+                <w:vertAlign w:val="baseline"/>
+                <w:lang w:val="en-US"/>
               </w:rPr>
             </w:pPr>
             <w:r>
               <w:rPr>
-                <w:rFonts w:eastAsia="SimSun" w:cs="Times New Roman"/>
+                <w:rFonts w:hint="default" w:ascii="Times New Roman" w:hAnsi="Times New Roman" w:eastAsia="SimSun" w:cs="Times New Roman"/>
+                <w:kern w:val="0"/>
                 <w:sz w:val="24"/>
                 <w:szCs w:val="24"/>
-                <w:lang w:eastAsia="zh-CN" w:bidi="ar"/>
+                <w:lang w:val="en-US" w:eastAsia="zh-CN" w:bidi="ar"/>
               </w:rPr>
               <w:t>Created project folder structure, initialized skeleton architecture, updated project structure, and added index.jsp UI.</w:t>
             </w:r>
@@ -7917,23 +8117,31 @@
         </w:tblPrEx>
         <w:tc>
           <w:tcPr>
-            <w:tcW w:w="1772" w:type="dxa"/>
+            <w:tcW w:w="1853" w:type="dxa"/>
             <w:vAlign w:val="center"/>
           </w:tcPr>
           <w:p>
             <w:pPr>
-              <w:rPr>
-                <w:rFonts w:cs="Times New Roman"/>
+              <w:keepNext w:val="0"/>
+              <w:keepLines w:val="0"/>
+              <w:widowControl/>
+              <w:suppressLineNumbers w:val="0"/>
+              <w:jc w:val="left"/>
+              <w:rPr>
+                <w:rFonts w:hint="default" w:ascii="Times New Roman" w:hAnsi="Times New Roman" w:cs="Times New Roman"/>
                 <w:sz w:val="24"/>
                 <w:szCs w:val="24"/>
+                <w:vertAlign w:val="baseline"/>
+                <w:lang w:val="en-US"/>
               </w:rPr>
             </w:pPr>
             <w:r>
               <w:rPr>
-                <w:rFonts w:eastAsia="SimSun" w:cs="Times New Roman"/>
+                <w:rFonts w:hint="default" w:ascii="Times New Roman" w:hAnsi="Times New Roman" w:eastAsia="SimSun" w:cs="Times New Roman"/>
+                <w:kern w:val="0"/>
                 <w:sz w:val="24"/>
                 <w:szCs w:val="24"/>
-                <w:lang w:eastAsia="zh-CN" w:bidi="ar"/>
+                <w:lang w:val="en-US" w:eastAsia="zh-CN" w:bidi="ar"/>
               </w:rPr>
               <w:t>0.5</w:t>
             </w:r>
@@ -7941,23 +8149,31 @@
         </w:tc>
         <w:tc>
           <w:tcPr>
-            <w:tcW w:w="1674" w:type="dxa"/>
+            <w:tcW w:w="1771" w:type="dxa"/>
             <w:vAlign w:val="center"/>
           </w:tcPr>
           <w:p>
             <w:pPr>
-              <w:rPr>
-                <w:rFonts w:cs="Times New Roman"/>
+              <w:keepNext w:val="0"/>
+              <w:keepLines w:val="0"/>
+              <w:widowControl/>
+              <w:suppressLineNumbers w:val="0"/>
+              <w:jc w:val="left"/>
+              <w:rPr>
+                <w:rFonts w:hint="default" w:ascii="Times New Roman" w:hAnsi="Times New Roman" w:cs="Times New Roman"/>
                 <w:sz w:val="24"/>
                 <w:szCs w:val="24"/>
+                <w:vertAlign w:val="baseline"/>
+                <w:lang w:val="en-US"/>
               </w:rPr>
             </w:pPr>
             <w:r>
               <w:rPr>
-                <w:rFonts w:eastAsia="SimSun" w:cs="Times New Roman"/>
+                <w:rFonts w:hint="default" w:ascii="Times New Roman" w:hAnsi="Times New Roman" w:eastAsia="SimSun" w:cs="Times New Roman"/>
+                <w:kern w:val="0"/>
                 <w:sz w:val="24"/>
                 <w:szCs w:val="24"/>
-                <w:lang w:eastAsia="zh-CN" w:bidi="ar"/>
+                <w:lang w:val="en-US" w:eastAsia="zh-CN" w:bidi="ar"/>
               </w:rPr>
               <w:t>2026-05-06</w:t>
             </w:r>
@@ -7965,23 +8181,31 @@
         </w:tc>
         <w:tc>
           <w:tcPr>
-            <w:tcW w:w="2008" w:type="dxa"/>
+            <w:tcW w:w="2056" w:type="dxa"/>
             <w:vAlign w:val="center"/>
           </w:tcPr>
           <w:p>
             <w:pPr>
-              <w:rPr>
-                <w:rFonts w:cs="Times New Roman"/>
+              <w:keepNext w:val="0"/>
+              <w:keepLines w:val="0"/>
+              <w:widowControl/>
+              <w:suppressLineNumbers w:val="0"/>
+              <w:jc w:val="left"/>
+              <w:rPr>
+                <w:rFonts w:hint="default" w:ascii="Times New Roman" w:hAnsi="Times New Roman" w:cs="Times New Roman"/>
                 <w:sz w:val="24"/>
                 <w:szCs w:val="24"/>
+                <w:vertAlign w:val="baseline"/>
+                <w:lang w:val="en-US"/>
               </w:rPr>
             </w:pPr>
             <w:r>
               <w:rPr>
-                <w:rFonts w:eastAsia="SimSun" w:cs="Times New Roman"/>
+                <w:rFonts w:hint="default" w:ascii="Times New Roman" w:hAnsi="Times New Roman" w:eastAsia="SimSun" w:cs="Times New Roman"/>
+                <w:kern w:val="0"/>
                 <w:sz w:val="24"/>
                 <w:szCs w:val="24"/>
-                <w:lang w:eastAsia="zh-CN" w:bidi="ar"/>
+                <w:lang w:val="en-US" w:eastAsia="zh-CN" w:bidi="ar"/>
               </w:rPr>
               <w:t>Nguyen Hoang Ky Anh</w:t>
             </w:r>
@@ -7994,18 +8218,26 @@
           </w:tcPr>
           <w:p>
             <w:pPr>
-              <w:rPr>
-                <w:rFonts w:cs="Times New Roman"/>
+              <w:keepNext w:val="0"/>
+              <w:keepLines w:val="0"/>
+              <w:widowControl/>
+              <w:suppressLineNumbers w:val="0"/>
+              <w:jc w:val="left"/>
+              <w:rPr>
+                <w:rFonts w:hint="default" w:ascii="Times New Roman" w:hAnsi="Times New Roman" w:cs="Times New Roman"/>
                 <w:sz w:val="24"/>
                 <w:szCs w:val="24"/>
+                <w:vertAlign w:val="baseline"/>
+                <w:lang w:val="en-US"/>
               </w:rPr>
             </w:pPr>
             <w:r>
               <w:rPr>
-                <w:rFonts w:eastAsia="SimSun" w:cs="Times New Roman"/>
+                <w:rFonts w:hint="default" w:ascii="Times New Roman" w:hAnsi="Times New Roman" w:eastAsia="SimSun" w:cs="Times New Roman"/>
+                <w:kern w:val="0"/>
                 <w:sz w:val="24"/>
                 <w:szCs w:val="24"/>
-                <w:lang w:eastAsia="zh-CN" w:bidi="ar"/>
+                <w:lang w:val="en-US" w:eastAsia="zh-CN" w:bidi="ar"/>
               </w:rPr>
               <w:t>Added features related to UC-07 and UC-08.</w:t>
             </w:r>
@@ -8031,23 +8263,31 @@
         </w:tblPrEx>
         <w:tc>
           <w:tcPr>
-            <w:tcW w:w="1772" w:type="dxa"/>
+            <w:tcW w:w="1853" w:type="dxa"/>
             <w:vAlign w:val="center"/>
           </w:tcPr>
           <w:p>
             <w:pPr>
-              <w:rPr>
-                <w:rFonts w:cs="Times New Roman"/>
+              <w:keepNext w:val="0"/>
+              <w:keepLines w:val="0"/>
+              <w:widowControl/>
+              <w:suppressLineNumbers w:val="0"/>
+              <w:jc w:val="left"/>
+              <w:rPr>
+                <w:rFonts w:hint="default" w:ascii="Times New Roman" w:hAnsi="Times New Roman" w:cs="Times New Roman"/>
                 <w:sz w:val="24"/>
                 <w:szCs w:val="24"/>
+                <w:vertAlign w:val="baseline"/>
+                <w:lang w:val="en-US"/>
               </w:rPr>
             </w:pPr>
             <w:r>
               <w:rPr>
-                <w:rFonts w:eastAsia="SimSun" w:cs="Times New Roman"/>
+                <w:rFonts w:hint="default" w:ascii="Times New Roman" w:hAnsi="Times New Roman" w:eastAsia="SimSun" w:cs="Times New Roman"/>
+                <w:kern w:val="0"/>
                 <w:sz w:val="24"/>
                 <w:szCs w:val="24"/>
-                <w:lang w:eastAsia="zh-CN" w:bidi="ar"/>
+                <w:lang w:val="en-US" w:eastAsia="zh-CN" w:bidi="ar"/>
               </w:rPr>
               <w:t>0.6</w:t>
             </w:r>
@@ -8055,23 +8295,31 @@
         </w:tc>
         <w:tc>
           <w:tcPr>
-            <w:tcW w:w="1674" w:type="dxa"/>
+            <w:tcW w:w="1771" w:type="dxa"/>
             <w:vAlign w:val="center"/>
           </w:tcPr>
           <w:p>
             <w:pPr>
-              <w:rPr>
-                <w:rFonts w:cs="Times New Roman"/>
+              <w:keepNext w:val="0"/>
+              <w:keepLines w:val="0"/>
+              <w:widowControl/>
+              <w:suppressLineNumbers w:val="0"/>
+              <w:jc w:val="left"/>
+              <w:rPr>
+                <w:rFonts w:hint="default" w:ascii="Times New Roman" w:hAnsi="Times New Roman" w:cs="Times New Roman"/>
                 <w:sz w:val="24"/>
                 <w:szCs w:val="24"/>
+                <w:vertAlign w:val="baseline"/>
+                <w:lang w:val="en-US"/>
               </w:rPr>
             </w:pPr>
             <w:r>
               <w:rPr>
-                <w:rFonts w:eastAsia="SimSun" w:cs="Times New Roman"/>
+                <w:rFonts w:hint="default" w:ascii="Times New Roman" w:hAnsi="Times New Roman" w:eastAsia="SimSun" w:cs="Times New Roman"/>
+                <w:kern w:val="0"/>
                 <w:sz w:val="24"/>
                 <w:szCs w:val="24"/>
-                <w:lang w:eastAsia="zh-CN" w:bidi="ar"/>
+                <w:lang w:val="en-US" w:eastAsia="zh-CN" w:bidi="ar"/>
               </w:rPr>
               <w:t>2026-05-07</w:t>
             </w:r>
@@ -8079,23 +8327,31 @@
         </w:tc>
         <w:tc>
           <w:tcPr>
-            <w:tcW w:w="2008" w:type="dxa"/>
+            <w:tcW w:w="2056" w:type="dxa"/>
             <w:vAlign w:val="center"/>
           </w:tcPr>
           <w:p>
             <w:pPr>
-              <w:rPr>
-                <w:rFonts w:cs="Times New Roman"/>
+              <w:keepNext w:val="0"/>
+              <w:keepLines w:val="0"/>
+              <w:widowControl/>
+              <w:suppressLineNumbers w:val="0"/>
+              <w:jc w:val="left"/>
+              <w:rPr>
+                <w:rFonts w:hint="default" w:ascii="Times New Roman" w:hAnsi="Times New Roman" w:cs="Times New Roman"/>
                 <w:sz w:val="24"/>
                 <w:szCs w:val="24"/>
+                <w:vertAlign w:val="baseline"/>
+                <w:lang w:val="en-US"/>
               </w:rPr>
             </w:pPr>
             <w:r>
               <w:rPr>
-                <w:rFonts w:eastAsia="SimSun" w:cs="Times New Roman"/>
+                <w:rFonts w:hint="default" w:ascii="Times New Roman" w:hAnsi="Times New Roman" w:eastAsia="SimSun" w:cs="Times New Roman"/>
+                <w:kern w:val="0"/>
                 <w:sz w:val="24"/>
                 <w:szCs w:val="24"/>
-                <w:lang w:eastAsia="zh-CN" w:bidi="ar"/>
+                <w:lang w:val="en-US" w:eastAsia="zh-CN" w:bidi="ar"/>
               </w:rPr>
               <w:t>Nguyen Hoang Ky Anh, Truong Phuc Nen</w:t>
             </w:r>
@@ -8108,18 +8364,26 @@
           </w:tcPr>
           <w:p>
             <w:pPr>
-              <w:rPr>
-                <w:rFonts w:cs="Times New Roman"/>
+              <w:keepNext w:val="0"/>
+              <w:keepLines w:val="0"/>
+              <w:widowControl/>
+              <w:suppressLineNumbers w:val="0"/>
+              <w:jc w:val="left"/>
+              <w:rPr>
+                <w:rFonts w:hint="default" w:ascii="Times New Roman" w:hAnsi="Times New Roman" w:cs="Times New Roman"/>
                 <w:sz w:val="24"/>
                 <w:szCs w:val="24"/>
+                <w:vertAlign w:val="baseline"/>
+                <w:lang w:val="en-US"/>
               </w:rPr>
             </w:pPr>
             <w:r>
               <w:rPr>
-                <w:rFonts w:eastAsia="SimSun" w:cs="Times New Roman"/>
+                <w:rFonts w:hint="default" w:ascii="Times New Roman" w:hAnsi="Times New Roman" w:eastAsia="SimSun" w:cs="Times New Roman"/>
+                <w:kern w:val="0"/>
                 <w:sz w:val="24"/>
                 <w:szCs w:val="24"/>
-                <w:lang w:eastAsia="zh-CN" w:bidi="ar"/>
+                <w:lang w:val="en-US" w:eastAsia="zh-CN" w:bidi="ar"/>
               </w:rPr>
               <w:t>Implemented core game logic and completed create-room/join-room features.</w:t>
             </w:r>
@@ -8145,23 +8409,31 @@
         </w:tblPrEx>
         <w:tc>
           <w:tcPr>
-            <w:tcW w:w="1772" w:type="dxa"/>
+            <w:tcW w:w="1853" w:type="dxa"/>
             <w:vAlign w:val="center"/>
           </w:tcPr>
           <w:p>
             <w:pPr>
-              <w:rPr>
-                <w:rFonts w:cs="Times New Roman"/>
+              <w:keepNext w:val="0"/>
+              <w:keepLines w:val="0"/>
+              <w:widowControl/>
+              <w:suppressLineNumbers w:val="0"/>
+              <w:jc w:val="left"/>
+              <w:rPr>
+                <w:rFonts w:hint="default" w:ascii="Times New Roman" w:hAnsi="Times New Roman" w:cs="Times New Roman"/>
                 <w:sz w:val="24"/>
                 <w:szCs w:val="24"/>
+                <w:vertAlign w:val="baseline"/>
+                <w:lang w:val="en-US"/>
               </w:rPr>
             </w:pPr>
             <w:r>
               <w:rPr>
-                <w:rFonts w:eastAsia="SimSun" w:cs="Times New Roman"/>
+                <w:rFonts w:hint="default" w:ascii="Times New Roman" w:hAnsi="Times New Roman" w:eastAsia="SimSun" w:cs="Times New Roman"/>
+                <w:kern w:val="0"/>
                 <w:sz w:val="24"/>
                 <w:szCs w:val="24"/>
-                <w:lang w:eastAsia="zh-CN" w:bidi="ar"/>
+                <w:lang w:val="en-US" w:eastAsia="zh-CN" w:bidi="ar"/>
               </w:rPr>
               <w:t>0.7</w:t>
             </w:r>
@@ -8169,23 +8441,31 @@
         </w:tc>
         <w:tc>
           <w:tcPr>
-            <w:tcW w:w="1674" w:type="dxa"/>
+            <w:tcW w:w="1771" w:type="dxa"/>
             <w:vAlign w:val="center"/>
           </w:tcPr>
           <w:p>
             <w:pPr>
-              <w:rPr>
-                <w:rFonts w:cs="Times New Roman"/>
+              <w:keepNext w:val="0"/>
+              <w:keepLines w:val="0"/>
+              <w:widowControl/>
+              <w:suppressLineNumbers w:val="0"/>
+              <w:jc w:val="left"/>
+              <w:rPr>
+                <w:rFonts w:hint="default" w:ascii="Times New Roman" w:hAnsi="Times New Roman" w:cs="Times New Roman"/>
                 <w:sz w:val="24"/>
                 <w:szCs w:val="24"/>
+                <w:vertAlign w:val="baseline"/>
+                <w:lang w:val="en-US"/>
               </w:rPr>
             </w:pPr>
             <w:r>
               <w:rPr>
-                <w:rFonts w:eastAsia="SimSun" w:cs="Times New Roman"/>
+                <w:rFonts w:hint="default" w:ascii="Times New Roman" w:hAnsi="Times New Roman" w:eastAsia="SimSun" w:cs="Times New Roman"/>
+                <w:kern w:val="0"/>
                 <w:sz w:val="24"/>
                 <w:szCs w:val="24"/>
-                <w:lang w:eastAsia="zh-CN" w:bidi="ar"/>
+                <w:lang w:val="en-US" w:eastAsia="zh-CN" w:bidi="ar"/>
               </w:rPr>
               <w:t>2026-05-08</w:t>
             </w:r>
@@ -8193,23 +8473,31 @@
         </w:tc>
         <w:tc>
           <w:tcPr>
-            <w:tcW w:w="2008" w:type="dxa"/>
+            <w:tcW w:w="2056" w:type="dxa"/>
             <w:vAlign w:val="center"/>
           </w:tcPr>
           <w:p>
             <w:pPr>
-              <w:rPr>
-                <w:rFonts w:cs="Times New Roman"/>
+              <w:keepNext w:val="0"/>
+              <w:keepLines w:val="0"/>
+              <w:widowControl/>
+              <w:suppressLineNumbers w:val="0"/>
+              <w:jc w:val="left"/>
+              <w:rPr>
+                <w:rFonts w:hint="default" w:ascii="Times New Roman" w:hAnsi="Times New Roman" w:cs="Times New Roman"/>
                 <w:sz w:val="24"/>
                 <w:szCs w:val="24"/>
+                <w:vertAlign w:val="baseline"/>
+                <w:lang w:val="en-US"/>
               </w:rPr>
             </w:pPr>
             <w:r>
               <w:rPr>
-                <w:rFonts w:eastAsia="SimSun" w:cs="Times New Roman"/>
+                <w:rFonts w:hint="default" w:ascii="Times New Roman" w:hAnsi="Times New Roman" w:eastAsia="SimSun" w:cs="Times New Roman"/>
+                <w:kern w:val="0"/>
                 <w:sz w:val="24"/>
                 <w:szCs w:val="24"/>
-                <w:lang w:eastAsia="zh-CN" w:bidi="ar"/>
+                <w:lang w:val="en-US" w:eastAsia="zh-CN" w:bidi="ar"/>
               </w:rPr>
               <w:t>Le Ngoc Chau, Van Hieu, Nguyen Hoang Ky Anh</w:t>
             </w:r>
@@ -8222,18 +8510,26 @@
           </w:tcPr>
           <w:p>
             <w:pPr>
-              <w:rPr>
-                <w:rFonts w:cs="Times New Roman"/>
+              <w:keepNext w:val="0"/>
+              <w:keepLines w:val="0"/>
+              <w:widowControl/>
+              <w:suppressLineNumbers w:val="0"/>
+              <w:jc w:val="left"/>
+              <w:rPr>
+                <w:rFonts w:hint="default" w:ascii="Times New Roman" w:hAnsi="Times New Roman" w:cs="Times New Roman"/>
                 <w:sz w:val="24"/>
                 <w:szCs w:val="24"/>
+                <w:vertAlign w:val="baseline"/>
+                <w:lang w:val="en-US"/>
               </w:rPr>
             </w:pPr>
             <w:r>
               <w:rPr>
-                <w:rFonts w:eastAsia="SimSun" w:cs="Times New Roman"/>
+                <w:rFonts w:hint="default" w:ascii="Times New Roman" w:hAnsi="Times New Roman" w:eastAsia="SimSun" w:cs="Times New Roman"/>
+                <w:kern w:val="0"/>
                 <w:sz w:val="24"/>
                 <w:szCs w:val="24"/>
-                <w:lang w:eastAsia="zh-CN" w:bidi="ar"/>
+                <w:lang w:val="en-US" w:eastAsia="zh-CN" w:bidi="ar"/>
               </w:rPr>
               <w:t>Added login UI, updated battle-state UI, implemented multiplayer battle phase, and fixed ship placement/rotation/confirmation issues.</w:t>
             </w:r>
@@ -8259,23 +8555,31 @@
         </w:tblPrEx>
         <w:tc>
           <w:tcPr>
-            <w:tcW w:w="1772" w:type="dxa"/>
+            <w:tcW w:w="1853" w:type="dxa"/>
             <w:vAlign w:val="center"/>
           </w:tcPr>
           <w:p>
             <w:pPr>
-              <w:rPr>
-                <w:rFonts w:cs="Times New Roman"/>
+              <w:keepNext w:val="0"/>
+              <w:keepLines w:val="0"/>
+              <w:widowControl/>
+              <w:suppressLineNumbers w:val="0"/>
+              <w:jc w:val="left"/>
+              <w:rPr>
+                <w:rFonts w:hint="default" w:ascii="Times New Roman" w:hAnsi="Times New Roman" w:cs="Times New Roman"/>
                 <w:sz w:val="24"/>
                 <w:szCs w:val="24"/>
+                <w:vertAlign w:val="baseline"/>
+                <w:lang w:val="en-US"/>
               </w:rPr>
             </w:pPr>
             <w:r>
               <w:rPr>
-                <w:rFonts w:eastAsia="SimSun" w:cs="Times New Roman"/>
+                <w:rFonts w:hint="default" w:ascii="Times New Roman" w:hAnsi="Times New Roman" w:eastAsia="SimSun" w:cs="Times New Roman"/>
+                <w:kern w:val="0"/>
                 <w:sz w:val="24"/>
                 <w:szCs w:val="24"/>
-                <w:lang w:eastAsia="zh-CN" w:bidi="ar"/>
+                <w:lang w:val="en-US" w:eastAsia="zh-CN" w:bidi="ar"/>
               </w:rPr>
               <w:t>0.8</w:t>
             </w:r>
@@ -8283,23 +8587,31 @@
         </w:tc>
         <w:tc>
           <w:tcPr>
-            <w:tcW w:w="1674" w:type="dxa"/>
+            <w:tcW w:w="1771" w:type="dxa"/>
             <w:vAlign w:val="center"/>
           </w:tcPr>
           <w:p>
             <w:pPr>
-              <w:rPr>
-                <w:rFonts w:cs="Times New Roman"/>
+              <w:keepNext w:val="0"/>
+              <w:keepLines w:val="0"/>
+              <w:widowControl/>
+              <w:suppressLineNumbers w:val="0"/>
+              <w:jc w:val="left"/>
+              <w:rPr>
+                <w:rFonts w:hint="default" w:ascii="Times New Roman" w:hAnsi="Times New Roman" w:cs="Times New Roman"/>
                 <w:sz w:val="24"/>
                 <w:szCs w:val="24"/>
+                <w:vertAlign w:val="baseline"/>
+                <w:lang w:val="en-US"/>
               </w:rPr>
             </w:pPr>
             <w:r>
               <w:rPr>
-                <w:rFonts w:eastAsia="SimSun" w:cs="Times New Roman"/>
+                <w:rFonts w:hint="default" w:ascii="Times New Roman" w:hAnsi="Times New Roman" w:eastAsia="SimSun" w:cs="Times New Roman"/>
+                <w:kern w:val="0"/>
                 <w:sz w:val="24"/>
                 <w:szCs w:val="24"/>
-                <w:lang w:eastAsia="zh-CN" w:bidi="ar"/>
+                <w:lang w:val="en-US" w:eastAsia="zh-CN" w:bidi="ar"/>
               </w:rPr>
               <w:t>2026-05-09</w:t>
             </w:r>
@@ -8307,23 +8619,31 @@
         </w:tc>
         <w:tc>
           <w:tcPr>
-            <w:tcW w:w="2008" w:type="dxa"/>
+            <w:tcW w:w="2056" w:type="dxa"/>
             <w:vAlign w:val="center"/>
           </w:tcPr>
           <w:p>
             <w:pPr>
-              <w:rPr>
-                <w:rFonts w:cs="Times New Roman"/>
+              <w:keepNext w:val="0"/>
+              <w:keepLines w:val="0"/>
+              <w:widowControl/>
+              <w:suppressLineNumbers w:val="0"/>
+              <w:jc w:val="left"/>
+              <w:rPr>
+                <w:rFonts w:hint="default" w:ascii="Times New Roman" w:hAnsi="Times New Roman" w:cs="Times New Roman"/>
                 <w:sz w:val="24"/>
                 <w:szCs w:val="24"/>
+                <w:vertAlign w:val="baseline"/>
+                <w:lang w:val="en-US"/>
               </w:rPr>
             </w:pPr>
             <w:r>
               <w:rPr>
-                <w:rFonts w:eastAsia="SimSun" w:cs="Times New Roman"/>
+                <w:rFonts w:hint="default" w:ascii="Times New Roman" w:hAnsi="Times New Roman" w:eastAsia="SimSun" w:cs="Times New Roman"/>
+                <w:kern w:val="0"/>
                 <w:sz w:val="24"/>
                 <w:szCs w:val="24"/>
-                <w:lang w:eastAsia="zh-CN" w:bidi="ar"/>
+                <w:lang w:val="en-US" w:eastAsia="zh-CN" w:bidi="ar"/>
               </w:rPr>
               <w:t>Nguyen Hoang Ky Anh, Nguyen Thanh Dat</w:t>
             </w:r>
@@ -8336,18 +8656,26 @@
           </w:tcPr>
           <w:p>
             <w:pPr>
-              <w:rPr>
-                <w:rFonts w:cs="Times New Roman"/>
+              <w:keepNext w:val="0"/>
+              <w:keepLines w:val="0"/>
+              <w:widowControl/>
+              <w:suppressLineNumbers w:val="0"/>
+              <w:jc w:val="left"/>
+              <w:rPr>
+                <w:rFonts w:hint="default" w:ascii="Times New Roman" w:hAnsi="Times New Roman" w:cs="Times New Roman"/>
                 <w:sz w:val="24"/>
                 <w:szCs w:val="24"/>
+                <w:vertAlign w:val="baseline"/>
+                <w:lang w:val="en-US"/>
               </w:rPr>
             </w:pPr>
             <w:r>
               <w:rPr>
-                <w:rFonts w:eastAsia="SimSun" w:cs="Times New Roman"/>
+                <w:rFonts w:hint="default" w:ascii="Times New Roman" w:hAnsi="Times New Roman" w:eastAsia="SimSun" w:cs="Times New Roman"/>
+                <w:kern w:val="0"/>
                 <w:sz w:val="24"/>
                 <w:szCs w:val="24"/>
-                <w:lang w:eastAsia="zh-CN" w:bidi="ar"/>
+                <w:lang w:val="en-US" w:eastAsia="zh-CN" w:bidi="ar"/>
               </w:rPr>
               <w:t>Added AI battle feature, updated UC comments, integrated database connection and tables, and implemented MatchHistory and PlayerStats models.</w:t>
             </w:r>
@@ -8373,23 +8701,31 @@
         </w:tblPrEx>
         <w:tc>
           <w:tcPr>
-            <w:tcW w:w="1772" w:type="dxa"/>
+            <w:tcW w:w="1853" w:type="dxa"/>
             <w:vAlign w:val="center"/>
           </w:tcPr>
           <w:p>
             <w:pPr>
-              <w:rPr>
-                <w:rFonts w:cs="Times New Roman"/>
+              <w:keepNext w:val="0"/>
+              <w:keepLines w:val="0"/>
+              <w:widowControl/>
+              <w:suppressLineNumbers w:val="0"/>
+              <w:jc w:val="left"/>
+              <w:rPr>
+                <w:rFonts w:hint="default" w:ascii="Times New Roman" w:hAnsi="Times New Roman" w:cs="Times New Roman"/>
                 <w:sz w:val="24"/>
                 <w:szCs w:val="24"/>
+                <w:vertAlign w:val="baseline"/>
+                <w:lang w:val="en-US"/>
               </w:rPr>
             </w:pPr>
             <w:r>
               <w:rPr>
-                <w:rFonts w:eastAsia="SimSun" w:cs="Times New Roman"/>
+                <w:rFonts w:hint="default" w:ascii="Times New Roman" w:hAnsi="Times New Roman" w:eastAsia="SimSun" w:cs="Times New Roman"/>
+                <w:kern w:val="0"/>
                 <w:sz w:val="24"/>
                 <w:szCs w:val="24"/>
-                <w:lang w:eastAsia="zh-CN" w:bidi="ar"/>
+                <w:lang w:val="en-US" w:eastAsia="zh-CN" w:bidi="ar"/>
               </w:rPr>
               <w:t>0.9</w:t>
             </w:r>
@@ -8397,23 +8733,31 @@
         </w:tc>
         <w:tc>
           <w:tcPr>
-            <w:tcW w:w="1674" w:type="dxa"/>
+            <w:tcW w:w="1771" w:type="dxa"/>
             <w:vAlign w:val="center"/>
           </w:tcPr>
           <w:p>
             <w:pPr>
-              <w:rPr>
-                <w:rFonts w:cs="Times New Roman"/>
+              <w:keepNext w:val="0"/>
+              <w:keepLines w:val="0"/>
+              <w:widowControl/>
+              <w:suppressLineNumbers w:val="0"/>
+              <w:jc w:val="left"/>
+              <w:rPr>
+                <w:rFonts w:hint="default" w:ascii="Times New Roman" w:hAnsi="Times New Roman" w:cs="Times New Roman"/>
                 <w:sz w:val="24"/>
                 <w:szCs w:val="24"/>
+                <w:vertAlign w:val="baseline"/>
+                <w:lang w:val="en-US"/>
               </w:rPr>
             </w:pPr>
             <w:r>
               <w:rPr>
-                <w:rFonts w:eastAsia="SimSun" w:cs="Times New Roman"/>
+                <w:rFonts w:hint="default" w:ascii="Times New Roman" w:hAnsi="Times New Roman" w:eastAsia="SimSun" w:cs="Times New Roman"/>
+                <w:kern w:val="0"/>
                 <w:sz w:val="24"/>
                 <w:szCs w:val="24"/>
-                <w:lang w:eastAsia="zh-CN" w:bidi="ar"/>
+                <w:lang w:val="en-US" w:eastAsia="zh-CN" w:bidi="ar"/>
               </w:rPr>
               <w:t>2026-05-10</w:t>
             </w:r>
@@ -8421,23 +8765,31 @@
         </w:tc>
         <w:tc>
           <w:tcPr>
-            <w:tcW w:w="2008" w:type="dxa"/>
+            <w:tcW w:w="2056" w:type="dxa"/>
             <w:vAlign w:val="center"/>
           </w:tcPr>
           <w:p>
             <w:pPr>
-              <w:rPr>
-                <w:rFonts w:cs="Times New Roman"/>
+              <w:keepNext w:val="0"/>
+              <w:keepLines w:val="0"/>
+              <w:widowControl/>
+              <w:suppressLineNumbers w:val="0"/>
+              <w:jc w:val="left"/>
+              <w:rPr>
+                <w:rFonts w:hint="default" w:ascii="Times New Roman" w:hAnsi="Times New Roman" w:cs="Times New Roman"/>
                 <w:sz w:val="24"/>
                 <w:szCs w:val="24"/>
+                <w:vertAlign w:val="baseline"/>
+                <w:lang w:val="en-US"/>
               </w:rPr>
             </w:pPr>
             <w:r>
               <w:rPr>
-                <w:rFonts w:eastAsia="SimSun" w:cs="Times New Roman"/>
+                <w:rFonts w:hint="default" w:ascii="Times New Roman" w:hAnsi="Times New Roman" w:eastAsia="SimSun" w:cs="Times New Roman"/>
+                <w:kern w:val="0"/>
                 <w:sz w:val="24"/>
                 <w:szCs w:val="24"/>
-                <w:lang w:eastAsia="zh-CN" w:bidi="ar"/>
+                <w:lang w:val="en-US" w:eastAsia="zh-CN" w:bidi="ar"/>
               </w:rPr>
               <w:t>Nguyen Thanh Dat, Nguyen Hoang Ky Anh</w:t>
             </w:r>
@@ -8450,18 +8802,26 @@
           </w:tcPr>
           <w:p>
             <w:pPr>
-              <w:rPr>
-                <w:rFonts w:cs="Times New Roman"/>
+              <w:keepNext w:val="0"/>
+              <w:keepLines w:val="0"/>
+              <w:widowControl/>
+              <w:suppressLineNumbers w:val="0"/>
+              <w:jc w:val="left"/>
+              <w:rPr>
+                <w:rFonts w:hint="default" w:ascii="Times New Roman" w:hAnsi="Times New Roman" w:cs="Times New Roman"/>
                 <w:sz w:val="24"/>
                 <w:szCs w:val="24"/>
+                <w:vertAlign w:val="baseline"/>
+                <w:lang w:val="en-US"/>
               </w:rPr>
             </w:pPr>
             <w:r>
               <w:rPr>
-                <w:rFonts w:eastAsia="SimSun" w:cs="Times New Roman"/>
+                <w:rFonts w:hint="default" w:ascii="Times New Roman" w:hAnsi="Times New Roman" w:eastAsia="SimSun" w:cs="Times New Roman"/>
+                <w:kern w:val="0"/>
                 <w:sz w:val="24"/>
                 <w:szCs w:val="24"/>
-                <w:lang w:eastAsia="zh-CN" w:bidi="ar"/>
+                <w:lang w:val="en-US" w:eastAsia="zh-CN" w:bidi="ar"/>
               </w:rPr>
               <w:t>Implemented DAO layer, deployment configuration with Docker and WebSocket, servlet processing, DB integration, gameplay optimization, how-to-play page, and multiple bug fixes/refactors.</w:t>
             </w:r>
@@ -8487,21 +8847,27 @@
         </w:tblPrEx>
         <w:tc>
           <w:tcPr>
-            <w:tcW w:w="1772" w:type="dxa"/>
+            <w:tcW w:w="1853" w:type="dxa"/>
             <w:vAlign w:val="center"/>
           </w:tcPr>
           <w:p>
             <w:pPr>
-              <w:rPr>
-                <w:rFonts w:eastAsia="SimSun" w:cs="Times New Roman"/>
+              <w:keepNext w:val="0"/>
+              <w:keepLines w:val="0"/>
+              <w:widowControl/>
+              <w:suppressLineNumbers w:val="0"/>
+              <w:jc w:val="left"/>
+              <w:rPr>
+                <w:rFonts w:hint="default" w:ascii="Times New Roman" w:hAnsi="Times New Roman" w:eastAsia="SimSun" w:cs="Times New Roman"/>
+                <w:kern w:val="0"/>
                 <w:sz w:val="24"/>
                 <w:szCs w:val="24"/>
-                <w:lang w:eastAsia="zh-CN" w:bidi="ar"/>
+                <w:lang w:val="en-US" w:eastAsia="zh-CN" w:bidi="ar"/>
               </w:rPr>
             </w:pPr>
             <w:r>
               <w:rPr>
-                <w:rFonts w:eastAsia="SimSun" w:cs="Times New Roman"/>
+                <w:rFonts w:hint="default" w:ascii="Times New Roman" w:hAnsi="Times New Roman" w:eastAsia="SimSun" w:cs="Times New Roman"/>
                 <w:sz w:val="24"/>
                 <w:szCs w:val="24"/>
               </w:rPr>
@@ -8511,21 +8877,27 @@
         </w:tc>
         <w:tc>
           <w:tcPr>
-            <w:tcW w:w="1674" w:type="dxa"/>
+            <w:tcW w:w="1771" w:type="dxa"/>
             <w:vAlign w:val="center"/>
           </w:tcPr>
           <w:p>
             <w:pPr>
-              <w:rPr>
-                <w:rFonts w:eastAsia="SimSun" w:cs="Times New Roman"/>
+              <w:keepNext w:val="0"/>
+              <w:keepLines w:val="0"/>
+              <w:widowControl/>
+              <w:suppressLineNumbers w:val="0"/>
+              <w:jc w:val="left"/>
+              <w:rPr>
+                <w:rFonts w:hint="default" w:ascii="Times New Roman" w:hAnsi="Times New Roman" w:eastAsia="SimSun" w:cs="Times New Roman"/>
+                <w:kern w:val="0"/>
                 <w:sz w:val="24"/>
                 <w:szCs w:val="24"/>
-                <w:lang w:eastAsia="zh-CN" w:bidi="ar"/>
+                <w:lang w:val="en-US" w:eastAsia="zh-CN" w:bidi="ar"/>
               </w:rPr>
             </w:pPr>
             <w:r>
               <w:rPr>
-                <w:rFonts w:eastAsia="SimSun" w:cs="Times New Roman"/>
+                <w:rFonts w:hint="default" w:ascii="Times New Roman" w:hAnsi="Times New Roman" w:eastAsia="SimSun" w:cs="Times New Roman"/>
                 <w:sz w:val="24"/>
                 <w:szCs w:val="24"/>
               </w:rPr>
@@ -8535,21 +8907,27 @@
         </w:tc>
         <w:tc>
           <w:tcPr>
-            <w:tcW w:w="2008" w:type="dxa"/>
+            <w:tcW w:w="2056" w:type="dxa"/>
             <w:vAlign w:val="center"/>
           </w:tcPr>
           <w:p>
             <w:pPr>
-              <w:rPr>
-                <w:rFonts w:eastAsia="SimSun" w:cs="Times New Roman"/>
+              <w:keepNext w:val="0"/>
+              <w:keepLines w:val="0"/>
+              <w:widowControl/>
+              <w:suppressLineNumbers w:val="0"/>
+              <w:jc w:val="left"/>
+              <w:rPr>
+                <w:rFonts w:hint="default" w:ascii="Times New Roman" w:hAnsi="Times New Roman" w:eastAsia="SimSun" w:cs="Times New Roman"/>
+                <w:kern w:val="0"/>
                 <w:sz w:val="24"/>
                 <w:szCs w:val="24"/>
-                <w:lang w:eastAsia="zh-CN" w:bidi="ar"/>
+                <w:lang w:val="en-US" w:eastAsia="zh-CN" w:bidi="ar"/>
               </w:rPr>
             </w:pPr>
             <w:r>
               <w:rPr>
-                <w:rFonts w:eastAsia="SimSun" w:cs="Times New Roman"/>
+                <w:rFonts w:hint="default" w:ascii="Times New Roman" w:hAnsi="Times New Roman" w:eastAsia="SimSun" w:cs="Times New Roman"/>
                 <w:sz w:val="24"/>
                 <w:szCs w:val="24"/>
               </w:rPr>
@@ -8564,16 +8942,22 @@
           </w:tcPr>
           <w:p>
             <w:pPr>
-              <w:rPr>
-                <w:rFonts w:eastAsia="SimSun" w:cs="Times New Roman"/>
+              <w:keepNext w:val="0"/>
+              <w:keepLines w:val="0"/>
+              <w:widowControl/>
+              <w:suppressLineNumbers w:val="0"/>
+              <w:jc w:val="left"/>
+              <w:rPr>
+                <w:rFonts w:hint="default" w:ascii="Times New Roman" w:hAnsi="Times New Roman" w:eastAsia="SimSun" w:cs="Times New Roman"/>
+                <w:kern w:val="0"/>
                 <w:sz w:val="24"/>
                 <w:szCs w:val="24"/>
-                <w:lang w:eastAsia="zh-CN" w:bidi="ar"/>
+                <w:lang w:val="en-US" w:eastAsia="zh-CN" w:bidi="ar"/>
               </w:rPr>
             </w:pPr>
             <w:r>
               <w:rPr>
-                <w:rFonts w:eastAsia="SimSun" w:cs="Times New Roman"/>
+                <w:rFonts w:hint="default" w:ascii="Times New Roman" w:hAnsi="Times New Roman" w:eastAsia="SimSun" w:cs="Times New Roman"/>
                 <w:sz w:val="24"/>
                 <w:szCs w:val="24"/>
               </w:rPr>
@@ -8601,98 +8985,181 @@
         </w:tblPrEx>
         <w:tc>
           <w:tcPr>
-            <w:tcW w:w="1772" w:type="dxa"/>
+            <w:tcW w:w="1853" w:type="dxa"/>
+            <w:shd w:val="clear" w:color="auto" w:fill="44546A" w:themeFill="text2"/>
             <w:vAlign w:val="center"/>
           </w:tcPr>
           <w:p>
             <w:pPr>
-              <w:rPr>
-                <w:rFonts w:eastAsia="SimSun" w:cs="Times New Roman"/>
+              <w:keepNext w:val="0"/>
+              <w:keepLines w:val="0"/>
+              <w:widowControl/>
+              <w:suppressLineNumbers w:val="0"/>
+              <w:jc w:val="left"/>
+              <w:rPr>
+                <w:rFonts w:hint="default" w:ascii="Times New Roman" w:hAnsi="Times New Roman" w:eastAsia="SimSun" w:cs="Times New Roman"/>
+                <w:color w:val="FFFFFF" w:themeColor="background1"/>
                 <w:sz w:val="24"/>
                 <w:szCs w:val="24"/>
+                <w:highlight w:val="none"/>
                 <w:lang w:val="vi-VN"/>
+                <w14:textFill>
+                  <w14:solidFill>
+                    <w14:schemeClr w14:val="bg1"/>
+                  </w14:solidFill>
+                </w14:textFill>
               </w:rPr>
             </w:pPr>
             <w:r>
               <w:rPr>
-                <w:rFonts w:eastAsia="SimSun" w:cs="Times New Roman"/>
+                <w:rFonts w:hint="default" w:eastAsia="SimSun" w:cs="Times New Roman"/>
+                <w:color w:val="FFFFFF" w:themeColor="background1"/>
                 <w:sz w:val="24"/>
                 <w:szCs w:val="24"/>
-                <w:lang w:eastAsia="zh-CN" w:bidi="ar"/>
-              </w:rPr>
-              <w:t>1.1</w:t>
+                <w:highlight w:val="none"/>
+                <w:lang w:val="vi-VN"/>
+                <w14:textFill>
+                  <w14:solidFill>
+                    <w14:schemeClr w14:val="bg1"/>
+                  </w14:solidFill>
+                </w14:textFill>
+              </w:rPr>
+              <w:t>1.0</w:t>
             </w:r>
           </w:p>
         </w:tc>
         <w:tc>
           <w:tcPr>
-            <w:tcW w:w="1674" w:type="dxa"/>
+            <w:tcW w:w="1771" w:type="dxa"/>
+            <w:shd w:val="clear" w:color="auto" w:fill="44546A" w:themeFill="text2"/>
             <w:vAlign w:val="center"/>
           </w:tcPr>
           <w:p>
             <w:pPr>
-              <w:rPr>
-                <w:rFonts w:eastAsia="SimSun" w:cs="Times New Roman"/>
+              <w:keepNext w:val="0"/>
+              <w:keepLines w:val="0"/>
+              <w:widowControl/>
+              <w:suppressLineNumbers w:val="0"/>
+              <w:jc w:val="left"/>
+              <w:rPr>
+                <w:rFonts w:hint="default" w:ascii="Times New Roman" w:hAnsi="Times New Roman" w:eastAsia="SimSun" w:cs="Times New Roman"/>
+                <w:color w:val="FFFFFF" w:themeColor="background1"/>
                 <w:sz w:val="24"/>
                 <w:szCs w:val="24"/>
+                <w:highlight w:val="none"/>
+                <w:lang w:val="vi-VN"/>
+                <w14:textFill>
+                  <w14:solidFill>
+                    <w14:schemeClr w14:val="bg1"/>
+                  </w14:solidFill>
+                </w14:textFill>
               </w:rPr>
             </w:pPr>
             <w:r>
               <w:rPr>
-                <w:rFonts w:eastAsia="SimSun" w:cs="Times New Roman"/>
+                <w:rFonts w:hint="default" w:eastAsia="SimSun" w:cs="Times New Roman"/>
+                <w:color w:val="FFFFFF" w:themeColor="background1"/>
                 <w:sz w:val="24"/>
                 <w:szCs w:val="24"/>
-                <w:lang w:eastAsia="zh-CN" w:bidi="ar"/>
-              </w:rPr>
-              <w:t>2026-05-23</w:t>
+                <w:highlight w:val="none"/>
+                <w:lang w:val="vi-VN"/>
+                <w14:textFill>
+                  <w14:solidFill>
+                    <w14:schemeClr w14:val="bg1"/>
+                  </w14:solidFill>
+                </w14:textFill>
+              </w:rPr>
+              <w:t>2026-05-11</w:t>
             </w:r>
           </w:p>
         </w:tc>
         <w:tc>
           <w:tcPr>
-            <w:tcW w:w="2008" w:type="dxa"/>
+            <w:tcW w:w="2056" w:type="dxa"/>
+            <w:shd w:val="clear" w:color="auto" w:fill="44546A" w:themeFill="text2"/>
             <w:vAlign w:val="center"/>
           </w:tcPr>
           <w:p>
             <w:pPr>
-              <w:rPr>
-                <w:rFonts w:eastAsia="SimSun" w:cs="Times New Roman"/>
+              <w:keepNext w:val="0"/>
+              <w:keepLines w:val="0"/>
+              <w:widowControl/>
+              <w:suppressLineNumbers w:val="0"/>
+              <w:jc w:val="left"/>
+              <w:rPr>
+                <w:rFonts w:hint="default" w:ascii="Times New Roman" w:hAnsi="Times New Roman" w:eastAsia="SimSun" w:cs="Times New Roman"/>
+                <w:color w:val="FFFFFF" w:themeColor="background1"/>
                 <w:sz w:val="24"/>
                 <w:szCs w:val="24"/>
+                <w:highlight w:val="none"/>
+                <w:lang w:val="vi-VN"/>
+                <w14:textFill>
+                  <w14:solidFill>
+                    <w14:schemeClr w14:val="bg1"/>
+                  </w14:solidFill>
+                </w14:textFill>
               </w:rPr>
             </w:pPr>
             <w:r>
               <w:rPr>
-                <w:rFonts w:eastAsia="SimSun" w:cs="Times New Roman"/>
+                <w:rFonts w:hint="default" w:eastAsia="SimSun" w:cs="Times New Roman"/>
+                <w:color w:val="FFFFFF" w:themeColor="background1"/>
                 <w:sz w:val="24"/>
                 <w:szCs w:val="24"/>
-                <w:lang w:eastAsia="zh-CN" w:bidi="ar"/>
-              </w:rPr>
-              <w:t>Nguyen Hoang Ky Anh</w:t>
+                <w:highlight w:val="none"/>
+                <w:lang w:val="vi-VN"/>
+                <w14:textFill>
+                  <w14:solidFill>
+                    <w14:schemeClr w14:val="bg1"/>
+                  </w14:solidFill>
+                </w14:textFill>
+              </w:rPr>
+              <w:t>Project Team</w:t>
             </w:r>
           </w:p>
         </w:tc>
         <w:tc>
           <w:tcPr>
             <w:tcW w:w="3323" w:type="dxa"/>
+            <w:shd w:val="clear" w:color="auto" w:fill="44546A" w:themeFill="text2"/>
             <w:vAlign w:val="center"/>
           </w:tcPr>
           <w:p>
             <w:pPr>
-              <w:rPr>
-                <w:rFonts w:eastAsia="SimSun" w:cs="Times New Roman"/>
+              <w:keepNext w:val="0"/>
+              <w:keepLines w:val="0"/>
+              <w:widowControl/>
+              <w:suppressLineNumbers w:val="0"/>
+              <w:jc w:val="left"/>
+              <w:rPr>
+                <w:rFonts w:hint="default" w:ascii="Times New Roman" w:hAnsi="Times New Roman" w:eastAsia="SimSun" w:cs="Times New Roman"/>
+                <w:color w:val="FFFFFF" w:themeColor="background1"/>
                 <w:sz w:val="24"/>
                 <w:szCs w:val="24"/>
+                <w:highlight w:val="none"/>
+                <w:lang w:val="vi-VN"/>
+                <w14:textFill>
+                  <w14:solidFill>
+                    <w14:schemeClr w14:val="bg1"/>
+                  </w14:solidFill>
+                </w14:textFill>
               </w:rPr>
             </w:pPr>
             <w:r>
               <w:rPr>
-                <w:rFonts w:eastAsia="SimSun" w:cs="Times New Roman"/>
+                <w:rFonts w:hint="default" w:eastAsia="SimSun" w:cs="Times New Roman"/>
+                <w:color w:val="FFFFFF" w:themeColor="background1"/>
                 <w:sz w:val="24"/>
                 <w:szCs w:val="24"/>
-                <w:lang w:eastAsia="zh-CN" w:bidi="ar"/>
-              </w:rPr>
-              <w:t>Updated and redesigned overall application UI/UX system.</w:t>
+                <w:highlight w:val="none"/>
+                <w:lang w:val="vi-VN"/>
+                <w14:textFill>
+                  <w14:solidFill>
+                    <w14:schemeClr w14:val="bg1"/>
+                  </w14:solidFill>
+                </w14:textFill>
+              </w:rPr>
+              <w:t>Báo cáo cuối kỳ bài tập 2 - Lần 1</w:t>
             </w:r>
           </w:p>
         </w:tc>
@@ -8716,13 +9183,18 @@
         </w:tblPrEx>
         <w:tc>
           <w:tcPr>
-            <w:tcW w:w="1772" w:type="dxa"/>
+            <w:tcW w:w="1853" w:type="dxa"/>
             <w:vAlign w:val="center"/>
           </w:tcPr>
           <w:p>
             <w:pPr>
-              <w:rPr>
-                <w:rFonts w:eastAsia="SimSun" w:cs="Times New Roman"/>
+              <w:keepNext w:val="0"/>
+              <w:keepLines w:val="0"/>
+              <w:widowControl/>
+              <w:suppressLineNumbers w:val="0"/>
+              <w:jc w:val="left"/>
+              <w:rPr>
+                <w:rFonts w:hint="default" w:ascii="Times New Roman" w:hAnsi="Times New Roman" w:eastAsia="SimSun" w:cs="Times New Roman"/>
                 <w:sz w:val="24"/>
                 <w:szCs w:val="24"/>
                 <w:lang w:val="vi-VN"/>
@@ -8730,34 +9202,41 @@
             </w:pPr>
             <w:r>
               <w:rPr>
-                <w:rFonts w:eastAsia="SimSun" w:cs="Times New Roman"/>
+                <w:rFonts w:hint="default" w:ascii="Times New Roman" w:hAnsi="Times New Roman" w:eastAsia="SimSun" w:cs="Times New Roman"/>
+                <w:kern w:val="0"/>
                 <w:sz w:val="24"/>
                 <w:szCs w:val="24"/>
-                <w:lang w:eastAsia="zh-CN" w:bidi="ar"/>
-              </w:rPr>
-              <w:t>1.2</w:t>
+                <w:lang w:val="en-US" w:eastAsia="zh-CN" w:bidi="ar"/>
+              </w:rPr>
+              <w:t>1.1</w:t>
             </w:r>
           </w:p>
         </w:tc>
         <w:tc>
           <w:tcPr>
-            <w:tcW w:w="1674" w:type="dxa"/>
+            <w:tcW w:w="1771" w:type="dxa"/>
             <w:vAlign w:val="center"/>
           </w:tcPr>
           <w:p>
             <w:pPr>
-              <w:rPr>
-                <w:rFonts w:eastAsia="SimSun" w:cs="Times New Roman"/>
+              <w:keepNext w:val="0"/>
+              <w:keepLines w:val="0"/>
+              <w:widowControl/>
+              <w:suppressLineNumbers w:val="0"/>
+              <w:jc w:val="left"/>
+              <w:rPr>
+                <w:rFonts w:hint="default" w:ascii="Times New Roman" w:hAnsi="Times New Roman" w:eastAsia="SimSun" w:cs="Times New Roman"/>
                 <w:sz w:val="24"/>
                 <w:szCs w:val="24"/>
               </w:rPr>
             </w:pPr>
             <w:r>
               <w:rPr>
-                <w:rFonts w:eastAsia="SimSun" w:cs="Times New Roman"/>
+                <w:rFonts w:hint="default" w:ascii="Times New Roman" w:hAnsi="Times New Roman" w:eastAsia="SimSun" w:cs="Times New Roman"/>
+                <w:kern w:val="0"/>
                 <w:sz w:val="24"/>
                 <w:szCs w:val="24"/>
-                <w:lang w:eastAsia="zh-CN" w:bidi="ar"/>
+                <w:lang w:val="en-US" w:eastAsia="zh-CN" w:bidi="ar"/>
               </w:rPr>
               <w:t>2026-05-23</w:t>
             </w:r>
@@ -8765,23 +9244,29 @@
         </w:tc>
         <w:tc>
           <w:tcPr>
-            <w:tcW w:w="2008" w:type="dxa"/>
+            <w:tcW w:w="2056" w:type="dxa"/>
             <w:vAlign w:val="center"/>
           </w:tcPr>
           <w:p>
             <w:pPr>
-              <w:rPr>
-                <w:rFonts w:eastAsia="SimSun" w:cs="Times New Roman"/>
+              <w:keepNext w:val="0"/>
+              <w:keepLines w:val="0"/>
+              <w:widowControl/>
+              <w:suppressLineNumbers w:val="0"/>
+              <w:jc w:val="left"/>
+              <w:rPr>
+                <w:rFonts w:hint="default" w:ascii="Times New Roman" w:hAnsi="Times New Roman" w:eastAsia="SimSun" w:cs="Times New Roman"/>
                 <w:sz w:val="24"/>
                 <w:szCs w:val="24"/>
               </w:rPr>
             </w:pPr>
             <w:r>
               <w:rPr>
-                <w:rFonts w:eastAsia="SimSun" w:cs="Times New Roman"/>
+                <w:rFonts w:hint="default" w:ascii="Times New Roman" w:hAnsi="Times New Roman" w:eastAsia="SimSun" w:cs="Times New Roman"/>
+                <w:kern w:val="0"/>
                 <w:sz w:val="24"/>
                 <w:szCs w:val="24"/>
-                <w:lang w:eastAsia="zh-CN" w:bidi="ar"/>
+                <w:lang w:val="en-US" w:eastAsia="zh-CN" w:bidi="ar"/>
               </w:rPr>
               <w:t>Nguyen Hoang Ky Anh</w:t>
             </w:r>
@@ -8794,20 +9279,26 @@
           </w:tcPr>
           <w:p>
             <w:pPr>
-              <w:rPr>
-                <w:rFonts w:eastAsia="SimSun" w:cs="Times New Roman"/>
+              <w:keepNext w:val="0"/>
+              <w:keepLines w:val="0"/>
+              <w:widowControl/>
+              <w:suppressLineNumbers w:val="0"/>
+              <w:jc w:val="left"/>
+              <w:rPr>
+                <w:rFonts w:hint="default" w:ascii="Times New Roman" w:hAnsi="Times New Roman" w:eastAsia="SimSun" w:cs="Times New Roman"/>
                 <w:sz w:val="24"/>
                 <w:szCs w:val="24"/>
               </w:rPr>
             </w:pPr>
             <w:r>
               <w:rPr>
-                <w:rFonts w:eastAsia="SimSun" w:cs="Times New Roman"/>
+                <w:rFonts w:hint="default" w:ascii="Times New Roman" w:hAnsi="Times New Roman" w:eastAsia="SimSun" w:cs="Times New Roman"/>
+                <w:kern w:val="0"/>
                 <w:sz w:val="24"/>
                 <w:szCs w:val="24"/>
-                <w:lang w:eastAsia="zh-CN" w:bidi="ar"/>
-              </w:rPr>
-              <w:t>Improved UI/UX for place-ship-pve.jsp page.</w:t>
+                <w:lang w:val="en-US" w:eastAsia="zh-CN" w:bidi="ar"/>
+              </w:rPr>
+              <w:t>Updated and redesigned overall application UI/UX system.</w:t>
             </w:r>
           </w:p>
         </w:tc>
@@ -8831,13 +9322,18 @@
         </w:tblPrEx>
         <w:tc>
           <w:tcPr>
-            <w:tcW w:w="1772" w:type="dxa"/>
+            <w:tcW w:w="1853" w:type="dxa"/>
             <w:vAlign w:val="center"/>
           </w:tcPr>
           <w:p>
             <w:pPr>
-              <w:rPr>
-                <w:rFonts w:eastAsia="SimSun" w:cs="Times New Roman"/>
+              <w:keepNext w:val="0"/>
+              <w:keepLines w:val="0"/>
+              <w:widowControl/>
+              <w:suppressLineNumbers w:val="0"/>
+              <w:jc w:val="left"/>
+              <w:rPr>
+                <w:rFonts w:hint="default" w:ascii="Times New Roman" w:hAnsi="Times New Roman" w:eastAsia="SimSun" w:cs="Times New Roman"/>
                 <w:sz w:val="24"/>
                 <w:szCs w:val="24"/>
                 <w:lang w:val="vi-VN"/>
@@ -8845,34 +9341,41 @@
             </w:pPr>
             <w:r>
               <w:rPr>
-                <w:rFonts w:eastAsia="SimSun" w:cs="Times New Roman"/>
+                <w:rFonts w:hint="default" w:ascii="Times New Roman" w:hAnsi="Times New Roman" w:eastAsia="SimSun" w:cs="Times New Roman"/>
+                <w:kern w:val="0"/>
                 <w:sz w:val="24"/>
                 <w:szCs w:val="24"/>
-                <w:lang w:eastAsia="zh-CN" w:bidi="ar"/>
-              </w:rPr>
-              <w:t>1.3</w:t>
+                <w:lang w:val="en-US" w:eastAsia="zh-CN" w:bidi="ar"/>
+              </w:rPr>
+              <w:t>1.2</w:t>
             </w:r>
           </w:p>
         </w:tc>
         <w:tc>
           <w:tcPr>
-            <w:tcW w:w="1674" w:type="dxa"/>
+            <w:tcW w:w="1771" w:type="dxa"/>
             <w:vAlign w:val="center"/>
           </w:tcPr>
           <w:p>
             <w:pPr>
-              <w:rPr>
-                <w:rFonts w:eastAsia="SimSun" w:cs="Times New Roman"/>
+              <w:keepNext w:val="0"/>
+              <w:keepLines w:val="0"/>
+              <w:widowControl/>
+              <w:suppressLineNumbers w:val="0"/>
+              <w:jc w:val="left"/>
+              <w:rPr>
+                <w:rFonts w:hint="default" w:ascii="Times New Roman" w:hAnsi="Times New Roman" w:eastAsia="SimSun" w:cs="Times New Roman"/>
                 <w:sz w:val="24"/>
                 <w:szCs w:val="24"/>
               </w:rPr>
             </w:pPr>
             <w:r>
               <w:rPr>
-                <w:rFonts w:eastAsia="SimSun" w:cs="Times New Roman"/>
+                <w:rFonts w:hint="default" w:ascii="Times New Roman" w:hAnsi="Times New Roman" w:eastAsia="SimSun" w:cs="Times New Roman"/>
+                <w:kern w:val="0"/>
                 <w:sz w:val="24"/>
                 <w:szCs w:val="24"/>
-                <w:lang w:eastAsia="zh-CN" w:bidi="ar"/>
+                <w:lang w:val="en-US" w:eastAsia="zh-CN" w:bidi="ar"/>
               </w:rPr>
               <w:t>2026-05-23</w:t>
             </w:r>
@@ -8880,23 +9383,29 @@
         </w:tc>
         <w:tc>
           <w:tcPr>
-            <w:tcW w:w="2008" w:type="dxa"/>
+            <w:tcW w:w="2056" w:type="dxa"/>
             <w:vAlign w:val="center"/>
           </w:tcPr>
           <w:p>
             <w:pPr>
-              <w:rPr>
-                <w:rFonts w:eastAsia="SimSun" w:cs="Times New Roman"/>
+              <w:keepNext w:val="0"/>
+              <w:keepLines w:val="0"/>
+              <w:widowControl/>
+              <w:suppressLineNumbers w:val="0"/>
+              <w:jc w:val="left"/>
+              <w:rPr>
+                <w:rFonts w:hint="default" w:ascii="Times New Roman" w:hAnsi="Times New Roman" w:eastAsia="SimSun" w:cs="Times New Roman"/>
                 <w:sz w:val="24"/>
                 <w:szCs w:val="24"/>
               </w:rPr>
             </w:pPr>
             <w:r>
               <w:rPr>
-                <w:rFonts w:eastAsia="SimSun" w:cs="Times New Roman"/>
+                <w:rFonts w:hint="default" w:ascii="Times New Roman" w:hAnsi="Times New Roman" w:eastAsia="SimSun" w:cs="Times New Roman"/>
+                <w:kern w:val="0"/>
                 <w:sz w:val="24"/>
                 <w:szCs w:val="24"/>
-                <w:lang w:eastAsia="zh-CN" w:bidi="ar"/>
+                <w:lang w:val="en-US" w:eastAsia="zh-CN" w:bidi="ar"/>
               </w:rPr>
               <w:t>Nguyen Hoang Ky Anh</w:t>
             </w:r>
@@ -8909,20 +9418,26 @@
           </w:tcPr>
           <w:p>
             <w:pPr>
-              <w:rPr>
-                <w:rFonts w:eastAsia="SimSun" w:cs="Times New Roman"/>
+              <w:keepNext w:val="0"/>
+              <w:keepLines w:val="0"/>
+              <w:widowControl/>
+              <w:suppressLineNumbers w:val="0"/>
+              <w:jc w:val="left"/>
+              <w:rPr>
+                <w:rFonts w:hint="default" w:ascii="Times New Roman" w:hAnsi="Times New Roman" w:eastAsia="SimSun" w:cs="Times New Roman"/>
                 <w:sz w:val="24"/>
                 <w:szCs w:val="24"/>
               </w:rPr>
             </w:pPr>
             <w:r>
               <w:rPr>
-                <w:rFonts w:eastAsia="SimSun" w:cs="Times New Roman"/>
+                <w:rFonts w:hint="default" w:ascii="Times New Roman" w:hAnsi="Times New Roman" w:eastAsia="SimSun" w:cs="Times New Roman"/>
+                <w:kern w:val="0"/>
                 <w:sz w:val="24"/>
                 <w:szCs w:val="24"/>
-                <w:lang w:eastAsia="zh-CN" w:bidi="ar"/>
-              </w:rPr>
-              <w:t>Fixed issue where ships could not be displayed on user's board.</w:t>
+                <w:lang w:val="en-US" w:eastAsia="zh-CN" w:bidi="ar"/>
+              </w:rPr>
+              <w:t>Improved UI/UX for place-ship-pve.jsp page.</w:t>
             </w:r>
           </w:p>
         </w:tc>
@@ -8946,13 +9461,18 @@
         </w:tblPrEx>
         <w:tc>
           <w:tcPr>
-            <w:tcW w:w="1772" w:type="dxa"/>
+            <w:tcW w:w="1853" w:type="dxa"/>
             <w:vAlign w:val="center"/>
           </w:tcPr>
           <w:p>
             <w:pPr>
-              <w:rPr>
-                <w:rFonts w:eastAsia="SimSun" w:cs="Times New Roman"/>
+              <w:keepNext w:val="0"/>
+              <w:keepLines w:val="0"/>
+              <w:widowControl/>
+              <w:suppressLineNumbers w:val="0"/>
+              <w:jc w:val="left"/>
+              <w:rPr>
+                <w:rFonts w:hint="default" w:ascii="Times New Roman" w:hAnsi="Times New Roman" w:eastAsia="SimSun" w:cs="Times New Roman"/>
                 <w:sz w:val="24"/>
                 <w:szCs w:val="24"/>
                 <w:lang w:val="vi-VN"/>
@@ -8960,34 +9480,41 @@
             </w:pPr>
             <w:r>
               <w:rPr>
-                <w:rFonts w:eastAsia="SimSun" w:cs="Times New Roman"/>
+                <w:rFonts w:hint="default" w:ascii="Times New Roman" w:hAnsi="Times New Roman" w:eastAsia="SimSun" w:cs="Times New Roman"/>
+                <w:kern w:val="0"/>
                 <w:sz w:val="24"/>
                 <w:szCs w:val="24"/>
-                <w:lang w:eastAsia="zh-CN" w:bidi="ar"/>
-              </w:rPr>
-              <w:t>2.0-beta</w:t>
+                <w:lang w:val="en-US" w:eastAsia="zh-CN" w:bidi="ar"/>
+              </w:rPr>
+              <w:t>1.3</w:t>
             </w:r>
           </w:p>
         </w:tc>
         <w:tc>
           <w:tcPr>
-            <w:tcW w:w="1674" w:type="dxa"/>
+            <w:tcW w:w="1771" w:type="dxa"/>
             <w:vAlign w:val="center"/>
           </w:tcPr>
           <w:p>
             <w:pPr>
-              <w:rPr>
-                <w:rFonts w:eastAsia="SimSun" w:cs="Times New Roman"/>
+              <w:keepNext w:val="0"/>
+              <w:keepLines w:val="0"/>
+              <w:widowControl/>
+              <w:suppressLineNumbers w:val="0"/>
+              <w:jc w:val="left"/>
+              <w:rPr>
+                <w:rFonts w:hint="default" w:ascii="Times New Roman" w:hAnsi="Times New Roman" w:eastAsia="SimSun" w:cs="Times New Roman"/>
                 <w:sz w:val="24"/>
                 <w:szCs w:val="24"/>
               </w:rPr>
             </w:pPr>
             <w:r>
               <w:rPr>
-                <w:rFonts w:eastAsia="SimSun" w:cs="Times New Roman"/>
+                <w:rFonts w:hint="default" w:ascii="Times New Roman" w:hAnsi="Times New Roman" w:eastAsia="SimSun" w:cs="Times New Roman"/>
+                <w:kern w:val="0"/>
                 <w:sz w:val="24"/>
                 <w:szCs w:val="24"/>
-                <w:lang w:eastAsia="zh-CN" w:bidi="ar"/>
+                <w:lang w:val="en-US" w:eastAsia="zh-CN" w:bidi="ar"/>
               </w:rPr>
               <w:t>2026-05-23</w:t>
             </w:r>
@@ -8995,23 +9522,29 @@
         </w:tc>
         <w:tc>
           <w:tcPr>
-            <w:tcW w:w="2008" w:type="dxa"/>
+            <w:tcW w:w="2056" w:type="dxa"/>
             <w:vAlign w:val="center"/>
           </w:tcPr>
           <w:p>
             <w:pPr>
-              <w:rPr>
-                <w:rFonts w:eastAsia="SimSun" w:cs="Times New Roman"/>
+              <w:keepNext w:val="0"/>
+              <w:keepLines w:val="0"/>
+              <w:widowControl/>
+              <w:suppressLineNumbers w:val="0"/>
+              <w:jc w:val="left"/>
+              <w:rPr>
+                <w:rFonts w:hint="default" w:ascii="Times New Roman" w:hAnsi="Times New Roman" w:eastAsia="SimSun" w:cs="Times New Roman"/>
                 <w:sz w:val="24"/>
                 <w:szCs w:val="24"/>
               </w:rPr>
             </w:pPr>
             <w:r>
               <w:rPr>
-                <w:rFonts w:eastAsia="SimSun" w:cs="Times New Roman"/>
+                <w:rFonts w:hint="default" w:ascii="Times New Roman" w:hAnsi="Times New Roman" w:eastAsia="SimSun" w:cs="Times New Roman"/>
+                <w:kern w:val="0"/>
                 <w:sz w:val="24"/>
                 <w:szCs w:val="24"/>
-                <w:lang w:eastAsia="zh-CN" w:bidi="ar"/>
+                <w:lang w:val="en-US" w:eastAsia="zh-CN" w:bidi="ar"/>
               </w:rPr>
               <w:t>Nguyen Hoang Ky Anh</w:t>
             </w:r>
@@ -9024,20 +9557,26 @@
           </w:tcPr>
           <w:p>
             <w:pPr>
-              <w:rPr>
-                <w:rFonts w:eastAsia="SimSun" w:cs="Times New Roman"/>
+              <w:keepNext w:val="0"/>
+              <w:keepLines w:val="0"/>
+              <w:widowControl/>
+              <w:suppressLineNumbers w:val="0"/>
+              <w:jc w:val="left"/>
+              <w:rPr>
+                <w:rFonts w:hint="default" w:ascii="Times New Roman" w:hAnsi="Times New Roman" w:eastAsia="SimSun" w:cs="Times New Roman"/>
                 <w:sz w:val="24"/>
                 <w:szCs w:val="24"/>
               </w:rPr>
             </w:pPr>
             <w:r>
               <w:rPr>
-                <w:rFonts w:eastAsia="SimSun" w:cs="Times New Roman"/>
+                <w:rFonts w:hint="default" w:ascii="Times New Roman" w:hAnsi="Times New Roman" w:eastAsia="SimSun" w:cs="Times New Roman"/>
+                <w:kern w:val="0"/>
                 <w:sz w:val="24"/>
                 <w:szCs w:val="24"/>
-                <w:lang w:eastAsia="zh-CN" w:bidi="ar"/>
-              </w:rPr>
-              <w:t>Started Version 2 development with major UI/UX refresh and gameplay improvements.</w:t>
+                <w:lang w:val="en-US" w:eastAsia="zh-CN" w:bidi="ar"/>
+              </w:rPr>
+              <w:t>Fixed issue where ships could not be displayed on user's board.</w:t>
             </w:r>
           </w:p>
         </w:tc>
@@ -9061,76 +9600,92 @@
         </w:tblPrEx>
         <w:tc>
           <w:tcPr>
-            <w:tcW w:w="1772" w:type="dxa"/>
+            <w:tcW w:w="1853" w:type="dxa"/>
             <w:vAlign w:val="center"/>
           </w:tcPr>
           <w:p>
             <w:pPr>
-              <w:rPr>
-                <w:rFonts w:eastAsia="SimSun" w:cs="Times New Roman"/>
+              <w:keepNext w:val="0"/>
+              <w:keepLines w:val="0"/>
+              <w:widowControl/>
+              <w:suppressLineNumbers w:val="0"/>
+              <w:jc w:val="left"/>
+              <w:rPr>
+                <w:rFonts w:hint="default" w:ascii="Times New Roman" w:hAnsi="Times New Roman" w:eastAsia="SimSun" w:cs="Times New Roman"/>
                 <w:sz w:val="24"/>
                 <w:szCs w:val="24"/>
-                <w:lang w:eastAsia="zh-CN" w:bidi="ar"/>
+                <w:lang w:val="vi-VN"/>
               </w:rPr>
             </w:pPr>
             <w:r>
               <w:rPr>
-                <w:rFonts w:eastAsia="SimSun" w:cs="Times New Roman"/>
+                <w:rFonts w:hint="default" w:ascii="Times New Roman" w:hAnsi="Times New Roman" w:eastAsia="SimSun" w:cs="Times New Roman"/>
+                <w:kern w:val="0"/>
                 <w:sz w:val="24"/>
                 <w:szCs w:val="24"/>
-                <w:lang w:eastAsia="zh-CN" w:bidi="ar"/>
-              </w:rPr>
-              <w:t>2.1-beta</w:t>
+                <w:lang w:val="en-US" w:eastAsia="zh-CN" w:bidi="ar"/>
+              </w:rPr>
+              <w:t>2.0-beta</w:t>
             </w:r>
           </w:p>
         </w:tc>
         <w:tc>
           <w:tcPr>
-            <w:tcW w:w="1674" w:type="dxa"/>
+            <w:tcW w:w="1771" w:type="dxa"/>
             <w:vAlign w:val="center"/>
           </w:tcPr>
           <w:p>
             <w:pPr>
-              <w:rPr>
-                <w:rFonts w:eastAsia="SimSun" w:cs="Times New Roman"/>
+              <w:keepNext w:val="0"/>
+              <w:keepLines w:val="0"/>
+              <w:widowControl/>
+              <w:suppressLineNumbers w:val="0"/>
+              <w:jc w:val="left"/>
+              <w:rPr>
+                <w:rFonts w:hint="default" w:ascii="Times New Roman" w:hAnsi="Times New Roman" w:eastAsia="SimSun" w:cs="Times New Roman"/>
                 <w:sz w:val="24"/>
                 <w:szCs w:val="24"/>
-                <w:lang w:eastAsia="zh-CN" w:bidi="ar"/>
               </w:rPr>
             </w:pPr>
             <w:r>
               <w:rPr>
-                <w:rFonts w:eastAsia="SimSun" w:cs="Times New Roman"/>
+                <w:rFonts w:hint="default" w:ascii="Times New Roman" w:hAnsi="Times New Roman" w:eastAsia="SimSun" w:cs="Times New Roman"/>
+                <w:kern w:val="0"/>
                 <w:sz w:val="24"/>
                 <w:szCs w:val="24"/>
-                <w:lang w:eastAsia="zh-CN" w:bidi="ar"/>
-              </w:rPr>
-              <w:t>2026-05-24</w:t>
+                <w:lang w:val="en-US" w:eastAsia="zh-CN" w:bidi="ar"/>
+              </w:rPr>
+              <w:t>2026-05-23</w:t>
             </w:r>
           </w:p>
         </w:tc>
         <w:tc>
           <w:tcPr>
-            <w:tcW w:w="2008" w:type="dxa"/>
+            <w:tcW w:w="2056" w:type="dxa"/>
             <w:vAlign w:val="center"/>
           </w:tcPr>
           <w:p>
             <w:pPr>
-              <w:rPr>
-                <w:rFonts w:eastAsia="SimSun" w:cs="Times New Roman"/>
+              <w:keepNext w:val="0"/>
+              <w:keepLines w:val="0"/>
+              <w:widowControl/>
+              <w:suppressLineNumbers w:val="0"/>
+              <w:jc w:val="left"/>
+              <w:rPr>
+                <w:rFonts w:hint="default" w:ascii="Times New Roman" w:hAnsi="Times New Roman" w:eastAsia="SimSun" w:cs="Times New Roman"/>
                 <w:sz w:val="24"/>
                 <w:szCs w:val="24"/>
-                <w:lang w:eastAsia="zh-CN" w:bidi="ar"/>
               </w:rPr>
             </w:pPr>
             <w:r>
               <w:rPr>
-                <w:rFonts w:eastAsia="SimSun" w:cs="Times New Roman"/>
+                <w:rFonts w:hint="default" w:ascii="Times New Roman" w:hAnsi="Times New Roman" w:eastAsia="SimSun" w:cs="Times New Roman"/>
+                <w:kern w:val="0"/>
                 <w:sz w:val="24"/>
                 <w:szCs w:val="24"/>
-                <w:lang w:eastAsia="zh-CN" w:bidi="ar"/>
-              </w:rPr>
-              <w:t>Vi Văn Hiếu</w:t>
+                <w:lang w:val="en-US" w:eastAsia="zh-CN" w:bidi="ar"/>
+              </w:rPr>
+              <w:t>Nguyen Hoang Ky Anh</w:t>
             </w:r>
           </w:p>
         </w:tc>
@@ -9141,21 +9696,26 @@
           </w:tcPr>
           <w:p>
             <w:pPr>
-              <w:rPr>
-                <w:rFonts w:eastAsia="SimSun" w:cs="Times New Roman"/>
+              <w:keepNext w:val="0"/>
+              <w:keepLines w:val="0"/>
+              <w:widowControl/>
+              <w:suppressLineNumbers w:val="0"/>
+              <w:jc w:val="left"/>
+              <w:rPr>
+                <w:rFonts w:hint="default" w:ascii="Times New Roman" w:hAnsi="Times New Roman" w:eastAsia="SimSun" w:cs="Times New Roman"/>
                 <w:sz w:val="24"/>
                 <w:szCs w:val="24"/>
-                <w:lang w:eastAsia="zh-CN" w:bidi="ar"/>
               </w:rPr>
             </w:pPr>
             <w:r>
               <w:rPr>
-                <w:rFonts w:eastAsia="SimSun" w:cs="Times New Roman"/>
+                <w:rFonts w:hint="default" w:ascii="Times New Roman" w:hAnsi="Times New Roman" w:eastAsia="SimSun" w:cs="Times New Roman"/>
+                <w:kern w:val="0"/>
                 <w:sz w:val="24"/>
                 <w:szCs w:val="24"/>
-                <w:lang w:eastAsia="zh-CN" w:bidi="ar"/>
-              </w:rPr>
-              <w:t>Add mode normal when playing with AI, use Hunt and target</w:t>
+                <w:lang w:val="en-US" w:eastAsia="zh-CN" w:bidi="ar"/>
+              </w:rPr>
+              <w:t>Started Version 2 development with major UI/UX refresh and gameplay improvements.</w:t>
             </w:r>
           </w:p>
         </w:tc>
@@ -9179,7 +9739,7 @@
         </w:tblPrEx>
         <w:tc>
           <w:tcPr>
-            <w:tcW w:w="1772" w:type="dxa"/>
+            <w:tcW w:w="1853" w:type="dxa"/>
             <w:vAlign w:val="center"/>
           </w:tcPr>
           <w:p>
@@ -9188,34 +9748,50 @@
               <w:keepLines w:val="0"/>
               <w:widowControl/>
               <w:suppressLineNumbers w:val="0"/>
-              <w:spacing w:before="0" w:beforeAutospacing="0" w:line="14" w:lineRule="atLeast"/>
               <w:jc w:val="left"/>
               <w:rPr>
                 <w:rFonts w:hint="default" w:ascii="Times New Roman" w:hAnsi="Times New Roman" w:eastAsia="SimSun" w:cs="Times New Roman"/>
-                <w:b w:val="0"/>
-                <w:bCs w:val="0"/>
-                <w:sz w:val="24"/>
-                <w:szCs w:val="24"/>
-                <w:lang w:eastAsia="zh-CN" w:bidi="ar"/>
-              </w:rPr>
-            </w:pPr>
-            <w:r>
-              <w:rPr>
-                <w:rFonts w:hint="default" w:ascii="Times New Roman" w:hAnsi="Times New Roman" w:eastAsia="sans-serif" w:cs="Times New Roman"/>
-                <w:b w:val="0"/>
-                <w:bCs w:val="0"/>
                 <w:kern w:val="0"/>
                 <w:sz w:val="24"/>
                 <w:szCs w:val="24"/>
                 <w:lang w:val="en-US" w:eastAsia="zh-CN" w:bidi="ar"/>
               </w:rPr>
-              <w:t>2.2-beta</w:t>
+            </w:pPr>
+            <w:r>
+              <w:rPr>
+                <w:rFonts w:hint="default" w:eastAsia="SimSun" w:cs="Times New Roman"/>
+                <w:kern w:val="0"/>
+                <w:sz w:val="24"/>
+                <w:szCs w:val="24"/>
+                <w:lang w:val="en-US" w:eastAsia="zh-CN" w:bidi="ar"/>
+              </w:rPr>
+              <w:t>2.</w:t>
+            </w:r>
+            <w:r>
+              <w:rPr>
+                <w:rFonts w:hint="default" w:eastAsia="SimSun" w:cs="Times New Roman"/>
+                <w:kern w:val="0"/>
+                <w:sz w:val="24"/>
+                <w:szCs w:val="24"/>
+                <w:lang w:val="vi-VN" w:eastAsia="zh-CN" w:bidi="ar"/>
+              </w:rPr>
+              <w:t>0</w:t>
+            </w:r>
+            <w:r>
+              <w:rPr>
+                <w:rFonts w:hint="default" w:eastAsia="SimSun" w:cs="Times New Roman"/>
+                <w:kern w:val="0"/>
+                <w:sz w:val="24"/>
+                <w:szCs w:val="24"/>
+                <w:lang w:val="en-US" w:eastAsia="zh-CN" w:bidi="ar"/>
+              </w:rPr>
+              <w:t>-beta</w:t>
             </w:r>
           </w:p>
         </w:tc>
         <w:tc>
           <w:tcPr>
-            <w:tcW w:w="1674" w:type="dxa"/>
+            <w:tcW w:w="1771" w:type="dxa"/>
             <w:vAlign w:val="center"/>
           </w:tcPr>
           <w:p>
@@ -9224,30 +9800,30 @@
               <w:keepLines w:val="0"/>
               <w:widowControl/>
               <w:suppressLineNumbers w:val="0"/>
-              <w:spacing w:before="0" w:beforeAutospacing="0" w:line="14" w:lineRule="atLeast"/>
               <w:jc w:val="left"/>
               <w:rPr>
                 <w:rFonts w:hint="default" w:ascii="Times New Roman" w:hAnsi="Times New Roman" w:eastAsia="SimSun" w:cs="Times New Roman"/>
-                <w:sz w:val="24"/>
-                <w:szCs w:val="24"/>
-                <w:lang w:eastAsia="zh-CN" w:bidi="ar"/>
-              </w:rPr>
-            </w:pPr>
-            <w:r>
-              <w:rPr>
-                <w:rFonts w:hint="default" w:ascii="Times New Roman" w:hAnsi="Times New Roman" w:eastAsia="sans-serif" w:cs="Times New Roman"/>
                 <w:kern w:val="0"/>
                 <w:sz w:val="24"/>
                 <w:szCs w:val="24"/>
                 <w:lang w:val="en-US" w:eastAsia="zh-CN" w:bidi="ar"/>
               </w:rPr>
-              <w:t>2026-05-24</w:t>
+            </w:pPr>
+            <w:r>
+              <w:rPr>
+                <w:rFonts w:hint="default" w:eastAsia="SimSun" w:cs="Times New Roman"/>
+                <w:kern w:val="0"/>
+                <w:sz w:val="24"/>
+                <w:szCs w:val="24"/>
+                <w:lang w:val="en-US" w:eastAsia="zh-CN" w:bidi="ar"/>
+              </w:rPr>
+              <w:t>2026-06-02</w:t>
             </w:r>
           </w:p>
         </w:tc>
         <w:tc>
           <w:tcPr>
-            <w:tcW w:w="2008" w:type="dxa"/>
+            <w:tcW w:w="2056" w:type="dxa"/>
             <w:vAlign w:val="center"/>
           </w:tcPr>
           <w:p>
@@ -9256,24 +9832,24 @@
               <w:keepLines w:val="0"/>
               <w:widowControl/>
               <w:suppressLineNumbers w:val="0"/>
-              <w:spacing w:before="0" w:beforeAutospacing="0" w:line="14" w:lineRule="atLeast"/>
               <w:jc w:val="left"/>
               <w:rPr>
                 <w:rFonts w:hint="default" w:ascii="Times New Roman" w:hAnsi="Times New Roman" w:eastAsia="SimSun" w:cs="Times New Roman"/>
-                <w:sz w:val="24"/>
-                <w:szCs w:val="24"/>
-                <w:lang w:eastAsia="zh-CN" w:bidi="ar"/>
-              </w:rPr>
-            </w:pPr>
-            <w:r>
-              <w:rPr>
-                <w:rFonts w:hint="default" w:ascii="Times New Roman" w:hAnsi="Times New Roman" w:eastAsia="sans-serif" w:cs="Times New Roman"/>
                 <w:kern w:val="0"/>
                 <w:sz w:val="24"/>
                 <w:szCs w:val="24"/>
                 <w:lang w:val="en-US" w:eastAsia="zh-CN" w:bidi="ar"/>
               </w:rPr>
-              <w:t>Nguyen Hoang Ky Anh, Vi Van Hieu, Le Ngoc Chau</w:t>
+            </w:pPr>
+            <w:r>
+              <w:rPr>
+                <w:rFonts w:hint="default" w:eastAsia="SimSun" w:cs="Times New Roman"/>
+                <w:kern w:val="0"/>
+                <w:sz w:val="24"/>
+                <w:szCs w:val="24"/>
+                <w:lang w:val="en-US" w:eastAsia="zh-CN" w:bidi="ar"/>
+              </w:rPr>
+              <w:t>Nguyen Hoang Ky Anh</w:t>
             </w:r>
           </w:p>
         </w:tc>
@@ -9288,608 +9864,9 @@
               <w:keepLines w:val="0"/>
               <w:widowControl/>
               <w:suppressLineNumbers w:val="0"/>
-              <w:spacing w:before="0" w:beforeAutospacing="0" w:line="14" w:lineRule="atLeast"/>
               <w:jc w:val="left"/>
               <w:rPr>
                 <w:rFonts w:hint="default" w:ascii="Times New Roman" w:hAnsi="Times New Roman" w:eastAsia="SimSun" w:cs="Times New Roman"/>
-                <w:sz w:val="24"/>
-                <w:szCs w:val="24"/>
-                <w:lang w:eastAsia="zh-CN" w:bidi="ar"/>
-              </w:rPr>
-            </w:pPr>
-            <w:r>
-              <w:rPr>
-                <w:rFonts w:hint="default" w:ascii="Times New Roman" w:hAnsi="Times New Roman" w:eastAsia="sans-serif" w:cs="Times New Roman"/>
-                <w:kern w:val="0"/>
-                <w:sz w:val="24"/>
-                <w:szCs w:val="24"/>
-                <w:lang w:val="en-US" w:eastAsia="zh-CN" w:bidi="ar"/>
-              </w:rPr>
-              <w:t xml:space="preserve">Fixed PvP socket bugs; updated ship placement layout for PvP; fixed </w:t>
-            </w:r>
-            <w:r>
-              <w:rPr>
-                <w:rStyle w:val="23"/>
-                <w:rFonts w:hint="default" w:ascii="Times New Roman" w:hAnsi="Times New Roman" w:eastAsia="sans-serif" w:cs="Times New Roman"/>
-                <w:kern w:val="0"/>
-                <w:sz w:val="24"/>
-                <w:szCs w:val="24"/>
-                <w:lang w:val="en-US" w:eastAsia="zh-CN" w:bidi="ar"/>
-              </w:rPr>
-              <w:t>room.jsp</w:t>
-            </w:r>
-            <w:r>
-              <w:rPr>
-                <w:rFonts w:hint="default" w:ascii="Times New Roman" w:hAnsi="Times New Roman" w:eastAsia="sans-serif" w:cs="Times New Roman"/>
-                <w:kern w:val="0"/>
-                <w:sz w:val="24"/>
-                <w:szCs w:val="24"/>
-                <w:lang w:val="en-US" w:eastAsia="zh-CN" w:bidi="ar"/>
-              </w:rPr>
-              <w:t xml:space="preserve"> UI layout; updated register and login features with username auto-fill.</w:t>
-            </w:r>
-          </w:p>
-        </w:tc>
-      </w:tr>
-      <w:tr>
-        <w:tblPrEx>
-          <w:tblBorders>
-            <w:top w:val="single" w:color="auto" w:sz="4" w:space="0"/>
-            <w:left w:val="single" w:color="auto" w:sz="4" w:space="0"/>
-            <w:bottom w:val="single" w:color="auto" w:sz="4" w:space="0"/>
-            <w:right w:val="single" w:color="auto" w:sz="4" w:space="0"/>
-            <w:insideH w:val="single" w:color="auto" w:sz="4" w:space="0"/>
-            <w:insideV w:val="single" w:color="auto" w:sz="4" w:space="0"/>
-          </w:tblBorders>
-          <w:tblCellMar>
-            <w:top w:w="0" w:type="dxa"/>
-            <w:left w:w="108" w:type="dxa"/>
-            <w:bottom w:w="0" w:type="dxa"/>
-            <w:right w:w="108" w:type="dxa"/>
-          </w:tblCellMar>
-        </w:tblPrEx>
-        <w:tc>
-          <w:tcPr>
-            <w:tcW w:w="1772" w:type="dxa"/>
-            <w:vAlign w:val="center"/>
-          </w:tcPr>
-          <w:p>
-            <w:pPr>
-              <w:keepNext w:val="0"/>
-              <w:keepLines w:val="0"/>
-              <w:widowControl/>
-              <w:suppressLineNumbers w:val="0"/>
-              <w:spacing w:before="0" w:beforeAutospacing="0" w:line="14" w:lineRule="atLeast"/>
-              <w:jc w:val="left"/>
-              <w:rPr>
-                <w:rFonts w:hint="default" w:ascii="Times New Roman" w:hAnsi="Times New Roman" w:eastAsia="SimSun" w:cs="Times New Roman"/>
-                <w:b w:val="0"/>
-                <w:bCs w:val="0"/>
-                <w:sz w:val="24"/>
-                <w:szCs w:val="24"/>
-                <w:lang w:eastAsia="zh-CN" w:bidi="ar"/>
-              </w:rPr>
-            </w:pPr>
-            <w:r>
-              <w:rPr>
-                <w:rFonts w:hint="default" w:ascii="Times New Roman" w:hAnsi="Times New Roman" w:eastAsia="sans-serif" w:cs="Times New Roman"/>
-                <w:b w:val="0"/>
-                <w:bCs w:val="0"/>
-                <w:kern w:val="0"/>
-                <w:sz w:val="24"/>
-                <w:szCs w:val="24"/>
-                <w:lang w:val="en-US" w:eastAsia="zh-CN" w:bidi="ar"/>
-              </w:rPr>
-              <w:t>2.3-beta</w:t>
-            </w:r>
-          </w:p>
-        </w:tc>
-        <w:tc>
-          <w:tcPr>
-            <w:tcW w:w="1674" w:type="dxa"/>
-            <w:vAlign w:val="center"/>
-          </w:tcPr>
-          <w:p>
-            <w:pPr>
-              <w:keepNext w:val="0"/>
-              <w:keepLines w:val="0"/>
-              <w:widowControl/>
-              <w:suppressLineNumbers w:val="0"/>
-              <w:spacing w:before="0" w:beforeAutospacing="0" w:line="14" w:lineRule="atLeast"/>
-              <w:jc w:val="left"/>
-              <w:rPr>
-                <w:rFonts w:hint="default" w:ascii="Times New Roman" w:hAnsi="Times New Roman" w:eastAsia="SimSun" w:cs="Times New Roman"/>
-                <w:sz w:val="24"/>
-                <w:szCs w:val="24"/>
-                <w:lang w:eastAsia="zh-CN" w:bidi="ar"/>
-              </w:rPr>
-            </w:pPr>
-            <w:r>
-              <w:rPr>
-                <w:rFonts w:hint="default" w:ascii="Times New Roman" w:hAnsi="Times New Roman" w:eastAsia="sans-serif" w:cs="Times New Roman"/>
-                <w:kern w:val="0"/>
-                <w:sz w:val="24"/>
-                <w:szCs w:val="24"/>
-                <w:lang w:val="en-US" w:eastAsia="zh-CN" w:bidi="ar"/>
-              </w:rPr>
-              <w:t>2026-05-25</w:t>
-            </w:r>
-          </w:p>
-        </w:tc>
-        <w:tc>
-          <w:tcPr>
-            <w:tcW w:w="2008" w:type="dxa"/>
-            <w:vAlign w:val="center"/>
-          </w:tcPr>
-          <w:p>
-            <w:pPr>
-              <w:keepNext w:val="0"/>
-              <w:keepLines w:val="0"/>
-              <w:widowControl/>
-              <w:suppressLineNumbers w:val="0"/>
-              <w:spacing w:before="0" w:beforeAutospacing="0" w:line="14" w:lineRule="atLeast"/>
-              <w:jc w:val="left"/>
-              <w:rPr>
-                <w:rFonts w:hint="default" w:ascii="Times New Roman" w:hAnsi="Times New Roman" w:eastAsia="SimSun" w:cs="Times New Roman"/>
-                <w:sz w:val="24"/>
-                <w:szCs w:val="24"/>
-                <w:lang w:eastAsia="zh-CN" w:bidi="ar"/>
-              </w:rPr>
-            </w:pPr>
-            <w:r>
-              <w:rPr>
-                <w:rFonts w:hint="default" w:ascii="Times New Roman" w:hAnsi="Times New Roman" w:eastAsia="sans-serif" w:cs="Times New Roman"/>
-                <w:kern w:val="0"/>
-                <w:sz w:val="24"/>
-                <w:szCs w:val="24"/>
-                <w:lang w:val="en-US" w:eastAsia="zh-CN" w:bidi="ar"/>
-              </w:rPr>
-              <w:t>Le Ngoc Chau, Nguyen Thanh Dat</w:t>
-            </w:r>
-          </w:p>
-        </w:tc>
-        <w:tc>
-          <w:tcPr>
-            <w:tcW w:w="3323" w:type="dxa"/>
-            <w:vAlign w:val="center"/>
-          </w:tcPr>
-          <w:p>
-            <w:pPr>
-              <w:keepNext w:val="0"/>
-              <w:keepLines w:val="0"/>
-              <w:widowControl/>
-              <w:suppressLineNumbers w:val="0"/>
-              <w:spacing w:before="0" w:beforeAutospacing="0" w:line="14" w:lineRule="atLeast"/>
-              <w:jc w:val="left"/>
-              <w:rPr>
-                <w:rFonts w:hint="default" w:ascii="Times New Roman" w:hAnsi="Times New Roman" w:eastAsia="SimSun" w:cs="Times New Roman"/>
-                <w:sz w:val="24"/>
-                <w:szCs w:val="24"/>
-                <w:lang w:eastAsia="zh-CN" w:bidi="ar"/>
-              </w:rPr>
-            </w:pPr>
-            <w:r>
-              <w:rPr>
-                <w:rFonts w:hint="default" w:ascii="Times New Roman" w:hAnsi="Times New Roman" w:eastAsia="sans-serif" w:cs="Times New Roman"/>
-                <w:kern w:val="0"/>
-                <w:sz w:val="24"/>
-                <w:szCs w:val="24"/>
-                <w:lang w:val="en-US" w:eastAsia="zh-CN" w:bidi="ar"/>
-              </w:rPr>
-              <w:t>Completed leaderboard and match history features; resolved code conflicts during integration.</w:t>
-            </w:r>
-          </w:p>
-        </w:tc>
-      </w:tr>
-      <w:tr>
-        <w:tblPrEx>
-          <w:tblBorders>
-            <w:top w:val="single" w:color="auto" w:sz="4" w:space="0"/>
-            <w:left w:val="single" w:color="auto" w:sz="4" w:space="0"/>
-            <w:bottom w:val="single" w:color="auto" w:sz="4" w:space="0"/>
-            <w:right w:val="single" w:color="auto" w:sz="4" w:space="0"/>
-            <w:insideH w:val="single" w:color="auto" w:sz="4" w:space="0"/>
-            <w:insideV w:val="single" w:color="auto" w:sz="4" w:space="0"/>
-          </w:tblBorders>
-          <w:tblCellMar>
-            <w:top w:w="0" w:type="dxa"/>
-            <w:left w:w="108" w:type="dxa"/>
-            <w:bottom w:w="0" w:type="dxa"/>
-            <w:right w:w="108" w:type="dxa"/>
-          </w:tblCellMar>
-        </w:tblPrEx>
-        <w:tc>
-          <w:tcPr>
-            <w:tcW w:w="1772" w:type="dxa"/>
-            <w:vAlign w:val="center"/>
-          </w:tcPr>
-          <w:p>
-            <w:pPr>
-              <w:keepNext w:val="0"/>
-              <w:keepLines w:val="0"/>
-              <w:widowControl/>
-              <w:suppressLineNumbers w:val="0"/>
-              <w:spacing w:before="0" w:beforeAutospacing="0" w:line="14" w:lineRule="atLeast"/>
-              <w:jc w:val="left"/>
-              <w:rPr>
-                <w:rFonts w:hint="default" w:ascii="Times New Roman" w:hAnsi="Times New Roman" w:eastAsia="SimSun" w:cs="Times New Roman"/>
-                <w:b w:val="0"/>
-                <w:bCs w:val="0"/>
-                <w:sz w:val="24"/>
-                <w:szCs w:val="24"/>
-                <w:lang w:eastAsia="zh-CN" w:bidi="ar"/>
-              </w:rPr>
-            </w:pPr>
-            <w:r>
-              <w:rPr>
-                <w:rFonts w:hint="default" w:ascii="Times New Roman" w:hAnsi="Times New Roman" w:eastAsia="sans-serif" w:cs="Times New Roman"/>
-                <w:b w:val="0"/>
-                <w:bCs w:val="0"/>
-                <w:kern w:val="0"/>
-                <w:sz w:val="24"/>
-                <w:szCs w:val="24"/>
-                <w:lang w:val="en-US" w:eastAsia="zh-CN" w:bidi="ar"/>
-              </w:rPr>
-              <w:t>2.4-beta</w:t>
-            </w:r>
-          </w:p>
-        </w:tc>
-        <w:tc>
-          <w:tcPr>
-            <w:tcW w:w="1674" w:type="dxa"/>
-            <w:vAlign w:val="center"/>
-          </w:tcPr>
-          <w:p>
-            <w:pPr>
-              <w:keepNext w:val="0"/>
-              <w:keepLines w:val="0"/>
-              <w:widowControl/>
-              <w:suppressLineNumbers w:val="0"/>
-              <w:spacing w:before="0" w:beforeAutospacing="0" w:line="14" w:lineRule="atLeast"/>
-              <w:jc w:val="left"/>
-              <w:rPr>
-                <w:rFonts w:hint="default" w:ascii="Times New Roman" w:hAnsi="Times New Roman" w:eastAsia="SimSun" w:cs="Times New Roman"/>
-                <w:sz w:val="24"/>
-                <w:szCs w:val="24"/>
-                <w:lang w:eastAsia="zh-CN" w:bidi="ar"/>
-              </w:rPr>
-            </w:pPr>
-            <w:r>
-              <w:rPr>
-                <w:rFonts w:hint="default" w:ascii="Times New Roman" w:hAnsi="Times New Roman" w:eastAsia="sans-serif" w:cs="Times New Roman"/>
-                <w:kern w:val="0"/>
-                <w:sz w:val="24"/>
-                <w:szCs w:val="24"/>
-                <w:lang w:val="en-US" w:eastAsia="zh-CN" w:bidi="ar"/>
-              </w:rPr>
-              <w:t>2026-05-26</w:t>
-            </w:r>
-          </w:p>
-        </w:tc>
-        <w:tc>
-          <w:tcPr>
-            <w:tcW w:w="2008" w:type="dxa"/>
-            <w:vAlign w:val="center"/>
-          </w:tcPr>
-          <w:p>
-            <w:pPr>
-              <w:keepNext w:val="0"/>
-              <w:keepLines w:val="0"/>
-              <w:widowControl/>
-              <w:suppressLineNumbers w:val="0"/>
-              <w:spacing w:before="0" w:beforeAutospacing="0" w:line="14" w:lineRule="atLeast"/>
-              <w:jc w:val="left"/>
-              <w:rPr>
-                <w:rFonts w:hint="default" w:ascii="Times New Roman" w:hAnsi="Times New Roman" w:eastAsia="SimSun" w:cs="Times New Roman"/>
-                <w:sz w:val="24"/>
-                <w:szCs w:val="24"/>
-                <w:lang w:val="vi-VN" w:eastAsia="zh-CN" w:bidi="ar"/>
-              </w:rPr>
-            </w:pPr>
-            <w:r>
-              <w:rPr>
-                <w:rFonts w:hint="default" w:ascii="Times New Roman" w:hAnsi="Times New Roman" w:eastAsia="sans-serif" w:cs="Times New Roman"/>
-                <w:kern w:val="0"/>
-                <w:sz w:val="24"/>
-                <w:szCs w:val="24"/>
-                <w:lang w:val="en-US" w:eastAsia="zh-CN" w:bidi="ar"/>
-              </w:rPr>
-              <w:t>Nguyen Thanh Dat, Nguyen Hoang Ky Anh</w:t>
-            </w:r>
-          </w:p>
-        </w:tc>
-        <w:tc>
-          <w:tcPr>
-            <w:tcW w:w="3323" w:type="dxa"/>
-            <w:vAlign w:val="center"/>
-          </w:tcPr>
-          <w:p>
-            <w:pPr>
-              <w:keepNext w:val="0"/>
-              <w:keepLines w:val="0"/>
-              <w:widowControl/>
-              <w:suppressLineNumbers w:val="0"/>
-              <w:spacing w:before="0" w:beforeAutospacing="0" w:line="14" w:lineRule="atLeast"/>
-              <w:jc w:val="left"/>
-              <w:rPr>
-                <w:rFonts w:hint="default" w:ascii="Times New Roman" w:hAnsi="Times New Roman" w:eastAsia="SimSun" w:cs="Times New Roman"/>
-                <w:sz w:val="24"/>
-                <w:szCs w:val="24"/>
-                <w:lang w:eastAsia="zh-CN" w:bidi="ar"/>
-              </w:rPr>
-            </w:pPr>
-            <w:r>
-              <w:rPr>
-                <w:rFonts w:hint="default" w:ascii="Times New Roman" w:hAnsi="Times New Roman" w:eastAsia="sans-serif" w:cs="Times New Roman"/>
-                <w:kern w:val="0"/>
-                <w:sz w:val="24"/>
-                <w:szCs w:val="24"/>
-                <w:lang w:val="en-US" w:eastAsia="zh-CN" w:bidi="ar"/>
-              </w:rPr>
-              <w:t xml:space="preserve">Fixed bugs in </w:t>
-            </w:r>
-            <w:r>
-              <w:rPr>
-                <w:rStyle w:val="23"/>
-                <w:rFonts w:hint="default" w:ascii="Times New Roman" w:hAnsi="Times New Roman" w:eastAsia="sans-serif" w:cs="Times New Roman"/>
-                <w:kern w:val="0"/>
-                <w:sz w:val="24"/>
-                <w:szCs w:val="24"/>
-                <w:lang w:val="en-US" w:eastAsia="zh-CN" w:bidi="ar"/>
-              </w:rPr>
-              <w:t>BattleService</w:t>
-            </w:r>
-            <w:r>
-              <w:rPr>
-                <w:rFonts w:hint="default" w:ascii="Times New Roman" w:hAnsi="Times New Roman" w:eastAsia="sans-serif" w:cs="Times New Roman"/>
-                <w:kern w:val="0"/>
-                <w:sz w:val="24"/>
-                <w:szCs w:val="24"/>
-                <w:lang w:val="en-US" w:eastAsia="zh-CN" w:bidi="ar"/>
-              </w:rPr>
-              <w:t xml:space="preserve">; resolved synchronization issues with </w:t>
-            </w:r>
-            <w:r>
-              <w:rPr>
-                <w:rStyle w:val="23"/>
-                <w:rFonts w:hint="default" w:ascii="Times New Roman" w:hAnsi="Times New Roman" w:eastAsia="sans-serif" w:cs="Times New Roman"/>
-                <w:kern w:val="0"/>
-                <w:sz w:val="24"/>
-                <w:szCs w:val="24"/>
-                <w:lang w:val="en-US" w:eastAsia="zh-CN" w:bidi="ar"/>
-              </w:rPr>
-              <w:t>main</w:t>
-            </w:r>
-            <w:r>
-              <w:rPr>
-                <w:rFonts w:hint="default" w:ascii="Times New Roman" w:hAnsi="Times New Roman" w:eastAsia="sans-serif" w:cs="Times New Roman"/>
-                <w:kern w:val="0"/>
-                <w:sz w:val="24"/>
-                <w:szCs w:val="24"/>
-                <w:lang w:val="en-US" w:eastAsia="zh-CN" w:bidi="ar"/>
-              </w:rPr>
-              <w:t xml:space="preserve"> branch; standardized application language for consistency.</w:t>
-            </w:r>
-          </w:p>
-        </w:tc>
-      </w:tr>
-      <w:tr>
-        <w:tblPrEx>
-          <w:tblBorders>
-            <w:top w:val="single" w:color="auto" w:sz="4" w:space="0"/>
-            <w:left w:val="single" w:color="auto" w:sz="4" w:space="0"/>
-            <w:bottom w:val="single" w:color="auto" w:sz="4" w:space="0"/>
-            <w:right w:val="single" w:color="auto" w:sz="4" w:space="0"/>
-            <w:insideH w:val="single" w:color="auto" w:sz="4" w:space="0"/>
-            <w:insideV w:val="single" w:color="auto" w:sz="4" w:space="0"/>
-          </w:tblBorders>
-          <w:tblCellMar>
-            <w:top w:w="0" w:type="dxa"/>
-            <w:left w:w="108" w:type="dxa"/>
-            <w:bottom w:w="0" w:type="dxa"/>
-            <w:right w:w="108" w:type="dxa"/>
-          </w:tblCellMar>
-        </w:tblPrEx>
-        <w:tc>
-          <w:tcPr>
-            <w:tcW w:w="1772" w:type="dxa"/>
-            <w:vAlign w:val="center"/>
-          </w:tcPr>
-          <w:p>
-            <w:pPr>
-              <w:keepNext w:val="0"/>
-              <w:keepLines w:val="0"/>
-              <w:widowControl/>
-              <w:suppressLineNumbers w:val="0"/>
-              <w:spacing w:before="0" w:beforeAutospacing="0" w:line="14" w:lineRule="atLeast"/>
-              <w:jc w:val="left"/>
-              <w:rPr>
-                <w:rFonts w:hint="default" w:ascii="Times New Roman" w:hAnsi="Times New Roman" w:eastAsia="SimSun" w:cs="Times New Roman"/>
-                <w:b w:val="0"/>
-                <w:bCs w:val="0"/>
-                <w:sz w:val="24"/>
-                <w:szCs w:val="24"/>
-                <w:lang w:eastAsia="zh-CN" w:bidi="ar"/>
-              </w:rPr>
-            </w:pPr>
-            <w:r>
-              <w:rPr>
-                <w:rFonts w:hint="default" w:ascii="Times New Roman" w:hAnsi="Times New Roman" w:eastAsia="sans-serif" w:cs="Times New Roman"/>
-                <w:b w:val="0"/>
-                <w:bCs w:val="0"/>
-                <w:kern w:val="0"/>
-                <w:sz w:val="24"/>
-                <w:szCs w:val="24"/>
-                <w:lang w:val="en-US" w:eastAsia="zh-CN" w:bidi="ar"/>
-              </w:rPr>
-              <w:t>2.0</w:t>
-            </w:r>
-          </w:p>
-        </w:tc>
-        <w:tc>
-          <w:tcPr>
-            <w:tcW w:w="1674" w:type="dxa"/>
-            <w:vAlign w:val="center"/>
-          </w:tcPr>
-          <w:p>
-            <w:pPr>
-              <w:keepNext w:val="0"/>
-              <w:keepLines w:val="0"/>
-              <w:widowControl/>
-              <w:suppressLineNumbers w:val="0"/>
-              <w:spacing w:before="0" w:beforeAutospacing="0" w:line="14" w:lineRule="atLeast"/>
-              <w:jc w:val="left"/>
-              <w:rPr>
-                <w:rFonts w:hint="default" w:ascii="Times New Roman" w:hAnsi="Times New Roman" w:eastAsia="SimSun" w:cs="Times New Roman"/>
-                <w:sz w:val="24"/>
-                <w:szCs w:val="24"/>
-                <w:lang w:eastAsia="zh-CN" w:bidi="ar"/>
-              </w:rPr>
-            </w:pPr>
-            <w:r>
-              <w:rPr>
-                <w:rFonts w:hint="default" w:ascii="Times New Roman" w:hAnsi="Times New Roman" w:eastAsia="sans-serif" w:cs="Times New Roman"/>
-                <w:kern w:val="0"/>
-                <w:sz w:val="24"/>
-                <w:szCs w:val="24"/>
-                <w:lang w:val="en-US" w:eastAsia="zh-CN" w:bidi="ar"/>
-              </w:rPr>
-              <w:t>2026-05-26</w:t>
-            </w:r>
-          </w:p>
-        </w:tc>
-        <w:tc>
-          <w:tcPr>
-            <w:tcW w:w="2008" w:type="dxa"/>
-            <w:vAlign w:val="center"/>
-          </w:tcPr>
-          <w:p>
-            <w:pPr>
-              <w:keepNext w:val="0"/>
-              <w:keepLines w:val="0"/>
-              <w:widowControl/>
-              <w:suppressLineNumbers w:val="0"/>
-              <w:spacing w:before="0" w:beforeAutospacing="0" w:line="14" w:lineRule="atLeast"/>
-              <w:jc w:val="left"/>
-              <w:rPr>
-                <w:rFonts w:hint="default" w:ascii="Times New Roman" w:hAnsi="Times New Roman" w:eastAsia="SimSun" w:cs="Times New Roman"/>
-                <w:sz w:val="24"/>
-                <w:szCs w:val="24"/>
-                <w:lang w:eastAsia="zh-CN" w:bidi="ar"/>
-              </w:rPr>
-            </w:pPr>
-            <w:r>
-              <w:rPr>
-                <w:rFonts w:hint="default" w:ascii="Times New Roman" w:hAnsi="Times New Roman" w:eastAsia="sans-serif" w:cs="Times New Roman"/>
-                <w:kern w:val="0"/>
-                <w:sz w:val="24"/>
-                <w:szCs w:val="24"/>
-                <w:lang w:val="en-US" w:eastAsia="zh-CN" w:bidi="ar"/>
-              </w:rPr>
-              <w:t>Nguyen Hoang Ky Anh, Nguyen Thanh Dat</w:t>
-            </w:r>
-          </w:p>
-        </w:tc>
-        <w:tc>
-          <w:tcPr>
-            <w:tcW w:w="3323" w:type="dxa"/>
-            <w:vAlign w:val="center"/>
-          </w:tcPr>
-          <w:p>
-            <w:pPr>
-              <w:keepNext w:val="0"/>
-              <w:keepLines w:val="0"/>
-              <w:widowControl/>
-              <w:suppressLineNumbers w:val="0"/>
-              <w:spacing w:before="0" w:beforeAutospacing="0" w:line="14" w:lineRule="atLeast"/>
-              <w:jc w:val="left"/>
-              <w:rPr>
-                <w:rFonts w:hint="default" w:ascii="Times New Roman" w:hAnsi="Times New Roman" w:eastAsia="SimSun" w:cs="Times New Roman"/>
-                <w:sz w:val="24"/>
-                <w:szCs w:val="24"/>
-                <w:lang w:eastAsia="zh-CN" w:bidi="ar"/>
-              </w:rPr>
-            </w:pPr>
-            <w:r>
-              <w:rPr>
-                <w:rFonts w:hint="default" w:ascii="Times New Roman" w:hAnsi="Times New Roman" w:eastAsia="sans-serif" w:cs="Times New Roman"/>
-                <w:b/>
-                <w:bCs/>
-                <w:kern w:val="0"/>
-                <w:sz w:val="24"/>
-                <w:szCs w:val="24"/>
-                <w:lang w:val="en-US" w:eastAsia="zh-CN" w:bidi="ar"/>
-              </w:rPr>
-              <w:t>Official Version 2 Release</w:t>
-            </w:r>
-            <w:r>
-              <w:rPr>
-                <w:rFonts w:hint="default" w:ascii="Times New Roman" w:hAnsi="Times New Roman" w:eastAsia="sans-serif" w:cs="Times New Roman"/>
-                <w:kern w:val="0"/>
-                <w:sz w:val="24"/>
-                <w:szCs w:val="24"/>
-                <w:lang w:val="en-US" w:eastAsia="zh-CN" w:bidi="ar"/>
-              </w:rPr>
-              <w:t xml:space="preserve">: Updated share room feature and UI/UX for the room page; added quick join feature for </w:t>
-            </w:r>
-            <w:r>
-              <w:rPr>
-                <w:rStyle w:val="23"/>
-                <w:rFonts w:hint="default" w:ascii="Times New Roman" w:hAnsi="Times New Roman" w:eastAsia="sans-serif" w:cs="Times New Roman"/>
-                <w:kern w:val="0"/>
-                <w:sz w:val="24"/>
-                <w:szCs w:val="24"/>
-                <w:lang w:val="en-US" w:eastAsia="zh-CN" w:bidi="ar"/>
-              </w:rPr>
-              <w:t>join-room.jsp</w:t>
-            </w:r>
-            <w:r>
-              <w:rPr>
-                <w:rFonts w:hint="default" w:ascii="Times New Roman" w:hAnsi="Times New Roman" w:eastAsia="sans-serif" w:cs="Times New Roman"/>
-                <w:kern w:val="0"/>
-                <w:sz w:val="24"/>
-                <w:szCs w:val="24"/>
-                <w:lang w:val="en-US" w:eastAsia="zh-CN" w:bidi="ar"/>
-              </w:rPr>
-              <w:t>; finalized testing and merged all stable branches into main.</w:t>
-            </w:r>
-          </w:p>
-        </w:tc>
-      </w:tr>
-      <w:tr>
-        <w:tblPrEx>
-          <w:tblBorders>
-            <w:top w:val="single" w:color="auto" w:sz="4" w:space="0"/>
-            <w:left w:val="single" w:color="auto" w:sz="4" w:space="0"/>
-            <w:bottom w:val="single" w:color="auto" w:sz="4" w:space="0"/>
-            <w:right w:val="single" w:color="auto" w:sz="4" w:space="0"/>
-            <w:insideH w:val="single" w:color="auto" w:sz="4" w:space="0"/>
-            <w:insideV w:val="single" w:color="auto" w:sz="4" w:space="0"/>
-          </w:tblBorders>
-          <w:tblCellMar>
-            <w:top w:w="0" w:type="dxa"/>
-            <w:left w:w="108" w:type="dxa"/>
-            <w:bottom w:w="0" w:type="dxa"/>
-            <w:right w:w="108" w:type="dxa"/>
-          </w:tblCellMar>
-        </w:tblPrEx>
-        <w:tc>
-          <w:tcPr>
-            <w:tcW w:w="1772" w:type="dxa"/>
-            <w:vAlign w:val="center"/>
-          </w:tcPr>
-          <w:p>
-            <w:pPr>
-              <w:keepNext w:val="0"/>
-              <w:keepLines w:val="0"/>
-              <w:widowControl/>
-              <w:suppressLineNumbers w:val="0"/>
-              <w:spacing w:before="0" w:beforeAutospacing="0" w:line="14" w:lineRule="atLeast"/>
-              <w:jc w:val="left"/>
-              <w:rPr>
-                <w:rFonts w:hint="default" w:ascii="Times New Roman" w:hAnsi="Times New Roman" w:eastAsia="sans-serif" w:cs="Times New Roman"/>
-                <w:b w:val="0"/>
-                <w:bCs w:val="0"/>
                 <w:kern w:val="0"/>
                 <w:sz w:val="24"/>
                 <w:szCs w:val="24"/>
@@ -9898,118 +9875,11 @@
             </w:pPr>
             <w:r>
               <w:rPr>
-                <w:rFonts w:hint="default" w:ascii="Times New Roman" w:hAnsi="Times New Roman" w:eastAsia="sans-serif" w:cs="Times New Roman"/>
-                <w:b w:val="0"/>
-                <w:bCs w:val="0"/>
-                <w:kern w:val="0"/>
+                <w:rFonts w:hint="default" w:ascii="Times New Roman" w:hAnsi="Times New Roman" w:eastAsia="SimSun" w:cs="Times New Roman"/>
                 <w:sz w:val="24"/>
                 <w:szCs w:val="24"/>
-                <w:lang w:val="vi-VN" w:eastAsia="zh-CN" w:bidi="ar"/>
-              </w:rPr>
-              <w:t>2.0</w:t>
-            </w:r>
-          </w:p>
-        </w:tc>
-        <w:tc>
-          <w:tcPr>
-            <w:tcW w:w="1674" w:type="dxa"/>
-            <w:vAlign w:val="center"/>
-          </w:tcPr>
-          <w:p>
-            <w:pPr>
-              <w:keepNext w:val="0"/>
-              <w:keepLines w:val="0"/>
-              <w:widowControl/>
-              <w:suppressLineNumbers w:val="0"/>
-              <w:spacing w:before="0" w:beforeAutospacing="0" w:line="14" w:lineRule="atLeast"/>
-              <w:jc w:val="left"/>
-              <w:rPr>
-                <w:rFonts w:hint="default" w:ascii="Times New Roman" w:hAnsi="Times New Roman" w:eastAsia="sans-serif" w:cs="Times New Roman"/>
-                <w:kern w:val="0"/>
-                <w:sz w:val="24"/>
-                <w:szCs w:val="24"/>
-                <w:lang w:val="vi-VN" w:eastAsia="zh-CN" w:bidi="ar"/>
-              </w:rPr>
-            </w:pPr>
-            <w:r>
-              <w:rPr>
-                <w:rFonts w:hint="default" w:ascii="Times New Roman" w:hAnsi="Times New Roman" w:eastAsia="sans-serif" w:cs="Times New Roman"/>
-                <w:kern w:val="0"/>
-                <w:sz w:val="24"/>
-                <w:szCs w:val="24"/>
-                <w:lang w:val="vi-VN" w:eastAsia="zh-CN" w:bidi="ar"/>
-              </w:rPr>
-              <w:t>2026-05-30</w:t>
-            </w:r>
-          </w:p>
-        </w:tc>
-        <w:tc>
-          <w:tcPr>
-            <w:tcW w:w="2008" w:type="dxa"/>
-            <w:vAlign w:val="center"/>
-          </w:tcPr>
-          <w:p>
-            <w:pPr>
-              <w:keepNext w:val="0"/>
-              <w:keepLines w:val="0"/>
-              <w:widowControl/>
-              <w:suppressLineNumbers w:val="0"/>
-              <w:spacing w:before="0" w:beforeAutospacing="0" w:line="14" w:lineRule="atLeast"/>
-              <w:jc w:val="left"/>
-              <w:rPr>
-                <w:rFonts w:hint="default" w:ascii="Times New Roman" w:hAnsi="Times New Roman" w:eastAsia="sans-serif" w:cs="Times New Roman"/>
-                <w:kern w:val="0"/>
-                <w:sz w:val="24"/>
-                <w:szCs w:val="24"/>
-                <w:lang w:val="vi-VN" w:eastAsia="zh-CN" w:bidi="ar"/>
-              </w:rPr>
-            </w:pPr>
-            <w:r>
-              <w:rPr>
-                <w:rFonts w:hint="default" w:ascii="Times New Roman" w:hAnsi="Times New Roman" w:eastAsia="sans-serif" w:cs="Times New Roman"/>
-                <w:kern w:val="0"/>
-                <w:sz w:val="24"/>
-                <w:szCs w:val="24"/>
-                <w:lang w:val="vi-VN" w:eastAsia="zh-CN" w:bidi="ar"/>
-              </w:rPr>
-              <w:t>Nguyen Hoang Ky Anh</w:t>
-            </w:r>
-          </w:p>
-        </w:tc>
-        <w:tc>
-          <w:tcPr>
-            <w:tcW w:w="3323" w:type="dxa"/>
-            <w:vAlign w:val="center"/>
-          </w:tcPr>
-          <w:p>
-            <w:pPr>
-              <w:keepNext w:val="0"/>
-              <w:keepLines w:val="0"/>
-              <w:widowControl/>
-              <w:suppressLineNumbers w:val="0"/>
-              <w:spacing w:before="0" w:beforeAutospacing="0" w:line="14" w:lineRule="atLeast"/>
-              <w:jc w:val="left"/>
-              <w:rPr>
-                <w:rFonts w:hint="default" w:ascii="Times New Roman" w:hAnsi="Times New Roman" w:eastAsia="sans-serif" w:cs="Times New Roman"/>
-                <w:b w:val="0"/>
-                <w:bCs w:val="0"/>
-                <w:kern w:val="0"/>
-                <w:sz w:val="24"/>
-                <w:szCs w:val="24"/>
-                <w:lang w:val="vi-VN" w:eastAsia="zh-CN" w:bidi="ar"/>
-              </w:rPr>
-            </w:pPr>
-            <w:r>
-              <w:rPr>
-                <w:rFonts w:hint="default" w:ascii="Times New Roman" w:hAnsi="Times New Roman" w:eastAsia="sans-serif" w:cs="Times New Roman"/>
-                <w:b w:val="0"/>
-                <w:bCs w:val="0"/>
-                <w:kern w:val="0"/>
-                <w:sz w:val="24"/>
-                <w:szCs w:val="24"/>
-                <w:lang w:val="vi-VN" w:eastAsia="zh-CN" w:bidi="ar"/>
-              </w:rPr>
-              <w:t>Insert test case detail</w:t>
+              </w:rPr>
+              <w:t>Updated UI/UX to make the application cleaner by refactoring all CSS</w:t>
             </w:r>
           </w:p>
         </w:tc>
@@ -10020,6 +9890,10 @@
         <w:pStyle w:val="71"/>
         <w:jc w:val="both"/>
         <w:outlineLvl w:val="0"/>
+        <w:rPr>
+          <w:rFonts w:hint="default"/>
+          <w:lang w:val="en-US"/>
+        </w:rPr>
         <w:sectPr>
           <w:pgSz w:w="11906" w:h="16838"/>
           <w:pgMar w:top="1090" w:right="1134" w:bottom="1701" w:left="1985" w:header="709" w:footer="709" w:gutter="0"/>
@@ -10028,13 +9902,15 @@
           <w:docGrid w:linePitch="360" w:charSpace="0"/>
         </w:sectPr>
       </w:pPr>
+      <w:bookmarkStart w:id="176" w:name="_GoBack"/>
+      <w:bookmarkEnd w:id="176"/>
     </w:p>
     <w:p>
       <w:pPr>
         <w:pStyle w:val="71"/>
         <w:outlineLvl w:val="0"/>
       </w:pPr>
-      <w:bookmarkStart w:id="10" w:name="_Toc28110"/>
+      <w:bookmarkStart w:id="10" w:name="_Toc32495"/>
       <w:r>
         <w:t>DANH SÁCH CHỮ VIẾT TẮT</w:t>
       </w:r>
@@ -10097,6 +9973,7 @@
                 <w:rFonts w:cs="Times New Roman"/>
                 <w:color w:val="000000" w:themeColor="text1"/>
                 <w:szCs w:val="26"/>
+                <w:vertAlign w:val="baseline"/>
                 <w14:textFill>
                   <w14:solidFill>
                     <w14:schemeClr w14:val="tx1"/>
@@ -10123,6 +10000,7 @@
                 <w:rFonts w:cs="Times New Roman"/>
                 <w:color w:val="000000" w:themeColor="text1"/>
                 <w:szCs w:val="26"/>
+                <w:vertAlign w:val="baseline"/>
                 <w14:textFill>
                   <w14:solidFill>
                     <w14:schemeClr w14:val="tx1"/>
@@ -10167,6 +10045,7 @@
                 <w:rFonts w:cs="Times New Roman"/>
                 <w:color w:val="000000" w:themeColor="text1"/>
                 <w:szCs w:val="26"/>
+                <w:vertAlign w:val="baseline"/>
                 <w14:textFill>
                   <w14:solidFill>
                     <w14:schemeClr w14:val="tx1"/>
@@ -10193,6 +10072,7 @@
                 <w:rFonts w:cs="Times New Roman"/>
                 <w:color w:val="000000" w:themeColor="text1"/>
                 <w:szCs w:val="26"/>
+                <w:vertAlign w:val="baseline"/>
                 <w14:textFill>
                   <w14:solidFill>
                     <w14:schemeClr w14:val="tx1"/>
@@ -10237,6 +10117,7 @@
                 <w:rFonts w:cs="Times New Roman"/>
                 <w:color w:val="000000" w:themeColor="text1"/>
                 <w:szCs w:val="26"/>
+                <w:vertAlign w:val="baseline"/>
                 <w14:textFill>
                   <w14:solidFill>
                     <w14:schemeClr w14:val="tx1"/>
@@ -10263,6 +10144,7 @@
                 <w:rFonts w:cs="Times New Roman"/>
                 <w:color w:val="000000" w:themeColor="text1"/>
                 <w:szCs w:val="26"/>
+                <w:vertAlign w:val="baseline"/>
                 <w14:textFill>
                   <w14:solidFill>
                     <w14:schemeClr w14:val="tx1"/>
@@ -10307,6 +10189,7 @@
                 <w:rFonts w:cs="Times New Roman"/>
                 <w:color w:val="000000" w:themeColor="text1"/>
                 <w:szCs w:val="26"/>
+                <w:vertAlign w:val="baseline"/>
                 <w14:textFill>
                   <w14:solidFill>
                     <w14:schemeClr w14:val="tx1"/>
@@ -10333,6 +10216,7 @@
                 <w:rFonts w:cs="Times New Roman"/>
                 <w:color w:val="000000" w:themeColor="text1"/>
                 <w:szCs w:val="26"/>
+                <w:vertAlign w:val="baseline"/>
                 <w14:textFill>
                   <w14:solidFill>
                     <w14:schemeClr w14:val="tx1"/>
@@ -10377,6 +10261,7 @@
                 <w:rFonts w:cs="Times New Roman"/>
                 <w:color w:val="000000" w:themeColor="text1"/>
                 <w:szCs w:val="26"/>
+                <w:vertAlign w:val="baseline"/>
                 <w14:textFill>
                   <w14:solidFill>
                     <w14:schemeClr w14:val="tx1"/>
@@ -10403,6 +10288,7 @@
                 <w:rFonts w:cs="Times New Roman"/>
                 <w:color w:val="000000" w:themeColor="text1"/>
                 <w:szCs w:val="26"/>
+                <w:vertAlign w:val="baseline"/>
                 <w14:textFill>
                   <w14:solidFill>
                     <w14:schemeClr w14:val="tx1"/>
@@ -10466,11 +10352,11 @@
         <w:pStyle w:val="71"/>
         <w:outlineLvl w:val="0"/>
       </w:pPr>
-      <w:bookmarkStart w:id="11" w:name="_Toc164957607"/>
-      <w:bookmarkStart w:id="12" w:name="_Toc164957256"/>
-      <w:bookmarkStart w:id="13" w:name="_Toc164957114"/>
-      <w:bookmarkStart w:id="14" w:name="_Toc164957335"/>
-      <w:bookmarkStart w:id="15" w:name="_Toc9006"/>
+      <w:bookmarkStart w:id="11" w:name="_Toc164957114"/>
+      <w:bookmarkStart w:id="12" w:name="_Toc164957335"/>
+      <w:bookmarkStart w:id="13" w:name="_Toc164957607"/>
+      <w:bookmarkStart w:id="14" w:name="_Toc164957256"/>
+      <w:bookmarkStart w:id="15" w:name="_Toc4263"/>
       <w:r>
         <w:t>DANH MỤC HÌNH ẢNH</w:t>
       </w:r>
@@ -10500,13 +10386,19 @@
         <w:fldChar w:fldCharType="begin"/>
       </w:r>
       <w:r>
-        <w:instrText xml:space="preserve"> HYPERLINK \l _Toc17446 </w:instrText>
+        <w:instrText xml:space="preserve"> HYPERLINK \l _Toc19660 </w:instrText>
       </w:r>
       <w:r>
         <w:fldChar w:fldCharType="separate"/>
       </w:r>
       <w:r>
-        <w:t>Ảnh 1 : System Architecture</w:t>
+        <w:t xml:space="preserve">Ảnh 1 </w:t>
+      </w:r>
+      <w:r>
+        <w:rPr>
+          <w:lang w:val="en-US"/>
+        </w:rPr>
+        <w:t>: System Architecture</w:t>
       </w:r>
       <w:r>
         <w:tab/>
@@ -10515,7 +10407,7 @@
         <w:fldChar w:fldCharType="begin"/>
       </w:r>
       <w:r>
-        <w:instrText xml:space="preserve"> PAGEREF _Toc17446 \h </w:instrText>
+        <w:instrText xml:space="preserve"> PAGEREF _Toc19660 \h </w:instrText>
       </w:r>
       <w:r>
         <w:fldChar w:fldCharType="separate"/>
@@ -10541,13 +10433,19 @@
         <w:fldChar w:fldCharType="begin"/>
       </w:r>
       <w:r>
-        <w:instrText xml:space="preserve"> HYPERLINK \l _Toc27527 </w:instrText>
+        <w:instrText xml:space="preserve"> HYPERLINK \l _Toc14619 </w:instrText>
       </w:r>
       <w:r>
         <w:fldChar w:fldCharType="separate"/>
       </w:r>
       <w:r>
-        <w:t>Ảnh 2 : Login System Architecture</w:t>
+        <w:t xml:space="preserve">Ảnh 2 </w:t>
+      </w:r>
+      <w:r>
+        <w:rPr>
+          <w:lang w:val="en-US"/>
+        </w:rPr>
+        <w:t>: Login System Architecture</w:t>
       </w:r>
       <w:r>
         <w:tab/>
@@ -10556,7 +10454,7 @@
         <w:fldChar w:fldCharType="begin"/>
       </w:r>
       <w:r>
-        <w:instrText xml:space="preserve"> PAGEREF _Toc27527 \h </w:instrText>
+        <w:instrText xml:space="preserve"> PAGEREF _Toc14619 \h </w:instrText>
       </w:r>
       <w:r>
         <w:fldChar w:fldCharType="separate"/>
@@ -10582,13 +10480,19 @@
         <w:fldChar w:fldCharType="begin"/>
       </w:r>
       <w:r>
-        <w:instrText xml:space="preserve"> HYPERLINK \l _Toc20960 </w:instrText>
+        <w:instrText xml:space="preserve"> HYPERLINK \l _Toc31269 </w:instrText>
       </w:r>
       <w:r>
         <w:fldChar w:fldCharType="separate"/>
       </w:r>
       <w:r>
-        <w:t>Ảnh 3 : Register System Architecture</w:t>
+        <w:t xml:space="preserve">Ảnh 3 </w:t>
+      </w:r>
+      <w:r>
+        <w:rPr>
+          <w:lang w:val="en-US"/>
+        </w:rPr>
+        <w:t>: Register System Architecture</w:t>
       </w:r>
       <w:r>
         <w:tab/>
@@ -10597,7 +10501,7 @@
         <w:fldChar w:fldCharType="begin"/>
       </w:r>
       <w:r>
-        <w:instrText xml:space="preserve"> PAGEREF _Toc20960 \h </w:instrText>
+        <w:instrText xml:space="preserve"> PAGEREF _Toc31269 \h </w:instrText>
       </w:r>
       <w:r>
         <w:fldChar w:fldCharType="separate"/>
@@ -10623,13 +10527,19 @@
         <w:fldChar w:fldCharType="begin"/>
       </w:r>
       <w:r>
-        <w:instrText xml:space="preserve"> HYPERLINK \l _Toc28409 </w:instrText>
+        <w:instrText xml:space="preserve"> HYPERLINK \l _Toc11350 </w:instrText>
       </w:r>
       <w:r>
         <w:fldChar w:fldCharType="separate"/>
       </w:r>
       <w:r>
-        <w:t>Ảnh 4 : PVE System Architecture</w:t>
+        <w:t xml:space="preserve">Ảnh 4 </w:t>
+      </w:r>
+      <w:r>
+        <w:rPr>
+          <w:lang w:val="en-US"/>
+        </w:rPr>
+        <w:t>: PVE System Architecture</w:t>
       </w:r>
       <w:r>
         <w:tab/>
@@ -10638,7 +10548,7 @@
         <w:fldChar w:fldCharType="begin"/>
       </w:r>
       <w:r>
-        <w:instrText xml:space="preserve"> PAGEREF _Toc28409 \h </w:instrText>
+        <w:instrText xml:space="preserve"> PAGEREF _Toc11350 \h </w:instrText>
       </w:r>
       <w:r>
         <w:fldChar w:fldCharType="separate"/>
@@ -10664,13 +10574,19 @@
         <w:fldChar w:fldCharType="begin"/>
       </w:r>
       <w:r>
-        <w:instrText xml:space="preserve"> HYPERLINK \l _Toc31969 </w:instrText>
+        <w:instrText xml:space="preserve"> HYPERLINK \l _Toc10292 </w:instrText>
       </w:r>
       <w:r>
         <w:fldChar w:fldCharType="separate"/>
       </w:r>
       <w:r>
-        <w:t>Ảnh 5 : PVP System Architecture</w:t>
+        <w:t xml:space="preserve">Ảnh 5 </w:t>
+      </w:r>
+      <w:r>
+        <w:rPr>
+          <w:lang w:val="en-US"/>
+        </w:rPr>
+        <w:t>: PVP System Architecture</w:t>
       </w:r>
       <w:r>
         <w:tab/>
@@ -10679,7 +10595,7 @@
         <w:fldChar w:fldCharType="begin"/>
       </w:r>
       <w:r>
-        <w:instrText xml:space="preserve"> PAGEREF _Toc31969 \h </w:instrText>
+        <w:instrText xml:space="preserve"> PAGEREF _Toc10292 \h </w:instrText>
       </w:r>
       <w:r>
         <w:fldChar w:fldCharType="separate"/>
@@ -10705,13 +10621,19 @@
         <w:fldChar w:fldCharType="begin"/>
       </w:r>
       <w:r>
-        <w:instrText xml:space="preserve"> HYPERLINK \l _Toc19165 </w:instrText>
+        <w:instrText xml:space="preserve"> HYPERLINK \l _Toc18623 </w:instrText>
       </w:r>
       <w:r>
         <w:fldChar w:fldCharType="separate"/>
       </w:r>
       <w:r>
-        <w:t>Ảnh 6 : Leaderboard System Architecture</w:t>
+        <w:t xml:space="preserve">Ảnh 6 </w:t>
+      </w:r>
+      <w:r>
+        <w:rPr>
+          <w:lang w:val="en-US"/>
+        </w:rPr>
+        <w:t>: Leaderboard System Architecture</w:t>
       </w:r>
       <w:r>
         <w:tab/>
@@ -10720,7 +10642,7 @@
         <w:fldChar w:fldCharType="begin"/>
       </w:r>
       <w:r>
-        <w:instrText xml:space="preserve"> PAGEREF _Toc19165 \h </w:instrText>
+        <w:instrText xml:space="preserve"> PAGEREF _Toc18623 \h </w:instrText>
       </w:r>
       <w:r>
         <w:fldChar w:fldCharType="separate"/>
@@ -10746,13 +10668,19 @@
         <w:fldChar w:fldCharType="begin"/>
       </w:r>
       <w:r>
-        <w:instrText xml:space="preserve"> HYPERLINK \l _Toc11434 </w:instrText>
+        <w:instrText xml:space="preserve"> HYPERLINK \l _Toc4604 </w:instrText>
       </w:r>
       <w:r>
         <w:fldChar w:fldCharType="separate"/>
       </w:r>
       <w:r>
-        <w:t>Ảnh 7 : Usecase Diagram</w:t>
+        <w:t xml:space="preserve">Ảnh 7 </w:t>
+      </w:r>
+      <w:r>
+        <w:rPr>
+          <w:lang w:val="en-US"/>
+        </w:rPr>
+        <w:t>: Usecase Diagram</w:t>
       </w:r>
       <w:r>
         <w:tab/>
@@ -10761,7 +10689,7 @@
         <w:fldChar w:fldCharType="begin"/>
       </w:r>
       <w:r>
-        <w:instrText xml:space="preserve"> PAGEREF _Toc11434 \h </w:instrText>
+        <w:instrText xml:space="preserve"> PAGEREF _Toc4604 \h </w:instrText>
       </w:r>
       <w:r>
         <w:fldChar w:fldCharType="separate"/>
@@ -10787,13 +10715,19 @@
         <w:fldChar w:fldCharType="begin"/>
       </w:r>
       <w:r>
-        <w:instrText xml:space="preserve"> HYPERLINK \l _Toc4323 </w:instrText>
+        <w:instrText xml:space="preserve"> HYPERLINK \l _Toc8351 </w:instrText>
       </w:r>
       <w:r>
         <w:fldChar w:fldCharType="separate"/>
       </w:r>
       <w:r>
-        <w:t>Ảnh 8 : SD-UC-07 – Create PvP Room</w:t>
+        <w:t xml:space="preserve">Ảnh 8 </w:t>
+      </w:r>
+      <w:r>
+        <w:rPr>
+          <w:lang w:val="en-US"/>
+        </w:rPr>
+        <w:t>: SD-UC-07 – Create PvP Room</w:t>
       </w:r>
       <w:r>
         <w:tab/>
@@ -10802,7 +10736,7 @@
         <w:fldChar w:fldCharType="begin"/>
       </w:r>
       <w:r>
-        <w:instrText xml:space="preserve"> PAGEREF _Toc4323 \h </w:instrText>
+        <w:instrText xml:space="preserve"> PAGEREF _Toc8351 \h </w:instrText>
       </w:r>
       <w:r>
         <w:fldChar w:fldCharType="separate"/>
@@ -10828,13 +10762,19 @@
         <w:fldChar w:fldCharType="begin"/>
       </w:r>
       <w:r>
-        <w:instrText xml:space="preserve"> HYPERLINK \l _Toc24463 </w:instrText>
+        <w:instrText xml:space="preserve"> HYPERLINK \l _Toc21544 </w:instrText>
       </w:r>
       <w:r>
         <w:fldChar w:fldCharType="separate"/>
       </w:r>
       <w:r>
-        <w:t>Ảnh 9 : SD-UC-07.1 – Configure Room</w:t>
+        <w:t xml:space="preserve">Ảnh 9 </w:t>
+      </w:r>
+      <w:r>
+        <w:rPr>
+          <w:lang w:val="en-US"/>
+        </w:rPr>
+        <w:t>: SD-UC-07.1 – Configure Room</w:t>
       </w:r>
       <w:r>
         <w:tab/>
@@ -10843,7 +10783,7 @@
         <w:fldChar w:fldCharType="begin"/>
       </w:r>
       <w:r>
-        <w:instrText xml:space="preserve"> PAGEREF _Toc24463 \h </w:instrText>
+        <w:instrText xml:space="preserve"> PAGEREF _Toc21544 \h </w:instrText>
       </w:r>
       <w:r>
         <w:fldChar w:fldCharType="separate"/>
@@ -10869,13 +10809,19 @@
         <w:fldChar w:fldCharType="begin"/>
       </w:r>
       <w:r>
-        <w:instrText xml:space="preserve"> HYPERLINK \l _Toc2591 </w:instrText>
+        <w:instrText xml:space="preserve"> HYPERLINK \l _Toc28419 </w:instrText>
       </w:r>
       <w:r>
         <w:fldChar w:fldCharType="separate"/>
       </w:r>
       <w:r>
-        <w:t>Ảnh 10 : SD-UC-08 – Join PvP Room</w:t>
+        <w:t xml:space="preserve">Ảnh 10 </w:t>
+      </w:r>
+      <w:r>
+        <w:rPr>
+          <w:lang w:val="en-US"/>
+        </w:rPr>
+        <w:t>: SD-UC-08 – Join PvP Room</w:t>
       </w:r>
       <w:r>
         <w:tab/>
@@ -10884,7 +10830,7 @@
         <w:fldChar w:fldCharType="begin"/>
       </w:r>
       <w:r>
-        <w:instrText xml:space="preserve"> PAGEREF _Toc2591 \h </w:instrText>
+        <w:instrText xml:space="preserve"> PAGEREF _Toc28419 \h </w:instrText>
       </w:r>
       <w:r>
         <w:fldChar w:fldCharType="separate"/>
@@ -10910,13 +10856,19 @@
         <w:fldChar w:fldCharType="begin"/>
       </w:r>
       <w:r>
-        <w:instrText xml:space="preserve"> HYPERLINK \l _Toc16490 </w:instrText>
+        <w:instrText xml:space="preserve"> HYPERLINK \l _Toc1112 </w:instrText>
       </w:r>
       <w:r>
         <w:fldChar w:fldCharType="separate"/>
       </w:r>
       <w:r>
-        <w:t>Ảnh 11 : SD-UC-08.1 – Provide Room Info</w:t>
+        <w:t xml:space="preserve">Ảnh 11 </w:t>
+      </w:r>
+      <w:r>
+        <w:rPr>
+          <w:lang w:val="en-US"/>
+        </w:rPr>
+        <w:t>: SD-UC-08.1 – Provide Room Info</w:t>
       </w:r>
       <w:r>
         <w:tab/>
@@ -10925,7 +10877,7 @@
         <w:fldChar w:fldCharType="begin"/>
       </w:r>
       <w:r>
-        <w:instrText xml:space="preserve"> PAGEREF _Toc16490 \h </w:instrText>
+        <w:instrText xml:space="preserve"> PAGEREF _Toc1112 \h </w:instrText>
       </w:r>
       <w:r>
         <w:fldChar w:fldCharType="separate"/>
@@ -10951,13 +10903,19 @@
         <w:fldChar w:fldCharType="begin"/>
       </w:r>
       <w:r>
-        <w:instrText xml:space="preserve"> HYPERLINK \l _Toc6752 </w:instrText>
+        <w:instrText xml:space="preserve"> HYPERLINK \l _Toc2484 </w:instrText>
       </w:r>
       <w:r>
         <w:fldChar w:fldCharType="separate"/>
       </w:r>
       <w:r>
-        <w:t>Ảnh 12 : SD-UC-08.2 – Join Room</w:t>
+        <w:t xml:space="preserve">Ảnh 12 </w:t>
+      </w:r>
+      <w:r>
+        <w:rPr>
+          <w:lang w:val="en-US"/>
+        </w:rPr>
+        <w:t>: SD-UC-08.2 – Join Room</w:t>
       </w:r>
       <w:r>
         <w:tab/>
@@ -10966,7 +10924,7 @@
         <w:fldChar w:fldCharType="begin"/>
       </w:r>
       <w:r>
-        <w:instrText xml:space="preserve"> PAGEREF _Toc6752 \h </w:instrText>
+        <w:instrText xml:space="preserve"> PAGEREF _Toc2484 \h </w:instrText>
       </w:r>
       <w:r>
         <w:fldChar w:fldCharType="separate"/>
@@ -10992,13 +10950,19 @@
         <w:fldChar w:fldCharType="begin"/>
       </w:r>
       <w:r>
-        <w:instrText xml:space="preserve"> HYPERLINK \l _Toc17552 </w:instrText>
+        <w:instrText xml:space="preserve"> HYPERLINK \l _Toc21177 </w:instrText>
       </w:r>
       <w:r>
         <w:fldChar w:fldCharType="separate"/>
       </w:r>
       <w:r>
-        <w:t>Ảnh 13 : SD-UC-08.3 – Ready</w:t>
+        <w:t xml:space="preserve">Ảnh 13 </w:t>
+      </w:r>
+      <w:r>
+        <w:rPr>
+          <w:lang w:val="en-US"/>
+        </w:rPr>
+        <w:t>: SD-UC-08.3 – Ready</w:t>
       </w:r>
       <w:r>
         <w:tab/>
@@ -11007,7 +10971,7 @@
         <w:fldChar w:fldCharType="begin"/>
       </w:r>
       <w:r>
-        <w:instrText xml:space="preserve"> PAGEREF _Toc17552 \h </w:instrText>
+        <w:instrText xml:space="preserve"> PAGEREF _Toc21177 \h </w:instrText>
       </w:r>
       <w:r>
         <w:fldChar w:fldCharType="separate"/>
@@ -11033,13 +10997,19 @@
         <w:fldChar w:fldCharType="begin"/>
       </w:r>
       <w:r>
-        <w:instrText xml:space="preserve"> HYPERLINK \l _Toc28093 </w:instrText>
+        <w:instrText xml:space="preserve"> HYPERLINK \l _Toc12137 </w:instrText>
       </w:r>
       <w:r>
         <w:fldChar w:fldCharType="separate"/>
       </w:r>
       <w:r>
-        <w:t>Ảnh 14 : SD-UC-08.4 – Leave Room</w:t>
+        <w:t xml:space="preserve">Ảnh 14 </w:t>
+      </w:r>
+      <w:r>
+        <w:rPr>
+          <w:lang w:val="en-US"/>
+        </w:rPr>
+        <w:t>: SD-UC-08.4 – Leave Room</w:t>
       </w:r>
       <w:r>
         <w:tab/>
@@ -11048,7 +11018,7 @@
         <w:fldChar w:fldCharType="begin"/>
       </w:r>
       <w:r>
-        <w:instrText xml:space="preserve"> PAGEREF _Toc28093 \h </w:instrText>
+        <w:instrText xml:space="preserve"> PAGEREF _Toc12137 \h </w:instrText>
       </w:r>
       <w:r>
         <w:fldChar w:fldCharType="separate"/>
@@ -11074,13 +11044,19 @@
         <w:fldChar w:fldCharType="begin"/>
       </w:r>
       <w:r>
-        <w:instrText xml:space="preserve"> HYPERLINK \l _Toc26116 </w:instrText>
+        <w:instrText xml:space="preserve"> HYPERLINK \l _Toc27096 </w:instrText>
       </w:r>
       <w:r>
         <w:fldChar w:fldCharType="separate"/>
       </w:r>
       <w:r>
-        <w:t>Ảnh 15 : Class Diagram</w:t>
+        <w:t xml:space="preserve">Ảnh 15 </w:t>
+      </w:r>
+      <w:r>
+        <w:rPr>
+          <w:lang w:val="en-US"/>
+        </w:rPr>
+        <w:t>: Class Diagram</w:t>
       </w:r>
       <w:r>
         <w:tab/>
@@ -11089,7 +11065,7 @@
         <w:fldChar w:fldCharType="begin"/>
       </w:r>
       <w:r>
-        <w:instrText xml:space="preserve"> PAGEREF _Toc26116 \h </w:instrText>
+        <w:instrText xml:space="preserve"> PAGEREF _Toc27096 \h </w:instrText>
       </w:r>
       <w:r>
         <w:fldChar w:fldCharType="separate"/>
@@ -11115,13 +11091,26 @@
         <w:fldChar w:fldCharType="begin"/>
       </w:r>
       <w:r>
-        <w:instrText xml:space="preserve"> HYPERLINK \l _Toc9328 </w:instrText>
+        <w:instrText xml:space="preserve"> HYPERLINK \l _Toc1596 </w:instrText>
       </w:r>
       <w:r>
         <w:fldChar w:fldCharType="separate"/>
       </w:r>
       <w:r>
-        <w:t>Ảnh 16 : Home UI</w:t>
+        <w:t xml:space="preserve">Ảnh 16 </w:t>
+      </w:r>
+      <w:r>
+        <w:rPr>
+          <w:lang w:val="en-US"/>
+        </w:rPr>
+        <w:t xml:space="preserve">: </w:t>
+      </w:r>
+      <w:r>
+        <w:rPr>
+          <w:rFonts w:hint="default"/>
+          <w:lang w:val="en-US"/>
+        </w:rPr>
+        <w:t>Home UI</w:t>
       </w:r>
       <w:r>
         <w:tab/>
@@ -11130,7 +11119,7 @@
         <w:fldChar w:fldCharType="begin"/>
       </w:r>
       <w:r>
-        <w:instrText xml:space="preserve"> PAGEREF _Toc9328 \h </w:instrText>
+        <w:instrText xml:space="preserve"> PAGEREF _Toc1596 \h </w:instrText>
       </w:r>
       <w:r>
         <w:fldChar w:fldCharType="separate"/>
@@ -11156,13 +11145,26 @@
         <w:fldChar w:fldCharType="begin"/>
       </w:r>
       <w:r>
-        <w:instrText xml:space="preserve"> HYPERLINK \l _Toc19947 </w:instrText>
+        <w:instrText xml:space="preserve"> HYPERLINK \l _Toc184 </w:instrText>
       </w:r>
       <w:r>
         <w:fldChar w:fldCharType="separate"/>
       </w:r>
       <w:r>
-        <w:t>Ảnh 17 : PvP UI</w:t>
+        <w:t xml:space="preserve">Ảnh 17 </w:t>
+      </w:r>
+      <w:r>
+        <w:rPr>
+          <w:lang w:val="en-US"/>
+        </w:rPr>
+        <w:t xml:space="preserve">: </w:t>
+      </w:r>
+      <w:r>
+        <w:rPr>
+          <w:rFonts w:hint="default"/>
+          <w:lang w:val="en-US"/>
+        </w:rPr>
+        <w:t>PvP UI</w:t>
       </w:r>
       <w:r>
         <w:tab/>
@@ -11171,7 +11173,7 @@
         <w:fldChar w:fldCharType="begin"/>
       </w:r>
       <w:r>
-        <w:instrText xml:space="preserve"> PAGEREF _Toc19947 \h </w:instrText>
+        <w:instrText xml:space="preserve"> PAGEREF _Toc184 \h </w:instrText>
       </w:r>
       <w:r>
         <w:fldChar w:fldCharType="separate"/>
@@ -11197,13 +11199,26 @@
         <w:fldChar w:fldCharType="begin"/>
       </w:r>
       <w:r>
-        <w:instrText xml:space="preserve"> HYPERLINK \l _Toc28904 </w:instrText>
+        <w:instrText xml:space="preserve"> HYPERLINK \l _Toc24155 </w:instrText>
       </w:r>
       <w:r>
         <w:fldChar w:fldCharType="separate"/>
       </w:r>
       <w:r>
-        <w:t>Ảnh 18 : Create Room UI</w:t>
+        <w:t xml:space="preserve">Ảnh 18 </w:t>
+      </w:r>
+      <w:r>
+        <w:rPr>
+          <w:lang w:val="en-US"/>
+        </w:rPr>
+        <w:t xml:space="preserve">: </w:t>
+      </w:r>
+      <w:r>
+        <w:rPr>
+          <w:rFonts w:hint="default"/>
+          <w:lang w:val="en-US"/>
+        </w:rPr>
+        <w:t>Create Room UI</w:t>
       </w:r>
       <w:r>
         <w:tab/>
@@ -11212,7 +11227,7 @@
         <w:fldChar w:fldCharType="begin"/>
       </w:r>
       <w:r>
-        <w:instrText xml:space="preserve"> PAGEREF _Toc28904 \h </w:instrText>
+        <w:instrText xml:space="preserve"> PAGEREF _Toc24155 \h </w:instrText>
       </w:r>
       <w:r>
         <w:fldChar w:fldCharType="separate"/>
@@ -11238,13 +11253,26 @@
         <w:fldChar w:fldCharType="begin"/>
       </w:r>
       <w:r>
-        <w:instrText xml:space="preserve"> HYPERLINK \l _Toc832 </w:instrText>
+        <w:instrText xml:space="preserve"> HYPERLINK \l _Toc21282 </w:instrText>
       </w:r>
       <w:r>
         <w:fldChar w:fldCharType="separate"/>
       </w:r>
       <w:r>
-        <w:t>Ảnh 19 : Room UI</w:t>
+        <w:t xml:space="preserve">Ảnh 19 </w:t>
+      </w:r>
+      <w:r>
+        <w:rPr>
+          <w:lang w:val="en-US"/>
+        </w:rPr>
+        <w:t xml:space="preserve">: </w:t>
+      </w:r>
+      <w:r>
+        <w:rPr>
+          <w:rFonts w:hint="default"/>
+          <w:lang w:val="en-US"/>
+        </w:rPr>
+        <w:t>Room UI</w:t>
       </w:r>
       <w:r>
         <w:tab/>
@@ -11253,7 +11281,7 @@
         <w:fldChar w:fldCharType="begin"/>
       </w:r>
       <w:r>
-        <w:instrText xml:space="preserve"> PAGEREF _Toc832 \h </w:instrText>
+        <w:instrText xml:space="preserve"> PAGEREF _Toc21282 \h </w:instrText>
       </w:r>
       <w:r>
         <w:fldChar w:fldCharType="separate"/>
@@ -11279,13 +11307,26 @@
         <w:fldChar w:fldCharType="begin"/>
       </w:r>
       <w:r>
-        <w:instrText xml:space="preserve"> HYPERLINK \l _Toc23577 </w:instrText>
+        <w:instrText xml:space="preserve"> HYPERLINK \l _Toc3328 </w:instrText>
       </w:r>
       <w:r>
         <w:fldChar w:fldCharType="separate"/>
       </w:r>
       <w:r>
-        <w:t>Ảnh 20 : Join Room UI</w:t>
+        <w:t xml:space="preserve">Ảnh 20 </w:t>
+      </w:r>
+      <w:r>
+        <w:rPr>
+          <w:lang w:val="en-US"/>
+        </w:rPr>
+        <w:t xml:space="preserve">: </w:t>
+      </w:r>
+      <w:r>
+        <w:rPr>
+          <w:rFonts w:hint="default"/>
+          <w:lang w:val="en-US"/>
+        </w:rPr>
+        <w:t>Join Room UI</w:t>
       </w:r>
       <w:r>
         <w:tab/>
@@ -11294,7 +11335,7 @@
         <w:fldChar w:fldCharType="begin"/>
       </w:r>
       <w:r>
-        <w:instrText xml:space="preserve"> PAGEREF _Toc23577 \h </w:instrText>
+        <w:instrText xml:space="preserve"> PAGEREF _Toc3328 \h </w:instrText>
       </w:r>
       <w:r>
         <w:fldChar w:fldCharType="separate"/>
@@ -11320,13 +11361,19 @@
         <w:fldChar w:fldCharType="begin"/>
       </w:r>
       <w:r>
-        <w:instrText xml:space="preserve"> HYPERLINK \l _Toc29129 </w:instrText>
+        <w:instrText xml:space="preserve"> HYPERLINK \l _Toc29756 </w:instrText>
       </w:r>
       <w:r>
         <w:fldChar w:fldCharType="separate"/>
       </w:r>
       <w:r>
-        <w:t>Ảnh 21 : Source Structure</w:t>
+        <w:t xml:space="preserve">Ảnh 21 </w:t>
+      </w:r>
+      <w:r>
+        <w:rPr>
+          <w:lang w:val="en-US"/>
+        </w:rPr>
+        <w:t>: Source Structure</w:t>
       </w:r>
       <w:r>
         <w:tab/>
@@ -11335,7 +11382,7 @@
         <w:fldChar w:fldCharType="begin"/>
       </w:r>
       <w:r>
-        <w:instrText xml:space="preserve"> PAGEREF _Toc29129 \h </w:instrText>
+        <w:instrText xml:space="preserve"> PAGEREF _Toc29756 \h </w:instrText>
       </w:r>
       <w:r>
         <w:fldChar w:fldCharType="separate"/>
@@ -11362,6 +11409,7 @@
           <w:ilvl w:val="0"/>
           <w:numId w:val="0"/>
         </w:numPr>
+        <w:jc w:val="center"/>
         <w:rPr>
           <w:bCs/>
           <w:szCs w:val="28"/>
@@ -11375,10 +11423,10 @@
         <w:br w:type="page"/>
       </w:r>
       <w:bookmarkStart w:id="16" w:name="_Toc164957336"/>
-      <w:bookmarkStart w:id="17" w:name="_Toc164957115"/>
-      <w:bookmarkStart w:id="18" w:name="_Toc164957608"/>
-      <w:bookmarkStart w:id="19" w:name="_Toc164957257"/>
-      <w:bookmarkStart w:id="20" w:name="_Toc32357"/>
+      <w:bookmarkStart w:id="17" w:name="_Toc164957608"/>
+      <w:bookmarkStart w:id="18" w:name="_Toc25255"/>
+      <w:bookmarkStart w:id="19" w:name="_Toc164957115"/>
+      <w:bookmarkStart w:id="20" w:name="_Toc164957257"/>
       <w:r>
         <w:rPr>
           <w:bCs/>
@@ -11412,7 +11460,7 @@
         <w:fldChar w:fldCharType="begin"/>
       </w:r>
       <w:r>
-        <w:instrText xml:space="preserve"> HYPERLINK \l _Toc100 </w:instrText>
+        <w:instrText xml:space="preserve"> HYPERLINK \l _Toc32319 </w:instrText>
       </w:r>
       <w:r>
         <w:fldChar w:fldCharType="separate"/>
@@ -11427,7 +11475,7 @@
         <w:fldChar w:fldCharType="begin"/>
       </w:r>
       <w:r>
-        <w:instrText xml:space="preserve"> PAGEREF _Toc100 \h </w:instrText>
+        <w:instrText xml:space="preserve"> PAGEREF _Toc32319 \h </w:instrText>
       </w:r>
       <w:r>
         <w:fldChar w:fldCharType="separate"/>
@@ -11453,7 +11501,7 @@
         <w:fldChar w:fldCharType="begin"/>
       </w:r>
       <w:r>
-        <w:instrText xml:space="preserve"> HYPERLINK \l _Toc4147 </w:instrText>
+        <w:instrText xml:space="preserve"> HYPERLINK \l _Toc25880 </w:instrText>
       </w:r>
       <w:r>
         <w:fldChar w:fldCharType="separate"/>
@@ -11468,7 +11516,7 @@
         <w:fldChar w:fldCharType="begin"/>
       </w:r>
       <w:r>
-        <w:instrText xml:space="preserve"> PAGEREF _Toc4147 \h </w:instrText>
+        <w:instrText xml:space="preserve"> PAGEREF _Toc25880 \h </w:instrText>
       </w:r>
       <w:r>
         <w:fldChar w:fldCharType="separate"/>
@@ -11494,7 +11542,7 @@
         <w:fldChar w:fldCharType="begin"/>
       </w:r>
       <w:r>
-        <w:instrText xml:space="preserve"> HYPERLINK \l _Toc1465 </w:instrText>
+        <w:instrText xml:space="preserve"> HYPERLINK \l _Toc22676 </w:instrText>
       </w:r>
       <w:r>
         <w:fldChar w:fldCharType="separate"/>
@@ -11509,7 +11557,7 @@
         <w:fldChar w:fldCharType="begin"/>
       </w:r>
       <w:r>
-        <w:instrText xml:space="preserve"> PAGEREF _Toc1465 \h </w:instrText>
+        <w:instrText xml:space="preserve"> PAGEREF _Toc22676 \h </w:instrText>
       </w:r>
       <w:r>
         <w:fldChar w:fldCharType="separate"/>
@@ -11535,7 +11583,7 @@
         <w:fldChar w:fldCharType="begin"/>
       </w:r>
       <w:r>
-        <w:instrText xml:space="preserve"> HYPERLINK \l _Toc9495 </w:instrText>
+        <w:instrText xml:space="preserve"> HYPERLINK \l _Toc12617 </w:instrText>
       </w:r>
       <w:r>
         <w:fldChar w:fldCharType="separate"/>
@@ -11550,7 +11598,7 @@
         <w:fldChar w:fldCharType="begin"/>
       </w:r>
       <w:r>
-        <w:instrText xml:space="preserve"> PAGEREF _Toc9495 \h </w:instrText>
+        <w:instrText xml:space="preserve"> PAGEREF _Toc12617 \h </w:instrText>
       </w:r>
       <w:r>
         <w:fldChar w:fldCharType="separate"/>
@@ -11576,7 +11624,7 @@
         <w:fldChar w:fldCharType="begin"/>
       </w:r>
       <w:r>
-        <w:instrText xml:space="preserve"> HYPERLINK \l _Toc27377 </w:instrText>
+        <w:instrText xml:space="preserve"> HYPERLINK \l _Toc19496 </w:instrText>
       </w:r>
       <w:r>
         <w:fldChar w:fldCharType="separate"/>
@@ -11591,7 +11639,7 @@
         <w:fldChar w:fldCharType="begin"/>
       </w:r>
       <w:r>
-        <w:instrText xml:space="preserve"> PAGEREF _Toc27377 \h </w:instrText>
+        <w:instrText xml:space="preserve"> PAGEREF _Toc19496 \h </w:instrText>
       </w:r>
       <w:r>
         <w:fldChar w:fldCharType="separate"/>
@@ -11617,7 +11665,7 @@
         <w:fldChar w:fldCharType="begin"/>
       </w:r>
       <w:r>
-        <w:instrText xml:space="preserve"> HYPERLINK \l _Toc11295 </w:instrText>
+        <w:instrText xml:space="preserve"> HYPERLINK \l _Toc19191 </w:instrText>
       </w:r>
       <w:r>
         <w:fldChar w:fldCharType="separate"/>
@@ -11632,7 +11680,7 @@
         <w:fldChar w:fldCharType="begin"/>
       </w:r>
       <w:r>
-        <w:instrText xml:space="preserve"> PAGEREF _Toc11295 \h </w:instrText>
+        <w:instrText xml:space="preserve"> PAGEREF _Toc19191 \h </w:instrText>
       </w:r>
       <w:r>
         <w:fldChar w:fldCharType="separate"/>
@@ -11658,7 +11706,7 @@
         <w:fldChar w:fldCharType="begin"/>
       </w:r>
       <w:r>
-        <w:instrText xml:space="preserve"> HYPERLINK \l _Toc4082 </w:instrText>
+        <w:instrText xml:space="preserve"> HYPERLINK \l _Toc17845 </w:instrText>
       </w:r>
       <w:r>
         <w:fldChar w:fldCharType="separate"/>
@@ -11673,7 +11721,7 @@
         <w:fldChar w:fldCharType="begin"/>
       </w:r>
       <w:r>
-        <w:instrText xml:space="preserve"> PAGEREF _Toc4082 \h </w:instrText>
+        <w:instrText xml:space="preserve"> PAGEREF _Toc17845 \h </w:instrText>
       </w:r>
       <w:r>
         <w:fldChar w:fldCharType="separate"/>
@@ -11699,7 +11747,7 @@
         <w:fldChar w:fldCharType="begin"/>
       </w:r>
       <w:r>
-        <w:instrText xml:space="preserve"> HYPERLINK \l _Toc8590 </w:instrText>
+        <w:instrText xml:space="preserve"> HYPERLINK \l _Toc23513 </w:instrText>
       </w:r>
       <w:r>
         <w:fldChar w:fldCharType="separate"/>
@@ -11714,60 +11762,13 @@
         <w:fldChar w:fldCharType="begin"/>
       </w:r>
       <w:r>
-        <w:instrText xml:space="preserve"> PAGEREF _Toc8590 \h </w:instrText>
+        <w:instrText xml:space="preserve"> PAGEREF _Toc23513 \h </w:instrText>
       </w:r>
       <w:r>
         <w:fldChar w:fldCharType="separate"/>
       </w:r>
       <w:r>
         <w:t>25</w:t>
-      </w:r>
-      <w:r>
-        <w:fldChar w:fldCharType="end"/>
-      </w:r>
-      <w:r>
-        <w:fldChar w:fldCharType="end"/>
-      </w:r>
-    </w:p>
-    <w:p>
-      <w:pPr>
-        <w:pStyle w:val="28"/>
-        <w:tabs>
-          <w:tab w:val="right" w:leader="dot" w:pos="8787"/>
-        </w:tabs>
-      </w:pPr>
-      <w:r>
-        <w:fldChar w:fldCharType="begin"/>
-      </w:r>
-      <w:r>
-        <w:instrText xml:space="preserve"> HYPERLINK \l _Toc22822 </w:instrText>
-      </w:r>
-      <w:r>
-        <w:fldChar w:fldCharType="separate"/>
-      </w:r>
-      <w:r>
-        <w:t xml:space="preserve">Bảng 9 </w:t>
-      </w:r>
-      <w:r>
-        <w:rPr>
-          <w:lang w:val="vi-VN"/>
-        </w:rPr>
-        <w:t>: Test case detail</w:t>
-      </w:r>
-      <w:r>
-        <w:tab/>
-      </w:r>
-      <w:r>
-        <w:fldChar w:fldCharType="begin"/>
-      </w:r>
-      <w:r>
-        <w:instrText xml:space="preserve"> PAGEREF _Toc22822 \h </w:instrText>
-      </w:r>
-      <w:r>
-        <w:fldChar w:fldCharType="separate"/>
-      </w:r>
-      <w:r>
-        <w:t>27</w:t>
       </w:r>
       <w:r>
         <w:fldChar w:fldCharType="end"/>
@@ -11861,10 +11862,10 @@
         </w:rPr>
       </w:pPr>
       <w:bookmarkStart w:id="21" w:name="_Toc164957258"/>
-      <w:bookmarkStart w:id="22" w:name="_Toc164957609"/>
-      <w:bookmarkStart w:id="23" w:name="_Toc164957337"/>
-      <w:bookmarkStart w:id="24" w:name="_Toc164957116"/>
-      <w:bookmarkStart w:id="25" w:name="_Toc27183"/>
+      <w:bookmarkStart w:id="22" w:name="_Toc164957116"/>
+      <w:bookmarkStart w:id="23" w:name="_Toc164957609"/>
+      <w:bookmarkStart w:id="24" w:name="_Toc2458"/>
+      <w:bookmarkStart w:id="25" w:name="_Toc164957337"/>
       <w:r>
         <w:rPr>
           <w:iCs/>
@@ -12153,7 +12154,7 @@
           <w:rFonts w:cs="Times New Roman"/>
           <w:szCs w:val="26"/>
         </w:rPr>
-        <w:instrText xml:space="preserve"> HYPERLINK \l _Toc25700 </w:instrText>
+        <w:instrText xml:space="preserve"> HYPERLINK \l _Toc29228 </w:instrText>
       </w:r>
       <w:r>
         <w:rPr>
@@ -12164,6 +12165,7 @@
       </w:r>
       <w:r>
         <w:rPr>
+          <w:rFonts w:hint="default"/>
           <w:lang w:val="vi-VN"/>
         </w:rPr>
         <w:t>REVISION HISTORY</w:t>
@@ -12175,7 +12177,7 @@
         <w:fldChar w:fldCharType="begin"/>
       </w:r>
       <w:r>
-        <w:instrText xml:space="preserve"> PAGEREF _Toc25700 \h </w:instrText>
+        <w:instrText xml:space="preserve"> PAGEREF _Toc29228 \h </w:instrText>
       </w:r>
       <w:r>
         <w:fldChar w:fldCharType="separate"/>
@@ -12226,7 +12228,7 @@
           <w:rFonts w:cs="Times New Roman"/>
           <w:szCs w:val="26"/>
         </w:rPr>
-        <w:instrText xml:space="preserve"> HYPERLINK \l _Toc28110 </w:instrText>
+        <w:instrText xml:space="preserve"> HYPERLINK \l _Toc32495 </w:instrText>
       </w:r>
       <w:r>
         <w:rPr>
@@ -12245,7 +12247,7 @@
         <w:fldChar w:fldCharType="begin"/>
       </w:r>
       <w:r>
-        <w:instrText xml:space="preserve"> PAGEREF _Toc28110 \h </w:instrText>
+        <w:instrText xml:space="preserve"> PAGEREF _Toc32495 \h </w:instrText>
       </w:r>
       <w:r>
         <w:fldChar w:fldCharType="separate"/>
@@ -12296,7 +12298,7 @@
           <w:rFonts w:cs="Times New Roman"/>
           <w:szCs w:val="26"/>
         </w:rPr>
-        <w:instrText xml:space="preserve"> HYPERLINK \l _Toc9006 </w:instrText>
+        <w:instrText xml:space="preserve"> HYPERLINK \l _Toc4263 </w:instrText>
       </w:r>
       <w:r>
         <w:rPr>
@@ -12315,7 +12317,7 @@
         <w:fldChar w:fldCharType="begin"/>
       </w:r>
       <w:r>
-        <w:instrText xml:space="preserve"> PAGEREF _Toc9006 \h </w:instrText>
+        <w:instrText xml:space="preserve"> PAGEREF _Toc4263 \h </w:instrText>
       </w:r>
       <w:r>
         <w:fldChar w:fldCharType="separate"/>
@@ -12366,7 +12368,7 @@
           <w:rFonts w:cs="Times New Roman"/>
           <w:szCs w:val="26"/>
         </w:rPr>
-        <w:instrText xml:space="preserve"> HYPERLINK \l _Toc32357 </w:instrText>
+        <w:instrText xml:space="preserve"> HYPERLINK \l _Toc25255 </w:instrText>
       </w:r>
       <w:r>
         <w:rPr>
@@ -12389,7 +12391,7 @@
         <w:fldChar w:fldCharType="begin"/>
       </w:r>
       <w:r>
-        <w:instrText xml:space="preserve"> PAGEREF _Toc32357 \h </w:instrText>
+        <w:instrText xml:space="preserve"> PAGEREF _Toc25255 \h </w:instrText>
       </w:r>
       <w:r>
         <w:fldChar w:fldCharType="separate"/>
@@ -12440,7 +12442,7 @@
           <w:rFonts w:cs="Times New Roman"/>
           <w:szCs w:val="26"/>
         </w:rPr>
-        <w:instrText xml:space="preserve"> HYPERLINK \l _Toc27183 </w:instrText>
+        <w:instrText xml:space="preserve"> HYPERLINK \l _Toc2458 </w:instrText>
       </w:r>
       <w:r>
         <w:rPr>
@@ -12478,7 +12480,7 @@
         <w:fldChar w:fldCharType="begin"/>
       </w:r>
       <w:r>
-        <w:instrText xml:space="preserve"> PAGEREF _Toc27183 \h </w:instrText>
+        <w:instrText xml:space="preserve"> PAGEREF _Toc2458 \h </w:instrText>
       </w:r>
       <w:r>
         <w:fldChar w:fldCharType="separate"/>
@@ -12529,7 +12531,7 @@
           <w:rFonts w:cs="Times New Roman"/>
           <w:szCs w:val="26"/>
         </w:rPr>
-        <w:instrText xml:space="preserve"> HYPERLINK \l _Toc8238 </w:instrText>
+        <w:instrText xml:space="preserve"> HYPERLINK \l _Toc26266 </w:instrText>
       </w:r>
       <w:r>
         <w:rPr>
@@ -12548,7 +12550,7 @@
         <w:fldChar w:fldCharType="begin"/>
       </w:r>
       <w:r>
-        <w:instrText xml:space="preserve"> PAGEREF _Toc8238 \h </w:instrText>
+        <w:instrText xml:space="preserve"> PAGEREF _Toc26266 \h </w:instrText>
       </w:r>
       <w:r>
         <w:fldChar w:fldCharType="separate"/>
@@ -12579,10 +12581,6 @@
         <w:tabs>
           <w:tab w:val="right" w:leader="dot" w:pos="8787"/>
         </w:tabs>
-        <w:rPr>
-          <w:rFonts w:hint="default"/>
-          <w:lang w:val="en-US"/>
-        </w:rPr>
       </w:pPr>
       <w:r>
         <w:rPr>
@@ -12602,7 +12600,7 @@
           <w:rFonts w:cs="Times New Roman"/>
           <w:szCs w:val="26"/>
         </w:rPr>
-        <w:instrText xml:space="preserve"> HYPERLINK \l _Toc32008 </w:instrText>
+        <w:instrText xml:space="preserve"> HYPERLINK \l _Toc8191 </w:instrText>
       </w:r>
       <w:r>
         <w:rPr>
@@ -12621,7 +12619,7 @@
         <w:fldChar w:fldCharType="begin"/>
       </w:r>
       <w:r>
-        <w:instrText xml:space="preserve"> PAGEREF _Toc32008 \h </w:instrText>
+        <w:instrText xml:space="preserve"> PAGEREF _Toc8191 \h </w:instrText>
       </w:r>
       <w:r>
         <w:fldChar w:fldCharType="separate"/>
@@ -12645,8 +12643,6 @@
         </w:rPr>
         <w:fldChar w:fldCharType="end"/>
       </w:r>
-      <w:bookmarkStart w:id="174" w:name="_GoBack"/>
-      <w:bookmarkEnd w:id="174"/>
     </w:p>
     <w:p>
       <w:pPr>
@@ -12673,7 +12669,7 @@
           <w:rFonts w:cs="Times New Roman"/>
           <w:szCs w:val="26"/>
         </w:rPr>
-        <w:instrText xml:space="preserve"> HYPERLINK \l _Toc26921 </w:instrText>
+        <w:instrText xml:space="preserve"> HYPERLINK \l _Toc28880 </w:instrText>
       </w:r>
       <w:r>
         <w:rPr>
@@ -12695,7 +12691,7 @@
         <w:fldChar w:fldCharType="begin"/>
       </w:r>
       <w:r>
-        <w:instrText xml:space="preserve"> PAGEREF _Toc26921 \h </w:instrText>
+        <w:instrText xml:space="preserve"> PAGEREF _Toc28880 \h </w:instrText>
       </w:r>
       <w:r>
         <w:fldChar w:fldCharType="separate"/>
@@ -12745,7 +12741,7 @@
           <w:rFonts w:cs="Times New Roman"/>
           <w:szCs w:val="26"/>
         </w:rPr>
-        <w:instrText xml:space="preserve"> HYPERLINK \l _Toc24365 </w:instrText>
+        <w:instrText xml:space="preserve"> HYPERLINK \l _Toc31953 </w:instrText>
       </w:r>
       <w:r>
         <w:rPr>
@@ -12767,7 +12763,7 @@
         <w:fldChar w:fldCharType="begin"/>
       </w:r>
       <w:r>
-        <w:instrText xml:space="preserve"> PAGEREF _Toc24365 \h </w:instrText>
+        <w:instrText xml:space="preserve"> PAGEREF _Toc31953 \h </w:instrText>
       </w:r>
       <w:r>
         <w:fldChar w:fldCharType="separate"/>
@@ -12818,7 +12814,7 @@
           <w:rFonts w:cs="Times New Roman"/>
           <w:szCs w:val="26"/>
         </w:rPr>
-        <w:instrText xml:space="preserve"> HYPERLINK \l _Toc18077 </w:instrText>
+        <w:instrText xml:space="preserve"> HYPERLINK \l _Toc15648 </w:instrText>
       </w:r>
       <w:r>
         <w:rPr>
@@ -12843,7 +12839,7 @@
         <w:fldChar w:fldCharType="begin"/>
       </w:r>
       <w:r>
-        <w:instrText xml:space="preserve"> PAGEREF _Toc18077 \h </w:instrText>
+        <w:instrText xml:space="preserve"> PAGEREF _Toc15648 \h </w:instrText>
       </w:r>
       <w:r>
         <w:fldChar w:fldCharType="separate"/>
@@ -12893,7 +12889,7 @@
           <w:rFonts w:cs="Times New Roman"/>
           <w:szCs w:val="26"/>
         </w:rPr>
-        <w:instrText xml:space="preserve"> HYPERLINK \l _Toc2504 </w:instrText>
+        <w:instrText xml:space="preserve"> HYPERLINK \l _Toc28714 </w:instrText>
       </w:r>
       <w:r>
         <w:rPr>
@@ -12918,7 +12914,7 @@
         <w:fldChar w:fldCharType="begin"/>
       </w:r>
       <w:r>
-        <w:instrText xml:space="preserve"> PAGEREF _Toc2504 \h </w:instrText>
+        <w:instrText xml:space="preserve"> PAGEREF _Toc28714 \h </w:instrText>
       </w:r>
       <w:r>
         <w:fldChar w:fldCharType="separate"/>
@@ -12968,7 +12964,7 @@
           <w:rFonts w:cs="Times New Roman"/>
           <w:szCs w:val="26"/>
         </w:rPr>
-        <w:instrText xml:space="preserve"> HYPERLINK \l _Toc4617 </w:instrText>
+        <w:instrText xml:space="preserve"> HYPERLINK \l _Toc22619 </w:instrText>
       </w:r>
       <w:r>
         <w:rPr>
@@ -12996,7 +12992,7 @@
         <w:fldChar w:fldCharType="begin"/>
       </w:r>
       <w:r>
-        <w:instrText xml:space="preserve"> PAGEREF _Toc4617 \h </w:instrText>
+        <w:instrText xml:space="preserve"> PAGEREF _Toc22619 \h </w:instrText>
       </w:r>
       <w:r>
         <w:fldChar w:fldCharType="separate"/>
@@ -13046,7 +13042,7 @@
           <w:rFonts w:cs="Times New Roman"/>
           <w:szCs w:val="26"/>
         </w:rPr>
-        <w:instrText xml:space="preserve"> HYPERLINK \l _Toc2412 </w:instrText>
+        <w:instrText xml:space="preserve"> HYPERLINK \l _Toc17481 </w:instrText>
       </w:r>
       <w:r>
         <w:rPr>
@@ -13071,7 +13067,7 @@
         <w:fldChar w:fldCharType="begin"/>
       </w:r>
       <w:r>
-        <w:instrText xml:space="preserve"> PAGEREF _Toc2412 \h </w:instrText>
+        <w:instrText xml:space="preserve"> PAGEREF _Toc17481 \h </w:instrText>
       </w:r>
       <w:r>
         <w:fldChar w:fldCharType="separate"/>
@@ -13122,7 +13118,7 @@
           <w:rFonts w:cs="Times New Roman"/>
           <w:szCs w:val="26"/>
         </w:rPr>
-        <w:instrText xml:space="preserve"> HYPERLINK \l _Toc8827 </w:instrText>
+        <w:instrText xml:space="preserve"> HYPERLINK \l _Toc22955 </w:instrText>
       </w:r>
       <w:r>
         <w:rPr>
@@ -13175,7 +13171,7 @@
         <w:fldChar w:fldCharType="begin"/>
       </w:r>
       <w:r>
-        <w:instrText xml:space="preserve"> PAGEREF _Toc8827 \h </w:instrText>
+        <w:instrText xml:space="preserve"> PAGEREF _Toc22955 \h </w:instrText>
       </w:r>
       <w:r>
         <w:fldChar w:fldCharType="separate"/>
@@ -13225,7 +13221,7 @@
           <w:rFonts w:cs="Times New Roman"/>
           <w:szCs w:val="26"/>
         </w:rPr>
-        <w:instrText xml:space="preserve"> HYPERLINK \l _Toc2713 </w:instrText>
+        <w:instrText xml:space="preserve"> HYPERLINK \l _Toc31222 </w:instrText>
       </w:r>
       <w:r>
         <w:rPr>
@@ -13250,7 +13246,7 @@
         <w:fldChar w:fldCharType="begin"/>
       </w:r>
       <w:r>
-        <w:instrText xml:space="preserve"> PAGEREF _Toc2713 \h </w:instrText>
+        <w:instrText xml:space="preserve"> PAGEREF _Toc31222 \h </w:instrText>
       </w:r>
       <w:r>
         <w:fldChar w:fldCharType="separate"/>
@@ -13301,7 +13297,7 @@
           <w:rFonts w:cs="Times New Roman"/>
           <w:szCs w:val="26"/>
         </w:rPr>
-        <w:instrText xml:space="preserve"> HYPERLINK \l _Toc26001 </w:instrText>
+        <w:instrText xml:space="preserve"> HYPERLINK \l _Toc29680 </w:instrText>
       </w:r>
       <w:r>
         <w:rPr>
@@ -13326,7 +13322,7 @@
         <w:fldChar w:fldCharType="begin"/>
       </w:r>
       <w:r>
-        <w:instrText xml:space="preserve"> PAGEREF _Toc26001 \h </w:instrText>
+        <w:instrText xml:space="preserve"> PAGEREF _Toc29680 \h </w:instrText>
       </w:r>
       <w:r>
         <w:fldChar w:fldCharType="separate"/>
@@ -13376,7 +13372,7 @@
           <w:rFonts w:cs="Times New Roman"/>
           <w:szCs w:val="26"/>
         </w:rPr>
-        <w:instrText xml:space="preserve"> HYPERLINK \l _Toc21280 </w:instrText>
+        <w:instrText xml:space="preserve"> HYPERLINK \l _Toc16606 </w:instrText>
       </w:r>
       <w:r>
         <w:rPr>
@@ -13401,7 +13397,7 @@
         <w:fldChar w:fldCharType="begin"/>
       </w:r>
       <w:r>
-        <w:instrText xml:space="preserve"> PAGEREF _Toc21280 \h </w:instrText>
+        <w:instrText xml:space="preserve"> PAGEREF _Toc16606 \h </w:instrText>
       </w:r>
       <w:r>
         <w:fldChar w:fldCharType="separate"/>
@@ -13451,7 +13447,7 @@
           <w:rFonts w:cs="Times New Roman"/>
           <w:szCs w:val="26"/>
         </w:rPr>
-        <w:instrText xml:space="preserve"> HYPERLINK \l _Toc9664 </w:instrText>
+        <w:instrText xml:space="preserve"> HYPERLINK \l _Toc1840 </w:instrText>
       </w:r>
       <w:r>
         <w:rPr>
@@ -13482,7 +13478,7 @@
         <w:fldChar w:fldCharType="begin"/>
       </w:r>
       <w:r>
-        <w:instrText xml:space="preserve"> PAGEREF _Toc9664 \h </w:instrText>
+        <w:instrText xml:space="preserve"> PAGEREF _Toc1840 \h </w:instrText>
       </w:r>
       <w:r>
         <w:fldChar w:fldCharType="separate"/>
@@ -13532,7 +13528,7 @@
           <w:rFonts w:cs="Times New Roman"/>
           <w:szCs w:val="26"/>
         </w:rPr>
-        <w:instrText xml:space="preserve"> HYPERLINK \l _Toc22503 </w:instrText>
+        <w:instrText xml:space="preserve"> HYPERLINK \l _Toc21459 </w:instrText>
       </w:r>
       <w:r>
         <w:rPr>
@@ -13561,7 +13557,7 @@
         <w:fldChar w:fldCharType="begin"/>
       </w:r>
       <w:r>
-        <w:instrText xml:space="preserve"> PAGEREF _Toc22503 \h </w:instrText>
+        <w:instrText xml:space="preserve"> PAGEREF _Toc21459 \h </w:instrText>
       </w:r>
       <w:r>
         <w:fldChar w:fldCharType="separate"/>
@@ -13611,7 +13607,7 @@
           <w:rFonts w:cs="Times New Roman"/>
           <w:szCs w:val="26"/>
         </w:rPr>
-        <w:instrText xml:space="preserve"> HYPERLINK \l _Toc3985 </w:instrText>
+        <w:instrText xml:space="preserve"> HYPERLINK \l _Toc23120 </w:instrText>
       </w:r>
       <w:r>
         <w:rPr>
@@ -13640,7 +13636,7 @@
         <w:fldChar w:fldCharType="begin"/>
       </w:r>
       <w:r>
-        <w:instrText xml:space="preserve"> PAGEREF _Toc3985 \h </w:instrText>
+        <w:instrText xml:space="preserve"> PAGEREF _Toc23120 \h </w:instrText>
       </w:r>
       <w:r>
         <w:fldChar w:fldCharType="separate"/>
@@ -13690,7 +13686,7 @@
           <w:rFonts w:cs="Times New Roman"/>
           <w:szCs w:val="26"/>
         </w:rPr>
-        <w:instrText xml:space="preserve"> HYPERLINK \l _Toc22947 </w:instrText>
+        <w:instrText xml:space="preserve"> HYPERLINK \l _Toc24603 </w:instrText>
       </w:r>
       <w:r>
         <w:rPr>
@@ -13715,7 +13711,7 @@
         <w:fldChar w:fldCharType="begin"/>
       </w:r>
       <w:r>
-        <w:instrText xml:space="preserve"> PAGEREF _Toc22947 \h </w:instrText>
+        <w:instrText xml:space="preserve"> PAGEREF _Toc24603 \h </w:instrText>
       </w:r>
       <w:r>
         <w:fldChar w:fldCharType="separate"/>
@@ -13765,7 +13761,7 @@
           <w:rFonts w:cs="Times New Roman"/>
           <w:szCs w:val="26"/>
         </w:rPr>
-        <w:instrText xml:space="preserve"> HYPERLINK \l _Toc21997 </w:instrText>
+        <w:instrText xml:space="preserve"> HYPERLINK \l _Toc10149 </w:instrText>
       </w:r>
       <w:r>
         <w:rPr>
@@ -13790,7 +13786,7 @@
         <w:fldChar w:fldCharType="begin"/>
       </w:r>
       <w:r>
-        <w:instrText xml:space="preserve"> PAGEREF _Toc21997 \h </w:instrText>
+        <w:instrText xml:space="preserve"> PAGEREF _Toc10149 \h </w:instrText>
       </w:r>
       <w:r>
         <w:fldChar w:fldCharType="separate"/>
@@ -13841,7 +13837,7 @@
           <w:rFonts w:cs="Times New Roman"/>
           <w:szCs w:val="26"/>
         </w:rPr>
-        <w:instrText xml:space="preserve"> HYPERLINK \l _Toc2172 </w:instrText>
+        <w:instrText xml:space="preserve"> HYPERLINK \l _Toc6197 </w:instrText>
       </w:r>
       <w:r>
         <w:rPr>
@@ -13876,7 +13872,7 @@
         <w:fldChar w:fldCharType="begin"/>
       </w:r>
       <w:r>
-        <w:instrText xml:space="preserve"> PAGEREF _Toc2172 \h </w:instrText>
+        <w:instrText xml:space="preserve"> PAGEREF _Toc6197 \h </w:instrText>
       </w:r>
       <w:r>
         <w:fldChar w:fldCharType="separate"/>
@@ -13926,7 +13922,7 @@
           <w:rFonts w:cs="Times New Roman"/>
           <w:szCs w:val="26"/>
         </w:rPr>
-        <w:instrText xml:space="preserve"> HYPERLINK \l _Toc5560 </w:instrText>
+        <w:instrText xml:space="preserve"> HYPERLINK \l _Toc15149 </w:instrText>
       </w:r>
       <w:r>
         <w:rPr>
@@ -13939,7 +13935,7 @@
         <w:rPr>
           <w:rFonts w:hint="default"/>
         </w:rPr>
-        <w:t xml:space="preserve">4. 1. </w:t>
+        <w:t xml:space="preserve">4.1. </w:t>
       </w:r>
       <w:r>
         <w:t>KẾT QUẢ</w:t>
@@ -13951,7 +13947,7 @@
         <w:fldChar w:fldCharType="begin"/>
       </w:r>
       <w:r>
-        <w:instrText xml:space="preserve"> PAGEREF _Toc5560 \h </w:instrText>
+        <w:instrText xml:space="preserve"> PAGEREF _Toc15149 \h </w:instrText>
       </w:r>
       <w:r>
         <w:fldChar w:fldCharType="separate"/>
@@ -14001,7 +13997,7 @@
           <w:rFonts w:cs="Times New Roman"/>
           <w:szCs w:val="26"/>
         </w:rPr>
-        <w:instrText xml:space="preserve"> HYPERLINK \l _Toc28090 </w:instrText>
+        <w:instrText xml:space="preserve"> HYPERLINK \l _Toc21944 </w:instrText>
       </w:r>
       <w:r>
         <w:rPr>
@@ -14012,9 +14008,10 @@
       </w:r>
       <w:r>
         <w:rPr>
-          <w:rFonts w:hint="default"/>
-        </w:rPr>
-        <w:t xml:space="preserve">4. 2. </w:t>
+          <w:rFonts w:hint="default" w:cs="Times New Roman"/>
+          <w:lang w:val="vi-VN"/>
+        </w:rPr>
+        <w:t xml:space="preserve">4. 1. </w:t>
       </w:r>
       <w:r>
         <w:rPr>
@@ -14030,13 +14027,13 @@
         <w:fldChar w:fldCharType="begin"/>
       </w:r>
       <w:r>
-        <w:instrText xml:space="preserve"> PAGEREF _Toc28090 \h </w:instrText>
+        <w:instrText xml:space="preserve"> PAGEREF _Toc21944 \h </w:instrText>
       </w:r>
       <w:r>
         <w:fldChar w:fldCharType="separate"/>
       </w:r>
       <w:r>
-        <w:t>27</w:t>
+        <w:t>25</w:t>
       </w:r>
       <w:r>
         <w:fldChar w:fldCharType="end"/>
@@ -14080,7 +14077,7 @@
           <w:rFonts w:cs="Times New Roman"/>
           <w:szCs w:val="26"/>
         </w:rPr>
-        <w:instrText xml:space="preserve"> HYPERLINK \l _Toc23363 </w:instrText>
+        <w:instrText xml:space="preserve"> HYPERLINK \l _Toc5998 </w:instrText>
       </w:r>
       <w:r>
         <w:rPr>
@@ -14093,7 +14090,7 @@
         <w:rPr>
           <w:rFonts w:hint="default"/>
         </w:rPr>
-        <w:t xml:space="preserve">4. 3. </w:t>
+        <w:t xml:space="preserve">4. 2. </w:t>
       </w:r>
       <w:r>
         <w:t>KIẾN NGHỊ</w:t>
@@ -14105,13 +14102,13 @@
         <w:fldChar w:fldCharType="begin"/>
       </w:r>
       <w:r>
-        <w:instrText xml:space="preserve"> PAGEREF _Toc23363 \h </w:instrText>
+        <w:instrText xml:space="preserve"> PAGEREF _Toc5998 \h </w:instrText>
       </w:r>
       <w:r>
         <w:fldChar w:fldCharType="separate"/>
       </w:r>
       <w:r>
-        <w:t>27</w:t>
+        <w:t>26</w:t>
       </w:r>
       <w:r>
         <w:fldChar w:fldCharType="end"/>
@@ -14187,16 +14184,16 @@
           <w:numId w:val="0"/>
         </w:numPr>
       </w:pPr>
-      <w:bookmarkStart w:id="27" w:name="_Toc164957610"/>
+      <w:bookmarkStart w:id="27" w:name="_Toc164957338"/>
       <w:bookmarkStart w:id="28" w:name="_Toc164957259"/>
-      <w:bookmarkStart w:id="29" w:name="_Toc164957338"/>
-      <w:bookmarkStart w:id="30" w:name="_Toc8238"/>
-      <w:bookmarkStart w:id="31" w:name="_Toc164957614"/>
-      <w:bookmarkStart w:id="32" w:name="_Toc164957263"/>
-      <w:bookmarkStart w:id="33" w:name="_Toc164954905"/>
-      <w:bookmarkStart w:id="34" w:name="_Toc164957342"/>
-      <w:bookmarkStart w:id="35" w:name="_Toc164957121"/>
-      <w:bookmarkStart w:id="36" w:name="_Toc164955388"/>
+      <w:bookmarkStart w:id="29" w:name="_Toc26266"/>
+      <w:bookmarkStart w:id="30" w:name="_Toc164957610"/>
+      <w:bookmarkStart w:id="31" w:name="_Toc164954905"/>
+      <w:bookmarkStart w:id="32" w:name="_Toc164957342"/>
+      <w:bookmarkStart w:id="33" w:name="_Toc164957263"/>
+      <w:bookmarkStart w:id="34" w:name="_Toc164955388"/>
+      <w:bookmarkStart w:id="35" w:name="_Toc164957614"/>
+      <w:bookmarkStart w:id="36" w:name="_Toc164957121"/>
       <w:r>
         <w:t>MỞ ĐẦU</w:t>
       </w:r>
@@ -14220,12 +14217,12 @@
         </w:rPr>
         <w:t xml:space="preserve"> </w:t>
       </w:r>
-      <w:bookmarkStart w:id="38" w:name="_Toc164955385"/>
-      <w:bookmarkStart w:id="39" w:name="_Toc164957611"/>
-      <w:bookmarkStart w:id="40" w:name="_Toc164957118"/>
+      <w:bookmarkStart w:id="38" w:name="_Toc164957118"/>
+      <w:bookmarkStart w:id="39" w:name="_Toc164955385"/>
+      <w:bookmarkStart w:id="40" w:name="_Toc164957611"/>
       <w:bookmarkStart w:id="41" w:name="_Toc164957339"/>
       <w:bookmarkStart w:id="42" w:name="_Toc164957260"/>
-      <w:bookmarkStart w:id="43" w:name="_Toc32008"/>
+      <w:bookmarkStart w:id="43" w:name="_Toc8191"/>
       <w:r>
         <w:t>LÝ DO CHỌN ĐỀ TÀI</w:t>
       </w:r>
@@ -14284,12 +14281,12 @@
         </w:rPr>
         <w:t xml:space="preserve"> </w:t>
       </w:r>
-      <w:bookmarkStart w:id="45" w:name="_Toc164957340"/>
-      <w:bookmarkStart w:id="46" w:name="_Toc164955386"/>
-      <w:bookmarkStart w:id="47" w:name="_Toc164957261"/>
-      <w:bookmarkStart w:id="48" w:name="_Toc164957119"/>
-      <w:bookmarkStart w:id="49" w:name="_Toc164957612"/>
-      <w:bookmarkStart w:id="50" w:name="_Toc26921"/>
+      <w:bookmarkStart w:id="45" w:name="_Toc164957612"/>
+      <w:bookmarkStart w:id="46" w:name="_Toc164957119"/>
+      <w:bookmarkStart w:id="47" w:name="_Toc28880"/>
+      <w:bookmarkStart w:id="48" w:name="_Toc164957340"/>
+      <w:bookmarkStart w:id="49" w:name="_Toc164955386"/>
+      <w:bookmarkStart w:id="50" w:name="_Toc164957261"/>
       <w:r>
         <w:rPr>
           <w:lang w:val="vi-VN"/>
@@ -14334,13 +14331,13 @@
           <w:lang w:val="vi-VN"/>
         </w:rPr>
       </w:pPr>
-      <w:bookmarkStart w:id="51" w:name="_Toc164957341"/>
+      <w:bookmarkStart w:id="51" w:name="_Toc164957613"/>
       <w:bookmarkStart w:id="52" w:name="_Toc164957262"/>
-      <w:bookmarkStart w:id="53" w:name="_Toc164957120"/>
-      <w:bookmarkStart w:id="54" w:name="_Toc164957613"/>
-      <w:bookmarkStart w:id="55" w:name="_Toc164954904"/>
-      <w:bookmarkStart w:id="56" w:name="_Toc164955387"/>
-      <w:bookmarkStart w:id="57" w:name="_Toc24365"/>
+      <w:bookmarkStart w:id="53" w:name="_Toc31953"/>
+      <w:bookmarkStart w:id="54" w:name="_Toc164957341"/>
+      <w:bookmarkStart w:id="55" w:name="_Toc164955387"/>
+      <w:bookmarkStart w:id="56" w:name="_Toc164954904"/>
+      <w:bookmarkStart w:id="57" w:name="_Toc164957120"/>
       <w:r>
         <w:rPr>
           <w:lang w:val="vi-VN"/>
@@ -14382,7 +14379,7 @@
           <w:numId w:val="4"/>
         </w:numPr>
       </w:pPr>
-      <w:bookmarkStart w:id="58" w:name="_Toc18077"/>
+      <w:bookmarkStart w:id="58" w:name="_Toc15648"/>
       <w:r>
         <w:t>TỔNG QUAN ĐỀ TÀI</w:t>
       </w:r>
@@ -14398,11 +14395,11 @@
       <w:pPr>
         <w:pStyle w:val="3"/>
       </w:pPr>
-      <w:bookmarkStart w:id="59" w:name="_Toc2504"/>
+      <w:bookmarkStart w:id="59" w:name="_Toc28714"/>
       <w:bookmarkStart w:id="60" w:name="_Toc164957265"/>
-      <w:bookmarkStart w:id="61" w:name="_Toc164957344"/>
-      <w:bookmarkStart w:id="62" w:name="_Toc164957123"/>
-      <w:bookmarkStart w:id="63" w:name="_Toc164955390"/>
+      <w:bookmarkStart w:id="61" w:name="_Toc164957123"/>
+      <w:bookmarkStart w:id="62" w:name="_Toc164955390"/>
+      <w:bookmarkStart w:id="63" w:name="_Toc164957344"/>
       <w:bookmarkStart w:id="64" w:name="_Toc164957616"/>
       <w:r>
         <w:t>Tổng quan hệ thống</w:t>
@@ -14447,7 +14444,7 @@
       <w:pPr>
         <w:pStyle w:val="3"/>
       </w:pPr>
-      <w:bookmarkStart w:id="65" w:name="_Toc4617"/>
+      <w:bookmarkStart w:id="65" w:name="_Toc22619"/>
       <w:r>
         <w:rPr>
           <w:lang w:val="vi-VN"/>
@@ -14485,7 +14482,7 @@
       <w:pPr>
         <w:pStyle w:val="3"/>
       </w:pPr>
-      <w:bookmarkStart w:id="66" w:name="_Toc2412"/>
+      <w:bookmarkStart w:id="66" w:name="_Toc17481"/>
       <w:r>
         <w:t>Non-functional Requirements</w:t>
       </w:r>
@@ -14635,13 +14632,13 @@
       <w:pPr>
         <w:pStyle w:val="2"/>
       </w:pPr>
-      <w:bookmarkStart w:id="67" w:name="_Toc164957618"/>
-      <w:bookmarkStart w:id="68" w:name="_Toc164957346"/>
-      <w:bookmarkStart w:id="69" w:name="_Toc164955392"/>
-      <w:bookmarkStart w:id="70" w:name="_Toc164957267"/>
-      <w:bookmarkStart w:id="71" w:name="_Toc164957125"/>
+      <w:bookmarkStart w:id="67" w:name="_Toc22955"/>
+      <w:bookmarkStart w:id="68" w:name="_Toc164957125"/>
+      <w:bookmarkStart w:id="69" w:name="_Toc164957618"/>
+      <w:bookmarkStart w:id="70" w:name="_Toc164955392"/>
+      <w:bookmarkStart w:id="71" w:name="_Toc164957346"/>
       <w:bookmarkStart w:id="72" w:name="_Toc164954906"/>
-      <w:bookmarkStart w:id="73" w:name="_Toc8827"/>
+      <w:bookmarkStart w:id="73" w:name="_Toc164957267"/>
       <w:r>
         <w:t>PHƯƠNG PHÁP VÀ</w:t>
       </w:r>
@@ -14705,7 +14702,7 @@
         <w:spacing w:before="0" w:line="360" w:lineRule="auto"/>
         <w:jc w:val="both"/>
       </w:pPr>
-      <w:bookmarkStart w:id="74" w:name="_Toc2713"/>
+      <w:bookmarkStart w:id="74" w:name="_Toc31222"/>
       <w:r>
         <w:t>Kiến trúc hệ thống</w:t>
       </w:r>
@@ -14924,13 +14921,13 @@
       <w:pPr>
         <w:pStyle w:val="2"/>
       </w:pPr>
-      <w:bookmarkStart w:id="75" w:name="_Toc26001"/>
-      <w:bookmarkStart w:id="76" w:name="_Toc164954910"/>
-      <w:bookmarkStart w:id="77" w:name="_Toc164957622"/>
-      <w:bookmarkStart w:id="78" w:name="_Toc164957350"/>
-      <w:bookmarkStart w:id="79" w:name="_Toc164955396"/>
-      <w:bookmarkStart w:id="80" w:name="_Toc164957271"/>
-      <w:bookmarkStart w:id="81" w:name="_Toc164957129"/>
+      <w:bookmarkStart w:id="75" w:name="_Toc29680"/>
+      <w:bookmarkStart w:id="76" w:name="_Toc164957129"/>
+      <w:bookmarkStart w:id="77" w:name="_Toc164957271"/>
+      <w:bookmarkStart w:id="78" w:name="_Toc164955396"/>
+      <w:bookmarkStart w:id="79" w:name="_Toc164954910"/>
+      <w:bookmarkStart w:id="80" w:name="_Toc164957622"/>
+      <w:bookmarkStart w:id="81" w:name="_Toc164957350"/>
       <w:r>
         <w:t>GIẢI PHÁP VÀ HIỆN THỰC HÓA</w:t>
       </w:r>
@@ -14940,7 +14937,7 @@
       <w:pPr>
         <w:pStyle w:val="3"/>
       </w:pPr>
-      <w:bookmarkStart w:id="82" w:name="_Toc21280"/>
+      <w:bookmarkStart w:id="82" w:name="_Toc16606"/>
       <w:r>
         <w:t>Architecture Diagram</w:t>
       </w:r>
@@ -14960,6 +14957,7 @@
           <w:insideH w:val="single" w:color="auto" w:sz="4" w:space="0"/>
           <w:insideV w:val="single" w:color="auto" w:sz="4" w:space="0"/>
         </w:tblBorders>
+        <w:shd w:val="clear" w:color="auto" w:fill="auto"/>
         <w:tblLayout w:type="autofit"/>
         <w:tblCellMar>
           <w:top w:w="15" w:type="dxa"/>
@@ -14982,6 +14980,7 @@
             <w:insideH w:val="single" w:color="auto" w:sz="4" w:space="0"/>
             <w:insideV w:val="single" w:color="auto" w:sz="4" w:space="0"/>
           </w:tblBorders>
+          <w:shd w:val="clear" w:color="auto" w:fill="auto"/>
           <w:tblCellMar>
             <w:top w:w="15" w:type="dxa"/>
             <w:left w:w="15" w:type="dxa"/>
@@ -14997,25 +14996,33 @@
         <w:tc>
           <w:tcPr>
             <w:tcW w:w="2072" w:type="dxa"/>
+            <w:shd w:val="clear" w:color="auto" w:fill="auto"/>
             <w:vAlign w:val="center"/>
           </w:tcPr>
           <w:p>
             <w:pPr>
+              <w:keepNext w:val="0"/>
+              <w:keepLines w:val="0"/>
+              <w:widowControl/>
+              <w:suppressLineNumbers w:val="0"/>
               <w:jc w:val="center"/>
               <w:rPr>
-                <w:rFonts w:cs="Times New Roman"/>
+                <w:rFonts w:hint="default" w:ascii="Times New Roman" w:hAnsi="Times New Roman" w:cs="Times New Roman"/>
                 <w:b/>
                 <w:bCs/>
+                <w:sz w:val="26"/>
                 <w:szCs w:val="26"/>
               </w:rPr>
             </w:pPr>
             <w:r>
               <w:rPr>
-                <w:rFonts w:eastAsia="SimSun" w:cs="Times New Roman"/>
+                <w:rFonts w:hint="default" w:ascii="Times New Roman" w:hAnsi="Times New Roman" w:eastAsia="SimSun" w:cs="Times New Roman"/>
                 <w:b/>
                 <w:bCs/>
+                <w:kern w:val="0"/>
+                <w:sz w:val="26"/>
                 <w:szCs w:val="26"/>
-                <w:lang w:eastAsia="zh-CN" w:bidi="ar"/>
+                <w:lang w:val="en-US" w:eastAsia="zh-CN" w:bidi="ar"/>
               </w:rPr>
               <w:t>Feature</w:t>
             </w:r>
@@ -15024,25 +15031,33 @@
         <w:tc>
           <w:tcPr>
             <w:tcW w:w="6477" w:type="dxa"/>
+            <w:shd w:val="clear" w:color="auto" w:fill="auto"/>
             <w:vAlign w:val="center"/>
           </w:tcPr>
           <w:p>
             <w:pPr>
+              <w:keepNext w:val="0"/>
+              <w:keepLines w:val="0"/>
+              <w:widowControl/>
+              <w:suppressLineNumbers w:val="0"/>
               <w:jc w:val="center"/>
               <w:rPr>
-                <w:rFonts w:cs="Times New Roman"/>
+                <w:rFonts w:hint="default" w:ascii="Times New Roman" w:hAnsi="Times New Roman" w:cs="Times New Roman"/>
                 <w:b/>
                 <w:bCs/>
+                <w:sz w:val="26"/>
                 <w:szCs w:val="26"/>
               </w:rPr>
             </w:pPr>
             <w:r>
               <w:rPr>
-                <w:rFonts w:eastAsia="SimSun" w:cs="Times New Roman"/>
+                <w:rFonts w:hint="default" w:ascii="Times New Roman" w:hAnsi="Times New Roman" w:eastAsia="SimSun" w:cs="Times New Roman"/>
                 <w:b/>
                 <w:bCs/>
+                <w:kern w:val="0"/>
+                <w:sz w:val="26"/>
                 <w:szCs w:val="26"/>
-                <w:lang w:eastAsia="zh-CN" w:bidi="ar"/>
+                <w:lang w:val="en-US" w:eastAsia="zh-CN" w:bidi="ar"/>
               </w:rPr>
               <w:t>Architecture</w:t>
             </w:r>
@@ -15059,6 +15074,7 @@
             <w:insideH w:val="single" w:color="auto" w:sz="4" w:space="0"/>
             <w:insideV w:val="single" w:color="auto" w:sz="4" w:space="0"/>
           </w:tblBorders>
+          <w:shd w:val="clear" w:color="auto" w:fill="auto"/>
           <w:tblCellMar>
             <w:top w:w="15" w:type="dxa"/>
             <w:left w:w="15" w:type="dxa"/>
@@ -15073,21 +15089,29 @@
         <w:tc>
           <w:tcPr>
             <w:tcW w:w="2072" w:type="dxa"/>
+            <w:shd w:val="clear" w:color="auto" w:fill="auto"/>
             <w:vAlign w:val="center"/>
           </w:tcPr>
           <w:p>
             <w:pPr>
+              <w:keepNext w:val="0"/>
+              <w:keepLines w:val="0"/>
+              <w:widowControl/>
+              <w:suppressLineNumbers w:val="0"/>
               <w:jc w:val="center"/>
               <w:rPr>
-                <w:rFonts w:cs="Times New Roman"/>
+                <w:rFonts w:hint="default" w:ascii="Times New Roman" w:hAnsi="Times New Roman" w:cs="Times New Roman"/>
+                <w:sz w:val="26"/>
                 <w:szCs w:val="26"/>
               </w:rPr>
             </w:pPr>
             <w:r>
               <w:rPr>
-                <w:rFonts w:eastAsia="SimSun" w:cs="Times New Roman"/>
+                <w:rFonts w:hint="default" w:ascii="Times New Roman" w:hAnsi="Times New Roman" w:eastAsia="SimSun" w:cs="Times New Roman"/>
+                <w:kern w:val="0"/>
+                <w:sz w:val="26"/>
                 <w:szCs w:val="26"/>
-                <w:lang w:eastAsia="zh-CN" w:bidi="ar"/>
+                <w:lang w:val="en-US" w:eastAsia="zh-CN" w:bidi="ar"/>
               </w:rPr>
               <w:t>Login</w:t>
             </w:r>
@@ -15096,21 +15120,29 @@
         <w:tc>
           <w:tcPr>
             <w:tcW w:w="6477" w:type="dxa"/>
+            <w:shd w:val="clear" w:color="auto" w:fill="auto"/>
             <w:vAlign w:val="center"/>
           </w:tcPr>
           <w:p>
             <w:pPr>
+              <w:keepNext w:val="0"/>
+              <w:keepLines w:val="0"/>
+              <w:widowControl/>
+              <w:suppressLineNumbers w:val="0"/>
               <w:jc w:val="center"/>
               <w:rPr>
-                <w:rFonts w:cs="Times New Roman"/>
+                <w:rFonts w:hint="default" w:ascii="Times New Roman" w:hAnsi="Times New Roman" w:cs="Times New Roman"/>
+                <w:sz w:val="26"/>
                 <w:szCs w:val="26"/>
               </w:rPr>
             </w:pPr>
             <w:r>
               <w:rPr>
-                <w:rFonts w:eastAsia="SimSun" w:cs="Times New Roman"/>
+                <w:rFonts w:hint="default" w:ascii="Times New Roman" w:hAnsi="Times New Roman" w:eastAsia="SimSun" w:cs="Times New Roman"/>
+                <w:kern w:val="0"/>
+                <w:sz w:val="26"/>
                 <w:szCs w:val="26"/>
-                <w:lang w:eastAsia="zh-CN" w:bidi="ar"/>
+                <w:lang w:val="en-US" w:eastAsia="zh-CN" w:bidi="ar"/>
               </w:rPr>
               <w:t>Layered Architecture</w:t>
             </w:r>
@@ -15127,6 +15159,7 @@
             <w:insideH w:val="single" w:color="auto" w:sz="4" w:space="0"/>
             <w:insideV w:val="single" w:color="auto" w:sz="4" w:space="0"/>
           </w:tblBorders>
+          <w:shd w:val="clear" w:color="auto" w:fill="auto"/>
           <w:tblCellMar>
             <w:top w:w="15" w:type="dxa"/>
             <w:left w:w="15" w:type="dxa"/>
@@ -15141,21 +15174,29 @@
         <w:tc>
           <w:tcPr>
             <w:tcW w:w="2072" w:type="dxa"/>
+            <w:shd w:val="clear" w:color="auto" w:fill="auto"/>
             <w:vAlign w:val="center"/>
           </w:tcPr>
           <w:p>
             <w:pPr>
+              <w:keepNext w:val="0"/>
+              <w:keepLines w:val="0"/>
+              <w:widowControl/>
+              <w:suppressLineNumbers w:val="0"/>
               <w:jc w:val="center"/>
               <w:rPr>
-                <w:rFonts w:cs="Times New Roman"/>
+                <w:rFonts w:hint="default" w:ascii="Times New Roman" w:hAnsi="Times New Roman" w:cs="Times New Roman"/>
+                <w:sz w:val="26"/>
                 <w:szCs w:val="26"/>
               </w:rPr>
             </w:pPr>
             <w:r>
               <w:rPr>
-                <w:rFonts w:eastAsia="SimSun" w:cs="Times New Roman"/>
+                <w:rFonts w:hint="default" w:ascii="Times New Roman" w:hAnsi="Times New Roman" w:eastAsia="SimSun" w:cs="Times New Roman"/>
+                <w:kern w:val="0"/>
+                <w:sz w:val="26"/>
                 <w:szCs w:val="26"/>
-                <w:lang w:eastAsia="zh-CN" w:bidi="ar"/>
+                <w:lang w:val="en-US" w:eastAsia="zh-CN" w:bidi="ar"/>
               </w:rPr>
               <w:t>Sign Up</w:t>
             </w:r>
@@ -15164,21 +15205,29 @@
         <w:tc>
           <w:tcPr>
             <w:tcW w:w="6477" w:type="dxa"/>
+            <w:shd w:val="clear" w:color="auto" w:fill="auto"/>
             <w:vAlign w:val="center"/>
           </w:tcPr>
           <w:p>
             <w:pPr>
+              <w:keepNext w:val="0"/>
+              <w:keepLines w:val="0"/>
+              <w:widowControl/>
+              <w:suppressLineNumbers w:val="0"/>
               <w:jc w:val="center"/>
               <w:rPr>
-                <w:rFonts w:cs="Times New Roman"/>
+                <w:rFonts w:hint="default" w:ascii="Times New Roman" w:hAnsi="Times New Roman" w:cs="Times New Roman"/>
+                <w:sz w:val="26"/>
                 <w:szCs w:val="26"/>
               </w:rPr>
             </w:pPr>
             <w:r>
               <w:rPr>
-                <w:rFonts w:eastAsia="SimSun" w:cs="Times New Roman"/>
+                <w:rFonts w:hint="default" w:ascii="Times New Roman" w:hAnsi="Times New Roman" w:eastAsia="SimSun" w:cs="Times New Roman"/>
+                <w:kern w:val="0"/>
+                <w:sz w:val="26"/>
                 <w:szCs w:val="26"/>
-                <w:lang w:eastAsia="zh-CN" w:bidi="ar"/>
+                <w:lang w:val="en-US" w:eastAsia="zh-CN" w:bidi="ar"/>
               </w:rPr>
               <w:t>Layered Architecture</w:t>
             </w:r>
@@ -15195,6 +15244,7 @@
             <w:insideH w:val="single" w:color="auto" w:sz="4" w:space="0"/>
             <w:insideV w:val="single" w:color="auto" w:sz="4" w:space="0"/>
           </w:tblBorders>
+          <w:shd w:val="clear" w:color="auto" w:fill="auto"/>
           <w:tblCellMar>
             <w:top w:w="15" w:type="dxa"/>
             <w:left w:w="15" w:type="dxa"/>
@@ -15209,21 +15259,29 @@
         <w:tc>
           <w:tcPr>
             <w:tcW w:w="2072" w:type="dxa"/>
+            <w:shd w:val="clear" w:color="auto" w:fill="auto"/>
             <w:vAlign w:val="center"/>
           </w:tcPr>
           <w:p>
             <w:pPr>
+              <w:keepNext w:val="0"/>
+              <w:keepLines w:val="0"/>
+              <w:widowControl/>
+              <w:suppressLineNumbers w:val="0"/>
               <w:jc w:val="center"/>
               <w:rPr>
-                <w:rFonts w:cs="Times New Roman"/>
+                <w:rFonts w:hint="default" w:ascii="Times New Roman" w:hAnsi="Times New Roman" w:cs="Times New Roman"/>
+                <w:sz w:val="26"/>
                 <w:szCs w:val="26"/>
               </w:rPr>
             </w:pPr>
             <w:r>
               <w:rPr>
-                <w:rFonts w:eastAsia="SimSun" w:cs="Times New Roman"/>
+                <w:rFonts w:hint="default" w:ascii="Times New Roman" w:hAnsi="Times New Roman" w:eastAsia="SimSun" w:cs="Times New Roman"/>
+                <w:kern w:val="0"/>
+                <w:sz w:val="26"/>
                 <w:szCs w:val="26"/>
-                <w:lang w:eastAsia="zh-CN" w:bidi="ar"/>
+                <w:lang w:val="en-US" w:eastAsia="zh-CN" w:bidi="ar"/>
               </w:rPr>
               <w:t>Create Room</w:t>
             </w:r>
@@ -15232,21 +15290,29 @@
         <w:tc>
           <w:tcPr>
             <w:tcW w:w="6477" w:type="dxa"/>
+            <w:shd w:val="clear" w:color="auto" w:fill="auto"/>
             <w:vAlign w:val="center"/>
           </w:tcPr>
           <w:p>
             <w:pPr>
+              <w:keepNext w:val="0"/>
+              <w:keepLines w:val="0"/>
+              <w:widowControl/>
+              <w:suppressLineNumbers w:val="0"/>
               <w:jc w:val="center"/>
               <w:rPr>
-                <w:rFonts w:cs="Times New Roman"/>
+                <w:rFonts w:hint="default" w:ascii="Times New Roman" w:hAnsi="Times New Roman" w:cs="Times New Roman"/>
+                <w:sz w:val="26"/>
                 <w:szCs w:val="26"/>
               </w:rPr>
             </w:pPr>
             <w:r>
               <w:rPr>
-                <w:rFonts w:eastAsia="SimSun" w:cs="Times New Roman"/>
+                <w:rFonts w:hint="default" w:ascii="Times New Roman" w:hAnsi="Times New Roman" w:eastAsia="SimSun" w:cs="Times New Roman"/>
+                <w:kern w:val="0"/>
+                <w:sz w:val="26"/>
                 <w:szCs w:val="26"/>
-                <w:lang w:eastAsia="zh-CN" w:bidi="ar"/>
+                <w:lang w:val="en-US" w:eastAsia="zh-CN" w:bidi="ar"/>
               </w:rPr>
               <w:t>Room Management Architecture</w:t>
             </w:r>
@@ -15263,6 +15329,7 @@
             <w:insideH w:val="single" w:color="auto" w:sz="4" w:space="0"/>
             <w:insideV w:val="single" w:color="auto" w:sz="4" w:space="0"/>
           </w:tblBorders>
+          <w:shd w:val="clear" w:color="auto" w:fill="auto"/>
           <w:tblCellMar>
             <w:top w:w="15" w:type="dxa"/>
             <w:left w:w="15" w:type="dxa"/>
@@ -15277,21 +15344,29 @@
         <w:tc>
           <w:tcPr>
             <w:tcW w:w="2072" w:type="dxa"/>
+            <w:shd w:val="clear" w:color="auto" w:fill="auto"/>
             <w:vAlign w:val="center"/>
           </w:tcPr>
           <w:p>
             <w:pPr>
+              <w:keepNext w:val="0"/>
+              <w:keepLines w:val="0"/>
+              <w:widowControl/>
+              <w:suppressLineNumbers w:val="0"/>
               <w:jc w:val="center"/>
               <w:rPr>
-                <w:rFonts w:cs="Times New Roman"/>
+                <w:rFonts w:hint="default" w:ascii="Times New Roman" w:hAnsi="Times New Roman" w:cs="Times New Roman"/>
+                <w:sz w:val="26"/>
                 <w:szCs w:val="26"/>
               </w:rPr>
             </w:pPr>
             <w:r>
               <w:rPr>
-                <w:rFonts w:eastAsia="SimSun" w:cs="Times New Roman"/>
+                <w:rFonts w:hint="default" w:ascii="Times New Roman" w:hAnsi="Times New Roman" w:eastAsia="SimSun" w:cs="Times New Roman"/>
+                <w:kern w:val="0"/>
+                <w:sz w:val="26"/>
                 <w:szCs w:val="26"/>
-                <w:lang w:eastAsia="zh-CN" w:bidi="ar"/>
+                <w:lang w:val="en-US" w:eastAsia="zh-CN" w:bidi="ar"/>
               </w:rPr>
               <w:t>Join Room</w:t>
             </w:r>
@@ -15300,21 +15375,29 @@
         <w:tc>
           <w:tcPr>
             <w:tcW w:w="6477" w:type="dxa"/>
+            <w:shd w:val="clear" w:color="auto" w:fill="auto"/>
             <w:vAlign w:val="center"/>
           </w:tcPr>
           <w:p>
             <w:pPr>
+              <w:keepNext w:val="0"/>
+              <w:keepLines w:val="0"/>
+              <w:widowControl/>
+              <w:suppressLineNumbers w:val="0"/>
               <w:jc w:val="center"/>
               <w:rPr>
-                <w:rFonts w:cs="Times New Roman"/>
+                <w:rFonts w:hint="default" w:ascii="Times New Roman" w:hAnsi="Times New Roman" w:cs="Times New Roman"/>
+                <w:sz w:val="26"/>
                 <w:szCs w:val="26"/>
               </w:rPr>
             </w:pPr>
             <w:r>
               <w:rPr>
-                <w:rFonts w:eastAsia="SimSun" w:cs="Times New Roman"/>
+                <w:rFonts w:hint="default" w:ascii="Times New Roman" w:hAnsi="Times New Roman" w:eastAsia="SimSun" w:cs="Times New Roman"/>
+                <w:kern w:val="0"/>
+                <w:sz w:val="26"/>
                 <w:szCs w:val="26"/>
-                <w:lang w:eastAsia="zh-CN" w:bidi="ar"/>
+                <w:lang w:val="en-US" w:eastAsia="zh-CN" w:bidi="ar"/>
               </w:rPr>
               <w:t>WebSocket + Room Registry</w:t>
             </w:r>
@@ -15331,6 +15414,7 @@
             <w:insideH w:val="single" w:color="auto" w:sz="4" w:space="0"/>
             <w:insideV w:val="single" w:color="auto" w:sz="4" w:space="0"/>
           </w:tblBorders>
+          <w:shd w:val="clear" w:color="auto" w:fill="auto"/>
           <w:tblCellMar>
             <w:top w:w="15" w:type="dxa"/>
             <w:left w:w="15" w:type="dxa"/>
@@ -15345,21 +15429,29 @@
         <w:tc>
           <w:tcPr>
             <w:tcW w:w="2072" w:type="dxa"/>
+            <w:shd w:val="clear" w:color="auto" w:fill="auto"/>
             <w:vAlign w:val="center"/>
           </w:tcPr>
           <w:p>
             <w:pPr>
+              <w:keepNext w:val="0"/>
+              <w:keepLines w:val="0"/>
+              <w:widowControl/>
+              <w:suppressLineNumbers w:val="0"/>
               <w:jc w:val="center"/>
               <w:rPr>
-                <w:rFonts w:cs="Times New Roman"/>
+                <w:rFonts w:hint="default" w:ascii="Times New Roman" w:hAnsi="Times New Roman" w:cs="Times New Roman"/>
+                <w:sz w:val="26"/>
                 <w:szCs w:val="26"/>
               </w:rPr>
             </w:pPr>
             <w:r>
               <w:rPr>
-                <w:rFonts w:eastAsia="SimSun" w:cs="Times New Roman"/>
+                <w:rFonts w:hint="default" w:ascii="Times New Roman" w:hAnsi="Times New Roman" w:eastAsia="SimSun" w:cs="Times New Roman"/>
+                <w:kern w:val="0"/>
+                <w:sz w:val="26"/>
                 <w:szCs w:val="26"/>
-                <w:lang w:eastAsia="zh-CN" w:bidi="ar"/>
+                <w:lang w:val="en-US" w:eastAsia="zh-CN" w:bidi="ar"/>
               </w:rPr>
               <w:t>PvP</w:t>
             </w:r>
@@ -15368,21 +15460,29 @@
         <w:tc>
           <w:tcPr>
             <w:tcW w:w="6477" w:type="dxa"/>
+            <w:shd w:val="clear" w:color="auto" w:fill="auto"/>
             <w:vAlign w:val="center"/>
           </w:tcPr>
           <w:p>
             <w:pPr>
+              <w:keepNext w:val="0"/>
+              <w:keepLines w:val="0"/>
+              <w:widowControl/>
+              <w:suppressLineNumbers w:val="0"/>
               <w:jc w:val="center"/>
               <w:rPr>
-                <w:rFonts w:cs="Times New Roman"/>
+                <w:rFonts w:hint="default" w:ascii="Times New Roman" w:hAnsi="Times New Roman" w:cs="Times New Roman"/>
+                <w:sz w:val="26"/>
                 <w:szCs w:val="26"/>
               </w:rPr>
             </w:pPr>
             <w:r>
               <w:rPr>
-                <w:rFonts w:eastAsia="SimSun" w:cs="Times New Roman"/>
+                <w:rFonts w:hint="default" w:ascii="Times New Roman" w:hAnsi="Times New Roman" w:eastAsia="SimSun" w:cs="Times New Roman"/>
+                <w:kern w:val="0"/>
+                <w:sz w:val="26"/>
                 <w:szCs w:val="26"/>
-                <w:lang w:eastAsia="zh-CN" w:bidi="ar"/>
+                <w:lang w:val="en-US" w:eastAsia="zh-CN" w:bidi="ar"/>
               </w:rPr>
               <w:t>Realtime Client-Server Architecture</w:t>
             </w:r>
@@ -15399,6 +15499,7 @@
             <w:insideH w:val="single" w:color="auto" w:sz="4" w:space="0"/>
             <w:insideV w:val="single" w:color="auto" w:sz="4" w:space="0"/>
           </w:tblBorders>
+          <w:shd w:val="clear" w:color="auto" w:fill="auto"/>
           <w:tblCellMar>
             <w:top w:w="15" w:type="dxa"/>
             <w:left w:w="15" w:type="dxa"/>
@@ -15413,21 +15514,29 @@
         <w:tc>
           <w:tcPr>
             <w:tcW w:w="2072" w:type="dxa"/>
+            <w:shd w:val="clear" w:color="auto" w:fill="auto"/>
             <w:vAlign w:val="center"/>
           </w:tcPr>
           <w:p>
             <w:pPr>
+              <w:keepNext w:val="0"/>
+              <w:keepLines w:val="0"/>
+              <w:widowControl/>
+              <w:suppressLineNumbers w:val="0"/>
               <w:jc w:val="center"/>
               <w:rPr>
-                <w:rFonts w:cs="Times New Roman"/>
+                <w:rFonts w:hint="default" w:ascii="Times New Roman" w:hAnsi="Times New Roman" w:cs="Times New Roman"/>
+                <w:sz w:val="26"/>
                 <w:szCs w:val="26"/>
               </w:rPr>
             </w:pPr>
             <w:r>
               <w:rPr>
-                <w:rFonts w:eastAsia="SimSun" w:cs="Times New Roman"/>
+                <w:rFonts w:hint="default" w:ascii="Times New Roman" w:hAnsi="Times New Roman" w:eastAsia="SimSun" w:cs="Times New Roman"/>
+                <w:kern w:val="0"/>
+                <w:sz w:val="26"/>
                 <w:szCs w:val="26"/>
-                <w:lang w:eastAsia="zh-CN" w:bidi="ar"/>
+                <w:lang w:val="en-US" w:eastAsia="zh-CN" w:bidi="ar"/>
               </w:rPr>
               <w:t>PvE</w:t>
             </w:r>
@@ -15436,21 +15545,29 @@
         <w:tc>
           <w:tcPr>
             <w:tcW w:w="6477" w:type="dxa"/>
+            <w:shd w:val="clear" w:color="auto" w:fill="auto"/>
             <w:vAlign w:val="center"/>
           </w:tcPr>
           <w:p>
             <w:pPr>
+              <w:keepNext w:val="0"/>
+              <w:keepLines w:val="0"/>
+              <w:widowControl/>
+              <w:suppressLineNumbers w:val="0"/>
               <w:jc w:val="center"/>
               <w:rPr>
-                <w:rFonts w:cs="Times New Roman"/>
+                <w:rFonts w:hint="default" w:ascii="Times New Roman" w:hAnsi="Times New Roman" w:cs="Times New Roman"/>
+                <w:sz w:val="26"/>
                 <w:szCs w:val="26"/>
               </w:rPr>
             </w:pPr>
             <w:r>
               <w:rPr>
-                <w:rFonts w:eastAsia="SimSun" w:cs="Times New Roman"/>
+                <w:rFonts w:hint="default" w:ascii="Times New Roman" w:hAnsi="Times New Roman" w:eastAsia="SimSun" w:cs="Times New Roman"/>
+                <w:kern w:val="0"/>
+                <w:sz w:val="26"/>
                 <w:szCs w:val="26"/>
-                <w:lang w:eastAsia="zh-CN" w:bidi="ar"/>
+                <w:lang w:val="en-US" w:eastAsia="zh-CN" w:bidi="ar"/>
               </w:rPr>
               <w:t>REST Turn-Based Architecture</w:t>
             </w:r>
@@ -15481,21 +15598,29 @@
         <w:tc>
           <w:tcPr>
             <w:tcW w:w="2072" w:type="dxa"/>
+            <w:shd w:val="clear" w:color="auto" w:fill="auto"/>
             <w:vAlign w:val="center"/>
           </w:tcPr>
           <w:p>
             <w:pPr>
+              <w:keepNext w:val="0"/>
+              <w:keepLines w:val="0"/>
+              <w:widowControl/>
+              <w:suppressLineNumbers w:val="0"/>
               <w:jc w:val="center"/>
               <w:rPr>
-                <w:rFonts w:cs="Times New Roman"/>
+                <w:rFonts w:hint="default" w:ascii="Times New Roman" w:hAnsi="Times New Roman" w:cs="Times New Roman"/>
+                <w:sz w:val="26"/>
                 <w:szCs w:val="26"/>
               </w:rPr>
             </w:pPr>
             <w:r>
               <w:rPr>
-                <w:rFonts w:eastAsia="SimSun" w:cs="Times New Roman"/>
+                <w:rFonts w:hint="default" w:ascii="Times New Roman" w:hAnsi="Times New Roman" w:eastAsia="SimSun" w:cs="Times New Roman"/>
+                <w:kern w:val="0"/>
+                <w:sz w:val="26"/>
                 <w:szCs w:val="26"/>
-                <w:lang w:eastAsia="zh-CN" w:bidi="ar"/>
+                <w:lang w:val="en-US" w:eastAsia="zh-CN" w:bidi="ar"/>
               </w:rPr>
               <w:t>Leaderboard</w:t>
             </w:r>
@@ -15504,21 +15629,29 @@
         <w:tc>
           <w:tcPr>
             <w:tcW w:w="6477" w:type="dxa"/>
+            <w:shd w:val="clear" w:color="auto" w:fill="auto"/>
             <w:vAlign w:val="center"/>
           </w:tcPr>
           <w:p>
             <w:pPr>
+              <w:keepNext w:val="0"/>
+              <w:keepLines w:val="0"/>
+              <w:widowControl/>
+              <w:suppressLineNumbers w:val="0"/>
               <w:jc w:val="center"/>
               <w:rPr>
-                <w:rFonts w:cs="Times New Roman"/>
+                <w:rFonts w:hint="default" w:ascii="Times New Roman" w:hAnsi="Times New Roman" w:cs="Times New Roman"/>
+                <w:sz w:val="26"/>
                 <w:szCs w:val="26"/>
               </w:rPr>
             </w:pPr>
             <w:r>
               <w:rPr>
-                <w:rFonts w:eastAsia="SimSun" w:cs="Times New Roman"/>
+                <w:rFonts w:hint="default" w:ascii="Times New Roman" w:hAnsi="Times New Roman" w:eastAsia="SimSun" w:cs="Times New Roman"/>
+                <w:kern w:val="0"/>
+                <w:sz w:val="26"/>
                 <w:szCs w:val="26"/>
-                <w:lang w:eastAsia="zh-CN" w:bidi="ar"/>
+                <w:lang w:val="en-US" w:eastAsia="zh-CN" w:bidi="ar"/>
               </w:rPr>
               <w:t>Ranking Service Architecture</w:t>
             </w:r>
@@ -15571,6 +15704,9 @@
     <w:p>
       <w:pPr>
         <w:pStyle w:val="15"/>
+        <w:rPr>
+          <w:lang w:val="en-US"/>
+        </w:rPr>
       </w:pPr>
       <w:r>
         <w:t xml:space="preserve">Ảnh </w:t>
@@ -15590,15 +15726,35 @@
       <w:r>
         <w:fldChar w:fldCharType="end"/>
       </w:r>
-      <w:bookmarkStart w:id="83" w:name="_Toc17446"/>
-      <w:r>
+      <w:bookmarkStart w:id="83" w:name="_Toc19660"/>
+      <w:r>
+        <w:rPr>
+          <w:lang w:val="en-US"/>
+        </w:rPr>
         <w:t>: System Architecture</w:t>
       </w:r>
       <w:bookmarkEnd w:id="83"/>
     </w:p>
-    <w:p/>
     <w:p>
-      <w:r>
+      <w:pPr>
+        <w:rPr>
+          <w:rFonts w:hint="default"/>
+          <w:lang w:val="en-US"/>
+        </w:rPr>
+      </w:pPr>
+    </w:p>
+    <w:p>
+      <w:pPr>
+        <w:rPr>
+          <w:rFonts w:hint="default"/>
+          <w:lang w:val="en-US"/>
+        </w:rPr>
+      </w:pPr>
+      <w:r>
+        <w:rPr>
+          <w:rFonts w:hint="default"/>
+          <w:lang w:val="en-US"/>
+        </w:rPr>
         <w:drawing>
           <wp:inline distT="0" distB="0" distL="114300" distR="114300">
             <wp:extent cx="5525135" cy="546100"/>
@@ -15641,6 +15797,9 @@
     <w:p>
       <w:pPr>
         <w:pStyle w:val="15"/>
+        <w:rPr>
+          <w:lang w:val="en-US"/>
+        </w:rPr>
       </w:pPr>
       <w:r>
         <w:t xml:space="preserve">Ảnh </w:t>
@@ -15660,15 +15819,35 @@
       <w:r>
         <w:fldChar w:fldCharType="end"/>
       </w:r>
-      <w:bookmarkStart w:id="84" w:name="_Toc27527"/>
-      <w:r>
+      <w:bookmarkStart w:id="84" w:name="_Toc14619"/>
+      <w:r>
+        <w:rPr>
+          <w:lang w:val="en-US"/>
+        </w:rPr>
         <w:t>: Login System Architecture</w:t>
       </w:r>
       <w:bookmarkEnd w:id="84"/>
     </w:p>
-    <w:p/>
     <w:p>
-      <w:r>
+      <w:pPr>
+        <w:rPr>
+          <w:rFonts w:hint="default"/>
+          <w:lang w:val="en-US"/>
+        </w:rPr>
+      </w:pPr>
+    </w:p>
+    <w:p>
+      <w:pPr>
+        <w:rPr>
+          <w:rFonts w:hint="default"/>
+          <w:lang w:val="en-US"/>
+        </w:rPr>
+      </w:pPr>
+      <w:r>
+        <w:rPr>
+          <w:rFonts w:hint="default"/>
+          <w:lang w:val="en-US"/>
+        </w:rPr>
         <w:drawing>
           <wp:inline distT="0" distB="0" distL="114300" distR="114300">
             <wp:extent cx="5535295" cy="603250"/>
@@ -15711,6 +15890,10 @@
     <w:p>
       <w:pPr>
         <w:pStyle w:val="15"/>
+        <w:rPr>
+          <w:rFonts w:hint="default"/>
+          <w:lang w:val="en-US"/>
+        </w:rPr>
       </w:pPr>
       <w:r>
         <w:t xml:space="preserve">Ảnh </w:t>
@@ -15730,14 +15913,27 @@
       <w:r>
         <w:fldChar w:fldCharType="end"/>
       </w:r>
-      <w:bookmarkStart w:id="85" w:name="_Toc20960"/>
-      <w:r>
+      <w:bookmarkStart w:id="85" w:name="_Toc31269"/>
+      <w:r>
+        <w:rPr>
+          <w:lang w:val="en-US"/>
+        </w:rPr>
         <w:t>: Register System Architecture</w:t>
       </w:r>
       <w:bookmarkEnd w:id="85"/>
     </w:p>
     <w:p>
-      <w:r>
+      <w:pPr>
+        <w:rPr>
+          <w:rFonts w:hint="default"/>
+          <w:lang w:val="en-US"/>
+        </w:rPr>
+      </w:pPr>
+      <w:r>
+        <w:rPr>
+          <w:rFonts w:hint="default"/>
+          <w:lang w:val="en-US"/>
+        </w:rPr>
         <w:drawing>
           <wp:inline distT="0" distB="0" distL="114300" distR="114300">
             <wp:extent cx="5577205" cy="3133090"/>
@@ -15780,6 +15976,11 @@
     <w:p>
       <w:pPr>
         <w:pStyle w:val="15"/>
+        <w:bidi w:val="0"/>
+        <w:rPr>
+          <w:rFonts w:hint="default"/>
+          <w:lang w:val="en-US"/>
+        </w:rPr>
       </w:pPr>
       <w:r>
         <w:t xml:space="preserve">Ảnh </w:t>
@@ -15799,15 +16000,35 @@
       <w:r>
         <w:fldChar w:fldCharType="end"/>
       </w:r>
-      <w:bookmarkStart w:id="86" w:name="_Toc28409"/>
-      <w:r>
+      <w:bookmarkStart w:id="86" w:name="_Toc11350"/>
+      <w:r>
+        <w:rPr>
+          <w:lang w:val="en-US"/>
+        </w:rPr>
         <w:t>: PVE System Architecture</w:t>
       </w:r>
       <w:bookmarkEnd w:id="86"/>
     </w:p>
-    <w:p/>
     <w:p>
-      <w:r>
+      <w:pPr>
+        <w:rPr>
+          <w:rFonts w:hint="default"/>
+          <w:lang w:val="en-US"/>
+        </w:rPr>
+      </w:pPr>
+    </w:p>
+    <w:p>
+      <w:pPr>
+        <w:rPr>
+          <w:rFonts w:hint="default"/>
+          <w:lang w:val="en-US"/>
+        </w:rPr>
+      </w:pPr>
+      <w:r>
+        <w:rPr>
+          <w:rFonts w:hint="default"/>
+          <w:lang w:val="en-US"/>
+        </w:rPr>
         <w:drawing>
           <wp:inline distT="0" distB="0" distL="114300" distR="114300">
             <wp:extent cx="5565775" cy="2679700"/>
@@ -15850,6 +16071,11 @@
     <w:p>
       <w:pPr>
         <w:pStyle w:val="15"/>
+        <w:bidi w:val="0"/>
+        <w:rPr>
+          <w:rFonts w:hint="default"/>
+          <w:lang w:val="en-US"/>
+        </w:rPr>
       </w:pPr>
       <w:r>
         <w:t xml:space="preserve">Ảnh </w:t>
@@ -15869,15 +16095,35 @@
       <w:r>
         <w:fldChar w:fldCharType="end"/>
       </w:r>
-      <w:bookmarkStart w:id="87" w:name="_Toc31969"/>
-      <w:r>
+      <w:bookmarkStart w:id="87" w:name="_Toc10292"/>
+      <w:r>
+        <w:rPr>
+          <w:lang w:val="en-US"/>
+        </w:rPr>
         <w:t>: PVP System Architecture</w:t>
       </w:r>
       <w:bookmarkEnd w:id="87"/>
     </w:p>
-    <w:p/>
     <w:p>
-      <w:r>
+      <w:pPr>
+        <w:rPr>
+          <w:rFonts w:hint="default"/>
+          <w:lang w:val="en-US"/>
+        </w:rPr>
+      </w:pPr>
+    </w:p>
+    <w:p>
+      <w:pPr>
+        <w:rPr>
+          <w:rFonts w:hint="default"/>
+          <w:lang w:val="en-US"/>
+        </w:rPr>
+      </w:pPr>
+      <w:r>
+        <w:rPr>
+          <w:rFonts w:hint="default"/>
+          <w:lang w:val="en-US"/>
+        </w:rPr>
         <w:drawing>
           <wp:inline distT="0" distB="0" distL="114300" distR="114300">
             <wp:extent cx="5560695" cy="1288415"/>
@@ -15920,6 +16166,11 @@
     <w:p>
       <w:pPr>
         <w:pStyle w:val="15"/>
+        <w:bidi w:val="0"/>
+        <w:rPr>
+          <w:rFonts w:hint="default"/>
+          <w:lang w:val="en-US"/>
+        </w:rPr>
       </w:pPr>
       <w:r>
         <w:t xml:space="preserve">Ảnh </w:t>
@@ -15939,8 +16190,11 @@
       <w:r>
         <w:fldChar w:fldCharType="end"/>
       </w:r>
-      <w:bookmarkStart w:id="88" w:name="_Toc19165"/>
-      <w:r>
+      <w:bookmarkStart w:id="88" w:name="_Toc18623"/>
+      <w:r>
+        <w:rPr>
+          <w:lang w:val="en-US"/>
+        </w:rPr>
         <w:t>: Leaderboard System Architecture</w:t>
       </w:r>
       <w:bookmarkEnd w:id="88"/>
@@ -15949,7 +16203,7 @@
       <w:pPr>
         <w:pStyle w:val="3"/>
       </w:pPr>
-      <w:bookmarkStart w:id="89" w:name="_Toc9664"/>
+      <w:bookmarkStart w:id="89" w:name="_Toc1840"/>
       <w:r>
         <w:rPr>
           <w:lang w:val="vi-VN"/>
@@ -16011,6 +16265,10 @@
     <w:p>
       <w:pPr>
         <w:pStyle w:val="15"/>
+        <w:rPr>
+          <w:rFonts w:hint="default"/>
+          <w:lang w:val="en-US"/>
+        </w:rPr>
       </w:pPr>
       <w:r>
         <w:t xml:space="preserve">Ảnh </w:t>
@@ -16030,8 +16288,11 @@
       <w:r>
         <w:fldChar w:fldCharType="end"/>
       </w:r>
-      <w:bookmarkStart w:id="90" w:name="_Toc11434"/>
-      <w:r>
+      <w:bookmarkStart w:id="90" w:name="_Toc4604"/>
+      <w:r>
+        <w:rPr>
+          <w:lang w:val="en-US"/>
+        </w:rPr>
         <w:t>: Usecase Diagram</w:t>
       </w:r>
       <w:bookmarkEnd w:id="90"/>
@@ -16050,7 +16311,7 @@
           <w:numId w:val="5"/>
         </w:numPr>
       </w:pPr>
-      <w:bookmarkStart w:id="91" w:name="_Toc22503"/>
+      <w:bookmarkStart w:id="91" w:name="_Toc21459"/>
       <w:r>
         <w:rPr>
           <w:bCs/>
@@ -17128,7 +17389,7 @@
       <w:r>
         <w:fldChar w:fldCharType="end"/>
       </w:r>
-      <w:bookmarkStart w:id="92" w:name="_Toc100"/>
+      <w:bookmarkStart w:id="92" w:name="_Toc32319"/>
       <w:r>
         <w:t>: UC-07 – Create PvP Room</w:t>
       </w:r>
@@ -18232,7 +18493,7 @@
       <w:r>
         <w:fldChar w:fldCharType="end"/>
       </w:r>
-      <w:bookmarkStart w:id="94" w:name="_Toc4147"/>
+      <w:bookmarkStart w:id="94" w:name="_Toc25880"/>
       <w:r>
         <w:t>: UC-07.1 – Configure Room</w:t>
       </w:r>
@@ -19314,7 +19575,7 @@
       <w:r>
         <w:fldChar w:fldCharType="end"/>
       </w:r>
-      <w:bookmarkStart w:id="95" w:name="_Toc1465"/>
+      <w:bookmarkStart w:id="95" w:name="_Toc22676"/>
       <w:r>
         <w:t>: UC-08 – Join PvP Room</w:t>
       </w:r>
@@ -20369,7 +20630,7 @@
       <w:r>
         <w:fldChar w:fldCharType="end"/>
       </w:r>
-      <w:bookmarkStart w:id="97" w:name="_Toc9495"/>
+      <w:bookmarkStart w:id="97" w:name="_Toc12617"/>
       <w:r>
         <w:t>: UC-08.1 – Provide Room Info</w:t>
       </w:r>
@@ -21427,7 +21688,7 @@
       <w:r>
         <w:fldChar w:fldCharType="end"/>
       </w:r>
-      <w:bookmarkStart w:id="99" w:name="_Toc27377"/>
+      <w:bookmarkStart w:id="99" w:name="_Toc19496"/>
       <w:r>
         <w:t>: UC-08.2 – Join Room</w:t>
       </w:r>
@@ -22469,7 +22730,7 @@
       <w:r>
         <w:fldChar w:fldCharType="end"/>
       </w:r>
-      <w:bookmarkStart w:id="101" w:name="_Toc11295"/>
+      <w:bookmarkStart w:id="101" w:name="_Toc19191"/>
       <w:r>
         <w:t>: UC-08.3 – Ready</w:t>
       </w:r>
@@ -23474,12 +23735,12 @@
       <w:pPr>
         <w:pStyle w:val="15"/>
       </w:pPr>
-      <w:bookmarkStart w:id="103" w:name="_Toc164957624"/>
-      <w:bookmarkStart w:id="104" w:name="_Toc164955398"/>
+      <w:bookmarkStart w:id="103" w:name="_Toc164957352"/>
+      <w:bookmarkStart w:id="104" w:name="_Toc164957131"/>
       <w:bookmarkStart w:id="105" w:name="_Toc164954912"/>
-      <w:bookmarkStart w:id="106" w:name="_Toc164957273"/>
-      <w:bookmarkStart w:id="107" w:name="_Toc164957131"/>
-      <w:bookmarkStart w:id="108" w:name="_Toc164957352"/>
+      <w:bookmarkStart w:id="106" w:name="_Toc164955398"/>
+      <w:bookmarkStart w:id="107" w:name="_Toc164957273"/>
+      <w:bookmarkStart w:id="108" w:name="_Toc164957624"/>
       <w:r>
         <w:t xml:space="preserve">Bảng </w:t>
       </w:r>
@@ -23498,7 +23759,7 @@
       <w:r>
         <w:fldChar w:fldCharType="end"/>
       </w:r>
-      <w:bookmarkStart w:id="109" w:name="_Toc4082"/>
+      <w:bookmarkStart w:id="109" w:name="_Toc17845"/>
       <w:r>
         <w:t>: UC-08.4 – Leave Room</w:t>
       </w:r>
@@ -23511,7 +23772,7 @@
           <w:lang w:val="vi-VN"/>
         </w:rPr>
       </w:pPr>
-      <w:bookmarkStart w:id="110" w:name="_Toc3985"/>
+      <w:bookmarkStart w:id="110" w:name="_Toc23120"/>
       <w:r>
         <w:rPr>
           <w:lang w:val="vi-VN"/>
@@ -23538,7 +23799,7 @@
       <w:pPr>
         <w:pStyle w:val="3"/>
       </w:pPr>
-      <w:bookmarkStart w:id="111" w:name="_Toc22947"/>
+      <w:bookmarkStart w:id="111" w:name="_Toc24603"/>
       <w:r>
         <w:t>Sequence Diagram</w:t>
       </w:r>
@@ -23602,6 +23863,10 @@
     <w:p>
       <w:pPr>
         <w:pStyle w:val="15"/>
+        <w:rPr>
+          <w:rFonts w:hint="default"/>
+          <w:lang w:val="en-US"/>
+        </w:rPr>
       </w:pPr>
       <w:r>
         <w:t xml:space="preserve">Ảnh </w:t>
@@ -23621,8 +23886,11 @@
       <w:r>
         <w:fldChar w:fldCharType="end"/>
       </w:r>
-      <w:bookmarkStart w:id="112" w:name="_Toc4323"/>
-      <w:r>
+      <w:bookmarkStart w:id="112" w:name="_Toc8351"/>
+      <w:r>
+        <w:rPr>
+          <w:lang w:val="en-US"/>
+        </w:rPr>
         <w:t>: SD-UC-07 – Create PvP Room</w:t>
       </w:r>
       <w:bookmarkEnd w:id="112"/>
@@ -23675,6 +23943,10 @@
     <w:p>
       <w:pPr>
         <w:pStyle w:val="15"/>
+        <w:rPr>
+          <w:rFonts w:hint="default"/>
+          <w:lang w:val="en-US"/>
+        </w:rPr>
       </w:pPr>
       <w:r>
         <w:t xml:space="preserve">Ảnh </w:t>
@@ -23694,8 +23966,11 @@
       <w:r>
         <w:fldChar w:fldCharType="end"/>
       </w:r>
-      <w:bookmarkStart w:id="113" w:name="_Toc24463"/>
-      <w:r>
+      <w:bookmarkStart w:id="113" w:name="_Toc21544"/>
+      <w:r>
+        <w:rPr>
+          <w:lang w:val="en-US"/>
+        </w:rPr>
         <w:t>: SD-UC-07.1 – Configure Room</w:t>
       </w:r>
       <w:bookmarkEnd w:id="113"/>
@@ -23747,6 +24022,10 @@
     <w:p>
       <w:pPr>
         <w:pStyle w:val="15"/>
+        <w:rPr>
+          <w:rFonts w:hint="default"/>
+          <w:lang w:val="en-US"/>
+        </w:rPr>
       </w:pPr>
       <w:r>
         <w:t xml:space="preserve">Ảnh </w:t>
@@ -23766,11 +24045,19 @@
       <w:r>
         <w:fldChar w:fldCharType="end"/>
       </w:r>
-      <w:bookmarkStart w:id="114" w:name="_Toc2591"/>
-      <w:r>
+      <w:bookmarkStart w:id="114" w:name="_Toc28419"/>
+      <w:r>
+        <w:rPr>
+          <w:lang w:val="en-US"/>
+        </w:rPr>
         <w:t>: SD-UC-08 – Join PvP Room</w:t>
       </w:r>
       <w:bookmarkEnd w:id="114"/>
+    </w:p>
+    <w:p>
+      <w:pPr>
+        <w:pStyle w:val="5"/>
+      </w:pPr>
     </w:p>
     <w:p>
       <w:pPr>
@@ -23819,6 +24106,10 @@
     <w:p>
       <w:pPr>
         <w:pStyle w:val="15"/>
+        <w:rPr>
+          <w:rFonts w:hint="default"/>
+          <w:lang w:val="en-US"/>
+        </w:rPr>
       </w:pPr>
       <w:r>
         <w:t xml:space="preserve">Ảnh </w:t>
@@ -23838,8 +24129,11 @@
       <w:r>
         <w:fldChar w:fldCharType="end"/>
       </w:r>
-      <w:bookmarkStart w:id="115" w:name="_Toc16490"/>
-      <w:r>
+      <w:bookmarkStart w:id="115" w:name="_Toc1112"/>
+      <w:r>
+        <w:rPr>
+          <w:lang w:val="en-US"/>
+        </w:rPr>
         <w:t>: SD-UC-08.1 – Provide Room Info</w:t>
       </w:r>
       <w:bookmarkEnd w:id="115"/>
@@ -23891,6 +24185,10 @@
     <w:p>
       <w:pPr>
         <w:pStyle w:val="15"/>
+        <w:rPr>
+          <w:rFonts w:hint="default"/>
+          <w:lang w:val="en-US"/>
+        </w:rPr>
       </w:pPr>
       <w:r>
         <w:t xml:space="preserve">Ảnh </w:t>
@@ -23910,8 +24208,11 @@
       <w:r>
         <w:fldChar w:fldCharType="end"/>
       </w:r>
-      <w:bookmarkStart w:id="116" w:name="_Toc6752"/>
-      <w:r>
+      <w:bookmarkStart w:id="116" w:name="_Toc2484"/>
+      <w:r>
+        <w:rPr>
+          <w:lang w:val="en-US"/>
+        </w:rPr>
         <w:t>: SD-UC-08.2 – Join Room</w:t>
       </w:r>
       <w:bookmarkEnd w:id="116"/>
@@ -23963,6 +24264,10 @@
     <w:p>
       <w:pPr>
         <w:pStyle w:val="15"/>
+        <w:rPr>
+          <w:rFonts w:hint="default"/>
+          <w:lang w:val="en-US"/>
+        </w:rPr>
       </w:pPr>
       <w:r>
         <w:t xml:space="preserve">Ảnh </w:t>
@@ -23982,8 +24287,11 @@
       <w:r>
         <w:fldChar w:fldCharType="end"/>
       </w:r>
-      <w:bookmarkStart w:id="117" w:name="_Toc17552"/>
-      <w:r>
+      <w:bookmarkStart w:id="117" w:name="_Toc21177"/>
+      <w:r>
+        <w:rPr>
+          <w:lang w:val="en-US"/>
+        </w:rPr>
         <w:t>: SD-UC-08.3 – Ready</w:t>
       </w:r>
       <w:bookmarkEnd w:id="117"/>
@@ -24035,6 +24343,10 @@
     <w:p>
       <w:pPr>
         <w:pStyle w:val="15"/>
+        <w:rPr>
+          <w:rFonts w:hint="default"/>
+          <w:lang w:val="en-US"/>
+        </w:rPr>
       </w:pPr>
       <w:r>
         <w:t xml:space="preserve">Ảnh </w:t>
@@ -24054,8 +24366,11 @@
       <w:r>
         <w:fldChar w:fldCharType="end"/>
       </w:r>
-      <w:bookmarkStart w:id="118" w:name="_Toc28093"/>
-      <w:r>
+      <w:bookmarkStart w:id="118" w:name="_Toc12137"/>
+      <w:r>
+        <w:rPr>
+          <w:lang w:val="en-US"/>
+        </w:rPr>
         <w:t>: SD-UC-08.4 – Leave Room</w:t>
       </w:r>
       <w:bookmarkEnd w:id="118"/>
@@ -24064,7 +24379,6 @@
     <w:p>
       <w:pPr>
         <w:pStyle w:val="4"/>
-        <w:bidi w:val="0"/>
       </w:pPr>
       <w:r>
         <w:t>Design Diagrams</w:t>
@@ -24114,6 +24428,10 @@
     <w:p>
       <w:pPr>
         <w:pStyle w:val="15"/>
+        <w:rPr>
+          <w:rFonts w:hint="default"/>
+          <w:lang w:val="en-US"/>
+        </w:rPr>
       </w:pPr>
       <w:r>
         <w:t xml:space="preserve">Ảnh </w:t>
@@ -24133,8 +24451,11 @@
       <w:r>
         <w:fldChar w:fldCharType="end"/>
       </w:r>
-      <w:bookmarkStart w:id="119" w:name="_Toc26116"/>
-      <w:r>
+      <w:bookmarkStart w:id="119" w:name="_Toc27096"/>
+      <w:r>
+        <w:rPr>
+          <w:lang w:val="en-US"/>
+        </w:rPr>
         <w:t>: Class Diagram</w:t>
       </w:r>
       <w:bookmarkEnd w:id="119"/>
@@ -24195,6 +24516,10 @@
     <w:p>
       <w:pPr>
         <w:pStyle w:val="15"/>
+        <w:rPr>
+          <w:rFonts w:hint="default"/>
+          <w:lang w:val="en-US"/>
+        </w:rPr>
       </w:pPr>
       <w:r>
         <w:t xml:space="preserve">Ảnh </w:t>
@@ -24214,9 +24539,19 @@
       <w:r>
         <w:fldChar w:fldCharType="end"/>
       </w:r>
-      <w:bookmarkStart w:id="120" w:name="_Toc9328"/>
-      <w:r>
-        <w:t>: Home UI</w:t>
+      <w:bookmarkStart w:id="120" w:name="_Toc1596"/>
+      <w:r>
+        <w:rPr>
+          <w:lang w:val="en-US"/>
+        </w:rPr>
+        <w:t xml:space="preserve">: </w:t>
+      </w:r>
+      <w:r>
+        <w:rPr>
+          <w:rFonts w:hint="default"/>
+          <w:lang w:val="en-US"/>
+        </w:rPr>
+        <w:t>Home UI</w:t>
       </w:r>
       <w:bookmarkEnd w:id="120"/>
     </w:p>
@@ -24269,6 +24604,10 @@
     <w:p>
       <w:pPr>
         <w:pStyle w:val="15"/>
+        <w:rPr>
+          <w:rFonts w:hint="default"/>
+          <w:lang w:val="en-US"/>
+        </w:rPr>
       </w:pPr>
       <w:r>
         <w:t xml:space="preserve">Ảnh </w:t>
@@ -24288,9 +24627,19 @@
       <w:r>
         <w:fldChar w:fldCharType="end"/>
       </w:r>
-      <w:bookmarkStart w:id="121" w:name="_Toc19947"/>
-      <w:r>
-        <w:t>: PvP UI</w:t>
+      <w:bookmarkStart w:id="121" w:name="_Toc184"/>
+      <w:r>
+        <w:rPr>
+          <w:lang w:val="en-US"/>
+        </w:rPr>
+        <w:t xml:space="preserve">: </w:t>
+      </w:r>
+      <w:r>
+        <w:rPr>
+          <w:rFonts w:hint="default"/>
+          <w:lang w:val="en-US"/>
+        </w:rPr>
+        <w:t>PvP UI</w:t>
       </w:r>
       <w:bookmarkEnd w:id="121"/>
     </w:p>
@@ -24342,6 +24691,10 @@
     <w:p>
       <w:pPr>
         <w:pStyle w:val="15"/>
+        <w:rPr>
+          <w:rFonts w:hint="default"/>
+          <w:lang w:val="en-US"/>
+        </w:rPr>
       </w:pPr>
       <w:r>
         <w:t xml:space="preserve">Ảnh </w:t>
@@ -24361,9 +24714,19 @@
       <w:r>
         <w:fldChar w:fldCharType="end"/>
       </w:r>
-      <w:bookmarkStart w:id="122" w:name="_Toc28904"/>
-      <w:r>
-        <w:t>: Create Room UI</w:t>
+      <w:bookmarkStart w:id="122" w:name="_Toc24155"/>
+      <w:r>
+        <w:rPr>
+          <w:lang w:val="en-US"/>
+        </w:rPr>
+        <w:t xml:space="preserve">: </w:t>
+      </w:r>
+      <w:r>
+        <w:rPr>
+          <w:rFonts w:hint="default"/>
+          <w:lang w:val="en-US"/>
+        </w:rPr>
+        <w:t>Create Room UI</w:t>
       </w:r>
       <w:bookmarkEnd w:id="122"/>
     </w:p>
@@ -24416,6 +24779,10 @@
     <w:p>
       <w:pPr>
         <w:pStyle w:val="15"/>
+        <w:rPr>
+          <w:rFonts w:hint="default"/>
+          <w:lang w:val="en-US"/>
+        </w:rPr>
       </w:pPr>
       <w:r>
         <w:t xml:space="preserve">Ảnh </w:t>
@@ -24435,9 +24802,19 @@
       <w:r>
         <w:fldChar w:fldCharType="end"/>
       </w:r>
-      <w:bookmarkStart w:id="123" w:name="_Toc832"/>
-      <w:r>
-        <w:t>: Room UI</w:t>
+      <w:bookmarkStart w:id="123" w:name="_Toc21282"/>
+      <w:r>
+        <w:rPr>
+          <w:lang w:val="en-US"/>
+        </w:rPr>
+        <w:t xml:space="preserve">: </w:t>
+      </w:r>
+      <w:r>
+        <w:rPr>
+          <w:rFonts w:hint="default"/>
+          <w:lang w:val="en-US"/>
+        </w:rPr>
+        <w:t>Room UI</w:t>
       </w:r>
       <w:bookmarkEnd w:id="123"/>
     </w:p>
@@ -24489,6 +24866,10 @@
     <w:p>
       <w:pPr>
         <w:pStyle w:val="15"/>
+        <w:rPr>
+          <w:rFonts w:hint="default"/>
+          <w:lang w:val="en-US"/>
+        </w:rPr>
       </w:pPr>
       <w:r>
         <w:t xml:space="preserve">Ảnh </w:t>
@@ -24508,9 +24889,19 @@
       <w:r>
         <w:fldChar w:fldCharType="end"/>
       </w:r>
-      <w:bookmarkStart w:id="124" w:name="_Toc23577"/>
-      <w:r>
-        <w:t>: Join Room UI</w:t>
+      <w:bookmarkStart w:id="124" w:name="_Toc3328"/>
+      <w:r>
+        <w:rPr>
+          <w:lang w:val="en-US"/>
+        </w:rPr>
+        <w:t xml:space="preserve">: </w:t>
+      </w:r>
+      <w:r>
+        <w:rPr>
+          <w:rFonts w:hint="default"/>
+          <w:lang w:val="en-US"/>
+        </w:rPr>
+        <w:t>Join Room UI</w:t>
       </w:r>
       <w:bookmarkEnd w:id="124"/>
     </w:p>
@@ -24518,7 +24909,7 @@
       <w:pPr>
         <w:pStyle w:val="3"/>
       </w:pPr>
-      <w:bookmarkStart w:id="125" w:name="_Toc21997"/>
+      <w:bookmarkStart w:id="125" w:name="_Toc10149"/>
       <w:r>
         <w:t>HIỆN THỰC GIẢI PHÁP</w:t>
       </w:r>
@@ -24968,6 +25359,10 @@
     <w:p>
       <w:pPr>
         <w:pStyle w:val="15"/>
+        <w:rPr>
+          <w:rFonts w:hint="default"/>
+          <w:lang w:val="en-US"/>
+        </w:rPr>
       </w:pPr>
       <w:r>
         <w:t xml:space="preserve">Ảnh </w:t>
@@ -24987,8 +25382,11 @@
       <w:r>
         <w:fldChar w:fldCharType="end"/>
       </w:r>
-      <w:bookmarkStart w:id="126" w:name="_Toc29129"/>
-      <w:r>
+      <w:bookmarkStart w:id="126" w:name="_Toc29756"/>
+      <w:r>
+        <w:rPr>
+          <w:lang w:val="en-US"/>
+        </w:rPr>
         <w:t>: Source Structure</w:t>
       </w:r>
       <w:bookmarkEnd w:id="126"/>
@@ -25665,13 +26063,13 @@
           <w:lang w:val="vi-VN"/>
         </w:rPr>
       </w:pPr>
-      <w:bookmarkStart w:id="127" w:name="_Toc164957353"/>
+      <w:bookmarkStart w:id="127" w:name="_Toc164957274"/>
       <w:bookmarkStart w:id="128" w:name="_Toc164957132"/>
-      <w:bookmarkStart w:id="129" w:name="_Toc164957274"/>
+      <w:bookmarkStart w:id="129" w:name="_Toc164954913"/>
       <w:bookmarkStart w:id="130" w:name="_Toc164957625"/>
-      <w:bookmarkStart w:id="131" w:name="_Toc164954913"/>
-      <w:bookmarkStart w:id="132" w:name="_Toc164955399"/>
-      <w:bookmarkStart w:id="133" w:name="_Toc2172"/>
+      <w:bookmarkStart w:id="131" w:name="_Toc164957353"/>
+      <w:bookmarkStart w:id="132" w:name="_Toc6197"/>
+      <w:bookmarkStart w:id="133" w:name="_Toc164955399"/>
       <w:r>
         <w:rPr>
           <w:lang w:val="en-GB"/>
@@ -25695,15 +26093,18 @@
     <w:p>
       <w:pPr>
         <w:pStyle w:val="3"/>
-        <w:bidi w:val="0"/>
+        <w:numPr>
+          <w:ilvl w:val="1"/>
+          <w:numId w:val="12"/>
+        </w:numPr>
       </w:pPr>
       <w:bookmarkStart w:id="134" w:name="_Toc164957275"/>
-      <w:bookmarkStart w:id="135" w:name="_Toc164955400"/>
-      <w:bookmarkStart w:id="136" w:name="_Toc164954914"/>
-      <w:bookmarkStart w:id="137" w:name="_Toc164957133"/>
-      <w:bookmarkStart w:id="138" w:name="_Toc164957354"/>
-      <w:bookmarkStart w:id="139" w:name="_Toc164957626"/>
-      <w:bookmarkStart w:id="140" w:name="_Toc5560"/>
+      <w:bookmarkStart w:id="135" w:name="_Toc164957133"/>
+      <w:bookmarkStart w:id="136" w:name="_Toc15149"/>
+      <w:bookmarkStart w:id="137" w:name="_Toc164957354"/>
+      <w:bookmarkStart w:id="138" w:name="_Toc164957626"/>
+      <w:bookmarkStart w:id="139" w:name="_Toc164955400"/>
+      <w:bookmarkStart w:id="140" w:name="_Toc164954914"/>
       <w:r>
         <w:t>KẾT QUẢ</w:t>
       </w:r>
@@ -25716,23 +26117,6 @@
       <w:bookmarkEnd w:id="140"/>
       <w:r>
         <w:t xml:space="preserve"> </w:t>
-      </w:r>
-    </w:p>
-    <w:p>
-      <w:pPr>
-        <w:pStyle w:val="4"/>
-        <w:bidi w:val="0"/>
-        <w:rPr>
-          <w:rFonts w:hint="default"/>
-          <w:lang w:val="vi-VN"/>
-        </w:rPr>
-      </w:pPr>
-      <w:r>
-        <w:rPr>
-          <w:rFonts w:hint="default"/>
-          <w:lang w:val="vi-VN"/>
-        </w:rPr>
-        <w:t xml:space="preserve">Danh sách test </w:t>
       </w:r>
     </w:p>
     <w:tbl>
@@ -26937,7 +27321,7 @@
       <w:r>
         <w:fldChar w:fldCharType="end"/>
       </w:r>
-      <w:bookmarkStart w:id="141" w:name="_Toc8590"/>
+      <w:bookmarkStart w:id="141" w:name="_Toc23513"/>
       <w:r>
         <w:t>: KẾT QUẢ</w:t>
       </w:r>
@@ -26946,2260 +27330,32 @@
     <w:p/>
     <w:p>
       <w:pPr>
-        <w:pStyle w:val="4"/>
-        <w:bidi w:val="0"/>
-        <w:rPr>
-          <w:rFonts w:hint="default"/>
+        <w:pStyle w:val="3"/>
+        <w:numPr>
+          <w:ilvl w:val="1"/>
+          <w:numId w:val="13"/>
+        </w:numPr>
+        <w:spacing w:before="0" w:line="360" w:lineRule="auto"/>
+        <w:jc w:val="both"/>
+        <w:rPr>
+          <w:rFonts w:cs="Times New Roman"/>
           <w:lang w:val="vi-VN"/>
         </w:rPr>
       </w:pPr>
-      <w:r>
-        <w:rPr>
-          <w:rFonts w:hint="default"/>
+      <w:bookmarkStart w:id="142" w:name="_Toc164955401"/>
+      <w:bookmarkStart w:id="143" w:name="_Toc164954915"/>
+      <w:bookmarkStart w:id="144" w:name="_Toc164957134"/>
+      <w:r>
+        <w:rPr>
+          <w:rFonts w:cs="Times New Roman"/>
           <w:lang w:val="vi-VN"/>
         </w:rPr>
-        <w:t>Test case cho Usecase đã chọn</w:t>
-      </w:r>
-    </w:p>
-    <w:p>
-      <w:pPr>
-        <w:pStyle w:val="4"/>
-        <w:keepNext w:val="0"/>
-        <w:keepLines w:val="0"/>
-        <w:widowControl/>
-        <w:suppressLineNumbers w:val="0"/>
-      </w:pPr>
-      <w:r>
-        <w:rPr>
-          <w:b/>
-          <w:bCs/>
-        </w:rPr>
-        <w:t>Test Case Details</w:t>
-      </w:r>
-    </w:p>
-    <w:p>
-      <w:pPr>
-        <w:bidi w:val="0"/>
-      </w:pPr>
-      <w:r>
-        <w:t>Module: Singleplayer / AI Battle (PvE)</w:t>
-      </w:r>
-    </w:p>
-    <w:p>
-      <w:pPr>
-        <w:bidi w:val="0"/>
-      </w:pPr>
-      <w:r>
-        <w:t>Feature: AI Normal Mode (Hunt and Target Algorithm)</w:t>
-      </w:r>
-    </w:p>
-    <w:p>
-      <w:pPr>
-        <w:bidi w:val="0"/>
-      </w:pPr>
-      <w:r>
-        <w:t>Priority: High (P0)</w:t>
-      </w:r>
-    </w:p>
-    <w:p>
-      <w:pPr>
-        <w:bidi w:val="0"/>
-      </w:pPr>
-      <w:r>
-        <w:t>Pre-conditions: 1. Người chơi đã chọn chế độ "Play with AI" và chọn độ khó "Normal". 2. Người chơi đã hoàn thành việc sắp xếp tàu (Ship Placement) và bấm bắt đầu trận đấu. 3. Trận đấu đang ở lượt bắn của AI (AI's turn).</w:t>
-      </w:r>
-    </w:p>
-    <w:p>
-      <w:pPr>
-        <w:bidi w:val="0"/>
-      </w:pPr>
-    </w:p>
-    <w:p>
-      <w:pPr>
-        <w:bidi w:val="0"/>
-      </w:pPr>
-    </w:p>
-    <w:p>
-      <w:pPr>
-        <w:bidi w:val="0"/>
-      </w:pPr>
-    </w:p>
-    <w:p>
-      <w:pPr>
-        <w:bidi w:val="0"/>
-      </w:pPr>
-    </w:p>
-    <w:tbl>
-      <w:tblPr>
-        <w:tblW w:w="0" w:type="auto"/>
-        <w:tblCellSpacing w:w="15" w:type="dxa"/>
-        <w:tblInd w:w="10" w:type="dxa"/>
-        <w:tblBorders>
-          <w:top w:val="none" w:color="auto" w:sz="0" w:space="0"/>
-          <w:left w:val="none" w:color="auto" w:sz="0" w:space="0"/>
-          <w:bottom w:val="none" w:color="auto" w:sz="0" w:space="0"/>
-          <w:right w:val="none" w:color="auto" w:sz="0" w:space="0"/>
-          <w:insideH w:val="none" w:color="auto" w:sz="0" w:space="0"/>
-          <w:insideV w:val="none" w:color="auto" w:sz="0" w:space="0"/>
-        </w:tblBorders>
-        <w:shd w:val="clear"/>
-        <w:tblLayout w:type="autofit"/>
-        <w:tblCellMar>
-          <w:top w:w="15" w:type="dxa"/>
-          <w:left w:w="15" w:type="dxa"/>
-          <w:bottom w:w="15" w:type="dxa"/>
-          <w:right w:w="15" w:type="dxa"/>
-        </w:tblCellMar>
-      </w:tblPr>
-      <w:tblGrid>
-        <w:gridCol w:w="875"/>
-        <w:gridCol w:w="2313"/>
-        <w:gridCol w:w="3822"/>
-        <w:gridCol w:w="1137"/>
-        <w:gridCol w:w="994"/>
-      </w:tblGrid>
-      <w:tr>
-        <w:tblPrEx>
-          <w:tblBorders>
-            <w:top w:val="none" w:color="auto" w:sz="0" w:space="0"/>
-            <w:left w:val="none" w:color="auto" w:sz="0" w:space="0"/>
-            <w:bottom w:val="none" w:color="auto" w:sz="0" w:space="0"/>
-            <w:right w:val="none" w:color="auto" w:sz="0" w:space="0"/>
-            <w:insideH w:val="none" w:color="auto" w:sz="0" w:space="0"/>
-            <w:insideV w:val="none" w:color="auto" w:sz="0" w:space="0"/>
-          </w:tblBorders>
-          <w:shd w:val="clear"/>
-          <w:tblCellMar>
-            <w:top w:w="15" w:type="dxa"/>
-            <w:left w:w="15" w:type="dxa"/>
-            <w:bottom w:w="15" w:type="dxa"/>
-            <w:right w:w="15" w:type="dxa"/>
-          </w:tblCellMar>
-        </w:tblPrEx>
-        <w:trPr>
-          <w:tblHeader/>
-          <w:tblCellSpacing w:w="15" w:type="dxa"/>
-        </w:trPr>
-        <w:tc>
-          <w:tcPr>
-            <w:tcW w:w="0" w:type="auto"/>
-            <w:tcBorders>
-              <w:top w:val="single" w:color="C4C7C5" w:sz="4" w:space="0"/>
-              <w:left w:val="single" w:color="C4C7C5" w:sz="4" w:space="0"/>
-              <w:bottom w:val="single" w:color="C4C7C5" w:sz="4" w:space="0"/>
-              <w:right w:val="single" w:color="C4C7C5" w:sz="4" w:space="0"/>
-            </w:tcBorders>
-            <w:shd w:val="clear"/>
-            <w:tcMar>
-              <w:top w:w="96" w:type="dxa"/>
-              <w:left w:w="144" w:type="dxa"/>
-              <w:bottom w:w="96" w:type="dxa"/>
-              <w:right w:w="144" w:type="dxa"/>
-            </w:tcMar>
-            <w:vAlign w:val="center"/>
-          </w:tcPr>
-          <w:p>
-            <w:pPr>
-              <w:keepNext w:val="0"/>
-              <w:keepLines w:val="0"/>
-              <w:widowControl/>
-              <w:suppressLineNumbers w:val="0"/>
-              <w:spacing w:before="0" w:beforeAutospacing="0" w:line="14" w:lineRule="atLeast"/>
-              <w:jc w:val="left"/>
-              <w:rPr>
-                <w:rFonts w:hint="default" w:ascii="Times New Roman" w:hAnsi="Times New Roman" w:eastAsia="sans-serif" w:cs="Times New Roman"/>
-                <w:sz w:val="24"/>
-                <w:szCs w:val="24"/>
-              </w:rPr>
-            </w:pPr>
-            <w:r>
-              <w:rPr>
-                <w:rStyle w:val="26"/>
-                <w:rFonts w:hint="default" w:ascii="Times New Roman" w:hAnsi="Times New Roman" w:eastAsia="sans-serif" w:cs="Times New Roman"/>
-                <w:kern w:val="0"/>
-                <w:sz w:val="24"/>
-                <w:szCs w:val="24"/>
-                <w:bdr w:val="none" w:color="auto" w:sz="0" w:space="0"/>
-                <w:lang w:val="en-US" w:eastAsia="zh-CN" w:bidi="ar"/>
-              </w:rPr>
-              <w:t>Step No.</w:t>
-            </w:r>
-          </w:p>
-        </w:tc>
-        <w:tc>
-          <w:tcPr>
-            <w:tcW w:w="0" w:type="auto"/>
-            <w:tcBorders>
-              <w:top w:val="single" w:color="C4C7C5" w:sz="4" w:space="0"/>
-              <w:left w:val="single" w:color="C4C7C5" w:sz="4" w:space="0"/>
-              <w:bottom w:val="single" w:color="C4C7C5" w:sz="4" w:space="0"/>
-              <w:right w:val="single" w:color="C4C7C5" w:sz="4" w:space="0"/>
-            </w:tcBorders>
-            <w:shd w:val="clear"/>
-            <w:tcMar>
-              <w:top w:w="96" w:type="dxa"/>
-              <w:left w:w="144" w:type="dxa"/>
-              <w:bottom w:w="96" w:type="dxa"/>
-              <w:right w:w="144" w:type="dxa"/>
-            </w:tcMar>
-            <w:vAlign w:val="center"/>
-          </w:tcPr>
-          <w:p>
-            <w:pPr>
-              <w:keepNext w:val="0"/>
-              <w:keepLines w:val="0"/>
-              <w:widowControl/>
-              <w:suppressLineNumbers w:val="0"/>
-              <w:spacing w:before="0" w:beforeAutospacing="0" w:line="14" w:lineRule="atLeast"/>
-              <w:jc w:val="left"/>
-              <w:rPr>
-                <w:rFonts w:hint="default" w:ascii="Times New Roman" w:hAnsi="Times New Roman" w:eastAsia="sans-serif" w:cs="Times New Roman"/>
-                <w:sz w:val="24"/>
-                <w:szCs w:val="24"/>
-              </w:rPr>
-            </w:pPr>
-            <w:r>
-              <w:rPr>
-                <w:rStyle w:val="26"/>
-                <w:rFonts w:hint="default" w:ascii="Times New Roman" w:hAnsi="Times New Roman" w:eastAsia="sans-serif" w:cs="Times New Roman"/>
-                <w:kern w:val="0"/>
-                <w:sz w:val="24"/>
-                <w:szCs w:val="24"/>
-                <w:bdr w:val="none" w:color="auto" w:sz="0" w:space="0"/>
-                <w:lang w:val="en-US" w:eastAsia="zh-CN" w:bidi="ar"/>
-              </w:rPr>
-              <w:t>Action / Test Steps (Các bước thực hiện)</w:t>
-            </w:r>
-          </w:p>
-        </w:tc>
-        <w:tc>
-          <w:tcPr>
-            <w:tcW w:w="0" w:type="auto"/>
-            <w:tcBorders>
-              <w:top w:val="single" w:color="C4C7C5" w:sz="4" w:space="0"/>
-              <w:left w:val="single" w:color="C4C7C5" w:sz="4" w:space="0"/>
-              <w:bottom w:val="single" w:color="C4C7C5" w:sz="4" w:space="0"/>
-              <w:right w:val="single" w:color="C4C7C5" w:sz="4" w:space="0"/>
-            </w:tcBorders>
-            <w:shd w:val="clear"/>
-            <w:tcMar>
-              <w:top w:w="96" w:type="dxa"/>
-              <w:left w:w="144" w:type="dxa"/>
-              <w:bottom w:w="96" w:type="dxa"/>
-              <w:right w:w="144" w:type="dxa"/>
-            </w:tcMar>
-            <w:vAlign w:val="center"/>
-          </w:tcPr>
-          <w:p>
-            <w:pPr>
-              <w:keepNext w:val="0"/>
-              <w:keepLines w:val="0"/>
-              <w:widowControl/>
-              <w:suppressLineNumbers w:val="0"/>
-              <w:spacing w:before="0" w:beforeAutospacing="0" w:line="14" w:lineRule="atLeast"/>
-              <w:jc w:val="left"/>
-              <w:rPr>
-                <w:rFonts w:hint="default" w:ascii="Times New Roman" w:hAnsi="Times New Roman" w:eastAsia="sans-serif" w:cs="Times New Roman"/>
-                <w:sz w:val="24"/>
-                <w:szCs w:val="24"/>
-              </w:rPr>
-            </w:pPr>
-            <w:r>
-              <w:rPr>
-                <w:rStyle w:val="26"/>
-                <w:rFonts w:hint="default" w:ascii="Times New Roman" w:hAnsi="Times New Roman" w:eastAsia="sans-serif" w:cs="Times New Roman"/>
-                <w:kern w:val="0"/>
-                <w:sz w:val="24"/>
-                <w:szCs w:val="24"/>
-                <w:bdr w:val="none" w:color="auto" w:sz="0" w:space="0"/>
-                <w:lang w:val="en-US" w:eastAsia="zh-CN" w:bidi="ar"/>
-              </w:rPr>
-              <w:t>Expected Result (Kết quả mong đợi)</w:t>
-            </w:r>
-          </w:p>
-        </w:tc>
-        <w:tc>
-          <w:tcPr>
-            <w:tcW w:w="0" w:type="auto"/>
-            <w:tcBorders>
-              <w:top w:val="single" w:color="C4C7C5" w:sz="4" w:space="0"/>
-              <w:left w:val="single" w:color="C4C7C5" w:sz="4" w:space="0"/>
-              <w:bottom w:val="single" w:color="C4C7C5" w:sz="4" w:space="0"/>
-              <w:right w:val="single" w:color="C4C7C5" w:sz="4" w:space="0"/>
-            </w:tcBorders>
-            <w:shd w:val="clear"/>
-            <w:tcMar>
-              <w:top w:w="96" w:type="dxa"/>
-              <w:left w:w="144" w:type="dxa"/>
-              <w:bottom w:w="96" w:type="dxa"/>
-              <w:right w:w="144" w:type="dxa"/>
-            </w:tcMar>
-            <w:vAlign w:val="center"/>
-          </w:tcPr>
-          <w:p>
-            <w:pPr>
-              <w:keepNext w:val="0"/>
-              <w:keepLines w:val="0"/>
-              <w:widowControl/>
-              <w:suppressLineNumbers w:val="0"/>
-              <w:spacing w:before="0" w:beforeAutospacing="0" w:line="14" w:lineRule="atLeast"/>
-              <w:jc w:val="left"/>
-              <w:rPr>
-                <w:rFonts w:hint="default" w:ascii="Times New Roman" w:hAnsi="Times New Roman" w:eastAsia="sans-serif" w:cs="Times New Roman"/>
-                <w:sz w:val="24"/>
-                <w:szCs w:val="24"/>
-              </w:rPr>
-            </w:pPr>
-            <w:r>
-              <w:rPr>
-                <w:rStyle w:val="26"/>
-                <w:rFonts w:hint="default" w:ascii="Times New Roman" w:hAnsi="Times New Roman" w:eastAsia="sans-serif" w:cs="Times New Roman"/>
-                <w:kern w:val="0"/>
-                <w:sz w:val="24"/>
-                <w:szCs w:val="24"/>
-                <w:bdr w:val="none" w:color="auto" w:sz="0" w:space="0"/>
-                <w:lang w:val="en-US" w:eastAsia="zh-CN" w:bidi="ar"/>
-              </w:rPr>
-              <w:t>Actual Result</w:t>
-            </w:r>
-          </w:p>
-        </w:tc>
-        <w:tc>
-          <w:tcPr>
-            <w:tcW w:w="0" w:type="auto"/>
-            <w:tcBorders>
-              <w:top w:val="single" w:color="C4C7C5" w:sz="4" w:space="0"/>
-              <w:left w:val="single" w:color="C4C7C5" w:sz="4" w:space="0"/>
-              <w:bottom w:val="single" w:color="C4C7C5" w:sz="4" w:space="0"/>
-              <w:right w:val="single" w:color="C4C7C5" w:sz="4" w:space="0"/>
-            </w:tcBorders>
-            <w:shd w:val="clear"/>
-            <w:tcMar>
-              <w:top w:w="96" w:type="dxa"/>
-              <w:left w:w="144" w:type="dxa"/>
-              <w:bottom w:w="96" w:type="dxa"/>
-              <w:right w:w="144" w:type="dxa"/>
-            </w:tcMar>
-            <w:vAlign w:val="center"/>
-          </w:tcPr>
-          <w:p>
-            <w:pPr>
-              <w:keepNext w:val="0"/>
-              <w:keepLines w:val="0"/>
-              <w:widowControl/>
-              <w:suppressLineNumbers w:val="0"/>
-              <w:spacing w:before="0" w:beforeAutospacing="0" w:line="14" w:lineRule="atLeast"/>
-              <w:jc w:val="left"/>
-              <w:rPr>
-                <w:rFonts w:hint="default" w:ascii="Times New Roman" w:hAnsi="Times New Roman" w:eastAsia="sans-serif" w:cs="Times New Roman"/>
-                <w:sz w:val="24"/>
-                <w:szCs w:val="24"/>
-              </w:rPr>
-            </w:pPr>
-            <w:r>
-              <w:rPr>
-                <w:rStyle w:val="26"/>
-                <w:rFonts w:hint="default" w:ascii="Times New Roman" w:hAnsi="Times New Roman" w:eastAsia="sans-serif" w:cs="Times New Roman"/>
-                <w:kern w:val="0"/>
-                <w:sz w:val="24"/>
-                <w:szCs w:val="24"/>
-                <w:bdr w:val="none" w:color="auto" w:sz="0" w:space="0"/>
-                <w:lang w:val="en-US" w:eastAsia="zh-CN" w:bidi="ar"/>
-              </w:rPr>
-              <w:t>Status</w:t>
-            </w:r>
-          </w:p>
-        </w:tc>
-      </w:tr>
-      <w:tr>
-        <w:tblPrEx>
-          <w:tblBorders>
-            <w:top w:val="none" w:color="auto" w:sz="0" w:space="0"/>
-            <w:left w:val="none" w:color="auto" w:sz="0" w:space="0"/>
-            <w:bottom w:val="none" w:color="auto" w:sz="0" w:space="0"/>
-            <w:right w:val="none" w:color="auto" w:sz="0" w:space="0"/>
-            <w:insideH w:val="none" w:color="auto" w:sz="0" w:space="0"/>
-            <w:insideV w:val="none" w:color="auto" w:sz="0" w:space="0"/>
-          </w:tblBorders>
-          <w:tblCellMar>
-            <w:top w:w="15" w:type="dxa"/>
-            <w:left w:w="15" w:type="dxa"/>
-            <w:bottom w:w="15" w:type="dxa"/>
-            <w:right w:w="15" w:type="dxa"/>
-          </w:tblCellMar>
-        </w:tblPrEx>
-        <w:trPr>
-          <w:tblCellSpacing w:w="15" w:type="dxa"/>
-        </w:trPr>
-        <w:tc>
-          <w:tcPr>
-            <w:tcW w:w="0" w:type="auto"/>
-            <w:tcBorders>
-              <w:top w:val="single" w:color="C4C7C5" w:sz="4" w:space="0"/>
-              <w:left w:val="single" w:color="C4C7C5" w:sz="4" w:space="0"/>
-              <w:bottom w:val="single" w:color="C4C7C5" w:sz="4" w:space="0"/>
-              <w:right w:val="single" w:color="C4C7C5" w:sz="4" w:space="0"/>
-            </w:tcBorders>
-            <w:shd w:val="clear"/>
-            <w:tcMar>
-              <w:top w:w="96" w:type="dxa"/>
-              <w:left w:w="144" w:type="dxa"/>
-              <w:bottom w:w="96" w:type="dxa"/>
-              <w:right w:w="144" w:type="dxa"/>
-            </w:tcMar>
-            <w:vAlign w:val="center"/>
-          </w:tcPr>
-          <w:p>
-            <w:pPr>
-              <w:keepNext w:val="0"/>
-              <w:keepLines w:val="0"/>
-              <w:widowControl/>
-              <w:suppressLineNumbers w:val="0"/>
-              <w:spacing w:before="0" w:beforeAutospacing="0" w:line="14" w:lineRule="atLeast"/>
-              <w:jc w:val="left"/>
-              <w:rPr>
-                <w:rFonts w:hint="default" w:ascii="Times New Roman" w:hAnsi="Times New Roman" w:eastAsia="sans-serif" w:cs="Times New Roman"/>
-                <w:sz w:val="24"/>
-                <w:szCs w:val="24"/>
-              </w:rPr>
-            </w:pPr>
-            <w:r>
-              <w:rPr>
-                <w:rFonts w:hint="default" w:ascii="Times New Roman" w:hAnsi="Times New Roman" w:eastAsia="sans-serif" w:cs="Times New Roman"/>
-                <w:b/>
-                <w:bCs/>
-                <w:kern w:val="0"/>
-                <w:sz w:val="24"/>
-                <w:szCs w:val="24"/>
-                <w:bdr w:val="none" w:color="auto" w:sz="0" w:space="0"/>
-                <w:lang w:val="en-US" w:eastAsia="zh-CN" w:bidi="ar"/>
-              </w:rPr>
-              <w:t>1</w:t>
-            </w:r>
-          </w:p>
-        </w:tc>
-        <w:tc>
-          <w:tcPr>
-            <w:tcW w:w="0" w:type="auto"/>
-            <w:tcBorders>
-              <w:top w:val="single" w:color="C4C7C5" w:sz="4" w:space="0"/>
-              <w:left w:val="single" w:color="C4C7C5" w:sz="4" w:space="0"/>
-              <w:bottom w:val="single" w:color="C4C7C5" w:sz="4" w:space="0"/>
-              <w:right w:val="single" w:color="C4C7C5" w:sz="4" w:space="0"/>
-            </w:tcBorders>
-            <w:shd w:val="clear"/>
-            <w:tcMar>
-              <w:top w:w="96" w:type="dxa"/>
-              <w:left w:w="144" w:type="dxa"/>
-              <w:bottom w:w="96" w:type="dxa"/>
-              <w:right w:w="144" w:type="dxa"/>
-            </w:tcMar>
-            <w:vAlign w:val="center"/>
-          </w:tcPr>
-          <w:p>
-            <w:pPr>
-              <w:pStyle w:val="25"/>
-              <w:keepNext w:val="0"/>
-              <w:keepLines w:val="0"/>
-              <w:widowControl/>
-              <w:suppressLineNumbers w:val="0"/>
-              <w:spacing w:before="0" w:beforeAutospacing="0" w:after="0" w:afterAutospacing="0" w:line="14" w:lineRule="atLeast"/>
-              <w:rPr>
-                <w:rFonts w:hint="default" w:ascii="Times New Roman" w:hAnsi="Times New Roman" w:eastAsia="sans-serif" w:cs="Times New Roman"/>
-                <w:sz w:val="24"/>
-                <w:szCs w:val="24"/>
-              </w:rPr>
-            </w:pPr>
-            <w:r>
-              <w:rPr>
-                <w:rFonts w:hint="default" w:ascii="Times New Roman" w:hAnsi="Times New Roman" w:eastAsia="sans-serif" w:cs="Times New Roman"/>
-                <w:b/>
-                <w:bCs/>
-                <w:sz w:val="24"/>
-                <w:szCs w:val="24"/>
-                <w:bdr w:val="none" w:color="auto" w:sz="0" w:space="0"/>
-              </w:rPr>
-              <w:t>[Hunt Mode - Bắn trượt]</w:t>
-            </w:r>
-          </w:p>
-          <w:p>
-            <w:pPr>
-              <w:keepNext w:val="0"/>
-              <w:keepLines w:val="0"/>
-              <w:widowControl/>
-              <w:suppressLineNumbers w:val="0"/>
-              <w:spacing w:before="0" w:beforeAutospacing="0" w:line="14" w:lineRule="atLeast"/>
-              <w:jc w:val="left"/>
-              <w:rPr>
-                <w:rFonts w:hint="default" w:ascii="Times New Roman" w:hAnsi="Times New Roman" w:eastAsia="sans-serif" w:cs="Times New Roman"/>
-                <w:sz w:val="24"/>
-                <w:szCs w:val="24"/>
-              </w:rPr>
-            </w:pPr>
-          </w:p>
-          <w:p>
-            <w:pPr>
-              <w:pStyle w:val="25"/>
-              <w:keepNext w:val="0"/>
-              <w:keepLines w:val="0"/>
-              <w:widowControl/>
-              <w:suppressLineNumbers w:val="0"/>
-              <w:spacing w:before="0" w:beforeAutospacing="0" w:after="0" w:afterAutospacing="0" w:line="14" w:lineRule="atLeast"/>
-              <w:rPr>
-                <w:rFonts w:hint="default" w:ascii="Times New Roman" w:hAnsi="Times New Roman" w:eastAsia="sans-serif" w:cs="Times New Roman"/>
-                <w:sz w:val="24"/>
-                <w:szCs w:val="24"/>
-              </w:rPr>
-            </w:pPr>
-            <w:r>
-              <w:rPr>
-                <w:rFonts w:hint="default" w:ascii="Times New Roman" w:hAnsi="Times New Roman" w:eastAsia="sans-serif" w:cs="Times New Roman"/>
-                <w:sz w:val="24"/>
-                <w:szCs w:val="24"/>
-                <w:bdr w:val="none" w:color="auto" w:sz="0" w:space="0"/>
-              </w:rPr>
-              <w:t>Quan sát AI thực hiện lượt bắn đầu tiên (hoặc các lượt khi chưa tìm thấy tàu).</w:t>
-            </w:r>
-          </w:p>
-        </w:tc>
-        <w:tc>
-          <w:tcPr>
-            <w:tcW w:w="0" w:type="auto"/>
-            <w:tcBorders>
-              <w:top w:val="single" w:color="C4C7C5" w:sz="4" w:space="0"/>
-              <w:left w:val="single" w:color="C4C7C5" w:sz="4" w:space="0"/>
-              <w:bottom w:val="single" w:color="C4C7C5" w:sz="4" w:space="0"/>
-              <w:right w:val="single" w:color="C4C7C5" w:sz="4" w:space="0"/>
-            </w:tcBorders>
-            <w:shd w:val="clear"/>
-            <w:tcMar>
-              <w:top w:w="96" w:type="dxa"/>
-              <w:left w:w="144" w:type="dxa"/>
-              <w:bottom w:w="96" w:type="dxa"/>
-              <w:right w:w="144" w:type="dxa"/>
-            </w:tcMar>
-            <w:vAlign w:val="center"/>
-          </w:tcPr>
-          <w:p>
-            <w:pPr>
-              <w:pStyle w:val="25"/>
-              <w:keepNext w:val="0"/>
-              <w:keepLines w:val="0"/>
-              <w:widowControl/>
-              <w:suppressLineNumbers w:val="0"/>
-              <w:spacing w:before="0" w:beforeAutospacing="0" w:after="0" w:afterAutospacing="0" w:line="14" w:lineRule="atLeast"/>
-              <w:rPr>
-                <w:rFonts w:hint="default" w:ascii="Times New Roman" w:hAnsi="Times New Roman" w:eastAsia="sans-serif" w:cs="Times New Roman"/>
-                <w:sz w:val="24"/>
-                <w:szCs w:val="24"/>
-              </w:rPr>
-            </w:pPr>
-            <w:r>
-              <w:rPr>
-                <w:rFonts w:hint="default" w:ascii="Times New Roman" w:hAnsi="Times New Roman" w:eastAsia="sans-serif" w:cs="Times New Roman"/>
-                <w:sz w:val="24"/>
-                <w:szCs w:val="24"/>
-                <w:bdr w:val="none" w:color="auto" w:sz="0" w:space="0"/>
-              </w:rPr>
-              <w:t>AI chọn ngẫu nhiên một ô trên bàn cờ của người chơi để bắn.</w:t>
-            </w:r>
-          </w:p>
-          <w:p>
-            <w:pPr>
-              <w:keepNext w:val="0"/>
-              <w:keepLines w:val="0"/>
-              <w:widowControl/>
-              <w:suppressLineNumbers w:val="0"/>
-              <w:spacing w:before="0" w:beforeAutospacing="0" w:line="14" w:lineRule="atLeast"/>
-              <w:jc w:val="left"/>
-              <w:rPr>
-                <w:rFonts w:hint="default" w:ascii="Times New Roman" w:hAnsi="Times New Roman" w:eastAsia="sans-serif" w:cs="Times New Roman"/>
-                <w:sz w:val="24"/>
-                <w:szCs w:val="24"/>
-              </w:rPr>
-            </w:pPr>
-          </w:p>
-          <w:p>
-            <w:pPr>
-              <w:pStyle w:val="25"/>
-              <w:keepNext w:val="0"/>
-              <w:keepLines w:val="0"/>
-              <w:widowControl/>
-              <w:suppressLineNumbers w:val="0"/>
-              <w:spacing w:before="0" w:beforeAutospacing="0" w:after="0" w:afterAutospacing="0" w:line="14" w:lineRule="atLeast"/>
-              <w:rPr>
-                <w:rFonts w:hint="default" w:ascii="Times New Roman" w:hAnsi="Times New Roman" w:eastAsia="sans-serif" w:cs="Times New Roman"/>
-                <w:sz w:val="24"/>
-                <w:szCs w:val="24"/>
-              </w:rPr>
-            </w:pPr>
-            <w:r>
-              <w:rPr>
-                <w:rFonts w:hint="default" w:ascii="Times New Roman" w:hAnsi="Times New Roman" w:eastAsia="sans-serif" w:cs="Times New Roman"/>
-                <w:sz w:val="24"/>
-                <w:szCs w:val="24"/>
-                <w:bdr w:val="none" w:color="auto" w:sz="0" w:space="0"/>
-              </w:rPr>
-              <w:t xml:space="preserve">Nếu bắn trượt (Miss): Ô đó đổi trạng thái, AI tiếp tục ở trạng thái </w:t>
-            </w:r>
-            <w:r>
-              <w:rPr>
-                <w:rFonts w:hint="default" w:ascii="Times New Roman" w:hAnsi="Times New Roman" w:eastAsia="sans-serif" w:cs="Times New Roman"/>
-                <w:b/>
-                <w:bCs/>
-                <w:sz w:val="24"/>
-                <w:szCs w:val="24"/>
-                <w:bdr w:val="none" w:color="auto" w:sz="0" w:space="0"/>
-              </w:rPr>
-              <w:t>Hunt Mode</w:t>
-            </w:r>
-            <w:r>
-              <w:rPr>
-                <w:rFonts w:hint="default" w:ascii="Times New Roman" w:hAnsi="Times New Roman" w:eastAsia="sans-serif" w:cs="Times New Roman"/>
-                <w:sz w:val="24"/>
-                <w:szCs w:val="24"/>
-                <w:bdr w:val="none" w:color="auto" w:sz="0" w:space="0"/>
-              </w:rPr>
-              <w:t xml:space="preserve"> (Săn tìm) cho lượt sau.</w:t>
-            </w:r>
-          </w:p>
-        </w:tc>
-        <w:tc>
-          <w:tcPr>
-            <w:tcW w:w="0" w:type="auto"/>
-            <w:tcBorders>
-              <w:top w:val="single" w:color="C4C7C5" w:sz="4" w:space="0"/>
-              <w:left w:val="single" w:color="C4C7C5" w:sz="4" w:space="0"/>
-              <w:bottom w:val="single" w:color="C4C7C5" w:sz="4" w:space="0"/>
-              <w:right w:val="single" w:color="C4C7C5" w:sz="4" w:space="0"/>
-            </w:tcBorders>
-            <w:shd w:val="clear"/>
-            <w:tcMar>
-              <w:top w:w="96" w:type="dxa"/>
-              <w:left w:w="144" w:type="dxa"/>
-              <w:bottom w:w="96" w:type="dxa"/>
-              <w:right w:w="144" w:type="dxa"/>
-            </w:tcMar>
-            <w:vAlign w:val="center"/>
-          </w:tcPr>
-          <w:p>
-            <w:pPr>
-              <w:rPr>
-                <w:rFonts w:hint="default" w:ascii="Times New Roman" w:hAnsi="Times New Roman" w:eastAsia="sans-serif" w:cs="Times New Roman"/>
-                <w:sz w:val="24"/>
-                <w:szCs w:val="24"/>
-                <w:lang w:val="vi-VN"/>
-              </w:rPr>
-            </w:pPr>
-          </w:p>
-        </w:tc>
-        <w:tc>
-          <w:tcPr>
-            <w:tcW w:w="0" w:type="auto"/>
-            <w:tcBorders>
-              <w:top w:val="single" w:color="C4C7C5" w:sz="4" w:space="0"/>
-              <w:left w:val="single" w:color="C4C7C5" w:sz="4" w:space="0"/>
-              <w:bottom w:val="single" w:color="C4C7C5" w:sz="4" w:space="0"/>
-              <w:right w:val="single" w:color="C4C7C5" w:sz="4" w:space="0"/>
-            </w:tcBorders>
-            <w:shd w:val="clear"/>
-            <w:tcMar>
-              <w:top w:w="96" w:type="dxa"/>
-              <w:left w:w="144" w:type="dxa"/>
-              <w:bottom w:w="96" w:type="dxa"/>
-              <w:right w:w="144" w:type="dxa"/>
-            </w:tcMar>
-            <w:vAlign w:val="center"/>
-          </w:tcPr>
-          <w:p>
-            <w:pPr>
-              <w:rPr>
-                <w:rFonts w:hint="default" w:ascii="Times New Roman" w:hAnsi="Times New Roman" w:eastAsia="sans-serif" w:cs="Times New Roman"/>
-                <w:sz w:val="24"/>
-                <w:szCs w:val="24"/>
-                <w:lang w:val="vi-VN"/>
-              </w:rPr>
-            </w:pPr>
-            <w:r>
-              <w:rPr>
-                <w:rFonts w:hint="default" w:ascii="Times New Roman" w:hAnsi="Times New Roman" w:eastAsia="sans-serif" w:cs="Times New Roman"/>
-                <w:sz w:val="24"/>
-                <w:szCs w:val="24"/>
-                <w:lang w:val="vi-VN"/>
-              </w:rPr>
-              <w:t>PASS</w:t>
-            </w:r>
-          </w:p>
-        </w:tc>
-      </w:tr>
-      <w:tr>
-        <w:tblPrEx>
-          <w:tblBorders>
-            <w:top w:val="none" w:color="auto" w:sz="0" w:space="0"/>
-            <w:left w:val="none" w:color="auto" w:sz="0" w:space="0"/>
-            <w:bottom w:val="none" w:color="auto" w:sz="0" w:space="0"/>
-            <w:right w:val="none" w:color="auto" w:sz="0" w:space="0"/>
-            <w:insideH w:val="none" w:color="auto" w:sz="0" w:space="0"/>
-            <w:insideV w:val="none" w:color="auto" w:sz="0" w:space="0"/>
-          </w:tblBorders>
-          <w:shd w:val="clear"/>
-          <w:tblCellMar>
-            <w:top w:w="15" w:type="dxa"/>
-            <w:left w:w="15" w:type="dxa"/>
-            <w:bottom w:w="15" w:type="dxa"/>
-            <w:right w:w="15" w:type="dxa"/>
-          </w:tblCellMar>
-        </w:tblPrEx>
-        <w:trPr>
-          <w:tblCellSpacing w:w="15" w:type="dxa"/>
-        </w:trPr>
-        <w:tc>
-          <w:tcPr>
-            <w:tcW w:w="0" w:type="auto"/>
-            <w:tcBorders>
-              <w:top w:val="single" w:color="C4C7C5" w:sz="4" w:space="0"/>
-              <w:left w:val="single" w:color="C4C7C5" w:sz="4" w:space="0"/>
-              <w:bottom w:val="single" w:color="C4C7C5" w:sz="4" w:space="0"/>
-              <w:right w:val="single" w:color="C4C7C5" w:sz="4" w:space="0"/>
-            </w:tcBorders>
-            <w:shd w:val="clear"/>
-            <w:tcMar>
-              <w:top w:w="96" w:type="dxa"/>
-              <w:left w:w="144" w:type="dxa"/>
-              <w:bottom w:w="96" w:type="dxa"/>
-              <w:right w:w="144" w:type="dxa"/>
-            </w:tcMar>
-            <w:vAlign w:val="center"/>
-          </w:tcPr>
-          <w:p>
-            <w:pPr>
-              <w:keepNext w:val="0"/>
-              <w:keepLines w:val="0"/>
-              <w:widowControl/>
-              <w:suppressLineNumbers w:val="0"/>
-              <w:spacing w:before="0" w:beforeAutospacing="0" w:line="14" w:lineRule="atLeast"/>
-              <w:jc w:val="left"/>
-              <w:rPr>
-                <w:rFonts w:hint="default" w:ascii="Times New Roman" w:hAnsi="Times New Roman" w:eastAsia="sans-serif" w:cs="Times New Roman"/>
-                <w:sz w:val="24"/>
-                <w:szCs w:val="24"/>
-              </w:rPr>
-            </w:pPr>
-            <w:r>
-              <w:rPr>
-                <w:rFonts w:hint="default" w:ascii="Times New Roman" w:hAnsi="Times New Roman" w:eastAsia="sans-serif" w:cs="Times New Roman"/>
-                <w:b/>
-                <w:bCs/>
-                <w:kern w:val="0"/>
-                <w:sz w:val="24"/>
-                <w:szCs w:val="24"/>
-                <w:bdr w:val="none" w:color="auto" w:sz="0" w:space="0"/>
-                <w:lang w:val="en-US" w:eastAsia="zh-CN" w:bidi="ar"/>
-              </w:rPr>
-              <w:t>2</w:t>
-            </w:r>
-          </w:p>
-        </w:tc>
-        <w:tc>
-          <w:tcPr>
-            <w:tcW w:w="0" w:type="auto"/>
-            <w:tcBorders>
-              <w:top w:val="single" w:color="C4C7C5" w:sz="4" w:space="0"/>
-              <w:left w:val="single" w:color="C4C7C5" w:sz="4" w:space="0"/>
-              <w:bottom w:val="single" w:color="C4C7C5" w:sz="4" w:space="0"/>
-              <w:right w:val="single" w:color="C4C7C5" w:sz="4" w:space="0"/>
-            </w:tcBorders>
-            <w:shd w:val="clear"/>
-            <w:tcMar>
-              <w:top w:w="96" w:type="dxa"/>
-              <w:left w:w="144" w:type="dxa"/>
-              <w:bottom w:w="96" w:type="dxa"/>
-              <w:right w:w="144" w:type="dxa"/>
-            </w:tcMar>
-            <w:vAlign w:val="center"/>
-          </w:tcPr>
-          <w:p>
-            <w:pPr>
-              <w:pStyle w:val="25"/>
-              <w:keepNext w:val="0"/>
-              <w:keepLines w:val="0"/>
-              <w:widowControl/>
-              <w:suppressLineNumbers w:val="0"/>
-              <w:spacing w:before="0" w:beforeAutospacing="0" w:after="0" w:afterAutospacing="0" w:line="14" w:lineRule="atLeast"/>
-              <w:rPr>
-                <w:rFonts w:hint="default" w:ascii="Times New Roman" w:hAnsi="Times New Roman" w:eastAsia="sans-serif" w:cs="Times New Roman"/>
-                <w:sz w:val="24"/>
-                <w:szCs w:val="24"/>
-              </w:rPr>
-            </w:pPr>
-            <w:r>
-              <w:rPr>
-                <w:rFonts w:hint="default" w:ascii="Times New Roman" w:hAnsi="Times New Roman" w:eastAsia="sans-serif" w:cs="Times New Roman"/>
-                <w:b/>
-                <w:bCs/>
-                <w:sz w:val="24"/>
-                <w:szCs w:val="24"/>
-                <w:bdr w:val="none" w:color="auto" w:sz="0" w:space="0"/>
-              </w:rPr>
-              <w:t>[Chuyển trạng thái]</w:t>
-            </w:r>
-          </w:p>
-          <w:p>
-            <w:pPr>
-              <w:keepNext w:val="0"/>
-              <w:keepLines w:val="0"/>
-              <w:widowControl/>
-              <w:suppressLineNumbers w:val="0"/>
-              <w:spacing w:before="0" w:beforeAutospacing="0" w:line="14" w:lineRule="atLeast"/>
-              <w:jc w:val="left"/>
-              <w:rPr>
-                <w:rFonts w:hint="default" w:ascii="Times New Roman" w:hAnsi="Times New Roman" w:eastAsia="sans-serif" w:cs="Times New Roman"/>
-                <w:sz w:val="24"/>
-                <w:szCs w:val="24"/>
-              </w:rPr>
-            </w:pPr>
-          </w:p>
-          <w:p>
-            <w:pPr>
-              <w:pStyle w:val="25"/>
-              <w:keepNext w:val="0"/>
-              <w:keepLines w:val="0"/>
-              <w:widowControl/>
-              <w:suppressLineNumbers w:val="0"/>
-              <w:spacing w:before="0" w:beforeAutospacing="0" w:after="0" w:afterAutospacing="0" w:line="14" w:lineRule="atLeast"/>
-              <w:rPr>
-                <w:rFonts w:hint="default" w:ascii="Times New Roman" w:hAnsi="Times New Roman" w:eastAsia="sans-serif" w:cs="Times New Roman"/>
-                <w:sz w:val="24"/>
-                <w:szCs w:val="24"/>
-              </w:rPr>
-            </w:pPr>
-            <w:r>
-              <w:rPr>
-                <w:rFonts w:hint="default" w:ascii="Times New Roman" w:hAnsi="Times New Roman" w:eastAsia="sans-serif" w:cs="Times New Roman"/>
-                <w:sz w:val="24"/>
-                <w:szCs w:val="24"/>
-                <w:bdr w:val="none" w:color="auto" w:sz="0" w:space="0"/>
-              </w:rPr>
-              <w:t>Để AI bắn trúng 1 ô có tàu của người chơi (Hit).</w:t>
-            </w:r>
-          </w:p>
-        </w:tc>
-        <w:tc>
-          <w:tcPr>
-            <w:tcW w:w="0" w:type="auto"/>
-            <w:tcBorders>
-              <w:top w:val="single" w:color="C4C7C5" w:sz="4" w:space="0"/>
-              <w:left w:val="single" w:color="C4C7C5" w:sz="4" w:space="0"/>
-              <w:bottom w:val="single" w:color="C4C7C5" w:sz="4" w:space="0"/>
-              <w:right w:val="single" w:color="C4C7C5" w:sz="4" w:space="0"/>
-            </w:tcBorders>
-            <w:shd w:val="clear"/>
-            <w:tcMar>
-              <w:top w:w="96" w:type="dxa"/>
-              <w:left w:w="144" w:type="dxa"/>
-              <w:bottom w:w="96" w:type="dxa"/>
-              <w:right w:w="144" w:type="dxa"/>
-            </w:tcMar>
-            <w:vAlign w:val="center"/>
-          </w:tcPr>
-          <w:p>
-            <w:pPr>
-              <w:pStyle w:val="25"/>
-              <w:keepNext w:val="0"/>
-              <w:keepLines w:val="0"/>
-              <w:widowControl/>
-              <w:suppressLineNumbers w:val="0"/>
-              <w:spacing w:before="0" w:beforeAutospacing="0" w:after="0" w:afterAutospacing="0" w:line="14" w:lineRule="atLeast"/>
-              <w:rPr>
-                <w:rFonts w:hint="default" w:ascii="Times New Roman" w:hAnsi="Times New Roman" w:eastAsia="sans-serif" w:cs="Times New Roman"/>
-                <w:sz w:val="24"/>
-                <w:szCs w:val="24"/>
-              </w:rPr>
-            </w:pPr>
-            <w:r>
-              <w:rPr>
-                <w:rFonts w:hint="default" w:ascii="Times New Roman" w:hAnsi="Times New Roman" w:eastAsia="sans-serif" w:cs="Times New Roman"/>
-                <w:sz w:val="24"/>
-                <w:szCs w:val="24"/>
-                <w:bdr w:val="none" w:color="auto" w:sz="0" w:space="0"/>
-              </w:rPr>
-              <w:t>Ô tàu bị trúng bom phát nổ.</w:t>
-            </w:r>
-          </w:p>
-          <w:p>
-            <w:pPr>
-              <w:keepNext w:val="0"/>
-              <w:keepLines w:val="0"/>
-              <w:widowControl/>
-              <w:suppressLineNumbers w:val="0"/>
-              <w:spacing w:before="0" w:beforeAutospacing="0" w:line="14" w:lineRule="atLeast"/>
-              <w:jc w:val="left"/>
-              <w:rPr>
-                <w:rFonts w:hint="default" w:ascii="Times New Roman" w:hAnsi="Times New Roman" w:eastAsia="sans-serif" w:cs="Times New Roman"/>
-                <w:sz w:val="24"/>
-                <w:szCs w:val="24"/>
-              </w:rPr>
-            </w:pPr>
-          </w:p>
-          <w:p>
-            <w:pPr>
-              <w:pStyle w:val="25"/>
-              <w:keepNext w:val="0"/>
-              <w:keepLines w:val="0"/>
-              <w:widowControl/>
-              <w:suppressLineNumbers w:val="0"/>
-              <w:spacing w:before="0" w:beforeAutospacing="0" w:after="0" w:afterAutospacing="0" w:line="14" w:lineRule="atLeast"/>
-              <w:rPr>
-                <w:rFonts w:hint="default" w:ascii="Times New Roman" w:hAnsi="Times New Roman" w:eastAsia="sans-serif" w:cs="Times New Roman"/>
-                <w:sz w:val="24"/>
-                <w:szCs w:val="24"/>
-              </w:rPr>
-            </w:pPr>
-            <w:r>
-              <w:rPr>
-                <w:rFonts w:hint="default" w:ascii="Times New Roman" w:hAnsi="Times New Roman" w:eastAsia="sans-serif" w:cs="Times New Roman"/>
-                <w:sz w:val="24"/>
-                <w:szCs w:val="24"/>
-                <w:bdr w:val="none" w:color="auto" w:sz="0" w:space="0"/>
-              </w:rPr>
-              <w:t xml:space="preserve">Thuật toán của AI phải lập tức chuyển từ </w:t>
-            </w:r>
-            <w:r>
-              <w:rPr>
-                <w:rFonts w:hint="default" w:ascii="Times New Roman" w:hAnsi="Times New Roman" w:eastAsia="sans-serif" w:cs="Times New Roman"/>
-                <w:b/>
-                <w:bCs/>
-                <w:sz w:val="24"/>
-                <w:szCs w:val="24"/>
-                <w:bdr w:val="none" w:color="auto" w:sz="0" w:space="0"/>
-              </w:rPr>
-              <w:t>Hunt Mode</w:t>
-            </w:r>
-            <w:r>
-              <w:rPr>
-                <w:rFonts w:hint="default" w:ascii="Times New Roman" w:hAnsi="Times New Roman" w:eastAsia="sans-serif" w:cs="Times New Roman"/>
-                <w:sz w:val="24"/>
-                <w:szCs w:val="24"/>
-                <w:bdr w:val="none" w:color="auto" w:sz="0" w:space="0"/>
-              </w:rPr>
-              <w:t xml:space="preserve"> sang </w:t>
-            </w:r>
-            <w:r>
-              <w:rPr>
-                <w:rFonts w:hint="default" w:ascii="Times New Roman" w:hAnsi="Times New Roman" w:eastAsia="sans-serif" w:cs="Times New Roman"/>
-                <w:b/>
-                <w:bCs/>
-                <w:sz w:val="24"/>
-                <w:szCs w:val="24"/>
-                <w:bdr w:val="none" w:color="auto" w:sz="0" w:space="0"/>
-              </w:rPr>
-              <w:t>Target Mode</w:t>
-            </w:r>
-            <w:r>
-              <w:rPr>
-                <w:rFonts w:hint="default" w:ascii="Times New Roman" w:hAnsi="Times New Roman" w:eastAsia="sans-serif" w:cs="Times New Roman"/>
-                <w:sz w:val="24"/>
-                <w:szCs w:val="24"/>
-                <w:bdr w:val="none" w:color="auto" w:sz="0" w:space="0"/>
-              </w:rPr>
-              <w:t xml:space="preserve"> (Nhắm mục tiêu).</w:t>
-            </w:r>
-          </w:p>
-        </w:tc>
-        <w:tc>
-          <w:tcPr>
-            <w:tcW w:w="0" w:type="auto"/>
-            <w:tcBorders>
-              <w:top w:val="single" w:color="C4C7C5" w:sz="4" w:space="0"/>
-              <w:left w:val="single" w:color="C4C7C5" w:sz="4" w:space="0"/>
-              <w:bottom w:val="single" w:color="C4C7C5" w:sz="4" w:space="0"/>
-              <w:right w:val="single" w:color="C4C7C5" w:sz="4" w:space="0"/>
-            </w:tcBorders>
-            <w:shd w:val="clear"/>
-            <w:tcMar>
-              <w:top w:w="96" w:type="dxa"/>
-              <w:left w:w="144" w:type="dxa"/>
-              <w:bottom w:w="96" w:type="dxa"/>
-              <w:right w:w="144" w:type="dxa"/>
-            </w:tcMar>
-            <w:vAlign w:val="center"/>
-          </w:tcPr>
-          <w:p>
-            <w:pPr>
-              <w:rPr>
-                <w:rFonts w:hint="default" w:ascii="Times New Roman" w:hAnsi="Times New Roman" w:eastAsia="sans-serif" w:cs="Times New Roman"/>
-                <w:sz w:val="24"/>
-                <w:szCs w:val="24"/>
-              </w:rPr>
-            </w:pPr>
-          </w:p>
-        </w:tc>
-        <w:tc>
-          <w:tcPr>
-            <w:tcW w:w="0" w:type="auto"/>
-            <w:tcBorders>
-              <w:top w:val="single" w:color="C4C7C5" w:sz="4" w:space="0"/>
-              <w:left w:val="single" w:color="C4C7C5" w:sz="4" w:space="0"/>
-              <w:bottom w:val="single" w:color="C4C7C5" w:sz="4" w:space="0"/>
-              <w:right w:val="single" w:color="C4C7C5" w:sz="4" w:space="0"/>
-            </w:tcBorders>
-            <w:shd w:val="clear"/>
-            <w:tcMar>
-              <w:top w:w="96" w:type="dxa"/>
-              <w:left w:w="144" w:type="dxa"/>
-              <w:bottom w:w="96" w:type="dxa"/>
-              <w:right w:w="144" w:type="dxa"/>
-            </w:tcMar>
-            <w:vAlign w:val="center"/>
-          </w:tcPr>
-          <w:p>
-            <w:pPr>
-              <w:rPr>
-                <w:rFonts w:hint="default" w:ascii="Times New Roman" w:hAnsi="Times New Roman" w:eastAsia="sans-serif" w:cs="Times New Roman"/>
-                <w:sz w:val="24"/>
-                <w:szCs w:val="24"/>
-                <w:lang w:val="vi-VN"/>
-              </w:rPr>
-            </w:pPr>
-            <w:r>
-              <w:rPr>
-                <w:rFonts w:hint="default" w:ascii="Times New Roman" w:hAnsi="Times New Roman" w:eastAsia="sans-serif" w:cs="Times New Roman"/>
-                <w:sz w:val="24"/>
-                <w:szCs w:val="24"/>
-                <w:lang w:val="vi-VN"/>
-              </w:rPr>
-              <w:t>PASS</w:t>
-            </w:r>
-          </w:p>
-        </w:tc>
-      </w:tr>
-      <w:tr>
-        <w:tblPrEx>
-          <w:tblBorders>
-            <w:top w:val="none" w:color="auto" w:sz="0" w:space="0"/>
-            <w:left w:val="none" w:color="auto" w:sz="0" w:space="0"/>
-            <w:bottom w:val="none" w:color="auto" w:sz="0" w:space="0"/>
-            <w:right w:val="none" w:color="auto" w:sz="0" w:space="0"/>
-            <w:insideH w:val="none" w:color="auto" w:sz="0" w:space="0"/>
-            <w:insideV w:val="none" w:color="auto" w:sz="0" w:space="0"/>
-          </w:tblBorders>
-          <w:shd w:val="clear"/>
-          <w:tblCellMar>
-            <w:top w:w="15" w:type="dxa"/>
-            <w:left w:w="15" w:type="dxa"/>
-            <w:bottom w:w="15" w:type="dxa"/>
-            <w:right w:w="15" w:type="dxa"/>
-          </w:tblCellMar>
-        </w:tblPrEx>
-        <w:trPr>
-          <w:tblCellSpacing w:w="15" w:type="dxa"/>
-        </w:trPr>
-        <w:tc>
-          <w:tcPr>
-            <w:tcW w:w="0" w:type="auto"/>
-            <w:tcBorders>
-              <w:top w:val="single" w:color="C4C7C5" w:sz="4" w:space="0"/>
-              <w:left w:val="single" w:color="C4C7C5" w:sz="4" w:space="0"/>
-              <w:bottom w:val="single" w:color="C4C7C5" w:sz="4" w:space="0"/>
-              <w:right w:val="single" w:color="C4C7C5" w:sz="4" w:space="0"/>
-            </w:tcBorders>
-            <w:shd w:val="clear"/>
-            <w:tcMar>
-              <w:top w:w="96" w:type="dxa"/>
-              <w:left w:w="144" w:type="dxa"/>
-              <w:bottom w:w="96" w:type="dxa"/>
-              <w:right w:w="144" w:type="dxa"/>
-            </w:tcMar>
-            <w:vAlign w:val="center"/>
-          </w:tcPr>
-          <w:p>
-            <w:pPr>
-              <w:keepNext w:val="0"/>
-              <w:keepLines w:val="0"/>
-              <w:widowControl/>
-              <w:suppressLineNumbers w:val="0"/>
-              <w:spacing w:before="0" w:beforeAutospacing="0" w:line="14" w:lineRule="atLeast"/>
-              <w:jc w:val="left"/>
-              <w:rPr>
-                <w:rFonts w:hint="default" w:ascii="Times New Roman" w:hAnsi="Times New Roman" w:eastAsia="sans-serif" w:cs="Times New Roman"/>
-                <w:sz w:val="24"/>
-                <w:szCs w:val="24"/>
-              </w:rPr>
-            </w:pPr>
-            <w:r>
-              <w:rPr>
-                <w:rFonts w:hint="default" w:ascii="Times New Roman" w:hAnsi="Times New Roman" w:eastAsia="sans-serif" w:cs="Times New Roman"/>
-                <w:b/>
-                <w:bCs/>
-                <w:kern w:val="0"/>
-                <w:sz w:val="24"/>
-                <w:szCs w:val="24"/>
-                <w:bdr w:val="none" w:color="auto" w:sz="0" w:space="0"/>
-                <w:lang w:val="en-US" w:eastAsia="zh-CN" w:bidi="ar"/>
-              </w:rPr>
-              <w:t>3</w:t>
-            </w:r>
-          </w:p>
-        </w:tc>
-        <w:tc>
-          <w:tcPr>
-            <w:tcW w:w="0" w:type="auto"/>
-            <w:tcBorders>
-              <w:top w:val="single" w:color="C4C7C5" w:sz="4" w:space="0"/>
-              <w:left w:val="single" w:color="C4C7C5" w:sz="4" w:space="0"/>
-              <w:bottom w:val="single" w:color="C4C7C5" w:sz="4" w:space="0"/>
-              <w:right w:val="single" w:color="C4C7C5" w:sz="4" w:space="0"/>
-            </w:tcBorders>
-            <w:shd w:val="clear"/>
-            <w:tcMar>
-              <w:top w:w="96" w:type="dxa"/>
-              <w:left w:w="144" w:type="dxa"/>
-              <w:bottom w:w="96" w:type="dxa"/>
-              <w:right w:w="144" w:type="dxa"/>
-            </w:tcMar>
-            <w:vAlign w:val="center"/>
-          </w:tcPr>
-          <w:p>
-            <w:pPr>
-              <w:pStyle w:val="25"/>
-              <w:keepNext w:val="0"/>
-              <w:keepLines w:val="0"/>
-              <w:widowControl/>
-              <w:suppressLineNumbers w:val="0"/>
-              <w:spacing w:before="0" w:beforeAutospacing="0" w:after="0" w:afterAutospacing="0" w:line="14" w:lineRule="atLeast"/>
-              <w:rPr>
-                <w:rFonts w:hint="default" w:ascii="Times New Roman" w:hAnsi="Times New Roman" w:eastAsia="sans-serif" w:cs="Times New Roman"/>
-                <w:sz w:val="24"/>
-                <w:szCs w:val="24"/>
-              </w:rPr>
-            </w:pPr>
-            <w:r>
-              <w:rPr>
-                <w:rFonts w:hint="default" w:ascii="Times New Roman" w:hAnsi="Times New Roman" w:eastAsia="sans-serif" w:cs="Times New Roman"/>
-                <w:b/>
-                <w:bCs/>
-                <w:sz w:val="24"/>
-                <w:szCs w:val="24"/>
-                <w:bdr w:val="none" w:color="auto" w:sz="0" w:space="0"/>
-              </w:rPr>
-              <w:t>[Target Mode - Kiểm tra các ô xung quanh]</w:t>
-            </w:r>
-          </w:p>
-          <w:p>
-            <w:pPr>
-              <w:keepNext w:val="0"/>
-              <w:keepLines w:val="0"/>
-              <w:widowControl/>
-              <w:suppressLineNumbers w:val="0"/>
-              <w:spacing w:before="0" w:beforeAutospacing="0" w:line="14" w:lineRule="atLeast"/>
-              <w:jc w:val="left"/>
-              <w:rPr>
-                <w:rFonts w:hint="default" w:ascii="Times New Roman" w:hAnsi="Times New Roman" w:eastAsia="sans-serif" w:cs="Times New Roman"/>
-                <w:sz w:val="24"/>
-                <w:szCs w:val="24"/>
-              </w:rPr>
-            </w:pPr>
-          </w:p>
-          <w:p>
-            <w:pPr>
-              <w:pStyle w:val="25"/>
-              <w:keepNext w:val="0"/>
-              <w:keepLines w:val="0"/>
-              <w:widowControl/>
-              <w:suppressLineNumbers w:val="0"/>
-              <w:spacing w:before="0" w:beforeAutospacing="0" w:after="0" w:afterAutospacing="0" w:line="14" w:lineRule="atLeast"/>
-              <w:rPr>
-                <w:rFonts w:hint="default" w:ascii="Times New Roman" w:hAnsi="Times New Roman" w:eastAsia="sans-serif" w:cs="Times New Roman"/>
-                <w:sz w:val="24"/>
-                <w:szCs w:val="24"/>
-              </w:rPr>
-            </w:pPr>
-            <w:r>
-              <w:rPr>
-                <w:rFonts w:hint="default" w:ascii="Times New Roman" w:hAnsi="Times New Roman" w:eastAsia="sans-serif" w:cs="Times New Roman"/>
-                <w:sz w:val="24"/>
-                <w:szCs w:val="24"/>
-                <w:bdr w:val="none" w:color="auto" w:sz="0" w:space="0"/>
-              </w:rPr>
-              <w:t>Quan sát lượt bắn tiếp theo của AI ngay sau khi nó vừa bắn trúng ở Step 2.</w:t>
-            </w:r>
-          </w:p>
-        </w:tc>
-        <w:tc>
-          <w:tcPr>
-            <w:tcW w:w="0" w:type="auto"/>
-            <w:tcBorders>
-              <w:top w:val="single" w:color="C4C7C5" w:sz="4" w:space="0"/>
-              <w:left w:val="single" w:color="C4C7C5" w:sz="4" w:space="0"/>
-              <w:bottom w:val="single" w:color="C4C7C5" w:sz="4" w:space="0"/>
-              <w:right w:val="single" w:color="C4C7C5" w:sz="4" w:space="0"/>
-            </w:tcBorders>
-            <w:shd w:val="clear"/>
-            <w:tcMar>
-              <w:top w:w="96" w:type="dxa"/>
-              <w:left w:w="144" w:type="dxa"/>
-              <w:bottom w:w="96" w:type="dxa"/>
-              <w:right w:w="144" w:type="dxa"/>
-            </w:tcMar>
-            <w:vAlign w:val="center"/>
-          </w:tcPr>
-          <w:p>
-            <w:pPr>
-              <w:keepNext w:val="0"/>
-              <w:keepLines w:val="0"/>
-              <w:widowControl/>
-              <w:suppressLineNumbers w:val="0"/>
-              <w:spacing w:before="0" w:beforeAutospacing="0" w:line="14" w:lineRule="atLeast"/>
-              <w:jc w:val="left"/>
-              <w:rPr>
-                <w:rFonts w:hint="default" w:ascii="Times New Roman" w:hAnsi="Times New Roman" w:eastAsia="sans-serif" w:cs="Times New Roman"/>
-                <w:sz w:val="24"/>
-                <w:szCs w:val="24"/>
-              </w:rPr>
-            </w:pPr>
-            <w:r>
-              <w:rPr>
-                <w:rFonts w:hint="default" w:ascii="Times New Roman" w:hAnsi="Times New Roman" w:eastAsia="sans-serif" w:cs="Times New Roman"/>
-                <w:kern w:val="0"/>
-                <w:sz w:val="24"/>
-                <w:szCs w:val="24"/>
-                <w:bdr w:val="none" w:color="auto" w:sz="0" w:space="0"/>
-                <w:lang w:val="en-US" w:eastAsia="zh-CN" w:bidi="ar"/>
-              </w:rPr>
-              <w:t xml:space="preserve">AI không bắn ngẫu nhiên nữa, mà bắt buộc phải chọn bắn vào 1 trong các ô </w:t>
-            </w:r>
-            <w:r>
-              <w:rPr>
-                <w:rFonts w:hint="default" w:ascii="Times New Roman" w:hAnsi="Times New Roman" w:eastAsia="sans-serif" w:cs="Times New Roman"/>
-                <w:b/>
-                <w:bCs/>
-                <w:kern w:val="0"/>
-                <w:sz w:val="24"/>
-                <w:szCs w:val="24"/>
-                <w:bdr w:val="none" w:color="auto" w:sz="0" w:space="0"/>
-                <w:lang w:val="en-US" w:eastAsia="zh-CN" w:bidi="ar"/>
-              </w:rPr>
-              <w:t>bên cạnh</w:t>
-            </w:r>
-            <w:r>
-              <w:rPr>
-                <w:rFonts w:hint="default" w:ascii="Times New Roman" w:hAnsi="Times New Roman" w:eastAsia="sans-serif" w:cs="Times New Roman"/>
-                <w:kern w:val="0"/>
-                <w:sz w:val="24"/>
-                <w:szCs w:val="24"/>
-                <w:bdr w:val="none" w:color="auto" w:sz="0" w:space="0"/>
-                <w:lang w:val="en-US" w:eastAsia="zh-CN" w:bidi="ar"/>
-              </w:rPr>
-              <w:t xml:space="preserve"> (Trên, Dưới, Trái, Phải) của ô vừa bắn trúng.</w:t>
-            </w:r>
-          </w:p>
-        </w:tc>
-        <w:tc>
-          <w:tcPr>
-            <w:tcW w:w="0" w:type="auto"/>
-            <w:tcBorders>
-              <w:top w:val="single" w:color="C4C7C5" w:sz="4" w:space="0"/>
-              <w:left w:val="single" w:color="C4C7C5" w:sz="4" w:space="0"/>
-              <w:bottom w:val="single" w:color="C4C7C5" w:sz="4" w:space="0"/>
-              <w:right w:val="single" w:color="C4C7C5" w:sz="4" w:space="0"/>
-            </w:tcBorders>
-            <w:shd w:val="clear"/>
-            <w:tcMar>
-              <w:top w:w="96" w:type="dxa"/>
-              <w:left w:w="144" w:type="dxa"/>
-              <w:bottom w:w="96" w:type="dxa"/>
-              <w:right w:w="144" w:type="dxa"/>
-            </w:tcMar>
-            <w:vAlign w:val="center"/>
-          </w:tcPr>
-          <w:p>
-            <w:pPr>
-              <w:rPr>
-                <w:rFonts w:hint="default" w:ascii="Times New Roman" w:hAnsi="Times New Roman" w:eastAsia="sans-serif" w:cs="Times New Roman"/>
-                <w:sz w:val="24"/>
-                <w:szCs w:val="24"/>
-              </w:rPr>
-            </w:pPr>
-          </w:p>
-        </w:tc>
-        <w:tc>
-          <w:tcPr>
-            <w:tcW w:w="0" w:type="auto"/>
-            <w:tcBorders>
-              <w:top w:val="single" w:color="C4C7C5" w:sz="4" w:space="0"/>
-              <w:left w:val="single" w:color="C4C7C5" w:sz="4" w:space="0"/>
-              <w:bottom w:val="single" w:color="C4C7C5" w:sz="4" w:space="0"/>
-              <w:right w:val="single" w:color="C4C7C5" w:sz="4" w:space="0"/>
-            </w:tcBorders>
-            <w:shd w:val="clear"/>
-            <w:tcMar>
-              <w:top w:w="96" w:type="dxa"/>
-              <w:left w:w="144" w:type="dxa"/>
-              <w:bottom w:w="96" w:type="dxa"/>
-              <w:right w:w="144" w:type="dxa"/>
-            </w:tcMar>
-            <w:vAlign w:val="center"/>
-          </w:tcPr>
-          <w:p>
-            <w:pPr>
-              <w:rPr>
-                <w:rFonts w:hint="default" w:ascii="Times New Roman" w:hAnsi="Times New Roman" w:eastAsia="sans-serif" w:cs="Times New Roman"/>
-                <w:sz w:val="24"/>
-                <w:szCs w:val="24"/>
-                <w:lang w:val="vi-VN"/>
-              </w:rPr>
-            </w:pPr>
-            <w:r>
-              <w:rPr>
-                <w:rFonts w:hint="default" w:ascii="Times New Roman" w:hAnsi="Times New Roman" w:eastAsia="sans-serif" w:cs="Times New Roman"/>
-                <w:sz w:val="24"/>
-                <w:szCs w:val="24"/>
-                <w:lang w:val="vi-VN"/>
-              </w:rPr>
-              <w:t>PASS</w:t>
-            </w:r>
-          </w:p>
-        </w:tc>
-      </w:tr>
-      <w:tr>
-        <w:tblPrEx>
-          <w:tblBorders>
-            <w:top w:val="none" w:color="auto" w:sz="0" w:space="0"/>
-            <w:left w:val="none" w:color="auto" w:sz="0" w:space="0"/>
-            <w:bottom w:val="none" w:color="auto" w:sz="0" w:space="0"/>
-            <w:right w:val="none" w:color="auto" w:sz="0" w:space="0"/>
-            <w:insideH w:val="none" w:color="auto" w:sz="0" w:space="0"/>
-            <w:insideV w:val="none" w:color="auto" w:sz="0" w:space="0"/>
-          </w:tblBorders>
-          <w:shd w:val="clear"/>
-          <w:tblCellMar>
-            <w:top w:w="15" w:type="dxa"/>
-            <w:left w:w="15" w:type="dxa"/>
-            <w:bottom w:w="15" w:type="dxa"/>
-            <w:right w:w="15" w:type="dxa"/>
-          </w:tblCellMar>
-        </w:tblPrEx>
-        <w:trPr>
-          <w:tblCellSpacing w:w="15" w:type="dxa"/>
-        </w:trPr>
-        <w:tc>
-          <w:tcPr>
-            <w:tcW w:w="0" w:type="auto"/>
-            <w:tcBorders>
-              <w:top w:val="single" w:color="C4C7C5" w:sz="4" w:space="0"/>
-              <w:left w:val="single" w:color="C4C7C5" w:sz="4" w:space="0"/>
-              <w:bottom w:val="single" w:color="C4C7C5" w:sz="4" w:space="0"/>
-              <w:right w:val="single" w:color="C4C7C5" w:sz="4" w:space="0"/>
-            </w:tcBorders>
-            <w:shd w:val="clear"/>
-            <w:tcMar>
-              <w:top w:w="96" w:type="dxa"/>
-              <w:left w:w="144" w:type="dxa"/>
-              <w:bottom w:w="96" w:type="dxa"/>
-              <w:right w:w="144" w:type="dxa"/>
-            </w:tcMar>
-            <w:vAlign w:val="center"/>
-          </w:tcPr>
-          <w:p>
-            <w:pPr>
-              <w:keepNext w:val="0"/>
-              <w:keepLines w:val="0"/>
-              <w:widowControl/>
-              <w:suppressLineNumbers w:val="0"/>
-              <w:spacing w:before="0" w:beforeAutospacing="0" w:line="14" w:lineRule="atLeast"/>
-              <w:jc w:val="left"/>
-              <w:rPr>
-                <w:rFonts w:hint="default" w:ascii="Times New Roman" w:hAnsi="Times New Roman" w:eastAsia="sans-serif" w:cs="Times New Roman"/>
-                <w:sz w:val="24"/>
-                <w:szCs w:val="24"/>
-              </w:rPr>
-            </w:pPr>
-            <w:r>
-              <w:rPr>
-                <w:rFonts w:hint="default" w:ascii="Times New Roman" w:hAnsi="Times New Roman" w:eastAsia="sans-serif" w:cs="Times New Roman"/>
-                <w:b/>
-                <w:bCs/>
-                <w:kern w:val="0"/>
-                <w:sz w:val="24"/>
-                <w:szCs w:val="24"/>
-                <w:bdr w:val="none" w:color="auto" w:sz="0" w:space="0"/>
-                <w:lang w:val="en-US" w:eastAsia="zh-CN" w:bidi="ar"/>
-              </w:rPr>
-              <w:t>4</w:t>
-            </w:r>
-          </w:p>
-        </w:tc>
-        <w:tc>
-          <w:tcPr>
-            <w:tcW w:w="0" w:type="auto"/>
-            <w:tcBorders>
-              <w:top w:val="single" w:color="C4C7C5" w:sz="4" w:space="0"/>
-              <w:left w:val="single" w:color="C4C7C5" w:sz="4" w:space="0"/>
-              <w:bottom w:val="single" w:color="C4C7C5" w:sz="4" w:space="0"/>
-              <w:right w:val="single" w:color="C4C7C5" w:sz="4" w:space="0"/>
-            </w:tcBorders>
-            <w:shd w:val="clear"/>
-            <w:tcMar>
-              <w:top w:w="96" w:type="dxa"/>
-              <w:left w:w="144" w:type="dxa"/>
-              <w:bottom w:w="96" w:type="dxa"/>
-              <w:right w:w="144" w:type="dxa"/>
-            </w:tcMar>
-            <w:vAlign w:val="center"/>
-          </w:tcPr>
-          <w:p>
-            <w:pPr>
-              <w:pStyle w:val="25"/>
-              <w:keepNext w:val="0"/>
-              <w:keepLines w:val="0"/>
-              <w:widowControl/>
-              <w:suppressLineNumbers w:val="0"/>
-              <w:spacing w:before="0" w:beforeAutospacing="0" w:after="0" w:afterAutospacing="0" w:line="14" w:lineRule="atLeast"/>
-              <w:rPr>
-                <w:rFonts w:hint="default" w:ascii="Times New Roman" w:hAnsi="Times New Roman" w:eastAsia="sans-serif" w:cs="Times New Roman"/>
-                <w:sz w:val="24"/>
-                <w:szCs w:val="24"/>
-              </w:rPr>
-            </w:pPr>
-            <w:r>
-              <w:rPr>
-                <w:rFonts w:hint="default" w:ascii="Times New Roman" w:hAnsi="Times New Roman" w:eastAsia="sans-serif" w:cs="Times New Roman"/>
-                <w:b/>
-                <w:bCs/>
-                <w:sz w:val="24"/>
-                <w:szCs w:val="24"/>
-                <w:bdr w:val="none" w:color="auto" w:sz="0" w:space="0"/>
-              </w:rPr>
-              <w:t>[Target Mode - Xác định hướng tàu]</w:t>
-            </w:r>
-          </w:p>
-          <w:p>
-            <w:pPr>
-              <w:keepNext w:val="0"/>
-              <w:keepLines w:val="0"/>
-              <w:widowControl/>
-              <w:suppressLineNumbers w:val="0"/>
-              <w:spacing w:before="0" w:beforeAutospacing="0" w:line="14" w:lineRule="atLeast"/>
-              <w:jc w:val="left"/>
-              <w:rPr>
-                <w:rFonts w:hint="default" w:ascii="Times New Roman" w:hAnsi="Times New Roman" w:eastAsia="sans-serif" w:cs="Times New Roman"/>
-                <w:sz w:val="24"/>
-                <w:szCs w:val="24"/>
-              </w:rPr>
-            </w:pPr>
-          </w:p>
-          <w:p>
-            <w:pPr>
-              <w:pStyle w:val="25"/>
-              <w:keepNext w:val="0"/>
-              <w:keepLines w:val="0"/>
-              <w:widowControl/>
-              <w:suppressLineNumbers w:val="0"/>
-              <w:spacing w:before="0" w:beforeAutospacing="0" w:after="0" w:afterAutospacing="0" w:line="14" w:lineRule="atLeast"/>
-              <w:rPr>
-                <w:rFonts w:hint="default" w:ascii="Times New Roman" w:hAnsi="Times New Roman" w:eastAsia="sans-serif" w:cs="Times New Roman"/>
-                <w:sz w:val="24"/>
-                <w:szCs w:val="24"/>
-              </w:rPr>
-            </w:pPr>
-            <w:r>
-              <w:rPr>
-                <w:rFonts w:hint="default" w:ascii="Times New Roman" w:hAnsi="Times New Roman" w:eastAsia="sans-serif" w:cs="Times New Roman"/>
-                <w:sz w:val="24"/>
-                <w:szCs w:val="24"/>
-                <w:bdr w:val="none" w:color="auto" w:sz="0" w:space="0"/>
-              </w:rPr>
-              <w:t xml:space="preserve">Nếu phát bắn ở Step 3 tiếp tục </w:t>
-            </w:r>
-            <w:r>
-              <w:rPr>
-                <w:rFonts w:hint="default" w:ascii="Times New Roman" w:hAnsi="Times New Roman" w:eastAsia="sans-serif" w:cs="Times New Roman"/>
-                <w:b/>
-                <w:bCs/>
-                <w:sz w:val="24"/>
-                <w:szCs w:val="24"/>
-                <w:bdr w:val="none" w:color="auto" w:sz="0" w:space="0"/>
-              </w:rPr>
-              <w:t>Trúng (Hit)</w:t>
-            </w:r>
-            <w:r>
-              <w:rPr>
-                <w:rFonts w:hint="default" w:ascii="Times New Roman" w:hAnsi="Times New Roman" w:eastAsia="sans-serif" w:cs="Times New Roman"/>
-                <w:sz w:val="24"/>
-                <w:szCs w:val="24"/>
-                <w:bdr w:val="none" w:color="auto" w:sz="0" w:space="0"/>
-              </w:rPr>
-              <w:t xml:space="preserve"> cùng một con tàu.</w:t>
-            </w:r>
-          </w:p>
-        </w:tc>
-        <w:tc>
-          <w:tcPr>
-            <w:tcW w:w="0" w:type="auto"/>
-            <w:tcBorders>
-              <w:top w:val="single" w:color="C4C7C5" w:sz="4" w:space="0"/>
-              <w:left w:val="single" w:color="C4C7C5" w:sz="4" w:space="0"/>
-              <w:bottom w:val="single" w:color="C4C7C5" w:sz="4" w:space="0"/>
-              <w:right w:val="single" w:color="C4C7C5" w:sz="4" w:space="0"/>
-            </w:tcBorders>
-            <w:shd w:val="clear"/>
-            <w:tcMar>
-              <w:top w:w="96" w:type="dxa"/>
-              <w:left w:w="144" w:type="dxa"/>
-              <w:bottom w:w="96" w:type="dxa"/>
-              <w:right w:w="144" w:type="dxa"/>
-            </w:tcMar>
-            <w:vAlign w:val="center"/>
-          </w:tcPr>
-          <w:p>
-            <w:pPr>
-              <w:keepNext w:val="0"/>
-              <w:keepLines w:val="0"/>
-              <w:widowControl/>
-              <w:suppressLineNumbers w:val="0"/>
-              <w:spacing w:before="0" w:beforeAutospacing="0" w:line="14" w:lineRule="atLeast"/>
-              <w:jc w:val="left"/>
-              <w:rPr>
-                <w:rFonts w:hint="default" w:ascii="Times New Roman" w:hAnsi="Times New Roman" w:eastAsia="sans-serif" w:cs="Times New Roman"/>
-                <w:sz w:val="24"/>
-                <w:szCs w:val="24"/>
-              </w:rPr>
-            </w:pPr>
-            <w:r>
-              <w:rPr>
-                <w:rFonts w:hint="default" w:ascii="Times New Roman" w:hAnsi="Times New Roman" w:eastAsia="sans-serif" w:cs="Times New Roman"/>
-                <w:kern w:val="0"/>
-                <w:sz w:val="24"/>
-                <w:szCs w:val="24"/>
-                <w:bdr w:val="none" w:color="auto" w:sz="0" w:space="0"/>
-                <w:lang w:val="en-US" w:eastAsia="zh-CN" w:bidi="ar"/>
-              </w:rPr>
-              <w:t>AI xác định được hướng nằm của tàu (Dọc hoặc Ngang). Các lượt bắn tiếp theo AI sẽ ưu tiên bắn theo trục tuyến tính đó (về 2 đầu) cho đến khi tàu chìm hoặc bắn trượt.</w:t>
-            </w:r>
-          </w:p>
-        </w:tc>
-        <w:tc>
-          <w:tcPr>
-            <w:tcW w:w="0" w:type="auto"/>
-            <w:tcBorders>
-              <w:top w:val="single" w:color="C4C7C5" w:sz="4" w:space="0"/>
-              <w:left w:val="single" w:color="C4C7C5" w:sz="4" w:space="0"/>
-              <w:bottom w:val="single" w:color="C4C7C5" w:sz="4" w:space="0"/>
-              <w:right w:val="single" w:color="C4C7C5" w:sz="4" w:space="0"/>
-            </w:tcBorders>
-            <w:shd w:val="clear"/>
-            <w:tcMar>
-              <w:top w:w="96" w:type="dxa"/>
-              <w:left w:w="144" w:type="dxa"/>
-              <w:bottom w:w="96" w:type="dxa"/>
-              <w:right w:w="144" w:type="dxa"/>
-            </w:tcMar>
-            <w:vAlign w:val="center"/>
-          </w:tcPr>
-          <w:p>
-            <w:pPr>
-              <w:rPr>
-                <w:rFonts w:hint="default" w:ascii="Times New Roman" w:hAnsi="Times New Roman" w:eastAsia="sans-serif" w:cs="Times New Roman"/>
-                <w:sz w:val="24"/>
-                <w:szCs w:val="24"/>
-              </w:rPr>
-            </w:pPr>
-          </w:p>
-        </w:tc>
-        <w:tc>
-          <w:tcPr>
-            <w:tcW w:w="0" w:type="auto"/>
-            <w:tcBorders>
-              <w:top w:val="single" w:color="C4C7C5" w:sz="4" w:space="0"/>
-              <w:left w:val="single" w:color="C4C7C5" w:sz="4" w:space="0"/>
-              <w:bottom w:val="single" w:color="C4C7C5" w:sz="4" w:space="0"/>
-              <w:right w:val="single" w:color="C4C7C5" w:sz="4" w:space="0"/>
-            </w:tcBorders>
-            <w:shd w:val="clear"/>
-            <w:tcMar>
-              <w:top w:w="96" w:type="dxa"/>
-              <w:left w:w="144" w:type="dxa"/>
-              <w:bottom w:w="96" w:type="dxa"/>
-              <w:right w:w="144" w:type="dxa"/>
-            </w:tcMar>
-            <w:vAlign w:val="center"/>
-          </w:tcPr>
-          <w:p>
-            <w:pPr>
-              <w:rPr>
-                <w:rFonts w:hint="default" w:ascii="Times New Roman" w:hAnsi="Times New Roman" w:eastAsia="sans-serif" w:cs="Times New Roman"/>
-                <w:sz w:val="24"/>
-                <w:szCs w:val="24"/>
-                <w:lang w:val="vi-VN"/>
-              </w:rPr>
-            </w:pPr>
-            <w:r>
-              <w:rPr>
-                <w:rFonts w:hint="default" w:ascii="Times New Roman" w:hAnsi="Times New Roman" w:eastAsia="sans-serif" w:cs="Times New Roman"/>
-                <w:sz w:val="24"/>
-                <w:szCs w:val="24"/>
-                <w:lang w:val="vi-VN"/>
-              </w:rPr>
-              <w:t>PASS</w:t>
-            </w:r>
-          </w:p>
-        </w:tc>
-      </w:tr>
-      <w:tr>
-        <w:tblPrEx>
-          <w:tblBorders>
-            <w:top w:val="none" w:color="auto" w:sz="0" w:space="0"/>
-            <w:left w:val="none" w:color="auto" w:sz="0" w:space="0"/>
-            <w:bottom w:val="none" w:color="auto" w:sz="0" w:space="0"/>
-            <w:right w:val="none" w:color="auto" w:sz="0" w:space="0"/>
-            <w:insideH w:val="none" w:color="auto" w:sz="0" w:space="0"/>
-            <w:insideV w:val="none" w:color="auto" w:sz="0" w:space="0"/>
-          </w:tblBorders>
-          <w:shd w:val="clear"/>
-          <w:tblCellMar>
-            <w:top w:w="15" w:type="dxa"/>
-            <w:left w:w="15" w:type="dxa"/>
-            <w:bottom w:w="15" w:type="dxa"/>
-            <w:right w:w="15" w:type="dxa"/>
-          </w:tblCellMar>
-        </w:tblPrEx>
-        <w:trPr>
-          <w:tblCellSpacing w:w="15" w:type="dxa"/>
-        </w:trPr>
-        <w:tc>
-          <w:tcPr>
-            <w:tcW w:w="0" w:type="auto"/>
-            <w:tcBorders>
-              <w:top w:val="single" w:color="C4C7C5" w:sz="4" w:space="0"/>
-              <w:left w:val="single" w:color="C4C7C5" w:sz="4" w:space="0"/>
-              <w:bottom w:val="single" w:color="C4C7C5" w:sz="4" w:space="0"/>
-              <w:right w:val="single" w:color="C4C7C5" w:sz="4" w:space="0"/>
-            </w:tcBorders>
-            <w:shd w:val="clear"/>
-            <w:tcMar>
-              <w:top w:w="96" w:type="dxa"/>
-              <w:left w:w="144" w:type="dxa"/>
-              <w:bottom w:w="96" w:type="dxa"/>
-              <w:right w:w="144" w:type="dxa"/>
-            </w:tcMar>
-            <w:vAlign w:val="center"/>
-          </w:tcPr>
-          <w:p>
-            <w:pPr>
-              <w:keepNext w:val="0"/>
-              <w:keepLines w:val="0"/>
-              <w:widowControl/>
-              <w:suppressLineNumbers w:val="0"/>
-              <w:spacing w:before="0" w:beforeAutospacing="0" w:line="14" w:lineRule="atLeast"/>
-              <w:jc w:val="left"/>
-              <w:rPr>
-                <w:rFonts w:hint="default" w:ascii="Times New Roman" w:hAnsi="Times New Roman" w:eastAsia="sans-serif" w:cs="Times New Roman"/>
-                <w:sz w:val="24"/>
-                <w:szCs w:val="24"/>
-              </w:rPr>
-            </w:pPr>
-            <w:r>
-              <w:rPr>
-                <w:rFonts w:hint="default" w:ascii="Times New Roman" w:hAnsi="Times New Roman" w:eastAsia="sans-serif" w:cs="Times New Roman"/>
-                <w:b/>
-                <w:bCs/>
-                <w:kern w:val="0"/>
-                <w:sz w:val="24"/>
-                <w:szCs w:val="24"/>
-                <w:bdr w:val="none" w:color="auto" w:sz="0" w:space="0"/>
-                <w:lang w:val="en-US" w:eastAsia="zh-CN" w:bidi="ar"/>
-              </w:rPr>
-              <w:t>5</w:t>
-            </w:r>
-          </w:p>
-        </w:tc>
-        <w:tc>
-          <w:tcPr>
-            <w:tcW w:w="0" w:type="auto"/>
-            <w:tcBorders>
-              <w:top w:val="single" w:color="C4C7C5" w:sz="4" w:space="0"/>
-              <w:left w:val="single" w:color="C4C7C5" w:sz="4" w:space="0"/>
-              <w:bottom w:val="single" w:color="C4C7C5" w:sz="4" w:space="0"/>
-              <w:right w:val="single" w:color="C4C7C5" w:sz="4" w:space="0"/>
-            </w:tcBorders>
-            <w:shd w:val="clear"/>
-            <w:tcMar>
-              <w:top w:w="96" w:type="dxa"/>
-              <w:left w:w="144" w:type="dxa"/>
-              <w:bottom w:w="96" w:type="dxa"/>
-              <w:right w:w="144" w:type="dxa"/>
-            </w:tcMar>
-            <w:vAlign w:val="center"/>
-          </w:tcPr>
-          <w:p>
-            <w:pPr>
-              <w:pStyle w:val="25"/>
-              <w:keepNext w:val="0"/>
-              <w:keepLines w:val="0"/>
-              <w:widowControl/>
-              <w:suppressLineNumbers w:val="0"/>
-              <w:spacing w:before="0" w:beforeAutospacing="0" w:after="0" w:afterAutospacing="0" w:line="14" w:lineRule="atLeast"/>
-              <w:rPr>
-                <w:rFonts w:hint="default" w:ascii="Times New Roman" w:hAnsi="Times New Roman" w:eastAsia="sans-serif" w:cs="Times New Roman"/>
-                <w:sz w:val="24"/>
-                <w:szCs w:val="24"/>
-              </w:rPr>
-            </w:pPr>
-            <w:r>
-              <w:rPr>
-                <w:rFonts w:hint="default" w:ascii="Times New Roman" w:hAnsi="Times New Roman" w:eastAsia="sans-serif" w:cs="Times New Roman"/>
-                <w:b/>
-                <w:bCs/>
-                <w:sz w:val="24"/>
-                <w:szCs w:val="24"/>
-                <w:bdr w:val="none" w:color="auto" w:sz="0" w:space="0"/>
-              </w:rPr>
-              <w:t>[Target Mode - Sửa sai khi bắn trượt]</w:t>
-            </w:r>
-          </w:p>
-          <w:p>
-            <w:pPr>
-              <w:keepNext w:val="0"/>
-              <w:keepLines w:val="0"/>
-              <w:widowControl/>
-              <w:suppressLineNumbers w:val="0"/>
-              <w:spacing w:before="0" w:beforeAutospacing="0" w:line="14" w:lineRule="atLeast"/>
-              <w:jc w:val="left"/>
-              <w:rPr>
-                <w:rFonts w:hint="default" w:ascii="Times New Roman" w:hAnsi="Times New Roman" w:eastAsia="sans-serif" w:cs="Times New Roman"/>
-                <w:sz w:val="24"/>
-                <w:szCs w:val="24"/>
-              </w:rPr>
-            </w:pPr>
-          </w:p>
-          <w:p>
-            <w:pPr>
-              <w:pStyle w:val="25"/>
-              <w:keepNext w:val="0"/>
-              <w:keepLines w:val="0"/>
-              <w:widowControl/>
-              <w:suppressLineNumbers w:val="0"/>
-              <w:spacing w:before="0" w:beforeAutospacing="0" w:after="0" w:afterAutospacing="0" w:line="14" w:lineRule="atLeast"/>
-              <w:rPr>
-                <w:rFonts w:hint="default" w:ascii="Times New Roman" w:hAnsi="Times New Roman" w:eastAsia="sans-serif" w:cs="Times New Roman"/>
-                <w:sz w:val="24"/>
-                <w:szCs w:val="24"/>
-              </w:rPr>
-            </w:pPr>
-            <w:r>
-              <w:rPr>
-                <w:rFonts w:hint="default" w:ascii="Times New Roman" w:hAnsi="Times New Roman" w:eastAsia="sans-serif" w:cs="Times New Roman"/>
-                <w:sz w:val="24"/>
-                <w:szCs w:val="24"/>
-                <w:bdr w:val="none" w:color="auto" w:sz="0" w:space="0"/>
-              </w:rPr>
-              <w:t xml:space="preserve">Nếu phát bắn ở Step 3 hoặc Step 4 bị </w:t>
-            </w:r>
-            <w:r>
-              <w:rPr>
-                <w:rFonts w:hint="default" w:ascii="Times New Roman" w:hAnsi="Times New Roman" w:eastAsia="sans-serif" w:cs="Times New Roman"/>
-                <w:b/>
-                <w:bCs/>
-                <w:sz w:val="24"/>
-                <w:szCs w:val="24"/>
-                <w:bdr w:val="none" w:color="auto" w:sz="0" w:space="0"/>
-              </w:rPr>
-              <w:t>Trượt (Miss)</w:t>
-            </w:r>
-            <w:r>
-              <w:rPr>
-                <w:rFonts w:hint="default" w:ascii="Times New Roman" w:hAnsi="Times New Roman" w:eastAsia="sans-serif" w:cs="Times New Roman"/>
-                <w:sz w:val="24"/>
-                <w:szCs w:val="24"/>
-                <w:bdr w:val="none" w:color="auto" w:sz="0" w:space="0"/>
-              </w:rPr>
-              <w:t xml:space="preserve"> nhưng tàu chưa chìm.</w:t>
-            </w:r>
-          </w:p>
-        </w:tc>
-        <w:tc>
-          <w:tcPr>
-            <w:tcW w:w="0" w:type="auto"/>
-            <w:tcBorders>
-              <w:top w:val="single" w:color="C4C7C5" w:sz="4" w:space="0"/>
-              <w:left w:val="single" w:color="C4C7C5" w:sz="4" w:space="0"/>
-              <w:bottom w:val="single" w:color="C4C7C5" w:sz="4" w:space="0"/>
-              <w:right w:val="single" w:color="C4C7C5" w:sz="4" w:space="0"/>
-            </w:tcBorders>
-            <w:shd w:val="clear"/>
-            <w:tcMar>
-              <w:top w:w="96" w:type="dxa"/>
-              <w:left w:w="144" w:type="dxa"/>
-              <w:bottom w:w="96" w:type="dxa"/>
-              <w:right w:w="144" w:type="dxa"/>
-            </w:tcMar>
-            <w:vAlign w:val="center"/>
-          </w:tcPr>
-          <w:p>
-            <w:pPr>
-              <w:keepNext w:val="0"/>
-              <w:keepLines w:val="0"/>
-              <w:widowControl/>
-              <w:suppressLineNumbers w:val="0"/>
-              <w:spacing w:before="0" w:beforeAutospacing="0" w:line="14" w:lineRule="atLeast"/>
-              <w:jc w:val="left"/>
-              <w:rPr>
-                <w:rFonts w:hint="default" w:ascii="Times New Roman" w:hAnsi="Times New Roman" w:eastAsia="sans-serif" w:cs="Times New Roman"/>
-                <w:sz w:val="24"/>
-                <w:szCs w:val="24"/>
-              </w:rPr>
-            </w:pPr>
-            <w:r>
-              <w:rPr>
-                <w:rFonts w:hint="default" w:ascii="Times New Roman" w:hAnsi="Times New Roman" w:eastAsia="sans-serif" w:cs="Times New Roman"/>
-                <w:kern w:val="0"/>
-                <w:sz w:val="24"/>
-                <w:szCs w:val="24"/>
-                <w:bdr w:val="none" w:color="auto" w:sz="0" w:space="0"/>
-                <w:lang w:val="en-US" w:eastAsia="zh-CN" w:bidi="ar"/>
-              </w:rPr>
-              <w:t>AI phải đảo ngược hướng bắn về phía ngược lại của ô đã bắn trúng ban đầu để tiếp tục dò tìm phần còn lại của con tàu.</w:t>
-            </w:r>
-          </w:p>
-        </w:tc>
-        <w:tc>
-          <w:tcPr>
-            <w:tcW w:w="0" w:type="auto"/>
-            <w:tcBorders>
-              <w:top w:val="single" w:color="C4C7C5" w:sz="4" w:space="0"/>
-              <w:left w:val="single" w:color="C4C7C5" w:sz="4" w:space="0"/>
-              <w:bottom w:val="single" w:color="C4C7C5" w:sz="4" w:space="0"/>
-              <w:right w:val="single" w:color="C4C7C5" w:sz="4" w:space="0"/>
-            </w:tcBorders>
-            <w:shd w:val="clear"/>
-            <w:tcMar>
-              <w:top w:w="96" w:type="dxa"/>
-              <w:left w:w="144" w:type="dxa"/>
-              <w:bottom w:w="96" w:type="dxa"/>
-              <w:right w:w="144" w:type="dxa"/>
-            </w:tcMar>
-            <w:vAlign w:val="center"/>
-          </w:tcPr>
-          <w:p>
-            <w:pPr>
-              <w:rPr>
-                <w:rFonts w:hint="default" w:ascii="Times New Roman" w:hAnsi="Times New Roman" w:eastAsia="sans-serif" w:cs="Times New Roman"/>
-                <w:sz w:val="24"/>
-                <w:szCs w:val="24"/>
-              </w:rPr>
-            </w:pPr>
-          </w:p>
-        </w:tc>
-        <w:tc>
-          <w:tcPr>
-            <w:tcW w:w="0" w:type="auto"/>
-            <w:tcBorders>
-              <w:top w:val="single" w:color="C4C7C5" w:sz="4" w:space="0"/>
-              <w:left w:val="single" w:color="C4C7C5" w:sz="4" w:space="0"/>
-              <w:bottom w:val="single" w:color="C4C7C5" w:sz="4" w:space="0"/>
-              <w:right w:val="single" w:color="C4C7C5" w:sz="4" w:space="0"/>
-            </w:tcBorders>
-            <w:shd w:val="clear"/>
-            <w:tcMar>
-              <w:top w:w="96" w:type="dxa"/>
-              <w:left w:w="144" w:type="dxa"/>
-              <w:bottom w:w="96" w:type="dxa"/>
-              <w:right w:w="144" w:type="dxa"/>
-            </w:tcMar>
-            <w:vAlign w:val="center"/>
-          </w:tcPr>
-          <w:p>
-            <w:pPr>
-              <w:rPr>
-                <w:rFonts w:hint="default" w:ascii="Times New Roman" w:hAnsi="Times New Roman" w:eastAsia="sans-serif" w:cs="Times New Roman"/>
-                <w:sz w:val="24"/>
-                <w:szCs w:val="24"/>
-                <w:lang w:val="vi-VN"/>
-              </w:rPr>
-            </w:pPr>
-            <w:r>
-              <w:rPr>
-                <w:rFonts w:hint="default" w:ascii="Times New Roman" w:hAnsi="Times New Roman" w:eastAsia="sans-serif" w:cs="Times New Roman"/>
-                <w:sz w:val="24"/>
-                <w:szCs w:val="24"/>
-                <w:lang w:val="vi-VN"/>
-              </w:rPr>
-              <w:t>PASS</w:t>
-            </w:r>
-          </w:p>
-        </w:tc>
-      </w:tr>
-      <w:tr>
-        <w:tblPrEx>
-          <w:tblBorders>
-            <w:top w:val="none" w:color="auto" w:sz="0" w:space="0"/>
-            <w:left w:val="none" w:color="auto" w:sz="0" w:space="0"/>
-            <w:bottom w:val="none" w:color="auto" w:sz="0" w:space="0"/>
-            <w:right w:val="none" w:color="auto" w:sz="0" w:space="0"/>
-            <w:insideH w:val="none" w:color="auto" w:sz="0" w:space="0"/>
-            <w:insideV w:val="none" w:color="auto" w:sz="0" w:space="0"/>
-          </w:tblBorders>
-          <w:shd w:val="clear"/>
-          <w:tblCellMar>
-            <w:top w:w="15" w:type="dxa"/>
-            <w:left w:w="15" w:type="dxa"/>
-            <w:bottom w:w="15" w:type="dxa"/>
-            <w:right w:w="15" w:type="dxa"/>
-          </w:tblCellMar>
-        </w:tblPrEx>
-        <w:trPr>
-          <w:tblCellSpacing w:w="15" w:type="dxa"/>
-        </w:trPr>
-        <w:tc>
-          <w:tcPr>
-            <w:tcW w:w="0" w:type="auto"/>
-            <w:tcBorders>
-              <w:top w:val="single" w:color="C4C7C5" w:sz="4" w:space="0"/>
-              <w:left w:val="single" w:color="C4C7C5" w:sz="4" w:space="0"/>
-              <w:bottom w:val="single" w:color="C4C7C5" w:sz="4" w:space="0"/>
-              <w:right w:val="single" w:color="C4C7C5" w:sz="4" w:space="0"/>
-            </w:tcBorders>
-            <w:shd w:val="clear"/>
-            <w:tcMar>
-              <w:top w:w="96" w:type="dxa"/>
-              <w:left w:w="144" w:type="dxa"/>
-              <w:bottom w:w="96" w:type="dxa"/>
-              <w:right w:w="144" w:type="dxa"/>
-            </w:tcMar>
-            <w:vAlign w:val="center"/>
-          </w:tcPr>
-          <w:p>
-            <w:pPr>
-              <w:keepNext w:val="0"/>
-              <w:keepLines w:val="0"/>
-              <w:widowControl/>
-              <w:suppressLineNumbers w:val="0"/>
-              <w:spacing w:before="0" w:beforeAutospacing="0" w:line="14" w:lineRule="atLeast"/>
-              <w:jc w:val="left"/>
-              <w:rPr>
-                <w:rFonts w:hint="default" w:ascii="Times New Roman" w:hAnsi="Times New Roman" w:eastAsia="sans-serif" w:cs="Times New Roman"/>
-                <w:sz w:val="24"/>
-                <w:szCs w:val="24"/>
-              </w:rPr>
-            </w:pPr>
-            <w:r>
-              <w:rPr>
-                <w:rFonts w:hint="default" w:ascii="Times New Roman" w:hAnsi="Times New Roman" w:eastAsia="sans-serif" w:cs="Times New Roman"/>
-                <w:b/>
-                <w:bCs/>
-                <w:kern w:val="0"/>
-                <w:sz w:val="24"/>
-                <w:szCs w:val="24"/>
-                <w:bdr w:val="none" w:color="auto" w:sz="0" w:space="0"/>
-                <w:lang w:val="en-US" w:eastAsia="zh-CN" w:bidi="ar"/>
-              </w:rPr>
-              <w:t>6</w:t>
-            </w:r>
-          </w:p>
-        </w:tc>
-        <w:tc>
-          <w:tcPr>
-            <w:tcW w:w="0" w:type="auto"/>
-            <w:tcBorders>
-              <w:top w:val="single" w:color="C4C7C5" w:sz="4" w:space="0"/>
-              <w:left w:val="single" w:color="C4C7C5" w:sz="4" w:space="0"/>
-              <w:bottom w:val="single" w:color="C4C7C5" w:sz="4" w:space="0"/>
-              <w:right w:val="single" w:color="C4C7C5" w:sz="4" w:space="0"/>
-            </w:tcBorders>
-            <w:shd w:val="clear"/>
-            <w:tcMar>
-              <w:top w:w="96" w:type="dxa"/>
-              <w:left w:w="144" w:type="dxa"/>
-              <w:bottom w:w="96" w:type="dxa"/>
-              <w:right w:w="144" w:type="dxa"/>
-            </w:tcMar>
-            <w:vAlign w:val="center"/>
-          </w:tcPr>
-          <w:p>
-            <w:pPr>
-              <w:pStyle w:val="25"/>
-              <w:keepNext w:val="0"/>
-              <w:keepLines w:val="0"/>
-              <w:widowControl/>
-              <w:suppressLineNumbers w:val="0"/>
-              <w:spacing w:before="0" w:beforeAutospacing="0" w:after="0" w:afterAutospacing="0" w:line="14" w:lineRule="atLeast"/>
-              <w:rPr>
-                <w:rFonts w:hint="default" w:ascii="Times New Roman" w:hAnsi="Times New Roman" w:eastAsia="sans-serif" w:cs="Times New Roman"/>
-                <w:sz w:val="24"/>
-                <w:szCs w:val="24"/>
-              </w:rPr>
-            </w:pPr>
-            <w:r>
-              <w:rPr>
-                <w:rFonts w:hint="default" w:ascii="Times New Roman" w:hAnsi="Times New Roman" w:eastAsia="sans-serif" w:cs="Times New Roman"/>
-                <w:b/>
-                <w:bCs/>
-                <w:sz w:val="24"/>
-                <w:szCs w:val="24"/>
-                <w:bdr w:val="none" w:color="auto" w:sz="0" w:space="0"/>
-              </w:rPr>
-              <w:t>[Quay lại Hunt Mode]</w:t>
-            </w:r>
-          </w:p>
-          <w:p>
-            <w:pPr>
-              <w:keepNext w:val="0"/>
-              <w:keepLines w:val="0"/>
-              <w:widowControl/>
-              <w:suppressLineNumbers w:val="0"/>
-              <w:spacing w:before="0" w:beforeAutospacing="0" w:line="14" w:lineRule="atLeast"/>
-              <w:jc w:val="left"/>
-              <w:rPr>
-                <w:rFonts w:hint="default" w:ascii="Times New Roman" w:hAnsi="Times New Roman" w:eastAsia="sans-serif" w:cs="Times New Roman"/>
-                <w:sz w:val="24"/>
-                <w:szCs w:val="24"/>
-              </w:rPr>
-            </w:pPr>
-          </w:p>
-          <w:p>
-            <w:pPr>
-              <w:pStyle w:val="25"/>
-              <w:keepNext w:val="0"/>
-              <w:keepLines w:val="0"/>
-              <w:widowControl/>
-              <w:suppressLineNumbers w:val="0"/>
-              <w:spacing w:before="0" w:beforeAutospacing="0" w:after="0" w:afterAutospacing="0" w:line="14" w:lineRule="atLeast"/>
-              <w:rPr>
-                <w:rFonts w:hint="default" w:ascii="Times New Roman" w:hAnsi="Times New Roman" w:eastAsia="sans-serif" w:cs="Times New Roman"/>
-                <w:sz w:val="24"/>
-                <w:szCs w:val="24"/>
-              </w:rPr>
-            </w:pPr>
-            <w:r>
-              <w:rPr>
-                <w:rFonts w:hint="default" w:ascii="Times New Roman" w:hAnsi="Times New Roman" w:eastAsia="sans-serif" w:cs="Times New Roman"/>
-                <w:sz w:val="24"/>
-                <w:szCs w:val="24"/>
-                <w:bdr w:val="none" w:color="auto" w:sz="0" w:space="0"/>
-              </w:rPr>
-              <w:t>AI bắn chìm hoàn toàn 1 con tàu của người chơi (Ship Sunk).</w:t>
-            </w:r>
-          </w:p>
-        </w:tc>
-        <w:tc>
-          <w:tcPr>
-            <w:tcW w:w="0" w:type="auto"/>
-            <w:tcBorders>
-              <w:top w:val="single" w:color="C4C7C5" w:sz="4" w:space="0"/>
-              <w:left w:val="single" w:color="C4C7C5" w:sz="4" w:space="0"/>
-              <w:bottom w:val="single" w:color="C4C7C5" w:sz="4" w:space="0"/>
-              <w:right w:val="single" w:color="C4C7C5" w:sz="4" w:space="0"/>
-            </w:tcBorders>
-            <w:shd w:val="clear"/>
-            <w:tcMar>
-              <w:top w:w="96" w:type="dxa"/>
-              <w:left w:w="144" w:type="dxa"/>
-              <w:bottom w:w="96" w:type="dxa"/>
-              <w:right w:w="144" w:type="dxa"/>
-            </w:tcMar>
-            <w:vAlign w:val="center"/>
-          </w:tcPr>
-          <w:p>
-            <w:pPr>
-              <w:pStyle w:val="25"/>
-              <w:keepNext w:val="0"/>
-              <w:keepLines w:val="0"/>
-              <w:widowControl/>
-              <w:suppressLineNumbers w:val="0"/>
-              <w:spacing w:before="0" w:beforeAutospacing="0" w:after="0" w:afterAutospacing="0" w:line="14" w:lineRule="atLeast"/>
-              <w:rPr>
-                <w:rFonts w:hint="default" w:ascii="Times New Roman" w:hAnsi="Times New Roman" w:eastAsia="sans-serif" w:cs="Times New Roman"/>
-                <w:sz w:val="24"/>
-                <w:szCs w:val="24"/>
-              </w:rPr>
-            </w:pPr>
-            <w:r>
-              <w:rPr>
-                <w:rFonts w:hint="default" w:ascii="Times New Roman" w:hAnsi="Times New Roman" w:eastAsia="sans-serif" w:cs="Times New Roman"/>
-                <w:sz w:val="24"/>
-                <w:szCs w:val="24"/>
-                <w:bdr w:val="none" w:color="auto" w:sz="0" w:space="0"/>
-              </w:rPr>
-              <w:t>Hệ thống thông báo tàu chìm.</w:t>
-            </w:r>
-          </w:p>
-          <w:p>
-            <w:pPr>
-              <w:keepNext w:val="0"/>
-              <w:keepLines w:val="0"/>
-              <w:widowControl/>
-              <w:suppressLineNumbers w:val="0"/>
-              <w:spacing w:before="0" w:beforeAutospacing="0" w:line="14" w:lineRule="atLeast"/>
-              <w:jc w:val="left"/>
-              <w:rPr>
-                <w:rFonts w:hint="default" w:ascii="Times New Roman" w:hAnsi="Times New Roman" w:eastAsia="sans-serif" w:cs="Times New Roman"/>
-                <w:sz w:val="24"/>
-                <w:szCs w:val="24"/>
-              </w:rPr>
-            </w:pPr>
-          </w:p>
-          <w:p>
-            <w:pPr>
-              <w:pStyle w:val="25"/>
-              <w:keepNext w:val="0"/>
-              <w:keepLines w:val="0"/>
-              <w:widowControl/>
-              <w:suppressLineNumbers w:val="0"/>
-              <w:spacing w:before="0" w:beforeAutospacing="0" w:after="0" w:afterAutospacing="0" w:line="14" w:lineRule="atLeast"/>
-              <w:rPr>
-                <w:rFonts w:hint="default" w:ascii="Times New Roman" w:hAnsi="Times New Roman" w:eastAsia="sans-serif" w:cs="Times New Roman"/>
-                <w:sz w:val="24"/>
-                <w:szCs w:val="24"/>
-              </w:rPr>
-            </w:pPr>
-            <w:r>
-              <w:rPr>
-                <w:rFonts w:hint="default" w:ascii="Times New Roman" w:hAnsi="Times New Roman" w:eastAsia="sans-serif" w:cs="Times New Roman"/>
-                <w:sz w:val="24"/>
-                <w:szCs w:val="24"/>
-                <w:bdr w:val="none" w:color="auto" w:sz="0" w:space="0"/>
-              </w:rPr>
-              <w:t xml:space="preserve">AI tự động xóa danh sách mục tiêu cũ và quay trở lại trạng thái </w:t>
-            </w:r>
-            <w:r>
-              <w:rPr>
-                <w:rFonts w:hint="default" w:ascii="Times New Roman" w:hAnsi="Times New Roman" w:eastAsia="sans-serif" w:cs="Times New Roman"/>
-                <w:b/>
-                <w:bCs/>
-                <w:sz w:val="24"/>
-                <w:szCs w:val="24"/>
-                <w:bdr w:val="none" w:color="auto" w:sz="0" w:space="0"/>
-              </w:rPr>
-              <w:t>Hunt Mode</w:t>
-            </w:r>
-            <w:r>
-              <w:rPr>
-                <w:rFonts w:hint="default" w:ascii="Times New Roman" w:hAnsi="Times New Roman" w:eastAsia="sans-serif" w:cs="Times New Roman"/>
-                <w:sz w:val="24"/>
-                <w:szCs w:val="24"/>
-                <w:bdr w:val="none" w:color="auto" w:sz="0" w:space="0"/>
-              </w:rPr>
-              <w:t xml:space="preserve"> (bắn ngẫu nhiên các ô chưa bắn để tìm tàu mới).</w:t>
-            </w:r>
-          </w:p>
-        </w:tc>
-        <w:tc>
-          <w:tcPr>
-            <w:tcW w:w="0" w:type="auto"/>
-            <w:tcBorders>
-              <w:top w:val="single" w:color="C4C7C5" w:sz="4" w:space="0"/>
-              <w:left w:val="single" w:color="C4C7C5" w:sz="4" w:space="0"/>
-              <w:bottom w:val="single" w:color="C4C7C5" w:sz="4" w:space="0"/>
-              <w:right w:val="single" w:color="C4C7C5" w:sz="4" w:space="0"/>
-            </w:tcBorders>
-            <w:shd w:val="clear"/>
-            <w:tcMar>
-              <w:top w:w="96" w:type="dxa"/>
-              <w:left w:w="144" w:type="dxa"/>
-              <w:bottom w:w="96" w:type="dxa"/>
-              <w:right w:w="144" w:type="dxa"/>
-            </w:tcMar>
-            <w:vAlign w:val="center"/>
-          </w:tcPr>
-          <w:p>
-            <w:pPr>
-              <w:rPr>
-                <w:rFonts w:hint="default" w:ascii="Times New Roman" w:hAnsi="Times New Roman" w:eastAsia="sans-serif" w:cs="Times New Roman"/>
-                <w:sz w:val="24"/>
-                <w:szCs w:val="24"/>
-              </w:rPr>
-            </w:pPr>
-          </w:p>
-        </w:tc>
-        <w:tc>
-          <w:tcPr>
-            <w:tcW w:w="0" w:type="auto"/>
-            <w:tcBorders>
-              <w:top w:val="single" w:color="C4C7C5" w:sz="4" w:space="0"/>
-              <w:left w:val="single" w:color="C4C7C5" w:sz="4" w:space="0"/>
-              <w:bottom w:val="single" w:color="C4C7C5" w:sz="4" w:space="0"/>
-              <w:right w:val="single" w:color="C4C7C5" w:sz="4" w:space="0"/>
-            </w:tcBorders>
-            <w:shd w:val="clear"/>
-            <w:tcMar>
-              <w:top w:w="96" w:type="dxa"/>
-              <w:left w:w="144" w:type="dxa"/>
-              <w:bottom w:w="96" w:type="dxa"/>
-              <w:right w:w="144" w:type="dxa"/>
-            </w:tcMar>
-            <w:vAlign w:val="center"/>
-          </w:tcPr>
-          <w:p>
-            <w:pPr>
-              <w:rPr>
-                <w:rFonts w:hint="default" w:ascii="Times New Roman" w:hAnsi="Times New Roman" w:eastAsia="sans-serif" w:cs="Times New Roman"/>
-                <w:sz w:val="24"/>
-                <w:szCs w:val="24"/>
-                <w:lang w:val="vi-VN"/>
-              </w:rPr>
-            </w:pPr>
-            <w:r>
-              <w:rPr>
-                <w:rFonts w:hint="default" w:ascii="Times New Roman" w:hAnsi="Times New Roman" w:eastAsia="sans-serif" w:cs="Times New Roman"/>
-                <w:sz w:val="24"/>
-                <w:szCs w:val="24"/>
-                <w:lang w:val="vi-VN"/>
-              </w:rPr>
-              <w:t>PASS</w:t>
-            </w:r>
-          </w:p>
-        </w:tc>
-      </w:tr>
-    </w:tbl>
-    <w:p>
-      <w:pPr>
-        <w:pStyle w:val="15"/>
-        <w:numPr>
-          <w:numId w:val="0"/>
-        </w:numPr>
-        <w:bidi w:val="0"/>
-        <w:ind w:leftChars="0"/>
-        <w:rPr>
-          <w:rFonts w:hint="default"/>
-          <w:lang w:val="vi-VN"/>
-        </w:rPr>
-      </w:pPr>
-      <w:bookmarkStart w:id="142" w:name="_Toc164957627"/>
-      <w:bookmarkStart w:id="143" w:name="_Toc164957355"/>
-      <w:bookmarkStart w:id="144" w:name="_Toc164957276"/>
-      <w:r>
-        <w:t xml:space="preserve">Bảng </w:t>
-      </w:r>
-      <w:r>
-        <w:fldChar w:fldCharType="begin"/>
-      </w:r>
-      <w:r>
-        <w:instrText xml:space="preserve"> SEQ Bảng \* ARABIC </w:instrText>
-      </w:r>
-      <w:r>
-        <w:fldChar w:fldCharType="separate"/>
-      </w:r>
-      <w:r>
-        <w:t>9</w:t>
-      </w:r>
-      <w:r>
-        <w:fldChar w:fldCharType="end"/>
-      </w:r>
-      <w:bookmarkStart w:id="145" w:name="_Toc22822"/>
-      <w:r>
-        <w:rPr>
-          <w:lang w:val="vi-VN"/>
-        </w:rPr>
-        <w:t>: Test case detail</w:t>
-      </w:r>
-      <w:bookmarkEnd w:id="145"/>
-    </w:p>
-    <w:p>
-      <w:pPr>
-        <w:pStyle w:val="3"/>
-        <w:bidi w:val="0"/>
-      </w:pPr>
-      <w:bookmarkStart w:id="146" w:name="_Toc28090"/>
+        <w:t xml:space="preserve"> </w:t>
+      </w:r>
+      <w:bookmarkStart w:id="145" w:name="_Toc164957355"/>
+      <w:bookmarkStart w:id="146" w:name="_Toc21944"/>
+      <w:bookmarkStart w:id="147" w:name="_Toc164957627"/>
+      <w:bookmarkStart w:id="148" w:name="_Toc164957276"/>
       <w:r>
         <w:rPr>
           <w:rFonts w:cs="Times New Roman"/>
@@ -29210,7 +27366,10 @@
       <w:bookmarkEnd w:id="142"/>
       <w:bookmarkEnd w:id="143"/>
       <w:bookmarkEnd w:id="144"/>
+      <w:bookmarkEnd w:id="145"/>
       <w:bookmarkEnd w:id="146"/>
+      <w:bookmarkEnd w:id="147"/>
+      <w:bookmarkEnd w:id="148"/>
     </w:p>
     <w:p>
       <w:pPr>
@@ -29235,7 +27394,7 @@
         <w:pStyle w:val="25"/>
         <w:numPr>
           <w:ilvl w:val="0"/>
-          <w:numId w:val="12"/>
+          <w:numId w:val="14"/>
         </w:numPr>
         <w:rPr>
           <w:sz w:val="26"/>
@@ -29267,7 +27426,7 @@
         <w:pStyle w:val="25"/>
         <w:numPr>
           <w:ilvl w:val="0"/>
-          <w:numId w:val="12"/>
+          <w:numId w:val="14"/>
         </w:numPr>
         <w:rPr>
           <w:sz w:val="26"/>
@@ -29317,7 +27476,7 @@
         <w:pStyle w:val="25"/>
         <w:numPr>
           <w:ilvl w:val="0"/>
-          <w:numId w:val="12"/>
+          <w:numId w:val="14"/>
         </w:numPr>
         <w:rPr>
           <w:sz w:val="26"/>
@@ -29384,7 +27543,14 @@
     <w:p>
       <w:pPr>
         <w:pStyle w:val="3"/>
-        <w:bidi w:val="0"/>
+        <w:numPr>
+          <w:ilvl w:val="1"/>
+          <w:numId w:val="13"/>
+        </w:numPr>
+        <w:rPr>
+          <w:rStyle w:val="38"/>
+          <w:b/>
+        </w:rPr>
       </w:pPr>
       <w:r>
         <w:rPr>
@@ -29392,15 +27558,19 @@
         </w:rPr>
         <w:t xml:space="preserve"> </w:t>
       </w:r>
-      <w:bookmarkStart w:id="147" w:name="_Toc164957356"/>
-      <w:bookmarkStart w:id="148" w:name="_Toc164957628"/>
-      <w:bookmarkStart w:id="149" w:name="_Toc23363"/>
-      <w:r>
+      <w:bookmarkStart w:id="149" w:name="_Toc164957356"/>
+      <w:bookmarkStart w:id="150" w:name="_Toc5998"/>
+      <w:bookmarkStart w:id="151" w:name="_Toc164957628"/>
+      <w:r>
+        <w:rPr>
+          <w:rStyle w:val="38"/>
+          <w:b/>
+        </w:rPr>
         <w:t>KIẾN NGHỊ</w:t>
       </w:r>
-      <w:bookmarkEnd w:id="147"/>
-      <w:bookmarkEnd w:id="148"/>
       <w:bookmarkEnd w:id="149"/>
+      <w:bookmarkEnd w:id="150"/>
+      <w:bookmarkEnd w:id="151"/>
     </w:p>
     <w:p>
       <w:pPr>
@@ -29432,7 +27602,7 @@
         <w:pStyle w:val="25"/>
         <w:numPr>
           <w:ilvl w:val="0"/>
-          <w:numId w:val="13"/>
+          <w:numId w:val="15"/>
         </w:numPr>
         <w:rPr>
           <w:sz w:val="26"/>
@@ -29464,7 +27634,7 @@
         <w:pStyle w:val="25"/>
         <w:numPr>
           <w:ilvl w:val="0"/>
-          <w:numId w:val="13"/>
+          <w:numId w:val="15"/>
         </w:numPr>
         <w:rPr>
           <w:sz w:val="26"/>
@@ -29496,7 +27666,7 @@
         <w:pStyle w:val="25"/>
         <w:numPr>
           <w:ilvl w:val="0"/>
-          <w:numId w:val="13"/>
+          <w:numId w:val="15"/>
         </w:numPr>
         <w:rPr>
           <w:sz w:val="26"/>
@@ -29528,7 +27698,7 @@
         <w:pStyle w:val="25"/>
         <w:numPr>
           <w:ilvl w:val="0"/>
-          <w:numId w:val="13"/>
+          <w:numId w:val="15"/>
         </w:numPr>
         <w:rPr>
           <w:sz w:val="26"/>
@@ -30948,9 +29118,177 @@
     <w:abstractNumId w:val="3"/>
   </w:num>
   <w:num w:numId="12">
+    <w:abstractNumId w:val="10"/>
+    <w:lvlOverride w:ilvl="0">
+      <w:lvl w:ilvl="0" w:tentative="1">
+        <w:start w:val="1"/>
+        <w:numFmt w:val="decimal"/>
+        <w:suff w:val="space"/>
+        <w:lvlText w:val="CHƯƠNG  %1. "/>
+        <w:lvlJc w:val="left"/>
+        <w:pPr>
+          <w:ind w:left="0" w:firstLine="0"/>
+        </w:pPr>
+        <w:rPr>
+          <w:rFonts w:hint="default"/>
+        </w:rPr>
+      </w:lvl>
+    </w:lvlOverride>
+    <w:lvlOverride w:ilvl="1">
+      <w:lvl w:ilvl="1" w:tentative="1">
+        <w:start w:val="1"/>
+        <w:numFmt w:val="decimal"/>
+        <w:suff w:val="nothing"/>
+        <w:lvlText w:val="%1.%2. "/>
+        <w:lvlJc w:val="left"/>
+        <w:pPr>
+          <w:ind w:left="0" w:firstLine="0"/>
+        </w:pPr>
+        <w:rPr>
+          <w:rFonts w:hint="default"/>
+        </w:rPr>
+      </w:lvl>
+    </w:lvlOverride>
+    <w:lvlOverride w:ilvl="2">
+      <w:lvl w:ilvl="2" w:tentative="1">
+        <w:start w:val="1"/>
+        <w:numFmt w:val="none"/>
+        <w:suff w:val="nothing"/>
+        <w:lvlText w:val=""/>
+        <w:lvlJc w:val="left"/>
+        <w:pPr>
+          <w:ind w:left="0" w:firstLine="0"/>
+        </w:pPr>
+        <w:rPr>
+          <w:rFonts w:hint="default"/>
+        </w:rPr>
+      </w:lvl>
+    </w:lvlOverride>
+    <w:lvlOverride w:ilvl="3">
+      <w:lvl w:ilvl="3" w:tentative="1">
+        <w:start w:val="1"/>
+        <w:numFmt w:val="none"/>
+        <w:suff w:val="nothing"/>
+        <w:lvlText w:val=""/>
+        <w:lvlJc w:val="left"/>
+        <w:pPr>
+          <w:ind w:left="0" w:firstLine="0"/>
+        </w:pPr>
+        <w:rPr>
+          <w:rFonts w:hint="default"/>
+        </w:rPr>
+      </w:lvl>
+    </w:lvlOverride>
+    <w:lvlOverride w:ilvl="4">
+      <w:lvl w:ilvl="4" w:tentative="1">
+        <w:start w:val="1"/>
+        <w:numFmt w:val="none"/>
+        <w:suff w:val="nothing"/>
+        <w:lvlText w:val=""/>
+        <w:lvlJc w:val="left"/>
+        <w:pPr>
+          <w:ind w:left="0" w:firstLine="0"/>
+        </w:pPr>
+        <w:rPr>
+          <w:rFonts w:hint="default"/>
+        </w:rPr>
+      </w:lvl>
+    </w:lvlOverride>
+    <w:lvlOverride w:ilvl="5">
+      <w:lvl w:ilvl="5" w:tentative="1">
+        <w:start w:val="1"/>
+        <w:numFmt w:val="none"/>
+        <w:suff w:val="nothing"/>
+        <w:lvlText w:val=""/>
+        <w:lvlJc w:val="left"/>
+        <w:pPr>
+          <w:ind w:left="0" w:firstLine="0"/>
+        </w:pPr>
+        <w:rPr>
+          <w:rFonts w:hint="default"/>
+        </w:rPr>
+      </w:lvl>
+    </w:lvlOverride>
+    <w:lvlOverride w:ilvl="6">
+      <w:lvl w:ilvl="6" w:tentative="1">
+        <w:start w:val="1"/>
+        <w:numFmt w:val="none"/>
+        <w:suff w:val="nothing"/>
+        <w:lvlText w:val=""/>
+        <w:lvlJc w:val="left"/>
+        <w:pPr>
+          <w:ind w:left="0" w:firstLine="0"/>
+        </w:pPr>
+        <w:rPr>
+          <w:rFonts w:hint="default"/>
+        </w:rPr>
+      </w:lvl>
+    </w:lvlOverride>
+    <w:lvlOverride w:ilvl="7">
+      <w:lvl w:ilvl="7" w:tentative="1">
+        <w:start w:val="1"/>
+        <w:numFmt w:val="none"/>
+        <w:suff w:val="nothing"/>
+        <w:lvlText w:val=""/>
+        <w:lvlJc w:val="left"/>
+        <w:pPr>
+          <w:ind w:left="0" w:firstLine="0"/>
+        </w:pPr>
+        <w:rPr>
+          <w:rFonts w:hint="default"/>
+        </w:rPr>
+      </w:lvl>
+    </w:lvlOverride>
+    <w:lvlOverride w:ilvl="8">
+      <w:lvl w:ilvl="8" w:tentative="1">
+        <w:start w:val="1"/>
+        <w:numFmt w:val="none"/>
+        <w:suff w:val="nothing"/>
+        <w:lvlText w:val=""/>
+        <w:lvlJc w:val="left"/>
+        <w:pPr>
+          <w:ind w:left="0" w:firstLine="0"/>
+        </w:pPr>
+        <w:rPr>
+          <w:rFonts w:hint="default"/>
+        </w:rPr>
+      </w:lvl>
+    </w:lvlOverride>
+  </w:num>
+  <w:num w:numId="13">
+    <w:abstractNumId w:val="10"/>
+    <w:lvlOverride w:ilvl="0">
+      <w:startOverride w:val="1"/>
+    </w:lvlOverride>
+    <w:lvlOverride w:ilvl="1">
+      <w:startOverride w:val="1"/>
+    </w:lvlOverride>
+    <w:lvlOverride w:ilvl="2">
+      <w:startOverride w:val="1"/>
+    </w:lvlOverride>
+    <w:lvlOverride w:ilvl="3">
+      <w:startOverride w:val="1"/>
+    </w:lvlOverride>
+    <w:lvlOverride w:ilvl="4">
+      <w:startOverride w:val="1"/>
+    </w:lvlOverride>
+    <w:lvlOverride w:ilvl="5">
+      <w:startOverride w:val="1"/>
+    </w:lvlOverride>
+    <w:lvlOverride w:ilvl="6">
+      <w:startOverride w:val="1"/>
+    </w:lvlOverride>
+    <w:lvlOverride w:ilvl="7">
+      <w:startOverride w:val="1"/>
+    </w:lvlOverride>
+    <w:lvlOverride w:ilvl="8">
+      <w:startOverride w:val="1"/>
+    </w:lvlOverride>
+  </w:num>
+  <w:num w:numId="14">
     <w:abstractNumId w:val="0"/>
   </w:num>
-  <w:num w:numId="13">
+  <w:num w:numId="15">
     <w:abstractNumId w:val="5"/>
   </w:num>
 </w:numbering>
@@ -31032,7 +29370,7 @@
     <w:lsdException w:qFormat="1" w:unhideWhenUsed="0" w:uiPriority="10" w:semiHidden="0" w:name="Title"/>
     <w:lsdException w:uiPriority="99" w:name="Closing"/>
     <w:lsdException w:uiPriority="99" w:name="Signature"/>
-    <w:lsdException w:uiPriority="1" w:name="Default Paragraph Font"/>
+    <w:lsdException w:qFormat="1" w:uiPriority="1" w:name="Default Paragraph Font"/>
     <w:lsdException w:uiPriority="99" w:name="Body Text"/>
     <w:lsdException w:qFormat="1" w:unhideWhenUsed="0" w:uiPriority="0" w:semiHidden="0" w:name="Body Text Indent"/>
     <w:lsdException w:uiPriority="99" w:name="List Continue"/>
@@ -31070,7 +29408,7 @@
     <w:lsdException w:uiPriority="99" w:name="HTML Sample"/>
     <w:lsdException w:uiPriority="99" w:name="HTML Typewriter"/>
     <w:lsdException w:uiPriority="99" w:name="HTML Variable"/>
-    <w:lsdException w:uiPriority="99" w:name="Normal Table"/>
+    <w:lsdException w:qFormat="1" w:uiPriority="99" w:name="Normal Table"/>
     <w:lsdException w:qFormat="1" w:uiPriority="99" w:name="annotation subject"/>
     <w:lsdException w:uiPriority="99" w:name="Table Simple 1"/>
     <w:lsdException w:uiPriority="99" w:name="Table Simple 2"/>
@@ -31491,12 +29829,14 @@
     <w:name w:val="Default Paragraph Font"/>
     <w:semiHidden/>
     <w:unhideWhenUsed/>
+    <w:qFormat/>
     <w:uiPriority w:val="1"/>
   </w:style>
   <w:style w:type="table" w:default="1" w:styleId="12">
     <w:name w:val="Normal Table"/>
     <w:semiHidden/>
     <w:unhideWhenUsed/>
+    <w:qFormat/>
     <w:uiPriority w:val="99"/>
     <w:tblPr>
       <w:tblCellMar>
@@ -31839,7 +30179,7 @@
     </w:rPr>
   </w:style>
   <w:style w:type="character" w:customStyle="1" w:styleId="36">
-    <w:name w:val="Heading 1 Char"/>
+    <w:name w:val="Đầu đề 1 Char"/>
     <w:basedOn w:val="11"/>
     <w:link w:val="2"/>
     <w:qFormat/>
@@ -31868,7 +30208,7 @@
     </w:tblPr>
   </w:style>
   <w:style w:type="character" w:customStyle="1" w:styleId="38">
-    <w:name w:val="Heading 2 Char"/>
+    <w:name w:val="Đầu đề 2 Char"/>
     <w:basedOn w:val="11"/>
     <w:link w:val="3"/>
     <w:qFormat/>
@@ -31887,7 +30227,7 @@
     </w:rPr>
   </w:style>
   <w:style w:type="character" w:customStyle="1" w:styleId="39">
-    <w:name w:val="Heading 3 Char"/>
+    <w:name w:val="Đầu đề 3 Char"/>
     <w:basedOn w:val="11"/>
     <w:link w:val="4"/>
     <w:qFormat/>
@@ -31906,21 +30246,21 @@
     </w:rPr>
   </w:style>
   <w:style w:type="character" w:customStyle="1" w:styleId="40">
-    <w:name w:val="Header Char"/>
+    <w:name w:val="Đầu trang Char"/>
     <w:basedOn w:val="11"/>
     <w:link w:val="22"/>
     <w:qFormat/>
     <w:uiPriority w:val="99"/>
   </w:style>
   <w:style w:type="character" w:customStyle="1" w:styleId="41">
-    <w:name w:val="Footer Char"/>
+    <w:name w:val="Chân trang Char"/>
     <w:basedOn w:val="11"/>
     <w:link w:val="21"/>
     <w:qFormat/>
     <w:uiPriority w:val="99"/>
   </w:style>
   <w:style w:type="character" w:customStyle="1" w:styleId="42">
-    <w:name w:val="Balloon Text Char"/>
+    <w:name w:val="Bóng chú thích Char"/>
     <w:basedOn w:val="11"/>
     <w:link w:val="13"/>
     <w:semiHidden/>
@@ -31933,7 +30273,7 @@
     </w:rPr>
   </w:style>
   <w:style w:type="character" w:customStyle="1" w:styleId="43">
-    <w:name w:val="Comment Text Char"/>
+    <w:name w:val="Văn bản Chú thích Char"/>
     <w:basedOn w:val="11"/>
     <w:link w:val="17"/>
     <w:semiHidden/>
@@ -31945,7 +30285,7 @@
     </w:rPr>
   </w:style>
   <w:style w:type="character" w:customStyle="1" w:styleId="44">
-    <w:name w:val="Comment Subject Char"/>
+    <w:name w:val="Chủ đề Chú thích Char"/>
     <w:basedOn w:val="43"/>
     <w:link w:val="18"/>
     <w:semiHidden/>
@@ -31959,7 +30299,7 @@
     </w:rPr>
   </w:style>
   <w:style w:type="character" w:customStyle="1" w:styleId="45">
-    <w:name w:val="Title Char"/>
+    <w:name w:val="Tiêu đề Char"/>
     <w:basedOn w:val="11"/>
     <w:link w:val="29"/>
     <w:qFormat/>
@@ -32119,7 +30459,7 @@
     </w:rPr>
   </w:style>
   <w:style w:type="character" w:customStyle="1" w:styleId="64">
-    <w:name w:val="Body Text Indent Char"/>
+    <w:name w:val="Thụt lề Thân Văn bản Char"/>
     <w:basedOn w:val="11"/>
     <w:link w:val="14"/>
     <w:qFormat/>
@@ -32131,7 +30471,7 @@
     </w:rPr>
   </w:style>
   <w:style w:type="character" w:customStyle="1" w:styleId="65">
-    <w:name w:val="Heading 4 Char"/>
+    <w:name w:val="Đầu đề 4 Char"/>
     <w:basedOn w:val="11"/>
     <w:link w:val="5"/>
     <w:qFormat/>
@@ -32145,7 +30485,7 @@
     </w:rPr>
   </w:style>
   <w:style w:type="character" w:customStyle="1" w:styleId="66">
-    <w:name w:val="Heading 5 Char"/>
+    <w:name w:val="Đầu đề 5 Char"/>
     <w:basedOn w:val="11"/>
     <w:link w:val="6"/>
     <w:semiHidden/>
@@ -32158,7 +30498,7 @@
     </w:rPr>
   </w:style>
   <w:style w:type="character" w:customStyle="1" w:styleId="67">
-    <w:name w:val="Heading 6 Char"/>
+    <w:name w:val="Đầu đề 6 Char"/>
     <w:basedOn w:val="11"/>
     <w:link w:val="7"/>
     <w:semiHidden/>
@@ -32171,7 +30511,7 @@
     </w:rPr>
   </w:style>
   <w:style w:type="character" w:customStyle="1" w:styleId="68">
-    <w:name w:val="Heading 7 Char"/>
+    <w:name w:val="Đầu đề 7 Char"/>
     <w:basedOn w:val="11"/>
     <w:link w:val="8"/>
     <w:semiHidden/>
@@ -32186,7 +30526,7 @@
     </w:rPr>
   </w:style>
   <w:style w:type="character" w:customStyle="1" w:styleId="69">
-    <w:name w:val="Heading 8 Char"/>
+    <w:name w:val="Đầu đề 8 Char"/>
     <w:basedOn w:val="11"/>
     <w:link w:val="9"/>
     <w:semiHidden/>
@@ -32208,7 +30548,7 @@
     </w:rPr>
   </w:style>
   <w:style w:type="character" w:customStyle="1" w:styleId="70">
-    <w:name w:val="Heading 9 Char"/>
+    <w:name w:val="Đầu đề 9 Char"/>
     <w:basedOn w:val="11"/>
     <w:link w:val="10"/>
     <w:semiHidden/>
